--- a/docx/ru/BUFRCREX_CodeFlag_ru_40.docx
+++ b/docx/ru/BUFRCREX_CodeFlag_ru_40.docx
@@ -8,17 +8,17 @@
       </w:pPr>
       <w:r>
         <w:rPr>
-          <w:rFonts w:ascii="Arial" w:hAnsi="Arial"/>
+          <w:rFonts w:ascii="Verdana" w:hAnsi="Verdana"/>
           <w:b/>
           <w:sz w:val="22"/>
         </w:rPr>
-        <w:t>BUFR/CREX Code/Flag Tables — Class 40</w:t>
+        <w:t>Класс 40</w:t>
       </w:r>
     </w:p>
     <w:p>
       <w:r>
         <w:rPr>
-          <w:rFonts w:ascii="Arial" w:hAnsi="Arial"/>
+          <w:rFonts w:ascii="Verdana" w:hAnsi="Verdana"/>
           <w:b/>
           <w:sz w:val="18"/>
         </w:rPr>
@@ -31,6 +31,20 @@
         <w:tblW w:type="auto" w:w="0"/>
         <w:jc w:val="center"/>
         <w:tblLook w:firstColumn="1" w:firstRow="1" w:lastColumn="0" w:lastRow="0" w:noHBand="0" w:noVBand="1" w:val="04A0"/>
+        <w:tblBorders>
+          <w:top w:val="single" w:sz="4" w:space="0" w:color="595959"/>
+          <w:left w:val="single" w:sz="4" w:space="0" w:color="595959"/>
+          <w:bottom w:val="single" w:sz="4" w:space="0" w:color="595959"/>
+          <w:right w:val="single" w:sz="4" w:space="0" w:color="595959"/>
+          <w:insideH w:val="single" w:sz="4" w:space="0" w:color="595959"/>
+          <w:insideV w:val="single" w:sz="4" w:space="0" w:color="595959"/>
+        </w:tblBorders>
+        <w:tblCellMar>
+          <w:top w:w="85" w:type="dxa"/>
+          <w:left w:w="85" w:type="dxa"/>
+          <w:bottom w:w="85" w:type="dxa"/>
+          <w:right w:w="85" w:type="dxa"/>
+        </w:tblCellMar>
       </w:tblPr>
       <w:tblGrid>
         <w:gridCol w:w="5046"/>
@@ -40,61 +54,52 @@
       <w:tr>
         <w:tc>
           <w:tcPr>
-            <w:tcW w:type="dxa" w:w="5046"/>
-            <w:shd w:val="clear" w:color="auto" w:fill="D9E2F3"/>
-          </w:tcPr>
-          <w:p>
-            <w:pPr>
-              <w:jc w:val="center"/>
-            </w:pPr>
-            <w:r/>
-            <w:r>
-              <w:rPr>
-                <w:rFonts w:ascii="Arial" w:hAnsi="Arial"/>
-                <w:b/>
-                <w:sz w:val="16"/>
-              </w:rPr>
-              <w:t>Code Figure</w:t>
-            </w:r>
-          </w:p>
-        </w:tc>
-        <w:tc>
-          <w:tcPr>
-            <w:tcW w:type="dxa" w:w="5046"/>
-            <w:shd w:val="clear" w:color="auto" w:fill="D9E2F3"/>
-          </w:tcPr>
-          <w:p>
-            <w:pPr>
-              <w:jc w:val="center"/>
-            </w:pPr>
-            <w:r/>
-            <w:r>
-              <w:rPr>
-                <w:rFonts w:ascii="Arial" w:hAnsi="Arial"/>
-                <w:b/>
-                <w:sz w:val="16"/>
-              </w:rPr>
-              <w:t>Entry Name</w:t>
-            </w:r>
-          </w:p>
-        </w:tc>
-        <w:tc>
-          <w:tcPr>
-            <w:tcW w:type="dxa" w:w="5046"/>
-            <w:shd w:val="clear" w:color="auto" w:fill="D9E2F3"/>
-          </w:tcPr>
-          <w:p>
-            <w:pPr>
-              <w:jc w:val="center"/>
-            </w:pPr>
-            <w:r/>
-            <w:r>
-              <w:rPr>
-                <w:rFonts w:ascii="Arial" w:hAnsi="Arial"/>
-                <w:b/>
-                <w:sz w:val="16"/>
-              </w:rPr>
-              <w:t>Note</w:t>
+            <w:tcW w:type="dxa" w:w="1134"/>
+            <w:shd w:val="clear" w:color="auto" w:fill="D9D9D9"/>
+          </w:tcPr>
+          <w:p>
+            <w:r/>
+            <w:r>
+              <w:rPr>
+                <w:rFonts w:ascii="Verdana" w:hAnsi="Verdana"/>
+                <w:b w:val="0"/>
+                <w:sz w:val="16"/>
+              </w:rPr>
+              <w:t>КОДОВАЯ ЦИФРА</w:t>
+            </w:r>
+          </w:p>
+        </w:tc>
+        <w:tc>
+          <w:tcPr>
+            <w:tcW w:type="dxa" w:w="5046"/>
+            <w:shd w:val="clear" w:color="auto" w:fill="D9D9D9"/>
+          </w:tcPr>
+          <w:p>
+            <w:r/>
+            <w:r>
+              <w:rPr>
+                <w:rFonts w:ascii="Verdana" w:hAnsi="Verdana"/>
+                <w:b w:val="0"/>
+                <w:sz w:val="16"/>
+              </w:rPr>
+              <w:t>ЗНАЧЕНИЕ</w:t>
+            </w:r>
+          </w:p>
+        </w:tc>
+        <w:tc>
+          <w:tcPr>
+            <w:tcW w:type="dxa" w:w="5046"/>
+            <w:shd w:val="clear" w:color="auto" w:fill="D9D9D9"/>
+          </w:tcPr>
+          <w:p>
+            <w:r/>
+            <w:r>
+              <w:rPr>
+                <w:rFonts w:ascii="Verdana" w:hAnsi="Verdana"/>
+                <w:b w:val="0"/>
+                <w:sz w:val="16"/>
+              </w:rPr>
+              <w:t>ПРИМЕЧАНИЕ</w:t>
             </w:r>
           </w:p>
         </w:tc>
@@ -108,7 +113,7 @@
             <w:r/>
             <w:r>
               <w:rPr>
-                <w:rFonts w:ascii="Arial" w:hAnsi="Arial"/>
+                <w:rFonts w:ascii="Verdana" w:hAnsi="Verdana"/>
                 <w:b w:val="0"/>
                 <w:sz w:val="16"/>
               </w:rPr>
@@ -124,7 +129,7 @@
             <w:r/>
             <w:r>
               <w:rPr>
-                <w:rFonts w:ascii="Arial" w:hAnsi="Arial"/>
+                <w:rFonts w:ascii="Verdana" w:hAnsi="Verdana"/>
                 <w:b w:val="0"/>
                 <w:sz w:val="16"/>
               </w:rPr>
@@ -140,7 +145,7 @@
             <w:r/>
             <w:r>
               <w:rPr>
-                <w:rFonts w:ascii="Arial" w:hAnsi="Arial"/>
+                <w:rFonts w:ascii="Verdana" w:hAnsi="Verdana"/>
                 <w:b w:val="0"/>
                 <w:sz w:val="16"/>
               </w:rPr>
@@ -157,7 +162,7 @@
             <w:r/>
             <w:r>
               <w:rPr>
-                <w:rFonts w:ascii="Arial" w:hAnsi="Arial"/>
+                <w:rFonts w:ascii="Verdana" w:hAnsi="Verdana"/>
                 <w:b w:val="0"/>
                 <w:sz w:val="16"/>
               </w:rPr>
@@ -173,7 +178,7 @@
             <w:r/>
             <w:r>
               <w:rPr>
-                <w:rFonts w:ascii="Arial" w:hAnsi="Arial"/>
+                <w:rFonts w:ascii="Verdana" w:hAnsi="Verdana"/>
                 <w:b w:val="0"/>
                 <w:sz w:val="16"/>
               </w:rPr>
@@ -189,7 +194,7 @@
             <w:r/>
             <w:r>
               <w:rPr>
-                <w:rFonts w:ascii="Arial" w:hAnsi="Arial"/>
+                <w:rFonts w:ascii="Verdana" w:hAnsi="Verdana"/>
                 <w:b w:val="0"/>
                 <w:sz w:val="16"/>
               </w:rPr>
@@ -206,7 +211,7 @@
             <w:r/>
             <w:r>
               <w:rPr>
-                <w:rFonts w:ascii="Arial" w:hAnsi="Arial"/>
+                <w:rFonts w:ascii="Verdana" w:hAnsi="Verdana"/>
                 <w:b w:val="0"/>
                 <w:sz w:val="16"/>
               </w:rPr>
@@ -222,7 +227,7 @@
             <w:r/>
             <w:r>
               <w:rPr>
-                <w:rFonts w:ascii="Arial" w:hAnsi="Arial"/>
+                <w:rFonts w:ascii="Verdana" w:hAnsi="Verdana"/>
                 <w:b w:val="0"/>
                 <w:sz w:val="16"/>
               </w:rPr>
@@ -238,7 +243,7 @@
             <w:r/>
             <w:r>
               <w:rPr>
-                <w:rFonts w:ascii="Arial" w:hAnsi="Arial"/>
+                <w:rFonts w:ascii="Verdana" w:hAnsi="Verdana"/>
                 <w:b w:val="0"/>
                 <w:sz w:val="16"/>
               </w:rPr>
@@ -255,7 +260,7 @@
             <w:r/>
             <w:r>
               <w:rPr>
-                <w:rFonts w:ascii="Arial" w:hAnsi="Arial"/>
+                <w:rFonts w:ascii="Verdana" w:hAnsi="Verdana"/>
                 <w:b w:val="0"/>
                 <w:sz w:val="16"/>
               </w:rPr>
@@ -271,7 +276,7 @@
             <w:r/>
             <w:r>
               <w:rPr>
-                <w:rFonts w:ascii="Arial" w:hAnsi="Arial"/>
+                <w:rFonts w:ascii="Verdana" w:hAnsi="Verdana"/>
                 <w:b w:val="0"/>
                 <w:sz w:val="16"/>
               </w:rPr>
@@ -287,7 +292,7 @@
             <w:r/>
             <w:r>
               <w:rPr>
-                <w:rFonts w:ascii="Arial" w:hAnsi="Arial"/>
+                <w:rFonts w:ascii="Verdana" w:hAnsi="Verdana"/>
                 <w:b w:val="0"/>
                 <w:sz w:val="16"/>
               </w:rPr>
@@ -304,7 +309,7 @@
             <w:r/>
             <w:r>
               <w:rPr>
-                <w:rFonts w:ascii="Arial" w:hAnsi="Arial"/>
+                <w:rFonts w:ascii="Verdana" w:hAnsi="Verdana"/>
                 <w:b w:val="0"/>
                 <w:sz w:val="16"/>
               </w:rPr>
@@ -320,7 +325,7 @@
             <w:r/>
             <w:r>
               <w:rPr>
-                <w:rFonts w:ascii="Arial" w:hAnsi="Arial"/>
+                <w:rFonts w:ascii="Verdana" w:hAnsi="Verdana"/>
                 <w:b w:val="0"/>
                 <w:sz w:val="16"/>
               </w:rPr>
@@ -336,7 +341,7 @@
             <w:r/>
             <w:r>
               <w:rPr>
-                <w:rFonts w:ascii="Arial" w:hAnsi="Arial"/>
+                <w:rFonts w:ascii="Verdana" w:hAnsi="Verdana"/>
                 <w:b w:val="0"/>
                 <w:sz w:val="16"/>
               </w:rPr>
@@ -353,7 +358,7 @@
             <w:r/>
             <w:r>
               <w:rPr>
-                <w:rFonts w:ascii="Arial" w:hAnsi="Arial"/>
+                <w:rFonts w:ascii="Verdana" w:hAnsi="Verdana"/>
                 <w:b w:val="0"/>
                 <w:sz w:val="16"/>
               </w:rPr>
@@ -369,7 +374,7 @@
             <w:r/>
             <w:r>
               <w:rPr>
-                <w:rFonts w:ascii="Arial" w:hAnsi="Arial"/>
+                <w:rFonts w:ascii="Verdana" w:hAnsi="Verdana"/>
                 <w:b w:val="0"/>
                 <w:sz w:val="16"/>
               </w:rPr>
@@ -385,7 +390,7 @@
             <w:r/>
             <w:r>
               <w:rPr>
-                <w:rFonts w:ascii="Arial" w:hAnsi="Arial"/>
+                <w:rFonts w:ascii="Verdana" w:hAnsi="Verdana"/>
                 <w:b w:val="0"/>
                 <w:sz w:val="16"/>
               </w:rPr>
@@ -402,7 +407,7 @@
             <w:r/>
             <w:r>
               <w:rPr>
-                <w:rFonts w:ascii="Arial" w:hAnsi="Arial"/>
+                <w:rFonts w:ascii="Verdana" w:hAnsi="Verdana"/>
                 <w:b w:val="0"/>
                 <w:sz w:val="16"/>
               </w:rPr>
@@ -418,7 +423,7 @@
             <w:r/>
             <w:r>
               <w:rPr>
-                <w:rFonts w:ascii="Arial" w:hAnsi="Arial"/>
+                <w:rFonts w:ascii="Verdana" w:hAnsi="Verdana"/>
                 <w:b w:val="0"/>
                 <w:sz w:val="16"/>
               </w:rPr>
@@ -434,7 +439,7 @@
             <w:r/>
             <w:r>
               <w:rPr>
-                <w:rFonts w:ascii="Arial" w:hAnsi="Arial"/>
+                <w:rFonts w:ascii="Verdana" w:hAnsi="Verdana"/>
                 <w:b w:val="0"/>
                 <w:sz w:val="16"/>
               </w:rPr>
@@ -447,7 +452,7 @@
     <w:p>
       <w:r>
         <w:rPr>
-          <w:rFonts w:ascii="Arial" w:hAnsi="Arial"/>
+          <w:rFonts w:ascii="Verdana" w:hAnsi="Verdana"/>
           <w:b/>
           <w:sz w:val="18"/>
         </w:rPr>
@@ -460,6 +465,20 @@
         <w:tblW w:type="auto" w:w="0"/>
         <w:jc w:val="center"/>
         <w:tblLook w:firstColumn="1" w:firstRow="1" w:lastColumn="0" w:lastRow="0" w:noHBand="0" w:noVBand="1" w:val="04A0"/>
+        <w:tblBorders>
+          <w:top w:val="single" w:sz="4" w:space="0" w:color="595959"/>
+          <w:left w:val="single" w:sz="4" w:space="0" w:color="595959"/>
+          <w:bottom w:val="single" w:sz="4" w:space="0" w:color="595959"/>
+          <w:right w:val="single" w:sz="4" w:space="0" w:color="595959"/>
+          <w:insideH w:val="single" w:sz="4" w:space="0" w:color="595959"/>
+          <w:insideV w:val="single" w:sz="4" w:space="0" w:color="595959"/>
+        </w:tblBorders>
+        <w:tblCellMar>
+          <w:top w:w="85" w:type="dxa"/>
+          <w:left w:w="85" w:type="dxa"/>
+          <w:bottom w:w="85" w:type="dxa"/>
+          <w:right w:w="85" w:type="dxa"/>
+        </w:tblCellMar>
       </w:tblPr>
       <w:tblGrid>
         <w:gridCol w:w="5046"/>
@@ -469,61 +488,52 @@
       <w:tr>
         <w:tc>
           <w:tcPr>
-            <w:tcW w:type="dxa" w:w="5046"/>
-            <w:shd w:val="clear" w:color="auto" w:fill="D9E2F3"/>
-          </w:tcPr>
-          <w:p>
-            <w:pPr>
-              <w:jc w:val="center"/>
-            </w:pPr>
-            <w:r/>
-            <w:r>
-              <w:rPr>
-                <w:rFonts w:ascii="Arial" w:hAnsi="Arial"/>
-                <w:b/>
-                <w:sz w:val="16"/>
-              </w:rPr>
-              <w:t>Code Figure</w:t>
-            </w:r>
-          </w:p>
-        </w:tc>
-        <w:tc>
-          <w:tcPr>
-            <w:tcW w:type="dxa" w:w="5046"/>
-            <w:shd w:val="clear" w:color="auto" w:fill="D9E2F3"/>
-          </w:tcPr>
-          <w:p>
-            <w:pPr>
-              <w:jc w:val="center"/>
-            </w:pPr>
-            <w:r/>
-            <w:r>
-              <w:rPr>
-                <w:rFonts w:ascii="Arial" w:hAnsi="Arial"/>
-                <w:b/>
-                <w:sz w:val="16"/>
-              </w:rPr>
-              <w:t>Entry Name</w:t>
-            </w:r>
-          </w:p>
-        </w:tc>
-        <w:tc>
-          <w:tcPr>
-            <w:tcW w:type="dxa" w:w="5046"/>
-            <w:shd w:val="clear" w:color="auto" w:fill="D9E2F3"/>
-          </w:tcPr>
-          <w:p>
-            <w:pPr>
-              <w:jc w:val="center"/>
-            </w:pPr>
-            <w:r/>
-            <w:r>
-              <w:rPr>
-                <w:rFonts w:ascii="Arial" w:hAnsi="Arial"/>
-                <w:b/>
-                <w:sz w:val="16"/>
-              </w:rPr>
-              <w:t>Note</w:t>
+            <w:tcW w:type="dxa" w:w="1134"/>
+            <w:shd w:val="clear" w:color="auto" w:fill="D9D9D9"/>
+          </w:tcPr>
+          <w:p>
+            <w:r/>
+            <w:r>
+              <w:rPr>
+                <w:rFonts w:ascii="Verdana" w:hAnsi="Verdana"/>
+                <w:b w:val="0"/>
+                <w:sz w:val="16"/>
+              </w:rPr>
+              <w:t>КОДОВАЯ ЦИФРА</w:t>
+            </w:r>
+          </w:p>
+        </w:tc>
+        <w:tc>
+          <w:tcPr>
+            <w:tcW w:type="dxa" w:w="5046"/>
+            <w:shd w:val="clear" w:color="auto" w:fill="D9D9D9"/>
+          </w:tcPr>
+          <w:p>
+            <w:r/>
+            <w:r>
+              <w:rPr>
+                <w:rFonts w:ascii="Verdana" w:hAnsi="Verdana"/>
+                <w:b w:val="0"/>
+                <w:sz w:val="16"/>
+              </w:rPr>
+              <w:t>ЗНАЧЕНИЕ</w:t>
+            </w:r>
+          </w:p>
+        </w:tc>
+        <w:tc>
+          <w:tcPr>
+            <w:tcW w:type="dxa" w:w="5046"/>
+            <w:shd w:val="clear" w:color="auto" w:fill="D9D9D9"/>
+          </w:tcPr>
+          <w:p>
+            <w:r/>
+            <w:r>
+              <w:rPr>
+                <w:rFonts w:ascii="Verdana" w:hAnsi="Verdana"/>
+                <w:b w:val="0"/>
+                <w:sz w:val="16"/>
+              </w:rPr>
+              <w:t>ПРИМЕЧАНИЕ</w:t>
             </w:r>
           </w:p>
         </w:tc>
@@ -537,7 +547,7 @@
             <w:r/>
             <w:r>
               <w:rPr>
-                <w:rFonts w:ascii="Arial" w:hAnsi="Arial"/>
+                <w:rFonts w:ascii="Verdana" w:hAnsi="Verdana"/>
                 <w:b w:val="0"/>
                 <w:sz w:val="16"/>
               </w:rPr>
@@ -553,7 +563,7 @@
             <w:r/>
             <w:r>
               <w:rPr>
-                <w:rFonts w:ascii="Arial" w:hAnsi="Arial"/>
+                <w:rFonts w:ascii="Verdana" w:hAnsi="Verdana"/>
                 <w:b w:val="0"/>
                 <w:sz w:val="16"/>
               </w:rPr>
@@ -569,7 +579,7 @@
             <w:r/>
             <w:r>
               <w:rPr>
-                <w:rFonts w:ascii="Arial" w:hAnsi="Arial"/>
+                <w:rFonts w:ascii="Verdana" w:hAnsi="Verdana"/>
                 <w:b w:val="0"/>
                 <w:sz w:val="16"/>
               </w:rPr>
@@ -586,7 +596,7 @@
             <w:r/>
             <w:r>
               <w:rPr>
-                <w:rFonts w:ascii="Arial" w:hAnsi="Arial"/>
+                <w:rFonts w:ascii="Verdana" w:hAnsi="Verdana"/>
                 <w:b w:val="0"/>
                 <w:sz w:val="16"/>
               </w:rPr>
@@ -602,7 +612,7 @@
             <w:r/>
             <w:r>
               <w:rPr>
-                <w:rFonts w:ascii="Arial" w:hAnsi="Arial"/>
+                <w:rFonts w:ascii="Verdana" w:hAnsi="Verdana"/>
                 <w:b w:val="0"/>
                 <w:sz w:val="16"/>
               </w:rPr>
@@ -618,7 +628,7 @@
             <w:r/>
             <w:r>
               <w:rPr>
-                <w:rFonts w:ascii="Arial" w:hAnsi="Arial"/>
+                <w:rFonts w:ascii="Verdana" w:hAnsi="Verdana"/>
                 <w:b w:val="0"/>
                 <w:sz w:val="16"/>
               </w:rPr>
@@ -635,7 +645,7 @@
             <w:r/>
             <w:r>
               <w:rPr>
-                <w:rFonts w:ascii="Arial" w:hAnsi="Arial"/>
+                <w:rFonts w:ascii="Verdana" w:hAnsi="Verdana"/>
                 <w:b w:val="0"/>
                 <w:sz w:val="16"/>
               </w:rPr>
@@ -651,7 +661,7 @@
             <w:r/>
             <w:r>
               <w:rPr>
-                <w:rFonts w:ascii="Arial" w:hAnsi="Arial"/>
+                <w:rFonts w:ascii="Verdana" w:hAnsi="Verdana"/>
                 <w:b w:val="0"/>
                 <w:sz w:val="16"/>
               </w:rPr>
@@ -667,7 +677,7 @@
             <w:r/>
             <w:r>
               <w:rPr>
-                <w:rFonts w:ascii="Arial" w:hAnsi="Arial"/>
+                <w:rFonts w:ascii="Verdana" w:hAnsi="Verdana"/>
                 <w:b w:val="0"/>
                 <w:sz w:val="16"/>
               </w:rPr>
@@ -684,7 +694,7 @@
             <w:r/>
             <w:r>
               <w:rPr>
-                <w:rFonts w:ascii="Arial" w:hAnsi="Arial"/>
+                <w:rFonts w:ascii="Verdana" w:hAnsi="Verdana"/>
                 <w:b w:val="0"/>
                 <w:sz w:val="16"/>
               </w:rPr>
@@ -700,7 +710,7 @@
             <w:r/>
             <w:r>
               <w:rPr>
-                <w:rFonts w:ascii="Arial" w:hAnsi="Arial"/>
+                <w:rFonts w:ascii="Verdana" w:hAnsi="Verdana"/>
                 <w:b w:val="0"/>
                 <w:sz w:val="16"/>
               </w:rPr>
@@ -716,7 +726,7 @@
             <w:r/>
             <w:r>
               <w:rPr>
-                <w:rFonts w:ascii="Arial" w:hAnsi="Arial"/>
+                <w:rFonts w:ascii="Verdana" w:hAnsi="Verdana"/>
                 <w:b w:val="0"/>
                 <w:sz w:val="16"/>
               </w:rPr>
@@ -733,7 +743,7 @@
             <w:r/>
             <w:r>
               <w:rPr>
-                <w:rFonts w:ascii="Arial" w:hAnsi="Arial"/>
+                <w:rFonts w:ascii="Verdana" w:hAnsi="Verdana"/>
                 <w:b w:val="0"/>
                 <w:sz w:val="16"/>
               </w:rPr>
@@ -749,7 +759,7 @@
             <w:r/>
             <w:r>
               <w:rPr>
-                <w:rFonts w:ascii="Arial" w:hAnsi="Arial"/>
+                <w:rFonts w:ascii="Verdana" w:hAnsi="Verdana"/>
                 <w:b w:val="0"/>
                 <w:sz w:val="16"/>
               </w:rPr>
@@ -765,7 +775,7 @@
             <w:r/>
             <w:r>
               <w:rPr>
-                <w:rFonts w:ascii="Arial" w:hAnsi="Arial"/>
+                <w:rFonts w:ascii="Verdana" w:hAnsi="Verdana"/>
                 <w:b w:val="0"/>
                 <w:sz w:val="16"/>
               </w:rPr>
@@ -782,7 +792,7 @@
             <w:r/>
             <w:r>
               <w:rPr>
-                <w:rFonts w:ascii="Arial" w:hAnsi="Arial"/>
+                <w:rFonts w:ascii="Verdana" w:hAnsi="Verdana"/>
                 <w:b w:val="0"/>
                 <w:sz w:val="16"/>
               </w:rPr>
@@ -798,7 +808,7 @@
             <w:r/>
             <w:r>
               <w:rPr>
-                <w:rFonts w:ascii="Arial" w:hAnsi="Arial"/>
+                <w:rFonts w:ascii="Verdana" w:hAnsi="Verdana"/>
                 <w:b w:val="0"/>
                 <w:sz w:val="16"/>
               </w:rPr>
@@ -814,7 +824,7 @@
             <w:r/>
             <w:r>
               <w:rPr>
-                <w:rFonts w:ascii="Arial" w:hAnsi="Arial"/>
+                <w:rFonts w:ascii="Verdana" w:hAnsi="Verdana"/>
                 <w:b w:val="0"/>
                 <w:sz w:val="16"/>
               </w:rPr>
@@ -831,7 +841,7 @@
             <w:r/>
             <w:r>
               <w:rPr>
-                <w:rFonts w:ascii="Arial" w:hAnsi="Arial"/>
+                <w:rFonts w:ascii="Verdana" w:hAnsi="Verdana"/>
                 <w:b w:val="0"/>
                 <w:sz w:val="16"/>
               </w:rPr>
@@ -847,7 +857,7 @@
             <w:r/>
             <w:r>
               <w:rPr>
-                <w:rFonts w:ascii="Arial" w:hAnsi="Arial"/>
+                <w:rFonts w:ascii="Verdana" w:hAnsi="Verdana"/>
                 <w:b w:val="0"/>
                 <w:sz w:val="16"/>
               </w:rPr>
@@ -863,7 +873,7 @@
             <w:r/>
             <w:r>
               <w:rPr>
-                <w:rFonts w:ascii="Arial" w:hAnsi="Arial"/>
+                <w:rFonts w:ascii="Verdana" w:hAnsi="Verdana"/>
                 <w:b w:val="0"/>
                 <w:sz w:val="16"/>
               </w:rPr>
@@ -880,7 +890,7 @@
             <w:r/>
             <w:r>
               <w:rPr>
-                <w:rFonts w:ascii="Arial" w:hAnsi="Arial"/>
+                <w:rFonts w:ascii="Verdana" w:hAnsi="Verdana"/>
                 <w:b w:val="0"/>
                 <w:sz w:val="16"/>
               </w:rPr>
@@ -896,7 +906,7 @@
             <w:r/>
             <w:r>
               <w:rPr>
-                <w:rFonts w:ascii="Arial" w:hAnsi="Arial"/>
+                <w:rFonts w:ascii="Verdana" w:hAnsi="Verdana"/>
                 <w:b w:val="0"/>
                 <w:sz w:val="16"/>
               </w:rPr>
@@ -912,7 +922,7 @@
             <w:r/>
             <w:r>
               <w:rPr>
-                <w:rFonts w:ascii="Arial" w:hAnsi="Arial"/>
+                <w:rFonts w:ascii="Verdana" w:hAnsi="Verdana"/>
                 <w:b w:val="0"/>
                 <w:sz w:val="16"/>
               </w:rPr>
@@ -929,7 +939,7 @@
             <w:r/>
             <w:r>
               <w:rPr>
-                <w:rFonts w:ascii="Arial" w:hAnsi="Arial"/>
+                <w:rFonts w:ascii="Verdana" w:hAnsi="Verdana"/>
                 <w:b w:val="0"/>
                 <w:sz w:val="16"/>
               </w:rPr>
@@ -945,7 +955,7 @@
             <w:r/>
             <w:r>
               <w:rPr>
-                <w:rFonts w:ascii="Arial" w:hAnsi="Arial"/>
+                <w:rFonts w:ascii="Verdana" w:hAnsi="Verdana"/>
                 <w:b w:val="0"/>
                 <w:sz w:val="16"/>
               </w:rPr>
@@ -961,7 +971,7 @@
             <w:r/>
             <w:r>
               <w:rPr>
-                <w:rFonts w:ascii="Arial" w:hAnsi="Arial"/>
+                <w:rFonts w:ascii="Verdana" w:hAnsi="Verdana"/>
                 <w:b w:val="0"/>
                 <w:sz w:val="16"/>
               </w:rPr>
@@ -978,7 +988,7 @@
             <w:r/>
             <w:r>
               <w:rPr>
-                <w:rFonts w:ascii="Arial" w:hAnsi="Arial"/>
+                <w:rFonts w:ascii="Verdana" w:hAnsi="Verdana"/>
                 <w:b w:val="0"/>
                 <w:sz w:val="16"/>
               </w:rPr>
@@ -994,7 +1004,7 @@
             <w:r/>
             <w:r>
               <w:rPr>
-                <w:rFonts w:ascii="Arial" w:hAnsi="Arial"/>
+                <w:rFonts w:ascii="Verdana" w:hAnsi="Verdana"/>
                 <w:b w:val="0"/>
                 <w:sz w:val="16"/>
               </w:rPr>
@@ -1010,7 +1020,7 @@
             <w:r/>
             <w:r>
               <w:rPr>
-                <w:rFonts w:ascii="Arial" w:hAnsi="Arial"/>
+                <w:rFonts w:ascii="Verdana" w:hAnsi="Verdana"/>
                 <w:b w:val="0"/>
                 <w:sz w:val="16"/>
               </w:rPr>
@@ -1023,7 +1033,7 @@
     <w:p>
       <w:r>
         <w:rPr>
-          <w:rFonts w:ascii="Arial" w:hAnsi="Arial"/>
+          <w:rFonts w:ascii="Verdana" w:hAnsi="Verdana"/>
           <w:b/>
           <w:sz w:val="18"/>
         </w:rPr>
@@ -1036,6 +1046,20 @@
         <w:tblW w:type="auto" w:w="0"/>
         <w:jc w:val="center"/>
         <w:tblLook w:firstColumn="1" w:firstRow="1" w:lastColumn="0" w:lastRow="0" w:noHBand="0" w:noVBand="1" w:val="04A0"/>
+        <w:tblBorders>
+          <w:top w:val="single" w:sz="4" w:space="0" w:color="595959"/>
+          <w:left w:val="single" w:sz="4" w:space="0" w:color="595959"/>
+          <w:bottom w:val="single" w:sz="4" w:space="0" w:color="595959"/>
+          <w:right w:val="single" w:sz="4" w:space="0" w:color="595959"/>
+          <w:insideH w:val="single" w:sz="4" w:space="0" w:color="595959"/>
+          <w:insideV w:val="single" w:sz="4" w:space="0" w:color="595959"/>
+        </w:tblBorders>
+        <w:tblCellMar>
+          <w:top w:w="85" w:type="dxa"/>
+          <w:left w:w="85" w:type="dxa"/>
+          <w:bottom w:w="85" w:type="dxa"/>
+          <w:right w:w="85" w:type="dxa"/>
+        </w:tblCellMar>
       </w:tblPr>
       <w:tblGrid>
         <w:gridCol w:w="5046"/>
@@ -1045,61 +1069,52 @@
       <w:tr>
         <w:tc>
           <w:tcPr>
-            <w:tcW w:type="dxa" w:w="5046"/>
-            <w:shd w:val="clear" w:color="auto" w:fill="D9E2F3"/>
-          </w:tcPr>
-          <w:p>
-            <w:pPr>
-              <w:jc w:val="center"/>
-            </w:pPr>
-            <w:r/>
-            <w:r>
-              <w:rPr>
-                <w:rFonts w:ascii="Arial" w:hAnsi="Arial"/>
-                <w:b/>
-                <w:sz w:val="16"/>
-              </w:rPr>
-              <w:t>Code Figure</w:t>
-            </w:r>
-          </w:p>
-        </w:tc>
-        <w:tc>
-          <w:tcPr>
-            <w:tcW w:type="dxa" w:w="5046"/>
-            <w:shd w:val="clear" w:color="auto" w:fill="D9E2F3"/>
-          </w:tcPr>
-          <w:p>
-            <w:pPr>
-              <w:jc w:val="center"/>
-            </w:pPr>
-            <w:r/>
-            <w:r>
-              <w:rPr>
-                <w:rFonts w:ascii="Arial" w:hAnsi="Arial"/>
-                <w:b/>
-                <w:sz w:val="16"/>
-              </w:rPr>
-              <w:t>Entry Name</w:t>
-            </w:r>
-          </w:p>
-        </w:tc>
-        <w:tc>
-          <w:tcPr>
-            <w:tcW w:type="dxa" w:w="5046"/>
-            <w:shd w:val="clear" w:color="auto" w:fill="D9E2F3"/>
-          </w:tcPr>
-          <w:p>
-            <w:pPr>
-              <w:jc w:val="center"/>
-            </w:pPr>
-            <w:r/>
-            <w:r>
-              <w:rPr>
-                <w:rFonts w:ascii="Arial" w:hAnsi="Arial"/>
-                <w:b/>
-                <w:sz w:val="16"/>
-              </w:rPr>
-              <w:t>Note</w:t>
+            <w:tcW w:type="dxa" w:w="1134"/>
+            <w:shd w:val="clear" w:color="auto" w:fill="D9D9D9"/>
+          </w:tcPr>
+          <w:p>
+            <w:r/>
+            <w:r>
+              <w:rPr>
+                <w:rFonts w:ascii="Verdana" w:hAnsi="Verdana"/>
+                <w:b w:val="0"/>
+                <w:sz w:val="16"/>
+              </w:rPr>
+              <w:t>КОДОВАЯ ЦИФРА</w:t>
+            </w:r>
+          </w:p>
+        </w:tc>
+        <w:tc>
+          <w:tcPr>
+            <w:tcW w:type="dxa" w:w="5046"/>
+            <w:shd w:val="clear" w:color="auto" w:fill="D9D9D9"/>
+          </w:tcPr>
+          <w:p>
+            <w:r/>
+            <w:r>
+              <w:rPr>
+                <w:rFonts w:ascii="Verdana" w:hAnsi="Verdana"/>
+                <w:b w:val="0"/>
+                <w:sz w:val="16"/>
+              </w:rPr>
+              <w:t>ЗНАЧЕНИЕ</w:t>
+            </w:r>
+          </w:p>
+        </w:tc>
+        <w:tc>
+          <w:tcPr>
+            <w:tcW w:type="dxa" w:w="5046"/>
+            <w:shd w:val="clear" w:color="auto" w:fill="D9D9D9"/>
+          </w:tcPr>
+          <w:p>
+            <w:r/>
+            <w:r>
+              <w:rPr>
+                <w:rFonts w:ascii="Verdana" w:hAnsi="Verdana"/>
+                <w:b w:val="0"/>
+                <w:sz w:val="16"/>
+              </w:rPr>
+              <w:t>ПРИМЕЧАНИЕ</w:t>
             </w:r>
           </w:p>
         </w:tc>
@@ -1113,7 +1128,7 @@
             <w:r/>
             <w:r>
               <w:rPr>
-                <w:rFonts w:ascii="Arial" w:hAnsi="Arial"/>
+                <w:rFonts w:ascii="Verdana" w:hAnsi="Verdana"/>
                 <w:b w:val="0"/>
                 <w:sz w:val="16"/>
               </w:rPr>
@@ -1129,7 +1144,7 @@
             <w:r/>
             <w:r>
               <w:rPr>
-                <w:rFonts w:ascii="Arial" w:hAnsi="Arial"/>
+                <w:rFonts w:ascii="Verdana" w:hAnsi="Verdana"/>
                 <w:b w:val="0"/>
                 <w:sz w:val="16"/>
               </w:rPr>
@@ -1145,7 +1160,7 @@
             <w:r/>
             <w:r>
               <w:rPr>
-                <w:rFonts w:ascii="Arial" w:hAnsi="Arial"/>
+                <w:rFonts w:ascii="Verdana" w:hAnsi="Verdana"/>
                 <w:b w:val="0"/>
                 <w:sz w:val="16"/>
               </w:rPr>
@@ -1162,7 +1177,7 @@
             <w:r/>
             <w:r>
               <w:rPr>
-                <w:rFonts w:ascii="Arial" w:hAnsi="Arial"/>
+                <w:rFonts w:ascii="Verdana" w:hAnsi="Verdana"/>
                 <w:b w:val="0"/>
                 <w:sz w:val="16"/>
               </w:rPr>
@@ -1178,7 +1193,7 @@
             <w:r/>
             <w:r>
               <w:rPr>
-                <w:rFonts w:ascii="Arial" w:hAnsi="Arial"/>
+                <w:rFonts w:ascii="Verdana" w:hAnsi="Verdana"/>
                 <w:b w:val="0"/>
                 <w:sz w:val="16"/>
               </w:rPr>
@@ -1194,7 +1209,7 @@
             <w:r/>
             <w:r>
               <w:rPr>
-                <w:rFonts w:ascii="Arial" w:hAnsi="Arial"/>
+                <w:rFonts w:ascii="Verdana" w:hAnsi="Verdana"/>
                 <w:b w:val="0"/>
                 <w:sz w:val="16"/>
               </w:rPr>
@@ -1211,7 +1226,7 @@
             <w:r/>
             <w:r>
               <w:rPr>
-                <w:rFonts w:ascii="Arial" w:hAnsi="Arial"/>
+                <w:rFonts w:ascii="Verdana" w:hAnsi="Verdana"/>
                 <w:b w:val="0"/>
                 <w:sz w:val="16"/>
               </w:rPr>
@@ -1227,7 +1242,7 @@
             <w:r/>
             <w:r>
               <w:rPr>
-                <w:rFonts w:ascii="Arial" w:hAnsi="Arial"/>
+                <w:rFonts w:ascii="Verdana" w:hAnsi="Verdana"/>
                 <w:b w:val="0"/>
                 <w:sz w:val="16"/>
               </w:rPr>
@@ -1243,7 +1258,7 @@
             <w:r/>
             <w:r>
               <w:rPr>
-                <w:rFonts w:ascii="Arial" w:hAnsi="Arial"/>
+                <w:rFonts w:ascii="Verdana" w:hAnsi="Verdana"/>
                 <w:b w:val="0"/>
                 <w:sz w:val="16"/>
               </w:rPr>
@@ -1260,7 +1275,7 @@
             <w:r/>
             <w:r>
               <w:rPr>
-                <w:rFonts w:ascii="Arial" w:hAnsi="Arial"/>
+                <w:rFonts w:ascii="Verdana" w:hAnsi="Verdana"/>
                 <w:b w:val="0"/>
                 <w:sz w:val="16"/>
               </w:rPr>
@@ -1276,7 +1291,7 @@
             <w:r/>
             <w:r>
               <w:rPr>
-                <w:rFonts w:ascii="Arial" w:hAnsi="Arial"/>
+                <w:rFonts w:ascii="Verdana" w:hAnsi="Verdana"/>
                 <w:b w:val="0"/>
                 <w:sz w:val="16"/>
               </w:rPr>
@@ -1292,7 +1307,7 @@
             <w:r/>
             <w:r>
               <w:rPr>
-                <w:rFonts w:ascii="Arial" w:hAnsi="Arial"/>
+                <w:rFonts w:ascii="Verdana" w:hAnsi="Verdana"/>
                 <w:b w:val="0"/>
                 <w:sz w:val="16"/>
               </w:rPr>
@@ -1309,7 +1324,7 @@
             <w:r/>
             <w:r>
               <w:rPr>
-                <w:rFonts w:ascii="Arial" w:hAnsi="Arial"/>
+                <w:rFonts w:ascii="Verdana" w:hAnsi="Verdana"/>
                 <w:b w:val="0"/>
                 <w:sz w:val="16"/>
               </w:rPr>
@@ -1325,7 +1340,7 @@
             <w:r/>
             <w:r>
               <w:rPr>
-                <w:rFonts w:ascii="Arial" w:hAnsi="Arial"/>
+                <w:rFonts w:ascii="Verdana" w:hAnsi="Verdana"/>
                 <w:b w:val="0"/>
                 <w:sz w:val="16"/>
               </w:rPr>
@@ -1341,7 +1356,7 @@
             <w:r/>
             <w:r>
               <w:rPr>
-                <w:rFonts w:ascii="Arial" w:hAnsi="Arial"/>
+                <w:rFonts w:ascii="Verdana" w:hAnsi="Verdana"/>
                 <w:b w:val="0"/>
                 <w:sz w:val="16"/>
               </w:rPr>
@@ -1358,7 +1373,7 @@
             <w:r/>
             <w:r>
               <w:rPr>
-                <w:rFonts w:ascii="Arial" w:hAnsi="Arial"/>
+                <w:rFonts w:ascii="Verdana" w:hAnsi="Verdana"/>
                 <w:b w:val="0"/>
                 <w:sz w:val="16"/>
               </w:rPr>
@@ -1374,7 +1389,7 @@
             <w:r/>
             <w:r>
               <w:rPr>
-                <w:rFonts w:ascii="Arial" w:hAnsi="Arial"/>
+                <w:rFonts w:ascii="Verdana" w:hAnsi="Verdana"/>
                 <w:b w:val="0"/>
                 <w:sz w:val="16"/>
               </w:rPr>
@@ -1390,7 +1405,7 @@
             <w:r/>
             <w:r>
               <w:rPr>
-                <w:rFonts w:ascii="Arial" w:hAnsi="Arial"/>
+                <w:rFonts w:ascii="Verdana" w:hAnsi="Verdana"/>
                 <w:b w:val="0"/>
                 <w:sz w:val="16"/>
               </w:rPr>
@@ -1403,7 +1418,7 @@
     <w:p>
       <w:r>
         <w:rPr>
-          <w:rFonts w:ascii="Arial" w:hAnsi="Arial"/>
+          <w:rFonts w:ascii="Verdana" w:hAnsi="Verdana"/>
           <w:b/>
           <w:sz w:val="18"/>
         </w:rPr>
@@ -1416,6 +1431,20 @@
         <w:tblW w:type="auto" w:w="0"/>
         <w:jc w:val="center"/>
         <w:tblLook w:firstColumn="1" w:firstRow="1" w:lastColumn="0" w:lastRow="0" w:noHBand="0" w:noVBand="1" w:val="04A0"/>
+        <w:tblBorders>
+          <w:top w:val="single" w:sz="4" w:space="0" w:color="595959"/>
+          <w:left w:val="single" w:sz="4" w:space="0" w:color="595959"/>
+          <w:bottom w:val="single" w:sz="4" w:space="0" w:color="595959"/>
+          <w:right w:val="single" w:sz="4" w:space="0" w:color="595959"/>
+          <w:insideH w:val="single" w:sz="4" w:space="0" w:color="595959"/>
+          <w:insideV w:val="single" w:sz="4" w:space="0" w:color="595959"/>
+        </w:tblBorders>
+        <w:tblCellMar>
+          <w:top w:w="85" w:type="dxa"/>
+          <w:left w:w="85" w:type="dxa"/>
+          <w:bottom w:w="85" w:type="dxa"/>
+          <w:right w:w="85" w:type="dxa"/>
+        </w:tblCellMar>
       </w:tblPr>
       <w:tblGrid>
         <w:gridCol w:w="5046"/>
@@ -1425,61 +1454,52 @@
       <w:tr>
         <w:tc>
           <w:tcPr>
-            <w:tcW w:type="dxa" w:w="5046"/>
-            <w:shd w:val="clear" w:color="auto" w:fill="D9E2F3"/>
-          </w:tcPr>
-          <w:p>
-            <w:pPr>
-              <w:jc w:val="center"/>
-            </w:pPr>
-            <w:r/>
-            <w:r>
-              <w:rPr>
-                <w:rFonts w:ascii="Arial" w:hAnsi="Arial"/>
-                <w:b/>
-                <w:sz w:val="16"/>
-              </w:rPr>
-              <w:t>Code Figure</w:t>
-            </w:r>
-          </w:p>
-        </w:tc>
-        <w:tc>
-          <w:tcPr>
-            <w:tcW w:type="dxa" w:w="5046"/>
-            <w:shd w:val="clear" w:color="auto" w:fill="D9E2F3"/>
-          </w:tcPr>
-          <w:p>
-            <w:pPr>
-              <w:jc w:val="center"/>
-            </w:pPr>
-            <w:r/>
-            <w:r>
-              <w:rPr>
-                <w:rFonts w:ascii="Arial" w:hAnsi="Arial"/>
-                <w:b/>
-                <w:sz w:val="16"/>
-              </w:rPr>
-              <w:t>Entry Name</w:t>
-            </w:r>
-          </w:p>
-        </w:tc>
-        <w:tc>
-          <w:tcPr>
-            <w:tcW w:type="dxa" w:w="5046"/>
-            <w:shd w:val="clear" w:color="auto" w:fill="D9E2F3"/>
-          </w:tcPr>
-          <w:p>
-            <w:pPr>
-              <w:jc w:val="center"/>
-            </w:pPr>
-            <w:r/>
-            <w:r>
-              <w:rPr>
-                <w:rFonts w:ascii="Arial" w:hAnsi="Arial"/>
-                <w:b/>
-                <w:sz w:val="16"/>
-              </w:rPr>
-              <w:t>Note</w:t>
+            <w:tcW w:type="dxa" w:w="1134"/>
+            <w:shd w:val="clear" w:color="auto" w:fill="D9D9D9"/>
+          </w:tcPr>
+          <w:p>
+            <w:r/>
+            <w:r>
+              <w:rPr>
+                <w:rFonts w:ascii="Verdana" w:hAnsi="Verdana"/>
+                <w:b w:val="0"/>
+                <w:sz w:val="16"/>
+              </w:rPr>
+              <w:t>КОДОВАЯ ЦИФРА</w:t>
+            </w:r>
+          </w:p>
+        </w:tc>
+        <w:tc>
+          <w:tcPr>
+            <w:tcW w:type="dxa" w:w="5046"/>
+            <w:shd w:val="clear" w:color="auto" w:fill="D9D9D9"/>
+          </w:tcPr>
+          <w:p>
+            <w:r/>
+            <w:r>
+              <w:rPr>
+                <w:rFonts w:ascii="Verdana" w:hAnsi="Verdana"/>
+                <w:b w:val="0"/>
+                <w:sz w:val="16"/>
+              </w:rPr>
+              <w:t>ЗНАЧЕНИЕ</w:t>
+            </w:r>
+          </w:p>
+        </w:tc>
+        <w:tc>
+          <w:tcPr>
+            <w:tcW w:type="dxa" w:w="5046"/>
+            <w:shd w:val="clear" w:color="auto" w:fill="D9D9D9"/>
+          </w:tcPr>
+          <w:p>
+            <w:r/>
+            <w:r>
+              <w:rPr>
+                <w:rFonts w:ascii="Verdana" w:hAnsi="Verdana"/>
+                <w:b w:val="0"/>
+                <w:sz w:val="16"/>
+              </w:rPr>
+              <w:t>ПРИМЕЧАНИЕ</w:t>
             </w:r>
           </w:p>
         </w:tc>
@@ -1493,7 +1513,7 @@
             <w:r/>
             <w:r>
               <w:rPr>
-                <w:rFonts w:ascii="Arial" w:hAnsi="Arial"/>
+                <w:rFonts w:ascii="Verdana" w:hAnsi="Verdana"/>
                 <w:b w:val="0"/>
                 <w:sz w:val="16"/>
               </w:rPr>
@@ -1509,7 +1529,7 @@
             <w:r/>
             <w:r>
               <w:rPr>
-                <w:rFonts w:ascii="Arial" w:hAnsi="Arial"/>
+                <w:rFonts w:ascii="Verdana" w:hAnsi="Verdana"/>
                 <w:b w:val="0"/>
                 <w:sz w:val="16"/>
               </w:rPr>
@@ -1525,7 +1545,7 @@
             <w:r/>
             <w:r>
               <w:rPr>
-                <w:rFonts w:ascii="Arial" w:hAnsi="Arial"/>
+                <w:rFonts w:ascii="Verdana" w:hAnsi="Verdana"/>
                 <w:b w:val="0"/>
                 <w:sz w:val="16"/>
               </w:rPr>
@@ -1542,7 +1562,7 @@
             <w:r/>
             <w:r>
               <w:rPr>
-                <w:rFonts w:ascii="Arial" w:hAnsi="Arial"/>
+                <w:rFonts w:ascii="Verdana" w:hAnsi="Verdana"/>
                 <w:b w:val="0"/>
                 <w:sz w:val="16"/>
               </w:rPr>
@@ -1558,7 +1578,7 @@
             <w:r/>
             <w:r>
               <w:rPr>
-                <w:rFonts w:ascii="Arial" w:hAnsi="Arial"/>
+                <w:rFonts w:ascii="Verdana" w:hAnsi="Verdana"/>
                 <w:b w:val="0"/>
                 <w:sz w:val="16"/>
               </w:rPr>
@@ -1574,7 +1594,7 @@
             <w:r/>
             <w:r>
               <w:rPr>
-                <w:rFonts w:ascii="Arial" w:hAnsi="Arial"/>
+                <w:rFonts w:ascii="Verdana" w:hAnsi="Verdana"/>
                 <w:b w:val="0"/>
                 <w:sz w:val="16"/>
               </w:rPr>
@@ -1591,7 +1611,7 @@
             <w:r/>
             <w:r>
               <w:rPr>
-                <w:rFonts w:ascii="Arial" w:hAnsi="Arial"/>
+                <w:rFonts w:ascii="Verdana" w:hAnsi="Verdana"/>
                 <w:b w:val="0"/>
                 <w:sz w:val="16"/>
               </w:rPr>
@@ -1607,7 +1627,7 @@
             <w:r/>
             <w:r>
               <w:rPr>
-                <w:rFonts w:ascii="Arial" w:hAnsi="Arial"/>
+                <w:rFonts w:ascii="Verdana" w:hAnsi="Verdana"/>
                 <w:b w:val="0"/>
                 <w:sz w:val="16"/>
               </w:rPr>
@@ -1623,7 +1643,7 @@
             <w:r/>
             <w:r>
               <w:rPr>
-                <w:rFonts w:ascii="Arial" w:hAnsi="Arial"/>
+                <w:rFonts w:ascii="Verdana" w:hAnsi="Verdana"/>
                 <w:b w:val="0"/>
                 <w:sz w:val="16"/>
               </w:rPr>
@@ -1640,7 +1660,7 @@
             <w:r/>
             <w:r>
               <w:rPr>
-                <w:rFonts w:ascii="Arial" w:hAnsi="Arial"/>
+                <w:rFonts w:ascii="Verdana" w:hAnsi="Verdana"/>
                 <w:b w:val="0"/>
                 <w:sz w:val="16"/>
               </w:rPr>
@@ -1656,7 +1676,7 @@
             <w:r/>
             <w:r>
               <w:rPr>
-                <w:rFonts w:ascii="Arial" w:hAnsi="Arial"/>
+                <w:rFonts w:ascii="Verdana" w:hAnsi="Verdana"/>
                 <w:b w:val="0"/>
                 <w:sz w:val="16"/>
               </w:rPr>
@@ -1672,7 +1692,7 @@
             <w:r/>
             <w:r>
               <w:rPr>
-                <w:rFonts w:ascii="Arial" w:hAnsi="Arial"/>
+                <w:rFonts w:ascii="Verdana" w:hAnsi="Verdana"/>
                 <w:b w:val="0"/>
                 <w:sz w:val="16"/>
               </w:rPr>
@@ -1689,7 +1709,7 @@
             <w:r/>
             <w:r>
               <w:rPr>
-                <w:rFonts w:ascii="Arial" w:hAnsi="Arial"/>
+                <w:rFonts w:ascii="Verdana" w:hAnsi="Verdana"/>
                 <w:b w:val="0"/>
                 <w:sz w:val="16"/>
               </w:rPr>
@@ -1705,7 +1725,7 @@
             <w:r/>
             <w:r>
               <w:rPr>
-                <w:rFonts w:ascii="Arial" w:hAnsi="Arial"/>
+                <w:rFonts w:ascii="Verdana" w:hAnsi="Verdana"/>
                 <w:b w:val="0"/>
                 <w:sz w:val="16"/>
               </w:rPr>
@@ -1721,7 +1741,7 @@
             <w:r/>
             <w:r>
               <w:rPr>
-                <w:rFonts w:ascii="Arial" w:hAnsi="Arial"/>
+                <w:rFonts w:ascii="Verdana" w:hAnsi="Verdana"/>
                 <w:b w:val="0"/>
                 <w:sz w:val="16"/>
               </w:rPr>
@@ -1734,7 +1754,7 @@
     <w:p>
       <w:r>
         <w:rPr>
-          <w:rFonts w:ascii="Arial" w:hAnsi="Arial"/>
+          <w:rFonts w:ascii="Verdana" w:hAnsi="Verdana"/>
           <w:b/>
           <w:sz w:val="18"/>
         </w:rPr>
@@ -1747,6 +1767,20 @@
         <w:tblW w:type="auto" w:w="0"/>
         <w:jc w:val="center"/>
         <w:tblLook w:firstColumn="1" w:firstRow="1" w:lastColumn="0" w:lastRow="0" w:noHBand="0" w:noVBand="1" w:val="04A0"/>
+        <w:tblBorders>
+          <w:top w:val="single" w:sz="4" w:space="0" w:color="595959"/>
+          <w:left w:val="single" w:sz="4" w:space="0" w:color="595959"/>
+          <w:bottom w:val="single" w:sz="4" w:space="0" w:color="595959"/>
+          <w:right w:val="single" w:sz="4" w:space="0" w:color="595959"/>
+          <w:insideH w:val="single" w:sz="4" w:space="0" w:color="595959"/>
+          <w:insideV w:val="single" w:sz="4" w:space="0" w:color="595959"/>
+        </w:tblBorders>
+        <w:tblCellMar>
+          <w:top w:w="85" w:type="dxa"/>
+          <w:left w:w="85" w:type="dxa"/>
+          <w:bottom w:w="85" w:type="dxa"/>
+          <w:right w:w="85" w:type="dxa"/>
+        </w:tblCellMar>
       </w:tblPr>
       <w:tblGrid>
         <w:gridCol w:w="5046"/>
@@ -1756,61 +1790,52 @@
       <w:tr>
         <w:tc>
           <w:tcPr>
-            <w:tcW w:type="dxa" w:w="5046"/>
-            <w:shd w:val="clear" w:color="auto" w:fill="D9E2F3"/>
-          </w:tcPr>
-          <w:p>
-            <w:pPr>
-              <w:jc w:val="center"/>
-            </w:pPr>
-            <w:r/>
-            <w:r>
-              <w:rPr>
-                <w:rFonts w:ascii="Arial" w:hAnsi="Arial"/>
-                <w:b/>
-                <w:sz w:val="16"/>
-              </w:rPr>
-              <w:t>Code Figure</w:t>
-            </w:r>
-          </w:p>
-        </w:tc>
-        <w:tc>
-          <w:tcPr>
-            <w:tcW w:type="dxa" w:w="5046"/>
-            <w:shd w:val="clear" w:color="auto" w:fill="D9E2F3"/>
-          </w:tcPr>
-          <w:p>
-            <w:pPr>
-              <w:jc w:val="center"/>
-            </w:pPr>
-            <w:r/>
-            <w:r>
-              <w:rPr>
-                <w:rFonts w:ascii="Arial" w:hAnsi="Arial"/>
-                <w:b/>
-                <w:sz w:val="16"/>
-              </w:rPr>
-              <w:t>Entry Name</w:t>
-            </w:r>
-          </w:p>
-        </w:tc>
-        <w:tc>
-          <w:tcPr>
-            <w:tcW w:type="dxa" w:w="5046"/>
-            <w:shd w:val="clear" w:color="auto" w:fill="D9E2F3"/>
-          </w:tcPr>
-          <w:p>
-            <w:pPr>
-              <w:jc w:val="center"/>
-            </w:pPr>
-            <w:r/>
-            <w:r>
-              <w:rPr>
-                <w:rFonts w:ascii="Arial" w:hAnsi="Arial"/>
-                <w:b/>
-                <w:sz w:val="16"/>
-              </w:rPr>
-              <w:t>Note</w:t>
+            <w:tcW w:type="dxa" w:w="1134"/>
+            <w:shd w:val="clear" w:color="auto" w:fill="D9D9D9"/>
+          </w:tcPr>
+          <w:p>
+            <w:r/>
+            <w:r>
+              <w:rPr>
+                <w:rFonts w:ascii="Verdana" w:hAnsi="Verdana"/>
+                <w:b w:val="0"/>
+                <w:sz w:val="16"/>
+              </w:rPr>
+              <w:t>КОДОВАЯ ЦИФРА</w:t>
+            </w:r>
+          </w:p>
+        </w:tc>
+        <w:tc>
+          <w:tcPr>
+            <w:tcW w:type="dxa" w:w="5046"/>
+            <w:shd w:val="clear" w:color="auto" w:fill="D9D9D9"/>
+          </w:tcPr>
+          <w:p>
+            <w:r/>
+            <w:r>
+              <w:rPr>
+                <w:rFonts w:ascii="Verdana" w:hAnsi="Verdana"/>
+                <w:b w:val="0"/>
+                <w:sz w:val="16"/>
+              </w:rPr>
+              <w:t>ЗНАЧЕНИЕ</w:t>
+            </w:r>
+          </w:p>
+        </w:tc>
+        <w:tc>
+          <w:tcPr>
+            <w:tcW w:type="dxa" w:w="5046"/>
+            <w:shd w:val="clear" w:color="auto" w:fill="D9D9D9"/>
+          </w:tcPr>
+          <w:p>
+            <w:r/>
+            <w:r>
+              <w:rPr>
+                <w:rFonts w:ascii="Verdana" w:hAnsi="Verdana"/>
+                <w:b w:val="0"/>
+                <w:sz w:val="16"/>
+              </w:rPr>
+              <w:t>ПРИМЕЧАНИЕ</w:t>
             </w:r>
           </w:p>
         </w:tc>
@@ -1824,7 +1849,7 @@
             <w:r/>
             <w:r>
               <w:rPr>
-                <w:rFonts w:ascii="Arial" w:hAnsi="Arial"/>
+                <w:rFonts w:ascii="Verdana" w:hAnsi="Verdana"/>
                 <w:b w:val="0"/>
                 <w:sz w:val="16"/>
               </w:rPr>
@@ -1840,7 +1865,7 @@
             <w:r/>
             <w:r>
               <w:rPr>
-                <w:rFonts w:ascii="Arial" w:hAnsi="Arial"/>
+                <w:rFonts w:ascii="Verdana" w:hAnsi="Verdana"/>
                 <w:b w:val="0"/>
                 <w:sz w:val="16"/>
               </w:rPr>
@@ -1856,7 +1881,7 @@
             <w:r/>
             <w:r>
               <w:rPr>
-                <w:rFonts w:ascii="Arial" w:hAnsi="Arial"/>
+                <w:rFonts w:ascii="Verdana" w:hAnsi="Verdana"/>
                 <w:b w:val="0"/>
                 <w:sz w:val="16"/>
               </w:rPr>
@@ -1873,7 +1898,7 @@
             <w:r/>
             <w:r>
               <w:rPr>
-                <w:rFonts w:ascii="Arial" w:hAnsi="Arial"/>
+                <w:rFonts w:ascii="Verdana" w:hAnsi="Verdana"/>
                 <w:b w:val="0"/>
                 <w:sz w:val="16"/>
               </w:rPr>
@@ -1889,7 +1914,7 @@
             <w:r/>
             <w:r>
               <w:rPr>
-                <w:rFonts w:ascii="Arial" w:hAnsi="Arial"/>
+                <w:rFonts w:ascii="Verdana" w:hAnsi="Verdana"/>
                 <w:b w:val="0"/>
                 <w:sz w:val="16"/>
               </w:rPr>
@@ -1905,7 +1930,7 @@
             <w:r/>
             <w:r>
               <w:rPr>
-                <w:rFonts w:ascii="Arial" w:hAnsi="Arial"/>
+                <w:rFonts w:ascii="Verdana" w:hAnsi="Verdana"/>
                 <w:b w:val="0"/>
                 <w:sz w:val="16"/>
               </w:rPr>
@@ -1922,7 +1947,7 @@
             <w:r/>
             <w:r>
               <w:rPr>
-                <w:rFonts w:ascii="Arial" w:hAnsi="Arial"/>
+                <w:rFonts w:ascii="Verdana" w:hAnsi="Verdana"/>
                 <w:b w:val="0"/>
                 <w:sz w:val="16"/>
               </w:rPr>
@@ -1938,7 +1963,7 @@
             <w:r/>
             <w:r>
               <w:rPr>
-                <w:rFonts w:ascii="Arial" w:hAnsi="Arial"/>
+                <w:rFonts w:ascii="Verdana" w:hAnsi="Verdana"/>
                 <w:b w:val="0"/>
                 <w:sz w:val="16"/>
               </w:rPr>
@@ -1954,7 +1979,7 @@
             <w:r/>
             <w:r>
               <w:rPr>
-                <w:rFonts w:ascii="Arial" w:hAnsi="Arial"/>
+                <w:rFonts w:ascii="Verdana" w:hAnsi="Verdana"/>
                 <w:b w:val="0"/>
                 <w:sz w:val="16"/>
               </w:rPr>
@@ -1971,7 +1996,7 @@
             <w:r/>
             <w:r>
               <w:rPr>
-                <w:rFonts w:ascii="Arial" w:hAnsi="Arial"/>
+                <w:rFonts w:ascii="Verdana" w:hAnsi="Verdana"/>
                 <w:b w:val="0"/>
                 <w:sz w:val="16"/>
               </w:rPr>
@@ -1987,7 +2012,7 @@
             <w:r/>
             <w:r>
               <w:rPr>
-                <w:rFonts w:ascii="Arial" w:hAnsi="Arial"/>
+                <w:rFonts w:ascii="Verdana" w:hAnsi="Verdana"/>
                 <w:b w:val="0"/>
                 <w:sz w:val="16"/>
               </w:rPr>
@@ -2003,7 +2028,7 @@
             <w:r/>
             <w:r>
               <w:rPr>
-                <w:rFonts w:ascii="Arial" w:hAnsi="Arial"/>
+                <w:rFonts w:ascii="Verdana" w:hAnsi="Verdana"/>
                 <w:b w:val="0"/>
                 <w:sz w:val="16"/>
               </w:rPr>
@@ -2020,7 +2045,7 @@
             <w:r/>
             <w:r>
               <w:rPr>
-                <w:rFonts w:ascii="Arial" w:hAnsi="Arial"/>
+                <w:rFonts w:ascii="Verdana" w:hAnsi="Verdana"/>
                 <w:b w:val="0"/>
                 <w:sz w:val="16"/>
               </w:rPr>
@@ -2036,7 +2061,7 @@
             <w:r/>
             <w:r>
               <w:rPr>
-                <w:rFonts w:ascii="Arial" w:hAnsi="Arial"/>
+                <w:rFonts w:ascii="Verdana" w:hAnsi="Verdana"/>
                 <w:b w:val="0"/>
                 <w:sz w:val="16"/>
               </w:rPr>
@@ -2052,7 +2077,7 @@
             <w:r/>
             <w:r>
               <w:rPr>
-                <w:rFonts w:ascii="Arial" w:hAnsi="Arial"/>
+                <w:rFonts w:ascii="Verdana" w:hAnsi="Verdana"/>
                 <w:b w:val="0"/>
                 <w:sz w:val="16"/>
               </w:rPr>
@@ -2069,7 +2094,7 @@
             <w:r/>
             <w:r>
               <w:rPr>
-                <w:rFonts w:ascii="Arial" w:hAnsi="Arial"/>
+                <w:rFonts w:ascii="Verdana" w:hAnsi="Verdana"/>
                 <w:b w:val="0"/>
                 <w:sz w:val="16"/>
               </w:rPr>
@@ -2085,7 +2110,7 @@
             <w:r/>
             <w:r>
               <w:rPr>
-                <w:rFonts w:ascii="Arial" w:hAnsi="Arial"/>
+                <w:rFonts w:ascii="Verdana" w:hAnsi="Verdana"/>
                 <w:b w:val="0"/>
                 <w:sz w:val="16"/>
               </w:rPr>
@@ -2101,7 +2126,7 @@
             <w:r/>
             <w:r>
               <w:rPr>
-                <w:rFonts w:ascii="Arial" w:hAnsi="Arial"/>
+                <w:rFonts w:ascii="Verdana" w:hAnsi="Verdana"/>
                 <w:b w:val="0"/>
                 <w:sz w:val="16"/>
               </w:rPr>
@@ -2114,7 +2139,7 @@
     <w:p>
       <w:r>
         <w:rPr>
-          <w:rFonts w:ascii="Arial" w:hAnsi="Arial"/>
+          <w:rFonts w:ascii="Verdana" w:hAnsi="Verdana"/>
           <w:b/>
           <w:sz w:val="18"/>
         </w:rPr>
@@ -2127,6 +2152,20 @@
         <w:tblW w:type="auto" w:w="0"/>
         <w:jc w:val="center"/>
         <w:tblLook w:firstColumn="1" w:firstRow="1" w:lastColumn="0" w:lastRow="0" w:noHBand="0" w:noVBand="1" w:val="04A0"/>
+        <w:tblBorders>
+          <w:top w:val="single" w:sz="4" w:space="0" w:color="595959"/>
+          <w:left w:val="single" w:sz="4" w:space="0" w:color="595959"/>
+          <w:bottom w:val="single" w:sz="4" w:space="0" w:color="595959"/>
+          <w:right w:val="single" w:sz="4" w:space="0" w:color="595959"/>
+          <w:insideH w:val="single" w:sz="4" w:space="0" w:color="595959"/>
+          <w:insideV w:val="single" w:sz="4" w:space="0" w:color="595959"/>
+        </w:tblBorders>
+        <w:tblCellMar>
+          <w:top w:w="85" w:type="dxa"/>
+          <w:left w:w="85" w:type="dxa"/>
+          <w:bottom w:w="85" w:type="dxa"/>
+          <w:right w:w="85" w:type="dxa"/>
+        </w:tblCellMar>
       </w:tblPr>
       <w:tblGrid>
         <w:gridCol w:w="5046"/>
@@ -2136,61 +2175,52 @@
       <w:tr>
         <w:tc>
           <w:tcPr>
-            <w:tcW w:type="dxa" w:w="5046"/>
-            <w:shd w:val="clear" w:color="auto" w:fill="D9E2F3"/>
-          </w:tcPr>
-          <w:p>
-            <w:pPr>
-              <w:jc w:val="center"/>
-            </w:pPr>
-            <w:r/>
-            <w:r>
-              <w:rPr>
-                <w:rFonts w:ascii="Arial" w:hAnsi="Arial"/>
-                <w:b/>
-                <w:sz w:val="16"/>
-              </w:rPr>
-              <w:t>Code Figure</w:t>
-            </w:r>
-          </w:p>
-        </w:tc>
-        <w:tc>
-          <w:tcPr>
-            <w:tcW w:type="dxa" w:w="5046"/>
-            <w:shd w:val="clear" w:color="auto" w:fill="D9E2F3"/>
-          </w:tcPr>
-          <w:p>
-            <w:pPr>
-              <w:jc w:val="center"/>
-            </w:pPr>
-            <w:r/>
-            <w:r>
-              <w:rPr>
-                <w:rFonts w:ascii="Arial" w:hAnsi="Arial"/>
-                <w:b/>
-                <w:sz w:val="16"/>
-              </w:rPr>
-              <w:t>Entry Name</w:t>
-            </w:r>
-          </w:p>
-        </w:tc>
-        <w:tc>
-          <w:tcPr>
-            <w:tcW w:type="dxa" w:w="5046"/>
-            <w:shd w:val="clear" w:color="auto" w:fill="D9E2F3"/>
-          </w:tcPr>
-          <w:p>
-            <w:pPr>
-              <w:jc w:val="center"/>
-            </w:pPr>
-            <w:r/>
-            <w:r>
-              <w:rPr>
-                <w:rFonts w:ascii="Arial" w:hAnsi="Arial"/>
-                <w:b/>
-                <w:sz w:val="16"/>
-              </w:rPr>
-              <w:t>Note</w:t>
+            <w:tcW w:type="dxa" w:w="1134"/>
+            <w:shd w:val="clear" w:color="auto" w:fill="D9D9D9"/>
+          </w:tcPr>
+          <w:p>
+            <w:r/>
+            <w:r>
+              <w:rPr>
+                <w:rFonts w:ascii="Verdana" w:hAnsi="Verdana"/>
+                <w:b w:val="0"/>
+                <w:sz w:val="16"/>
+              </w:rPr>
+              <w:t>КОДОВАЯ ЦИФРА</w:t>
+            </w:r>
+          </w:p>
+        </w:tc>
+        <w:tc>
+          <w:tcPr>
+            <w:tcW w:type="dxa" w:w="5046"/>
+            <w:shd w:val="clear" w:color="auto" w:fill="D9D9D9"/>
+          </w:tcPr>
+          <w:p>
+            <w:r/>
+            <w:r>
+              <w:rPr>
+                <w:rFonts w:ascii="Verdana" w:hAnsi="Verdana"/>
+                <w:b w:val="0"/>
+                <w:sz w:val="16"/>
+              </w:rPr>
+              <w:t>ЗНАЧЕНИЕ</w:t>
+            </w:r>
+          </w:p>
+        </w:tc>
+        <w:tc>
+          <w:tcPr>
+            <w:tcW w:type="dxa" w:w="5046"/>
+            <w:shd w:val="clear" w:color="auto" w:fill="D9D9D9"/>
+          </w:tcPr>
+          <w:p>
+            <w:r/>
+            <w:r>
+              <w:rPr>
+                <w:rFonts w:ascii="Verdana" w:hAnsi="Verdana"/>
+                <w:b w:val="0"/>
+                <w:sz w:val="16"/>
+              </w:rPr>
+              <w:t>ПРИМЕЧАНИЕ</w:t>
             </w:r>
           </w:p>
         </w:tc>
@@ -2204,7 +2234,7 @@
             <w:r/>
             <w:r>
               <w:rPr>
-                <w:rFonts w:ascii="Arial" w:hAnsi="Arial"/>
+                <w:rFonts w:ascii="Verdana" w:hAnsi="Verdana"/>
                 <w:b w:val="0"/>
                 <w:sz w:val="16"/>
               </w:rPr>
@@ -2220,7 +2250,7 @@
             <w:r/>
             <w:r>
               <w:rPr>
-                <w:rFonts w:ascii="Arial" w:hAnsi="Arial"/>
+                <w:rFonts w:ascii="Verdana" w:hAnsi="Verdana"/>
                 <w:b w:val="0"/>
                 <w:sz w:val="16"/>
               </w:rPr>
@@ -2236,7 +2266,7 @@
             <w:r/>
             <w:r>
               <w:rPr>
-                <w:rFonts w:ascii="Arial" w:hAnsi="Arial"/>
+                <w:rFonts w:ascii="Verdana" w:hAnsi="Verdana"/>
                 <w:b w:val="0"/>
                 <w:sz w:val="16"/>
               </w:rPr>
@@ -2253,7 +2283,7 @@
             <w:r/>
             <w:r>
               <w:rPr>
-                <w:rFonts w:ascii="Arial" w:hAnsi="Arial"/>
+                <w:rFonts w:ascii="Verdana" w:hAnsi="Verdana"/>
                 <w:b w:val="0"/>
                 <w:sz w:val="16"/>
               </w:rPr>
@@ -2269,7 +2299,7 @@
             <w:r/>
             <w:r>
               <w:rPr>
-                <w:rFonts w:ascii="Arial" w:hAnsi="Arial"/>
+                <w:rFonts w:ascii="Verdana" w:hAnsi="Verdana"/>
                 <w:b w:val="0"/>
                 <w:sz w:val="16"/>
               </w:rPr>
@@ -2285,7 +2315,7 @@
             <w:r/>
             <w:r>
               <w:rPr>
-                <w:rFonts w:ascii="Arial" w:hAnsi="Arial"/>
+                <w:rFonts w:ascii="Verdana" w:hAnsi="Verdana"/>
                 <w:b w:val="0"/>
                 <w:sz w:val="16"/>
               </w:rPr>
@@ -2302,7 +2332,7 @@
             <w:r/>
             <w:r>
               <w:rPr>
-                <w:rFonts w:ascii="Arial" w:hAnsi="Arial"/>
+                <w:rFonts w:ascii="Verdana" w:hAnsi="Verdana"/>
                 <w:b w:val="0"/>
                 <w:sz w:val="16"/>
               </w:rPr>
@@ -2318,7 +2348,7 @@
             <w:r/>
             <w:r>
               <w:rPr>
-                <w:rFonts w:ascii="Arial" w:hAnsi="Arial"/>
+                <w:rFonts w:ascii="Verdana" w:hAnsi="Verdana"/>
                 <w:b w:val="0"/>
                 <w:sz w:val="16"/>
               </w:rPr>
@@ -2334,7 +2364,7 @@
             <w:r/>
             <w:r>
               <w:rPr>
-                <w:rFonts w:ascii="Arial" w:hAnsi="Arial"/>
+                <w:rFonts w:ascii="Verdana" w:hAnsi="Verdana"/>
                 <w:b w:val="0"/>
                 <w:sz w:val="16"/>
               </w:rPr>
@@ -2351,7 +2381,7 @@
             <w:r/>
             <w:r>
               <w:rPr>
-                <w:rFonts w:ascii="Arial" w:hAnsi="Arial"/>
+                <w:rFonts w:ascii="Verdana" w:hAnsi="Verdana"/>
                 <w:b w:val="0"/>
                 <w:sz w:val="16"/>
               </w:rPr>
@@ -2367,7 +2397,7 @@
             <w:r/>
             <w:r>
               <w:rPr>
-                <w:rFonts w:ascii="Arial" w:hAnsi="Arial"/>
+                <w:rFonts w:ascii="Verdana" w:hAnsi="Verdana"/>
                 <w:b w:val="0"/>
                 <w:sz w:val="16"/>
               </w:rPr>
@@ -2383,7 +2413,7 @@
             <w:r/>
             <w:r>
               <w:rPr>
-                <w:rFonts w:ascii="Arial" w:hAnsi="Arial"/>
+                <w:rFonts w:ascii="Verdana" w:hAnsi="Verdana"/>
                 <w:b w:val="0"/>
                 <w:sz w:val="16"/>
               </w:rPr>
@@ -2400,7 +2430,7 @@
             <w:r/>
             <w:r>
               <w:rPr>
-                <w:rFonts w:ascii="Arial" w:hAnsi="Arial"/>
+                <w:rFonts w:ascii="Verdana" w:hAnsi="Verdana"/>
                 <w:b w:val="0"/>
                 <w:sz w:val="16"/>
               </w:rPr>
@@ -2416,7 +2446,7 @@
             <w:r/>
             <w:r>
               <w:rPr>
-                <w:rFonts w:ascii="Arial" w:hAnsi="Arial"/>
+                <w:rFonts w:ascii="Verdana" w:hAnsi="Verdana"/>
                 <w:b w:val="0"/>
                 <w:sz w:val="16"/>
               </w:rPr>
@@ -2432,7 +2462,7 @@
             <w:r/>
             <w:r>
               <w:rPr>
-                <w:rFonts w:ascii="Arial" w:hAnsi="Arial"/>
+                <w:rFonts w:ascii="Verdana" w:hAnsi="Verdana"/>
                 <w:b w:val="0"/>
                 <w:sz w:val="16"/>
               </w:rPr>
@@ -2449,7 +2479,7 @@
             <w:r/>
             <w:r>
               <w:rPr>
-                <w:rFonts w:ascii="Arial" w:hAnsi="Arial"/>
+                <w:rFonts w:ascii="Verdana" w:hAnsi="Verdana"/>
                 <w:b w:val="0"/>
                 <w:sz w:val="16"/>
               </w:rPr>
@@ -2465,7 +2495,7 @@
             <w:r/>
             <w:r>
               <w:rPr>
-                <w:rFonts w:ascii="Arial" w:hAnsi="Arial"/>
+                <w:rFonts w:ascii="Verdana" w:hAnsi="Verdana"/>
                 <w:b w:val="0"/>
                 <w:sz w:val="16"/>
               </w:rPr>
@@ -2481,7 +2511,7 @@
             <w:r/>
             <w:r>
               <w:rPr>
-                <w:rFonts w:ascii="Arial" w:hAnsi="Arial"/>
+                <w:rFonts w:ascii="Verdana" w:hAnsi="Verdana"/>
                 <w:b w:val="0"/>
                 <w:sz w:val="16"/>
               </w:rPr>
@@ -2498,7 +2528,7 @@
             <w:r/>
             <w:r>
               <w:rPr>
-                <w:rFonts w:ascii="Arial" w:hAnsi="Arial"/>
+                <w:rFonts w:ascii="Verdana" w:hAnsi="Verdana"/>
                 <w:b w:val="0"/>
                 <w:sz w:val="16"/>
               </w:rPr>
@@ -2514,7 +2544,7 @@
             <w:r/>
             <w:r>
               <w:rPr>
-                <w:rFonts w:ascii="Arial" w:hAnsi="Arial"/>
+                <w:rFonts w:ascii="Verdana" w:hAnsi="Verdana"/>
                 <w:b w:val="0"/>
                 <w:sz w:val="16"/>
               </w:rPr>
@@ -2530,7 +2560,7 @@
             <w:r/>
             <w:r>
               <w:rPr>
-                <w:rFonts w:ascii="Arial" w:hAnsi="Arial"/>
+                <w:rFonts w:ascii="Verdana" w:hAnsi="Verdana"/>
                 <w:b w:val="0"/>
                 <w:sz w:val="16"/>
               </w:rPr>
@@ -2547,7 +2577,7 @@
             <w:r/>
             <w:r>
               <w:rPr>
-                <w:rFonts w:ascii="Arial" w:hAnsi="Arial"/>
+                <w:rFonts w:ascii="Verdana" w:hAnsi="Verdana"/>
                 <w:b w:val="0"/>
                 <w:sz w:val="16"/>
               </w:rPr>
@@ -2563,7 +2593,7 @@
             <w:r/>
             <w:r>
               <w:rPr>
-                <w:rFonts w:ascii="Arial" w:hAnsi="Arial"/>
+                <w:rFonts w:ascii="Verdana" w:hAnsi="Verdana"/>
                 <w:b w:val="0"/>
                 <w:sz w:val="16"/>
               </w:rPr>
@@ -2579,7 +2609,7 @@
             <w:r/>
             <w:r>
               <w:rPr>
-                <w:rFonts w:ascii="Arial" w:hAnsi="Arial"/>
+                <w:rFonts w:ascii="Verdana" w:hAnsi="Verdana"/>
                 <w:b w:val="0"/>
                 <w:sz w:val="16"/>
               </w:rPr>
@@ -2596,7 +2626,7 @@
             <w:r/>
             <w:r>
               <w:rPr>
-                <w:rFonts w:ascii="Arial" w:hAnsi="Arial"/>
+                <w:rFonts w:ascii="Verdana" w:hAnsi="Verdana"/>
                 <w:b w:val="0"/>
                 <w:sz w:val="16"/>
               </w:rPr>
@@ -2612,7 +2642,7 @@
             <w:r/>
             <w:r>
               <w:rPr>
-                <w:rFonts w:ascii="Arial" w:hAnsi="Arial"/>
+                <w:rFonts w:ascii="Verdana" w:hAnsi="Verdana"/>
                 <w:b w:val="0"/>
                 <w:sz w:val="16"/>
               </w:rPr>
@@ -2628,7 +2658,7 @@
             <w:r/>
             <w:r>
               <w:rPr>
-                <w:rFonts w:ascii="Arial" w:hAnsi="Arial"/>
+                <w:rFonts w:ascii="Verdana" w:hAnsi="Verdana"/>
                 <w:b w:val="0"/>
                 <w:sz w:val="16"/>
               </w:rPr>
@@ -2645,7 +2675,7 @@
             <w:r/>
             <w:r>
               <w:rPr>
-                <w:rFonts w:ascii="Arial" w:hAnsi="Arial"/>
+                <w:rFonts w:ascii="Verdana" w:hAnsi="Verdana"/>
                 <w:b w:val="0"/>
                 <w:sz w:val="16"/>
               </w:rPr>
@@ -2661,7 +2691,7 @@
             <w:r/>
             <w:r>
               <w:rPr>
-                <w:rFonts w:ascii="Arial" w:hAnsi="Arial"/>
+                <w:rFonts w:ascii="Verdana" w:hAnsi="Verdana"/>
                 <w:b w:val="0"/>
                 <w:sz w:val="16"/>
               </w:rPr>
@@ -2677,7 +2707,7 @@
             <w:r/>
             <w:r>
               <w:rPr>
-                <w:rFonts w:ascii="Arial" w:hAnsi="Arial"/>
+                <w:rFonts w:ascii="Verdana" w:hAnsi="Verdana"/>
                 <w:b w:val="0"/>
                 <w:sz w:val="16"/>
               </w:rPr>
@@ -2694,7 +2724,7 @@
             <w:r/>
             <w:r>
               <w:rPr>
-                <w:rFonts w:ascii="Arial" w:hAnsi="Arial"/>
+                <w:rFonts w:ascii="Verdana" w:hAnsi="Verdana"/>
                 <w:b w:val="0"/>
                 <w:sz w:val="16"/>
               </w:rPr>
@@ -2710,7 +2740,7 @@
             <w:r/>
             <w:r>
               <w:rPr>
-                <w:rFonts w:ascii="Arial" w:hAnsi="Arial"/>
+                <w:rFonts w:ascii="Verdana" w:hAnsi="Verdana"/>
                 <w:b w:val="0"/>
                 <w:sz w:val="16"/>
               </w:rPr>
@@ -2726,7 +2756,7 @@
             <w:r/>
             <w:r>
               <w:rPr>
-                <w:rFonts w:ascii="Arial" w:hAnsi="Arial"/>
+                <w:rFonts w:ascii="Verdana" w:hAnsi="Verdana"/>
                 <w:b w:val="0"/>
                 <w:sz w:val="16"/>
               </w:rPr>
@@ -2743,7 +2773,7 @@
             <w:r/>
             <w:r>
               <w:rPr>
-                <w:rFonts w:ascii="Arial" w:hAnsi="Arial"/>
+                <w:rFonts w:ascii="Verdana" w:hAnsi="Verdana"/>
                 <w:b w:val="0"/>
                 <w:sz w:val="16"/>
               </w:rPr>
@@ -2759,7 +2789,7 @@
             <w:r/>
             <w:r>
               <w:rPr>
-                <w:rFonts w:ascii="Arial" w:hAnsi="Arial"/>
+                <w:rFonts w:ascii="Verdana" w:hAnsi="Verdana"/>
                 <w:b w:val="0"/>
                 <w:sz w:val="16"/>
               </w:rPr>
@@ -2775,7 +2805,7 @@
             <w:r/>
             <w:r>
               <w:rPr>
-                <w:rFonts w:ascii="Arial" w:hAnsi="Arial"/>
+                <w:rFonts w:ascii="Verdana" w:hAnsi="Verdana"/>
                 <w:b w:val="0"/>
                 <w:sz w:val="16"/>
               </w:rPr>
@@ -2792,7 +2822,7 @@
             <w:r/>
             <w:r>
               <w:rPr>
-                <w:rFonts w:ascii="Arial" w:hAnsi="Arial"/>
+                <w:rFonts w:ascii="Verdana" w:hAnsi="Verdana"/>
                 <w:b w:val="0"/>
                 <w:sz w:val="16"/>
               </w:rPr>
@@ -2808,7 +2838,7 @@
             <w:r/>
             <w:r>
               <w:rPr>
-                <w:rFonts w:ascii="Arial" w:hAnsi="Arial"/>
+                <w:rFonts w:ascii="Verdana" w:hAnsi="Verdana"/>
                 <w:b w:val="0"/>
                 <w:sz w:val="16"/>
               </w:rPr>
@@ -2824,7 +2854,7 @@
             <w:r/>
             <w:r>
               <w:rPr>
-                <w:rFonts w:ascii="Arial" w:hAnsi="Arial"/>
+                <w:rFonts w:ascii="Verdana" w:hAnsi="Verdana"/>
                 <w:b w:val="0"/>
                 <w:sz w:val="16"/>
               </w:rPr>
@@ -2841,7 +2871,7 @@
             <w:r/>
             <w:r>
               <w:rPr>
-                <w:rFonts w:ascii="Arial" w:hAnsi="Arial"/>
+                <w:rFonts w:ascii="Verdana" w:hAnsi="Verdana"/>
                 <w:b w:val="0"/>
                 <w:sz w:val="16"/>
               </w:rPr>
@@ -2857,7 +2887,7 @@
             <w:r/>
             <w:r>
               <w:rPr>
-                <w:rFonts w:ascii="Arial" w:hAnsi="Arial"/>
+                <w:rFonts w:ascii="Verdana" w:hAnsi="Verdana"/>
                 <w:b w:val="0"/>
                 <w:sz w:val="16"/>
               </w:rPr>
@@ -2873,7 +2903,7 @@
             <w:r/>
             <w:r>
               <w:rPr>
-                <w:rFonts w:ascii="Arial" w:hAnsi="Arial"/>
+                <w:rFonts w:ascii="Verdana" w:hAnsi="Verdana"/>
                 <w:b w:val="0"/>
                 <w:sz w:val="16"/>
               </w:rPr>
@@ -2890,7 +2920,7 @@
             <w:r/>
             <w:r>
               <w:rPr>
-                <w:rFonts w:ascii="Arial" w:hAnsi="Arial"/>
+                <w:rFonts w:ascii="Verdana" w:hAnsi="Verdana"/>
                 <w:b w:val="0"/>
                 <w:sz w:val="16"/>
               </w:rPr>
@@ -2906,7 +2936,7 @@
             <w:r/>
             <w:r>
               <w:rPr>
-                <w:rFonts w:ascii="Arial" w:hAnsi="Arial"/>
+                <w:rFonts w:ascii="Verdana" w:hAnsi="Verdana"/>
                 <w:b w:val="0"/>
                 <w:sz w:val="16"/>
               </w:rPr>
@@ -2922,7 +2952,7 @@
             <w:r/>
             <w:r>
               <w:rPr>
-                <w:rFonts w:ascii="Arial" w:hAnsi="Arial"/>
+                <w:rFonts w:ascii="Verdana" w:hAnsi="Verdana"/>
                 <w:b w:val="0"/>
                 <w:sz w:val="16"/>
               </w:rPr>
@@ -2939,7 +2969,7 @@
             <w:r/>
             <w:r>
               <w:rPr>
-                <w:rFonts w:ascii="Arial" w:hAnsi="Arial"/>
+                <w:rFonts w:ascii="Verdana" w:hAnsi="Verdana"/>
                 <w:b w:val="0"/>
                 <w:sz w:val="16"/>
               </w:rPr>
@@ -2955,7 +2985,7 @@
             <w:r/>
             <w:r>
               <w:rPr>
-                <w:rFonts w:ascii="Arial" w:hAnsi="Arial"/>
+                <w:rFonts w:ascii="Verdana" w:hAnsi="Verdana"/>
                 <w:b w:val="0"/>
                 <w:sz w:val="16"/>
               </w:rPr>
@@ -2971,7 +3001,7 @@
             <w:r/>
             <w:r>
               <w:rPr>
-                <w:rFonts w:ascii="Arial" w:hAnsi="Arial"/>
+                <w:rFonts w:ascii="Verdana" w:hAnsi="Verdana"/>
                 <w:b w:val="0"/>
                 <w:sz w:val="16"/>
               </w:rPr>
@@ -2988,7 +3018,7 @@
             <w:r/>
             <w:r>
               <w:rPr>
-                <w:rFonts w:ascii="Arial" w:hAnsi="Arial"/>
+                <w:rFonts w:ascii="Verdana" w:hAnsi="Verdana"/>
                 <w:b w:val="0"/>
                 <w:sz w:val="16"/>
               </w:rPr>
@@ -3004,7 +3034,7 @@
             <w:r/>
             <w:r>
               <w:rPr>
-                <w:rFonts w:ascii="Arial" w:hAnsi="Arial"/>
+                <w:rFonts w:ascii="Verdana" w:hAnsi="Verdana"/>
                 <w:b w:val="0"/>
                 <w:sz w:val="16"/>
               </w:rPr>
@@ -3020,7 +3050,7 @@
             <w:r/>
             <w:r>
               <w:rPr>
-                <w:rFonts w:ascii="Arial" w:hAnsi="Arial"/>
+                <w:rFonts w:ascii="Verdana" w:hAnsi="Verdana"/>
                 <w:b w:val="0"/>
                 <w:sz w:val="16"/>
               </w:rPr>
@@ -3033,7 +3063,7 @@
     <w:p>
       <w:r>
         <w:rPr>
-          <w:rFonts w:ascii="Arial" w:hAnsi="Arial"/>
+          <w:rFonts w:ascii="Verdana" w:hAnsi="Verdana"/>
           <w:b/>
           <w:sz w:val="18"/>
         </w:rPr>
@@ -3046,6 +3076,20 @@
         <w:tblW w:type="auto" w:w="0"/>
         <w:jc w:val="center"/>
         <w:tblLook w:firstColumn="1" w:firstRow="1" w:lastColumn="0" w:lastRow="0" w:noHBand="0" w:noVBand="1" w:val="04A0"/>
+        <w:tblBorders>
+          <w:top w:val="single" w:sz="4" w:space="0" w:color="595959"/>
+          <w:left w:val="single" w:sz="4" w:space="0" w:color="595959"/>
+          <w:bottom w:val="single" w:sz="4" w:space="0" w:color="595959"/>
+          <w:right w:val="single" w:sz="4" w:space="0" w:color="595959"/>
+          <w:insideH w:val="single" w:sz="4" w:space="0" w:color="595959"/>
+          <w:insideV w:val="single" w:sz="4" w:space="0" w:color="595959"/>
+        </w:tblBorders>
+        <w:tblCellMar>
+          <w:top w:w="85" w:type="dxa"/>
+          <w:left w:w="85" w:type="dxa"/>
+          <w:bottom w:w="85" w:type="dxa"/>
+          <w:right w:w="85" w:type="dxa"/>
+        </w:tblCellMar>
       </w:tblPr>
       <w:tblGrid>
         <w:gridCol w:w="5046"/>
@@ -3055,61 +3099,52 @@
       <w:tr>
         <w:tc>
           <w:tcPr>
-            <w:tcW w:type="dxa" w:w="5046"/>
-            <w:shd w:val="clear" w:color="auto" w:fill="D9E2F3"/>
-          </w:tcPr>
-          <w:p>
-            <w:pPr>
-              <w:jc w:val="center"/>
-            </w:pPr>
-            <w:r/>
-            <w:r>
-              <w:rPr>
-                <w:rFonts w:ascii="Arial" w:hAnsi="Arial"/>
-                <w:b/>
-                <w:sz w:val="16"/>
-              </w:rPr>
-              <w:t>Code Figure</w:t>
-            </w:r>
-          </w:p>
-        </w:tc>
-        <w:tc>
-          <w:tcPr>
-            <w:tcW w:type="dxa" w:w="5046"/>
-            <w:shd w:val="clear" w:color="auto" w:fill="D9E2F3"/>
-          </w:tcPr>
-          <w:p>
-            <w:pPr>
-              <w:jc w:val="center"/>
-            </w:pPr>
-            <w:r/>
-            <w:r>
-              <w:rPr>
-                <w:rFonts w:ascii="Arial" w:hAnsi="Arial"/>
-                <w:b/>
-                <w:sz w:val="16"/>
-              </w:rPr>
-              <w:t>Entry Name</w:t>
-            </w:r>
-          </w:p>
-        </w:tc>
-        <w:tc>
-          <w:tcPr>
-            <w:tcW w:type="dxa" w:w="5046"/>
-            <w:shd w:val="clear" w:color="auto" w:fill="D9E2F3"/>
-          </w:tcPr>
-          <w:p>
-            <w:pPr>
-              <w:jc w:val="center"/>
-            </w:pPr>
-            <w:r/>
-            <w:r>
-              <w:rPr>
-                <w:rFonts w:ascii="Arial" w:hAnsi="Arial"/>
-                <w:b/>
-                <w:sz w:val="16"/>
-              </w:rPr>
-              <w:t>Note</w:t>
+            <w:tcW w:type="dxa" w:w="1134"/>
+            <w:shd w:val="clear" w:color="auto" w:fill="D9D9D9"/>
+          </w:tcPr>
+          <w:p>
+            <w:r/>
+            <w:r>
+              <w:rPr>
+                <w:rFonts w:ascii="Verdana" w:hAnsi="Verdana"/>
+                <w:b w:val="0"/>
+                <w:sz w:val="16"/>
+              </w:rPr>
+              <w:t>КОДОВАЯ ЦИФРА</w:t>
+            </w:r>
+          </w:p>
+        </w:tc>
+        <w:tc>
+          <w:tcPr>
+            <w:tcW w:type="dxa" w:w="5046"/>
+            <w:shd w:val="clear" w:color="auto" w:fill="D9D9D9"/>
+          </w:tcPr>
+          <w:p>
+            <w:r/>
+            <w:r>
+              <w:rPr>
+                <w:rFonts w:ascii="Verdana" w:hAnsi="Verdana"/>
+                <w:b w:val="0"/>
+                <w:sz w:val="16"/>
+              </w:rPr>
+              <w:t>ЗНАЧЕНИЕ</w:t>
+            </w:r>
+          </w:p>
+        </w:tc>
+        <w:tc>
+          <w:tcPr>
+            <w:tcW w:type="dxa" w:w="5046"/>
+            <w:shd w:val="clear" w:color="auto" w:fill="D9D9D9"/>
+          </w:tcPr>
+          <w:p>
+            <w:r/>
+            <w:r>
+              <w:rPr>
+                <w:rFonts w:ascii="Verdana" w:hAnsi="Verdana"/>
+                <w:b w:val="0"/>
+                <w:sz w:val="16"/>
+              </w:rPr>
+              <w:t>ПРИМЕЧАНИЕ</w:t>
             </w:r>
           </w:p>
         </w:tc>
@@ -3123,7 +3158,7 @@
             <w:r/>
             <w:r>
               <w:rPr>
-                <w:rFonts w:ascii="Arial" w:hAnsi="Arial"/>
+                <w:rFonts w:ascii="Verdana" w:hAnsi="Verdana"/>
                 <w:b w:val="0"/>
                 <w:sz w:val="16"/>
               </w:rPr>
@@ -3139,7 +3174,7 @@
             <w:r/>
             <w:r>
               <w:rPr>
-                <w:rFonts w:ascii="Arial" w:hAnsi="Arial"/>
+                <w:rFonts w:ascii="Verdana" w:hAnsi="Verdana"/>
                 <w:b w:val="0"/>
                 <w:sz w:val="16"/>
               </w:rPr>
@@ -3155,7 +3190,7 @@
             <w:r/>
             <w:r>
               <w:rPr>
-                <w:rFonts w:ascii="Arial" w:hAnsi="Arial"/>
+                <w:rFonts w:ascii="Verdana" w:hAnsi="Verdana"/>
                 <w:b w:val="0"/>
                 <w:sz w:val="16"/>
               </w:rPr>
@@ -3172,7 +3207,7 @@
             <w:r/>
             <w:r>
               <w:rPr>
-                <w:rFonts w:ascii="Arial" w:hAnsi="Arial"/>
+                <w:rFonts w:ascii="Verdana" w:hAnsi="Verdana"/>
                 <w:b w:val="0"/>
                 <w:sz w:val="16"/>
               </w:rPr>
@@ -3188,7 +3223,7 @@
             <w:r/>
             <w:r>
               <w:rPr>
-                <w:rFonts w:ascii="Arial" w:hAnsi="Arial"/>
+                <w:rFonts w:ascii="Verdana" w:hAnsi="Verdana"/>
                 <w:b w:val="0"/>
                 <w:sz w:val="16"/>
               </w:rPr>
@@ -3204,7 +3239,7 @@
             <w:r/>
             <w:r>
               <w:rPr>
-                <w:rFonts w:ascii="Arial" w:hAnsi="Arial"/>
+                <w:rFonts w:ascii="Verdana" w:hAnsi="Verdana"/>
                 <w:b w:val="0"/>
                 <w:sz w:val="16"/>
               </w:rPr>
@@ -3221,7 +3256,7 @@
             <w:r/>
             <w:r>
               <w:rPr>
-                <w:rFonts w:ascii="Arial" w:hAnsi="Arial"/>
+                <w:rFonts w:ascii="Verdana" w:hAnsi="Verdana"/>
                 <w:b w:val="0"/>
                 <w:sz w:val="16"/>
               </w:rPr>
@@ -3237,7 +3272,7 @@
             <w:r/>
             <w:r>
               <w:rPr>
-                <w:rFonts w:ascii="Arial" w:hAnsi="Arial"/>
+                <w:rFonts w:ascii="Verdana" w:hAnsi="Verdana"/>
                 <w:b w:val="0"/>
                 <w:sz w:val="16"/>
               </w:rPr>
@@ -3253,7 +3288,7 @@
             <w:r/>
             <w:r>
               <w:rPr>
-                <w:rFonts w:ascii="Arial" w:hAnsi="Arial"/>
+                <w:rFonts w:ascii="Verdana" w:hAnsi="Verdana"/>
                 <w:b w:val="0"/>
                 <w:sz w:val="16"/>
               </w:rPr>
@@ -3270,7 +3305,7 @@
             <w:r/>
             <w:r>
               <w:rPr>
-                <w:rFonts w:ascii="Arial" w:hAnsi="Arial"/>
+                <w:rFonts w:ascii="Verdana" w:hAnsi="Verdana"/>
                 <w:b w:val="0"/>
                 <w:sz w:val="16"/>
               </w:rPr>
@@ -3286,7 +3321,7 @@
             <w:r/>
             <w:r>
               <w:rPr>
-                <w:rFonts w:ascii="Arial" w:hAnsi="Arial"/>
+                <w:rFonts w:ascii="Verdana" w:hAnsi="Verdana"/>
                 <w:b w:val="0"/>
                 <w:sz w:val="16"/>
               </w:rPr>
@@ -3302,7 +3337,7 @@
             <w:r/>
             <w:r>
               <w:rPr>
-                <w:rFonts w:ascii="Arial" w:hAnsi="Arial"/>
+                <w:rFonts w:ascii="Verdana" w:hAnsi="Verdana"/>
                 <w:b w:val="0"/>
                 <w:sz w:val="16"/>
               </w:rPr>
@@ -3319,7 +3354,7 @@
             <w:r/>
             <w:r>
               <w:rPr>
-                <w:rFonts w:ascii="Arial" w:hAnsi="Arial"/>
+                <w:rFonts w:ascii="Verdana" w:hAnsi="Verdana"/>
                 <w:b w:val="0"/>
                 <w:sz w:val="16"/>
               </w:rPr>
@@ -3335,7 +3370,7 @@
             <w:r/>
             <w:r>
               <w:rPr>
-                <w:rFonts w:ascii="Arial" w:hAnsi="Arial"/>
+                <w:rFonts w:ascii="Verdana" w:hAnsi="Verdana"/>
                 <w:b w:val="0"/>
                 <w:sz w:val="16"/>
               </w:rPr>
@@ -3351,7 +3386,7 @@
             <w:r/>
             <w:r>
               <w:rPr>
-                <w:rFonts w:ascii="Arial" w:hAnsi="Arial"/>
+                <w:rFonts w:ascii="Verdana" w:hAnsi="Verdana"/>
                 <w:b w:val="0"/>
                 <w:sz w:val="16"/>
               </w:rPr>
@@ -3364,7 +3399,7 @@
     <w:p>
       <w:r>
         <w:rPr>
-          <w:rFonts w:ascii="Arial" w:hAnsi="Arial"/>
+          <w:rFonts w:ascii="Verdana" w:hAnsi="Verdana"/>
           <w:b/>
           <w:sz w:val="18"/>
         </w:rPr>
@@ -3377,6 +3412,20 @@
         <w:tblW w:type="auto" w:w="0"/>
         <w:jc w:val="center"/>
         <w:tblLook w:firstColumn="1" w:firstRow="1" w:lastColumn="0" w:lastRow="0" w:noHBand="0" w:noVBand="1" w:val="04A0"/>
+        <w:tblBorders>
+          <w:top w:val="single" w:sz="4" w:space="0" w:color="595959"/>
+          <w:left w:val="single" w:sz="4" w:space="0" w:color="595959"/>
+          <w:bottom w:val="single" w:sz="4" w:space="0" w:color="595959"/>
+          <w:right w:val="single" w:sz="4" w:space="0" w:color="595959"/>
+          <w:insideH w:val="single" w:sz="4" w:space="0" w:color="595959"/>
+          <w:insideV w:val="single" w:sz="4" w:space="0" w:color="595959"/>
+        </w:tblBorders>
+        <w:tblCellMar>
+          <w:top w:w="85" w:type="dxa"/>
+          <w:left w:w="85" w:type="dxa"/>
+          <w:bottom w:w="85" w:type="dxa"/>
+          <w:right w:w="85" w:type="dxa"/>
+        </w:tblCellMar>
       </w:tblPr>
       <w:tblGrid>
         <w:gridCol w:w="5046"/>
@@ -3386,61 +3435,52 @@
       <w:tr>
         <w:tc>
           <w:tcPr>
-            <w:tcW w:type="dxa" w:w="5046"/>
-            <w:shd w:val="clear" w:color="auto" w:fill="D9E2F3"/>
-          </w:tcPr>
-          <w:p>
-            <w:pPr>
-              <w:jc w:val="center"/>
-            </w:pPr>
-            <w:r/>
-            <w:r>
-              <w:rPr>
-                <w:rFonts w:ascii="Arial" w:hAnsi="Arial"/>
-                <w:b/>
-                <w:sz w:val="16"/>
-              </w:rPr>
-              <w:t>Code Figure</w:t>
-            </w:r>
-          </w:p>
-        </w:tc>
-        <w:tc>
-          <w:tcPr>
-            <w:tcW w:type="dxa" w:w="5046"/>
-            <w:shd w:val="clear" w:color="auto" w:fill="D9E2F3"/>
-          </w:tcPr>
-          <w:p>
-            <w:pPr>
-              <w:jc w:val="center"/>
-            </w:pPr>
-            <w:r/>
-            <w:r>
-              <w:rPr>
-                <w:rFonts w:ascii="Arial" w:hAnsi="Arial"/>
-                <w:b/>
-                <w:sz w:val="16"/>
-              </w:rPr>
-              <w:t>Entry Name</w:t>
-            </w:r>
-          </w:p>
-        </w:tc>
-        <w:tc>
-          <w:tcPr>
-            <w:tcW w:type="dxa" w:w="5046"/>
-            <w:shd w:val="clear" w:color="auto" w:fill="D9E2F3"/>
-          </w:tcPr>
-          <w:p>
-            <w:pPr>
-              <w:jc w:val="center"/>
-            </w:pPr>
-            <w:r/>
-            <w:r>
-              <w:rPr>
-                <w:rFonts w:ascii="Arial" w:hAnsi="Arial"/>
-                <w:b/>
-                <w:sz w:val="16"/>
-              </w:rPr>
-              <w:t>Note</w:t>
+            <w:tcW w:type="dxa" w:w="1134"/>
+            <w:shd w:val="clear" w:color="auto" w:fill="D9D9D9"/>
+          </w:tcPr>
+          <w:p>
+            <w:r/>
+            <w:r>
+              <w:rPr>
+                <w:rFonts w:ascii="Verdana" w:hAnsi="Verdana"/>
+                <w:b w:val="0"/>
+                <w:sz w:val="16"/>
+              </w:rPr>
+              <w:t>КОДОВАЯ ЦИФРА</w:t>
+            </w:r>
+          </w:p>
+        </w:tc>
+        <w:tc>
+          <w:tcPr>
+            <w:tcW w:type="dxa" w:w="5046"/>
+            <w:shd w:val="clear" w:color="auto" w:fill="D9D9D9"/>
+          </w:tcPr>
+          <w:p>
+            <w:r/>
+            <w:r>
+              <w:rPr>
+                <w:rFonts w:ascii="Verdana" w:hAnsi="Verdana"/>
+                <w:b w:val="0"/>
+                <w:sz w:val="16"/>
+              </w:rPr>
+              <w:t>ЗНАЧЕНИЕ</w:t>
+            </w:r>
+          </w:p>
+        </w:tc>
+        <w:tc>
+          <w:tcPr>
+            <w:tcW w:type="dxa" w:w="5046"/>
+            <w:shd w:val="clear" w:color="auto" w:fill="D9D9D9"/>
+          </w:tcPr>
+          <w:p>
+            <w:r/>
+            <w:r>
+              <w:rPr>
+                <w:rFonts w:ascii="Verdana" w:hAnsi="Verdana"/>
+                <w:b w:val="0"/>
+                <w:sz w:val="16"/>
+              </w:rPr>
+              <w:t>ПРИМЕЧАНИЕ</w:t>
             </w:r>
           </w:p>
         </w:tc>
@@ -3454,7 +3494,7 @@
             <w:r/>
             <w:r>
               <w:rPr>
-                <w:rFonts w:ascii="Arial" w:hAnsi="Arial"/>
+                <w:rFonts w:ascii="Verdana" w:hAnsi="Verdana"/>
                 <w:b w:val="0"/>
                 <w:sz w:val="16"/>
               </w:rPr>
@@ -3470,7 +3510,7 @@
             <w:r/>
             <w:r>
               <w:rPr>
-                <w:rFonts w:ascii="Arial" w:hAnsi="Arial"/>
+                <w:rFonts w:ascii="Verdana" w:hAnsi="Verdana"/>
                 <w:b w:val="0"/>
                 <w:sz w:val="16"/>
               </w:rPr>
@@ -3486,7 +3526,7 @@
             <w:r/>
             <w:r>
               <w:rPr>
-                <w:rFonts w:ascii="Arial" w:hAnsi="Arial"/>
+                <w:rFonts w:ascii="Verdana" w:hAnsi="Verdana"/>
                 <w:b w:val="0"/>
                 <w:sz w:val="16"/>
               </w:rPr>
@@ -3503,7 +3543,7 @@
             <w:r/>
             <w:r>
               <w:rPr>
-                <w:rFonts w:ascii="Arial" w:hAnsi="Arial"/>
+                <w:rFonts w:ascii="Verdana" w:hAnsi="Verdana"/>
                 <w:b w:val="0"/>
                 <w:sz w:val="16"/>
               </w:rPr>
@@ -3519,7 +3559,7 @@
             <w:r/>
             <w:r>
               <w:rPr>
-                <w:rFonts w:ascii="Arial" w:hAnsi="Arial"/>
+                <w:rFonts w:ascii="Verdana" w:hAnsi="Verdana"/>
                 <w:b w:val="0"/>
                 <w:sz w:val="16"/>
               </w:rPr>
@@ -3535,7 +3575,7 @@
             <w:r/>
             <w:r>
               <w:rPr>
-                <w:rFonts w:ascii="Arial" w:hAnsi="Arial"/>
+                <w:rFonts w:ascii="Verdana" w:hAnsi="Verdana"/>
                 <w:b w:val="0"/>
                 <w:sz w:val="16"/>
               </w:rPr>
@@ -3552,7 +3592,7 @@
             <w:r/>
             <w:r>
               <w:rPr>
-                <w:rFonts w:ascii="Arial" w:hAnsi="Arial"/>
+                <w:rFonts w:ascii="Verdana" w:hAnsi="Verdana"/>
                 <w:b w:val="0"/>
                 <w:sz w:val="16"/>
               </w:rPr>
@@ -3568,7 +3608,7 @@
             <w:r/>
             <w:r>
               <w:rPr>
-                <w:rFonts w:ascii="Arial" w:hAnsi="Arial"/>
+                <w:rFonts w:ascii="Verdana" w:hAnsi="Verdana"/>
                 <w:b w:val="0"/>
                 <w:sz w:val="16"/>
               </w:rPr>
@@ -3584,7 +3624,7 @@
             <w:r/>
             <w:r>
               <w:rPr>
-                <w:rFonts w:ascii="Arial" w:hAnsi="Arial"/>
+                <w:rFonts w:ascii="Verdana" w:hAnsi="Verdana"/>
                 <w:b w:val="0"/>
                 <w:sz w:val="16"/>
               </w:rPr>
@@ -3601,7 +3641,7 @@
             <w:r/>
             <w:r>
               <w:rPr>
-                <w:rFonts w:ascii="Arial" w:hAnsi="Arial"/>
+                <w:rFonts w:ascii="Verdana" w:hAnsi="Verdana"/>
                 <w:b w:val="0"/>
                 <w:sz w:val="16"/>
               </w:rPr>
@@ -3617,7 +3657,7 @@
             <w:r/>
             <w:r>
               <w:rPr>
-                <w:rFonts w:ascii="Arial" w:hAnsi="Arial"/>
+                <w:rFonts w:ascii="Verdana" w:hAnsi="Verdana"/>
                 <w:b w:val="0"/>
                 <w:sz w:val="16"/>
               </w:rPr>
@@ -3633,7 +3673,7 @@
             <w:r/>
             <w:r>
               <w:rPr>
-                <w:rFonts w:ascii="Arial" w:hAnsi="Arial"/>
+                <w:rFonts w:ascii="Verdana" w:hAnsi="Verdana"/>
                 <w:b w:val="0"/>
                 <w:sz w:val="16"/>
               </w:rPr>
@@ -3650,7 +3690,7 @@
             <w:r/>
             <w:r>
               <w:rPr>
-                <w:rFonts w:ascii="Arial" w:hAnsi="Arial"/>
+                <w:rFonts w:ascii="Verdana" w:hAnsi="Verdana"/>
                 <w:b w:val="0"/>
                 <w:sz w:val="16"/>
               </w:rPr>
@@ -3666,7 +3706,7 @@
             <w:r/>
             <w:r>
               <w:rPr>
-                <w:rFonts w:ascii="Arial" w:hAnsi="Arial"/>
+                <w:rFonts w:ascii="Verdana" w:hAnsi="Verdana"/>
                 <w:b w:val="0"/>
                 <w:sz w:val="16"/>
               </w:rPr>
@@ -3682,7 +3722,7 @@
             <w:r/>
             <w:r>
               <w:rPr>
-                <w:rFonts w:ascii="Arial" w:hAnsi="Arial"/>
+                <w:rFonts w:ascii="Verdana" w:hAnsi="Verdana"/>
                 <w:b w:val="0"/>
                 <w:sz w:val="16"/>
               </w:rPr>
@@ -3699,7 +3739,7 @@
             <w:r/>
             <w:r>
               <w:rPr>
-                <w:rFonts w:ascii="Arial" w:hAnsi="Arial"/>
+                <w:rFonts w:ascii="Verdana" w:hAnsi="Verdana"/>
                 <w:b w:val="0"/>
                 <w:sz w:val="16"/>
               </w:rPr>
@@ -3715,7 +3755,7 @@
             <w:r/>
             <w:r>
               <w:rPr>
-                <w:rFonts w:ascii="Arial" w:hAnsi="Arial"/>
+                <w:rFonts w:ascii="Verdana" w:hAnsi="Verdana"/>
                 <w:b w:val="0"/>
                 <w:sz w:val="16"/>
               </w:rPr>
@@ -3731,7 +3771,7 @@
             <w:r/>
             <w:r>
               <w:rPr>
-                <w:rFonts w:ascii="Arial" w:hAnsi="Arial"/>
+                <w:rFonts w:ascii="Verdana" w:hAnsi="Verdana"/>
                 <w:b w:val="0"/>
                 <w:sz w:val="16"/>
               </w:rPr>
@@ -3744,7 +3784,7 @@
     <w:p>
       <w:r>
         <w:rPr>
-          <w:rFonts w:ascii="Arial" w:hAnsi="Arial"/>
+          <w:rFonts w:ascii="Verdana" w:hAnsi="Verdana"/>
           <w:b/>
           <w:sz w:val="18"/>
         </w:rPr>
@@ -3757,6 +3797,20 @@
         <w:tblW w:type="auto" w:w="0"/>
         <w:jc w:val="center"/>
         <w:tblLook w:firstColumn="1" w:firstRow="1" w:lastColumn="0" w:lastRow="0" w:noHBand="0" w:noVBand="1" w:val="04A0"/>
+        <w:tblBorders>
+          <w:top w:val="single" w:sz="4" w:space="0" w:color="595959"/>
+          <w:left w:val="single" w:sz="4" w:space="0" w:color="595959"/>
+          <w:bottom w:val="single" w:sz="4" w:space="0" w:color="595959"/>
+          <w:right w:val="single" w:sz="4" w:space="0" w:color="595959"/>
+          <w:insideH w:val="single" w:sz="4" w:space="0" w:color="595959"/>
+          <w:insideV w:val="single" w:sz="4" w:space="0" w:color="595959"/>
+        </w:tblBorders>
+        <w:tblCellMar>
+          <w:top w:w="85" w:type="dxa"/>
+          <w:left w:w="85" w:type="dxa"/>
+          <w:bottom w:w="85" w:type="dxa"/>
+          <w:right w:w="85" w:type="dxa"/>
+        </w:tblCellMar>
       </w:tblPr>
       <w:tblGrid>
         <w:gridCol w:w="5046"/>
@@ -3766,61 +3820,52 @@
       <w:tr>
         <w:tc>
           <w:tcPr>
-            <w:tcW w:type="dxa" w:w="5046"/>
-            <w:shd w:val="clear" w:color="auto" w:fill="D9E2F3"/>
-          </w:tcPr>
-          <w:p>
-            <w:pPr>
-              <w:jc w:val="center"/>
-            </w:pPr>
-            <w:r/>
-            <w:r>
-              <w:rPr>
-                <w:rFonts w:ascii="Arial" w:hAnsi="Arial"/>
-                <w:b/>
-                <w:sz w:val="16"/>
-              </w:rPr>
-              <w:t>Code Figure</w:t>
-            </w:r>
-          </w:p>
-        </w:tc>
-        <w:tc>
-          <w:tcPr>
-            <w:tcW w:type="dxa" w:w="5046"/>
-            <w:shd w:val="clear" w:color="auto" w:fill="D9E2F3"/>
-          </w:tcPr>
-          <w:p>
-            <w:pPr>
-              <w:jc w:val="center"/>
-            </w:pPr>
-            <w:r/>
-            <w:r>
-              <w:rPr>
-                <w:rFonts w:ascii="Arial" w:hAnsi="Arial"/>
-                <w:b/>
-                <w:sz w:val="16"/>
-              </w:rPr>
-              <w:t>Entry Name</w:t>
-            </w:r>
-          </w:p>
-        </w:tc>
-        <w:tc>
-          <w:tcPr>
-            <w:tcW w:type="dxa" w:w="5046"/>
-            <w:shd w:val="clear" w:color="auto" w:fill="D9E2F3"/>
-          </w:tcPr>
-          <w:p>
-            <w:pPr>
-              <w:jc w:val="center"/>
-            </w:pPr>
-            <w:r/>
-            <w:r>
-              <w:rPr>
-                <w:rFonts w:ascii="Arial" w:hAnsi="Arial"/>
-                <w:b/>
-                <w:sz w:val="16"/>
-              </w:rPr>
-              <w:t>Note</w:t>
+            <w:tcW w:type="dxa" w:w="1134"/>
+            <w:shd w:val="clear" w:color="auto" w:fill="D9D9D9"/>
+          </w:tcPr>
+          <w:p>
+            <w:r/>
+            <w:r>
+              <w:rPr>
+                <w:rFonts w:ascii="Verdana" w:hAnsi="Verdana"/>
+                <w:b w:val="0"/>
+                <w:sz w:val="16"/>
+              </w:rPr>
+              <w:t>КОДОВАЯ ЦИФРА</w:t>
+            </w:r>
+          </w:p>
+        </w:tc>
+        <w:tc>
+          <w:tcPr>
+            <w:tcW w:type="dxa" w:w="5046"/>
+            <w:shd w:val="clear" w:color="auto" w:fill="D9D9D9"/>
+          </w:tcPr>
+          <w:p>
+            <w:r/>
+            <w:r>
+              <w:rPr>
+                <w:rFonts w:ascii="Verdana" w:hAnsi="Verdana"/>
+                <w:b w:val="0"/>
+                <w:sz w:val="16"/>
+              </w:rPr>
+              <w:t>ЗНАЧЕНИЕ</w:t>
+            </w:r>
+          </w:p>
+        </w:tc>
+        <w:tc>
+          <w:tcPr>
+            <w:tcW w:type="dxa" w:w="5046"/>
+            <w:shd w:val="clear" w:color="auto" w:fill="D9D9D9"/>
+          </w:tcPr>
+          <w:p>
+            <w:r/>
+            <w:r>
+              <w:rPr>
+                <w:rFonts w:ascii="Verdana" w:hAnsi="Verdana"/>
+                <w:b w:val="0"/>
+                <w:sz w:val="16"/>
+              </w:rPr>
+              <w:t>ПРИМЕЧАНИЕ</w:t>
             </w:r>
           </w:p>
         </w:tc>
@@ -3834,7 +3879,7 @@
             <w:r/>
             <w:r>
               <w:rPr>
-                <w:rFonts w:ascii="Arial" w:hAnsi="Arial"/>
+                <w:rFonts w:ascii="Verdana" w:hAnsi="Verdana"/>
                 <w:b w:val="0"/>
                 <w:sz w:val="16"/>
               </w:rPr>
@@ -3850,7 +3895,7 @@
             <w:r/>
             <w:r>
               <w:rPr>
-                <w:rFonts w:ascii="Arial" w:hAnsi="Arial"/>
+                <w:rFonts w:ascii="Verdana" w:hAnsi="Verdana"/>
                 <w:b w:val="0"/>
                 <w:sz w:val="16"/>
               </w:rPr>
@@ -3866,7 +3911,7 @@
             <w:r/>
             <w:r>
               <w:rPr>
-                <w:rFonts w:ascii="Arial" w:hAnsi="Arial"/>
+                <w:rFonts w:ascii="Verdana" w:hAnsi="Verdana"/>
                 <w:b w:val="0"/>
                 <w:sz w:val="16"/>
               </w:rPr>
@@ -3883,7 +3928,7 @@
             <w:r/>
             <w:r>
               <w:rPr>
-                <w:rFonts w:ascii="Arial" w:hAnsi="Arial"/>
+                <w:rFonts w:ascii="Verdana" w:hAnsi="Verdana"/>
                 <w:b w:val="0"/>
                 <w:sz w:val="16"/>
               </w:rPr>
@@ -3899,7 +3944,7 @@
             <w:r/>
             <w:r>
               <w:rPr>
-                <w:rFonts w:ascii="Arial" w:hAnsi="Arial"/>
+                <w:rFonts w:ascii="Verdana" w:hAnsi="Verdana"/>
                 <w:b w:val="0"/>
                 <w:sz w:val="16"/>
               </w:rPr>
@@ -3915,7 +3960,7 @@
             <w:r/>
             <w:r>
               <w:rPr>
-                <w:rFonts w:ascii="Arial" w:hAnsi="Arial"/>
+                <w:rFonts w:ascii="Verdana" w:hAnsi="Verdana"/>
                 <w:b w:val="0"/>
                 <w:sz w:val="16"/>
               </w:rPr>
@@ -3932,7 +3977,7 @@
             <w:r/>
             <w:r>
               <w:rPr>
-                <w:rFonts w:ascii="Arial" w:hAnsi="Arial"/>
+                <w:rFonts w:ascii="Verdana" w:hAnsi="Verdana"/>
                 <w:b w:val="0"/>
                 <w:sz w:val="16"/>
               </w:rPr>
@@ -3948,7 +3993,7 @@
             <w:r/>
             <w:r>
               <w:rPr>
-                <w:rFonts w:ascii="Arial" w:hAnsi="Arial"/>
+                <w:rFonts w:ascii="Verdana" w:hAnsi="Verdana"/>
                 <w:b w:val="0"/>
                 <w:sz w:val="16"/>
               </w:rPr>
@@ -3964,7 +4009,7 @@
             <w:r/>
             <w:r>
               <w:rPr>
-                <w:rFonts w:ascii="Arial" w:hAnsi="Arial"/>
+                <w:rFonts w:ascii="Verdana" w:hAnsi="Verdana"/>
                 <w:b w:val="0"/>
                 <w:sz w:val="16"/>
               </w:rPr>
@@ -3981,7 +4026,7 @@
             <w:r/>
             <w:r>
               <w:rPr>
-                <w:rFonts w:ascii="Arial" w:hAnsi="Arial"/>
+                <w:rFonts w:ascii="Verdana" w:hAnsi="Verdana"/>
                 <w:b w:val="0"/>
                 <w:sz w:val="16"/>
               </w:rPr>
@@ -3997,7 +4042,7 @@
             <w:r/>
             <w:r>
               <w:rPr>
-                <w:rFonts w:ascii="Arial" w:hAnsi="Arial"/>
+                <w:rFonts w:ascii="Verdana" w:hAnsi="Verdana"/>
                 <w:b w:val="0"/>
                 <w:sz w:val="16"/>
               </w:rPr>
@@ -4013,7 +4058,7 @@
             <w:r/>
             <w:r>
               <w:rPr>
-                <w:rFonts w:ascii="Arial" w:hAnsi="Arial"/>
+                <w:rFonts w:ascii="Verdana" w:hAnsi="Verdana"/>
                 <w:b w:val="0"/>
                 <w:sz w:val="16"/>
               </w:rPr>
@@ -4026,7 +4071,7 @@
     <w:p>
       <w:r>
         <w:rPr>
-          <w:rFonts w:ascii="Arial" w:hAnsi="Arial"/>
+          <w:rFonts w:ascii="Verdana" w:hAnsi="Verdana"/>
           <w:b/>
           <w:sz w:val="18"/>
         </w:rPr>
@@ -4039,6 +4084,20 @@
         <w:tblW w:type="auto" w:w="0"/>
         <w:jc w:val="center"/>
         <w:tblLook w:firstColumn="1" w:firstRow="1" w:lastColumn="0" w:lastRow="0" w:noHBand="0" w:noVBand="1" w:val="04A0"/>
+        <w:tblBorders>
+          <w:top w:val="single" w:sz="4" w:space="0" w:color="595959"/>
+          <w:left w:val="single" w:sz="4" w:space="0" w:color="595959"/>
+          <w:bottom w:val="single" w:sz="4" w:space="0" w:color="595959"/>
+          <w:right w:val="single" w:sz="4" w:space="0" w:color="595959"/>
+          <w:insideH w:val="single" w:sz="4" w:space="0" w:color="595959"/>
+          <w:insideV w:val="single" w:sz="4" w:space="0" w:color="595959"/>
+        </w:tblBorders>
+        <w:tblCellMar>
+          <w:top w:w="85" w:type="dxa"/>
+          <w:left w:w="85" w:type="dxa"/>
+          <w:bottom w:w="85" w:type="dxa"/>
+          <w:right w:w="85" w:type="dxa"/>
+        </w:tblCellMar>
       </w:tblPr>
       <w:tblGrid>
         <w:gridCol w:w="5046"/>
@@ -4048,61 +4107,52 @@
       <w:tr>
         <w:tc>
           <w:tcPr>
-            <w:tcW w:type="dxa" w:w="5046"/>
-            <w:shd w:val="clear" w:color="auto" w:fill="D9E2F3"/>
-          </w:tcPr>
-          <w:p>
-            <w:pPr>
-              <w:jc w:val="center"/>
-            </w:pPr>
-            <w:r/>
-            <w:r>
-              <w:rPr>
-                <w:rFonts w:ascii="Arial" w:hAnsi="Arial"/>
-                <w:b/>
-                <w:sz w:val="16"/>
-              </w:rPr>
-              <w:t>Code Figure</w:t>
-            </w:r>
-          </w:p>
-        </w:tc>
-        <w:tc>
-          <w:tcPr>
-            <w:tcW w:type="dxa" w:w="5046"/>
-            <w:shd w:val="clear" w:color="auto" w:fill="D9E2F3"/>
-          </w:tcPr>
-          <w:p>
-            <w:pPr>
-              <w:jc w:val="center"/>
-            </w:pPr>
-            <w:r/>
-            <w:r>
-              <w:rPr>
-                <w:rFonts w:ascii="Arial" w:hAnsi="Arial"/>
-                <w:b/>
-                <w:sz w:val="16"/>
-              </w:rPr>
-              <w:t>Entry Name</w:t>
-            </w:r>
-          </w:p>
-        </w:tc>
-        <w:tc>
-          <w:tcPr>
-            <w:tcW w:type="dxa" w:w="5046"/>
-            <w:shd w:val="clear" w:color="auto" w:fill="D9E2F3"/>
-          </w:tcPr>
-          <w:p>
-            <w:pPr>
-              <w:jc w:val="center"/>
-            </w:pPr>
-            <w:r/>
-            <w:r>
-              <w:rPr>
-                <w:rFonts w:ascii="Arial" w:hAnsi="Arial"/>
-                <w:b/>
-                <w:sz w:val="16"/>
-              </w:rPr>
-              <w:t>Note</w:t>
+            <w:tcW w:type="dxa" w:w="1134"/>
+            <w:shd w:val="clear" w:color="auto" w:fill="D9D9D9"/>
+          </w:tcPr>
+          <w:p>
+            <w:r/>
+            <w:r>
+              <w:rPr>
+                <w:rFonts w:ascii="Verdana" w:hAnsi="Verdana"/>
+                <w:b w:val="0"/>
+                <w:sz w:val="16"/>
+              </w:rPr>
+              <w:t>КОДОВАЯ ЦИФРА</w:t>
+            </w:r>
+          </w:p>
+        </w:tc>
+        <w:tc>
+          <w:tcPr>
+            <w:tcW w:type="dxa" w:w="5046"/>
+            <w:shd w:val="clear" w:color="auto" w:fill="D9D9D9"/>
+          </w:tcPr>
+          <w:p>
+            <w:r/>
+            <w:r>
+              <w:rPr>
+                <w:rFonts w:ascii="Verdana" w:hAnsi="Verdana"/>
+                <w:b w:val="0"/>
+                <w:sz w:val="16"/>
+              </w:rPr>
+              <w:t>ЗНАЧЕНИЕ</w:t>
+            </w:r>
+          </w:p>
+        </w:tc>
+        <w:tc>
+          <w:tcPr>
+            <w:tcW w:type="dxa" w:w="5046"/>
+            <w:shd w:val="clear" w:color="auto" w:fill="D9D9D9"/>
+          </w:tcPr>
+          <w:p>
+            <w:r/>
+            <w:r>
+              <w:rPr>
+                <w:rFonts w:ascii="Verdana" w:hAnsi="Verdana"/>
+                <w:b w:val="0"/>
+                <w:sz w:val="16"/>
+              </w:rPr>
+              <w:t>ПРИМЕЧАНИЕ</w:t>
             </w:r>
           </w:p>
         </w:tc>
@@ -4116,7 +4166,7 @@
             <w:r/>
             <w:r>
               <w:rPr>
-                <w:rFonts w:ascii="Arial" w:hAnsi="Arial"/>
+                <w:rFonts w:ascii="Verdana" w:hAnsi="Verdana"/>
                 <w:b w:val="0"/>
                 <w:sz w:val="16"/>
               </w:rPr>
@@ -4132,7 +4182,7 @@
             <w:r/>
             <w:r>
               <w:rPr>
-                <w:rFonts w:ascii="Arial" w:hAnsi="Arial"/>
+                <w:rFonts w:ascii="Verdana" w:hAnsi="Verdana"/>
                 <w:b w:val="0"/>
                 <w:sz w:val="16"/>
               </w:rPr>
@@ -4148,7 +4198,7 @@
             <w:r/>
             <w:r>
               <w:rPr>
-                <w:rFonts w:ascii="Arial" w:hAnsi="Arial"/>
+                <w:rFonts w:ascii="Verdana" w:hAnsi="Verdana"/>
                 <w:b w:val="0"/>
                 <w:sz w:val="16"/>
               </w:rPr>
@@ -4165,7 +4215,7 @@
             <w:r/>
             <w:r>
               <w:rPr>
-                <w:rFonts w:ascii="Arial" w:hAnsi="Arial"/>
+                <w:rFonts w:ascii="Verdana" w:hAnsi="Verdana"/>
                 <w:b w:val="0"/>
                 <w:sz w:val="16"/>
               </w:rPr>
@@ -4181,7 +4231,7 @@
             <w:r/>
             <w:r>
               <w:rPr>
-                <w:rFonts w:ascii="Arial" w:hAnsi="Arial"/>
+                <w:rFonts w:ascii="Verdana" w:hAnsi="Verdana"/>
                 <w:b w:val="0"/>
                 <w:sz w:val="16"/>
               </w:rPr>
@@ -4197,7 +4247,7 @@
             <w:r/>
             <w:r>
               <w:rPr>
-                <w:rFonts w:ascii="Arial" w:hAnsi="Arial"/>
+                <w:rFonts w:ascii="Verdana" w:hAnsi="Verdana"/>
                 <w:b w:val="0"/>
                 <w:sz w:val="16"/>
               </w:rPr>
@@ -4214,7 +4264,7 @@
             <w:r/>
             <w:r>
               <w:rPr>
-                <w:rFonts w:ascii="Arial" w:hAnsi="Arial"/>
+                <w:rFonts w:ascii="Verdana" w:hAnsi="Verdana"/>
                 <w:b w:val="0"/>
                 <w:sz w:val="16"/>
               </w:rPr>
@@ -4230,7 +4280,7 @@
             <w:r/>
             <w:r>
               <w:rPr>
-                <w:rFonts w:ascii="Arial" w:hAnsi="Arial"/>
+                <w:rFonts w:ascii="Verdana" w:hAnsi="Verdana"/>
                 <w:b w:val="0"/>
                 <w:sz w:val="16"/>
               </w:rPr>
@@ -4246,7 +4296,7 @@
             <w:r/>
             <w:r>
               <w:rPr>
-                <w:rFonts w:ascii="Arial" w:hAnsi="Arial"/>
+                <w:rFonts w:ascii="Verdana" w:hAnsi="Verdana"/>
                 <w:b w:val="0"/>
                 <w:sz w:val="16"/>
               </w:rPr>
@@ -4263,7 +4313,7 @@
             <w:r/>
             <w:r>
               <w:rPr>
-                <w:rFonts w:ascii="Arial" w:hAnsi="Arial"/>
+                <w:rFonts w:ascii="Verdana" w:hAnsi="Verdana"/>
                 <w:b w:val="0"/>
                 <w:sz w:val="16"/>
               </w:rPr>
@@ -4279,7 +4329,7 @@
             <w:r/>
             <w:r>
               <w:rPr>
-                <w:rFonts w:ascii="Arial" w:hAnsi="Arial"/>
+                <w:rFonts w:ascii="Verdana" w:hAnsi="Verdana"/>
                 <w:b w:val="0"/>
                 <w:sz w:val="16"/>
               </w:rPr>
@@ -4295,7 +4345,7 @@
             <w:r/>
             <w:r>
               <w:rPr>
-                <w:rFonts w:ascii="Arial" w:hAnsi="Arial"/>
+                <w:rFonts w:ascii="Verdana" w:hAnsi="Verdana"/>
                 <w:b w:val="0"/>
                 <w:sz w:val="16"/>
               </w:rPr>
@@ -4312,7 +4362,7 @@
             <w:r/>
             <w:r>
               <w:rPr>
-                <w:rFonts w:ascii="Arial" w:hAnsi="Arial"/>
+                <w:rFonts w:ascii="Verdana" w:hAnsi="Verdana"/>
                 <w:b w:val="0"/>
                 <w:sz w:val="16"/>
               </w:rPr>
@@ -4328,7 +4378,7 @@
             <w:r/>
             <w:r>
               <w:rPr>
-                <w:rFonts w:ascii="Arial" w:hAnsi="Arial"/>
+                <w:rFonts w:ascii="Verdana" w:hAnsi="Verdana"/>
                 <w:b w:val="0"/>
                 <w:sz w:val="16"/>
               </w:rPr>
@@ -4344,7 +4394,7 @@
             <w:r/>
             <w:r>
               <w:rPr>
-                <w:rFonts w:ascii="Arial" w:hAnsi="Arial"/>
+                <w:rFonts w:ascii="Verdana" w:hAnsi="Verdana"/>
                 <w:b w:val="0"/>
                 <w:sz w:val="16"/>
               </w:rPr>
@@ -4361,7 +4411,7 @@
             <w:r/>
             <w:r>
               <w:rPr>
-                <w:rFonts w:ascii="Arial" w:hAnsi="Arial"/>
+                <w:rFonts w:ascii="Verdana" w:hAnsi="Verdana"/>
                 <w:b w:val="0"/>
                 <w:sz w:val="16"/>
               </w:rPr>
@@ -4377,7 +4427,7 @@
             <w:r/>
             <w:r>
               <w:rPr>
-                <w:rFonts w:ascii="Arial" w:hAnsi="Arial"/>
+                <w:rFonts w:ascii="Verdana" w:hAnsi="Verdana"/>
                 <w:b w:val="0"/>
                 <w:sz w:val="16"/>
               </w:rPr>
@@ -4393,7 +4443,7 @@
             <w:r/>
             <w:r>
               <w:rPr>
-                <w:rFonts w:ascii="Arial" w:hAnsi="Arial"/>
+                <w:rFonts w:ascii="Verdana" w:hAnsi="Verdana"/>
                 <w:b w:val="0"/>
                 <w:sz w:val="16"/>
               </w:rPr>
@@ -4410,7 +4460,7 @@
             <w:r/>
             <w:r>
               <w:rPr>
-                <w:rFonts w:ascii="Arial" w:hAnsi="Arial"/>
+                <w:rFonts w:ascii="Verdana" w:hAnsi="Verdana"/>
                 <w:b w:val="0"/>
                 <w:sz w:val="16"/>
               </w:rPr>
@@ -4426,7 +4476,7 @@
             <w:r/>
             <w:r>
               <w:rPr>
-                <w:rFonts w:ascii="Arial" w:hAnsi="Arial"/>
+                <w:rFonts w:ascii="Verdana" w:hAnsi="Verdana"/>
                 <w:b w:val="0"/>
                 <w:sz w:val="16"/>
               </w:rPr>
@@ -4442,7 +4492,7 @@
             <w:r/>
             <w:r>
               <w:rPr>
-                <w:rFonts w:ascii="Arial" w:hAnsi="Arial"/>
+                <w:rFonts w:ascii="Verdana" w:hAnsi="Verdana"/>
                 <w:b w:val="0"/>
                 <w:sz w:val="16"/>
               </w:rPr>
@@ -4459,7 +4509,7 @@
             <w:r/>
             <w:r>
               <w:rPr>
-                <w:rFonts w:ascii="Arial" w:hAnsi="Arial"/>
+                <w:rFonts w:ascii="Verdana" w:hAnsi="Verdana"/>
                 <w:b w:val="0"/>
                 <w:sz w:val="16"/>
               </w:rPr>
@@ -4475,7 +4525,7 @@
             <w:r/>
             <w:r>
               <w:rPr>
-                <w:rFonts w:ascii="Arial" w:hAnsi="Arial"/>
+                <w:rFonts w:ascii="Verdana" w:hAnsi="Verdana"/>
                 <w:b w:val="0"/>
                 <w:sz w:val="16"/>
               </w:rPr>
@@ -4491,7 +4541,7 @@
             <w:r/>
             <w:r>
               <w:rPr>
-                <w:rFonts w:ascii="Arial" w:hAnsi="Arial"/>
+                <w:rFonts w:ascii="Verdana" w:hAnsi="Verdana"/>
                 <w:b w:val="0"/>
                 <w:sz w:val="16"/>
               </w:rPr>
@@ -4508,7 +4558,7 @@
             <w:r/>
             <w:r>
               <w:rPr>
-                <w:rFonts w:ascii="Arial" w:hAnsi="Arial"/>
+                <w:rFonts w:ascii="Verdana" w:hAnsi="Verdana"/>
                 <w:b w:val="0"/>
                 <w:sz w:val="16"/>
               </w:rPr>
@@ -4524,7 +4574,7 @@
             <w:r/>
             <w:r>
               <w:rPr>
-                <w:rFonts w:ascii="Arial" w:hAnsi="Arial"/>
+                <w:rFonts w:ascii="Verdana" w:hAnsi="Verdana"/>
                 <w:b w:val="0"/>
                 <w:sz w:val="16"/>
               </w:rPr>
@@ -4540,7 +4590,7 @@
             <w:r/>
             <w:r>
               <w:rPr>
-                <w:rFonts w:ascii="Arial" w:hAnsi="Arial"/>
+                <w:rFonts w:ascii="Verdana" w:hAnsi="Verdana"/>
                 <w:b w:val="0"/>
                 <w:sz w:val="16"/>
               </w:rPr>
@@ -4557,7 +4607,7 @@
             <w:r/>
             <w:r>
               <w:rPr>
-                <w:rFonts w:ascii="Arial" w:hAnsi="Arial"/>
+                <w:rFonts w:ascii="Verdana" w:hAnsi="Verdana"/>
                 <w:b w:val="0"/>
                 <w:sz w:val="16"/>
               </w:rPr>
@@ -4573,7 +4623,7 @@
             <w:r/>
             <w:r>
               <w:rPr>
-                <w:rFonts w:ascii="Arial" w:hAnsi="Arial"/>
+                <w:rFonts w:ascii="Verdana" w:hAnsi="Verdana"/>
                 <w:b w:val="0"/>
                 <w:sz w:val="16"/>
               </w:rPr>
@@ -4589,7 +4639,7 @@
             <w:r/>
             <w:r>
               <w:rPr>
-                <w:rFonts w:ascii="Arial" w:hAnsi="Arial"/>
+                <w:rFonts w:ascii="Verdana" w:hAnsi="Verdana"/>
                 <w:b w:val="0"/>
                 <w:sz w:val="16"/>
               </w:rPr>
@@ -4606,7 +4656,7 @@
             <w:r/>
             <w:r>
               <w:rPr>
-                <w:rFonts w:ascii="Arial" w:hAnsi="Arial"/>
+                <w:rFonts w:ascii="Verdana" w:hAnsi="Verdana"/>
                 <w:b w:val="0"/>
                 <w:sz w:val="16"/>
               </w:rPr>
@@ -4622,7 +4672,7 @@
             <w:r/>
             <w:r>
               <w:rPr>
-                <w:rFonts w:ascii="Arial" w:hAnsi="Arial"/>
+                <w:rFonts w:ascii="Verdana" w:hAnsi="Verdana"/>
                 <w:b w:val="0"/>
                 <w:sz w:val="16"/>
               </w:rPr>
@@ -4638,7 +4688,7 @@
             <w:r/>
             <w:r>
               <w:rPr>
-                <w:rFonts w:ascii="Arial" w:hAnsi="Arial"/>
+                <w:rFonts w:ascii="Verdana" w:hAnsi="Verdana"/>
                 <w:b w:val="0"/>
                 <w:sz w:val="16"/>
               </w:rPr>
@@ -4655,7 +4705,7 @@
             <w:r/>
             <w:r>
               <w:rPr>
-                <w:rFonts w:ascii="Arial" w:hAnsi="Arial"/>
+                <w:rFonts w:ascii="Verdana" w:hAnsi="Verdana"/>
                 <w:b w:val="0"/>
                 <w:sz w:val="16"/>
               </w:rPr>
@@ -4671,7 +4721,7 @@
             <w:r/>
             <w:r>
               <w:rPr>
-                <w:rFonts w:ascii="Arial" w:hAnsi="Arial"/>
+                <w:rFonts w:ascii="Verdana" w:hAnsi="Verdana"/>
                 <w:b w:val="0"/>
                 <w:sz w:val="16"/>
               </w:rPr>
@@ -4687,7 +4737,7 @@
             <w:r/>
             <w:r>
               <w:rPr>
-                <w:rFonts w:ascii="Arial" w:hAnsi="Arial"/>
+                <w:rFonts w:ascii="Verdana" w:hAnsi="Verdana"/>
                 <w:b w:val="0"/>
                 <w:sz w:val="16"/>
               </w:rPr>
@@ -4704,7 +4754,7 @@
             <w:r/>
             <w:r>
               <w:rPr>
-                <w:rFonts w:ascii="Arial" w:hAnsi="Arial"/>
+                <w:rFonts w:ascii="Verdana" w:hAnsi="Verdana"/>
                 <w:b w:val="0"/>
                 <w:sz w:val="16"/>
               </w:rPr>
@@ -4720,7 +4770,7 @@
             <w:r/>
             <w:r>
               <w:rPr>
-                <w:rFonts w:ascii="Arial" w:hAnsi="Arial"/>
+                <w:rFonts w:ascii="Verdana" w:hAnsi="Verdana"/>
                 <w:b w:val="0"/>
                 <w:sz w:val="16"/>
               </w:rPr>
@@ -4736,7 +4786,7 @@
             <w:r/>
             <w:r>
               <w:rPr>
-                <w:rFonts w:ascii="Arial" w:hAnsi="Arial"/>
+                <w:rFonts w:ascii="Verdana" w:hAnsi="Verdana"/>
                 <w:b w:val="0"/>
                 <w:sz w:val="16"/>
               </w:rPr>
@@ -4753,7 +4803,7 @@
             <w:r/>
             <w:r>
               <w:rPr>
-                <w:rFonts w:ascii="Arial" w:hAnsi="Arial"/>
+                <w:rFonts w:ascii="Verdana" w:hAnsi="Verdana"/>
                 <w:b w:val="0"/>
                 <w:sz w:val="16"/>
               </w:rPr>
@@ -4769,7 +4819,7 @@
             <w:r/>
             <w:r>
               <w:rPr>
-                <w:rFonts w:ascii="Arial" w:hAnsi="Arial"/>
+                <w:rFonts w:ascii="Verdana" w:hAnsi="Verdana"/>
                 <w:b w:val="0"/>
                 <w:sz w:val="16"/>
               </w:rPr>
@@ -4785,7 +4835,7 @@
             <w:r/>
             <w:r>
               <w:rPr>
-                <w:rFonts w:ascii="Arial" w:hAnsi="Arial"/>
+                <w:rFonts w:ascii="Verdana" w:hAnsi="Verdana"/>
                 <w:b w:val="0"/>
                 <w:sz w:val="16"/>
               </w:rPr>
@@ -4802,7 +4852,7 @@
             <w:r/>
             <w:r>
               <w:rPr>
-                <w:rFonts w:ascii="Arial" w:hAnsi="Arial"/>
+                <w:rFonts w:ascii="Verdana" w:hAnsi="Verdana"/>
                 <w:b w:val="0"/>
                 <w:sz w:val="16"/>
               </w:rPr>
@@ -4818,7 +4868,7 @@
             <w:r/>
             <w:r>
               <w:rPr>
-                <w:rFonts w:ascii="Arial" w:hAnsi="Arial"/>
+                <w:rFonts w:ascii="Verdana" w:hAnsi="Verdana"/>
                 <w:b w:val="0"/>
                 <w:sz w:val="16"/>
               </w:rPr>
@@ -4834,7 +4884,7 @@
             <w:r/>
             <w:r>
               <w:rPr>
-                <w:rFonts w:ascii="Arial" w:hAnsi="Arial"/>
+                <w:rFonts w:ascii="Verdana" w:hAnsi="Verdana"/>
                 <w:b w:val="0"/>
                 <w:sz w:val="16"/>
               </w:rPr>
@@ -4851,7 +4901,7 @@
             <w:r/>
             <w:r>
               <w:rPr>
-                <w:rFonts w:ascii="Arial" w:hAnsi="Arial"/>
+                <w:rFonts w:ascii="Verdana" w:hAnsi="Verdana"/>
                 <w:b w:val="0"/>
                 <w:sz w:val="16"/>
               </w:rPr>
@@ -4867,7 +4917,7 @@
             <w:r/>
             <w:r>
               <w:rPr>
-                <w:rFonts w:ascii="Arial" w:hAnsi="Arial"/>
+                <w:rFonts w:ascii="Verdana" w:hAnsi="Verdana"/>
                 <w:b w:val="0"/>
                 <w:sz w:val="16"/>
               </w:rPr>
@@ -4883,7 +4933,7 @@
             <w:r/>
             <w:r>
               <w:rPr>
-                <w:rFonts w:ascii="Arial" w:hAnsi="Arial"/>
+                <w:rFonts w:ascii="Verdana" w:hAnsi="Verdana"/>
                 <w:b w:val="0"/>
                 <w:sz w:val="16"/>
               </w:rPr>
@@ -4896,7 +4946,7 @@
     <w:p>
       <w:r>
         <w:rPr>
-          <w:rFonts w:ascii="Arial" w:hAnsi="Arial"/>
+          <w:rFonts w:ascii="Verdana" w:hAnsi="Verdana"/>
           <w:b/>
           <w:sz w:val="18"/>
         </w:rPr>
@@ -4909,6 +4959,20 @@
         <w:tblW w:type="auto" w:w="0"/>
         <w:jc w:val="center"/>
         <w:tblLook w:firstColumn="1" w:firstRow="1" w:lastColumn="0" w:lastRow="0" w:noHBand="0" w:noVBand="1" w:val="04A0"/>
+        <w:tblBorders>
+          <w:top w:val="single" w:sz="4" w:space="0" w:color="595959"/>
+          <w:left w:val="single" w:sz="4" w:space="0" w:color="595959"/>
+          <w:bottom w:val="single" w:sz="4" w:space="0" w:color="595959"/>
+          <w:right w:val="single" w:sz="4" w:space="0" w:color="595959"/>
+          <w:insideH w:val="single" w:sz="4" w:space="0" w:color="595959"/>
+          <w:insideV w:val="single" w:sz="4" w:space="0" w:color="595959"/>
+        </w:tblBorders>
+        <w:tblCellMar>
+          <w:top w:w="85" w:type="dxa"/>
+          <w:left w:w="85" w:type="dxa"/>
+          <w:bottom w:w="85" w:type="dxa"/>
+          <w:right w:w="85" w:type="dxa"/>
+        </w:tblCellMar>
       </w:tblPr>
       <w:tblGrid>
         <w:gridCol w:w="5046"/>
@@ -4918,61 +4982,52 @@
       <w:tr>
         <w:tc>
           <w:tcPr>
-            <w:tcW w:type="dxa" w:w="5046"/>
-            <w:shd w:val="clear" w:color="auto" w:fill="D9E2F3"/>
-          </w:tcPr>
-          <w:p>
-            <w:pPr>
-              <w:jc w:val="center"/>
-            </w:pPr>
-            <w:r/>
-            <w:r>
-              <w:rPr>
-                <w:rFonts w:ascii="Arial" w:hAnsi="Arial"/>
-                <w:b/>
-                <w:sz w:val="16"/>
-              </w:rPr>
-              <w:t>Code Figure</w:t>
-            </w:r>
-          </w:p>
-        </w:tc>
-        <w:tc>
-          <w:tcPr>
-            <w:tcW w:type="dxa" w:w="5046"/>
-            <w:shd w:val="clear" w:color="auto" w:fill="D9E2F3"/>
-          </w:tcPr>
-          <w:p>
-            <w:pPr>
-              <w:jc w:val="center"/>
-            </w:pPr>
-            <w:r/>
-            <w:r>
-              <w:rPr>
-                <w:rFonts w:ascii="Arial" w:hAnsi="Arial"/>
-                <w:b/>
-                <w:sz w:val="16"/>
-              </w:rPr>
-              <w:t>Entry Name</w:t>
-            </w:r>
-          </w:p>
-        </w:tc>
-        <w:tc>
-          <w:tcPr>
-            <w:tcW w:type="dxa" w:w="5046"/>
-            <w:shd w:val="clear" w:color="auto" w:fill="D9E2F3"/>
-          </w:tcPr>
-          <w:p>
-            <w:pPr>
-              <w:jc w:val="center"/>
-            </w:pPr>
-            <w:r/>
-            <w:r>
-              <w:rPr>
-                <w:rFonts w:ascii="Arial" w:hAnsi="Arial"/>
-                <w:b/>
-                <w:sz w:val="16"/>
-              </w:rPr>
-              <w:t>Note</w:t>
+            <w:tcW w:type="dxa" w:w="1134"/>
+            <w:shd w:val="clear" w:color="auto" w:fill="D9D9D9"/>
+          </w:tcPr>
+          <w:p>
+            <w:r/>
+            <w:r>
+              <w:rPr>
+                <w:rFonts w:ascii="Verdana" w:hAnsi="Verdana"/>
+                <w:b w:val="0"/>
+                <w:sz w:val="16"/>
+              </w:rPr>
+              <w:t>КОДОВАЯ ЦИФРА</w:t>
+            </w:r>
+          </w:p>
+        </w:tc>
+        <w:tc>
+          <w:tcPr>
+            <w:tcW w:type="dxa" w:w="5046"/>
+            <w:shd w:val="clear" w:color="auto" w:fill="D9D9D9"/>
+          </w:tcPr>
+          <w:p>
+            <w:r/>
+            <w:r>
+              <w:rPr>
+                <w:rFonts w:ascii="Verdana" w:hAnsi="Verdana"/>
+                <w:b w:val="0"/>
+                <w:sz w:val="16"/>
+              </w:rPr>
+              <w:t>ЗНАЧЕНИЕ</w:t>
+            </w:r>
+          </w:p>
+        </w:tc>
+        <w:tc>
+          <w:tcPr>
+            <w:tcW w:type="dxa" w:w="5046"/>
+            <w:shd w:val="clear" w:color="auto" w:fill="D9D9D9"/>
+          </w:tcPr>
+          <w:p>
+            <w:r/>
+            <w:r>
+              <w:rPr>
+                <w:rFonts w:ascii="Verdana" w:hAnsi="Verdana"/>
+                <w:b w:val="0"/>
+                <w:sz w:val="16"/>
+              </w:rPr>
+              <w:t>ПРИМЕЧАНИЕ</w:t>
             </w:r>
           </w:p>
         </w:tc>
@@ -4986,7 +5041,7 @@
             <w:r/>
             <w:r>
               <w:rPr>
-                <w:rFonts w:ascii="Arial" w:hAnsi="Arial"/>
+                <w:rFonts w:ascii="Verdana" w:hAnsi="Verdana"/>
                 <w:b w:val="0"/>
                 <w:sz w:val="16"/>
               </w:rPr>
@@ -5002,7 +5057,7 @@
             <w:r/>
             <w:r>
               <w:rPr>
-                <w:rFonts w:ascii="Arial" w:hAnsi="Arial"/>
+                <w:rFonts w:ascii="Verdana" w:hAnsi="Verdana"/>
                 <w:b w:val="0"/>
                 <w:sz w:val="16"/>
               </w:rPr>
@@ -5018,7 +5073,7 @@
             <w:r/>
             <w:r>
               <w:rPr>
-                <w:rFonts w:ascii="Arial" w:hAnsi="Arial"/>
+                <w:rFonts w:ascii="Verdana" w:hAnsi="Verdana"/>
                 <w:b w:val="0"/>
                 <w:sz w:val="16"/>
               </w:rPr>
@@ -5035,7 +5090,7 @@
             <w:r/>
             <w:r>
               <w:rPr>
-                <w:rFonts w:ascii="Arial" w:hAnsi="Arial"/>
+                <w:rFonts w:ascii="Verdana" w:hAnsi="Verdana"/>
                 <w:b w:val="0"/>
                 <w:sz w:val="16"/>
               </w:rPr>
@@ -5051,7 +5106,7 @@
             <w:r/>
             <w:r>
               <w:rPr>
-                <w:rFonts w:ascii="Arial" w:hAnsi="Arial"/>
+                <w:rFonts w:ascii="Verdana" w:hAnsi="Verdana"/>
                 <w:b w:val="0"/>
                 <w:sz w:val="16"/>
               </w:rPr>
@@ -5067,7 +5122,7 @@
             <w:r/>
             <w:r>
               <w:rPr>
-                <w:rFonts w:ascii="Arial" w:hAnsi="Arial"/>
+                <w:rFonts w:ascii="Verdana" w:hAnsi="Verdana"/>
                 <w:b w:val="0"/>
                 <w:sz w:val="16"/>
               </w:rPr>
@@ -5084,7 +5139,7 @@
             <w:r/>
             <w:r>
               <w:rPr>
-                <w:rFonts w:ascii="Arial" w:hAnsi="Arial"/>
+                <w:rFonts w:ascii="Verdana" w:hAnsi="Verdana"/>
                 <w:b w:val="0"/>
                 <w:sz w:val="16"/>
               </w:rPr>
@@ -5100,7 +5155,7 @@
             <w:r/>
             <w:r>
               <w:rPr>
-                <w:rFonts w:ascii="Arial" w:hAnsi="Arial"/>
+                <w:rFonts w:ascii="Verdana" w:hAnsi="Verdana"/>
                 <w:b w:val="0"/>
                 <w:sz w:val="16"/>
               </w:rPr>
@@ -5116,7 +5171,7 @@
             <w:r/>
             <w:r>
               <w:rPr>
-                <w:rFonts w:ascii="Arial" w:hAnsi="Arial"/>
+                <w:rFonts w:ascii="Verdana" w:hAnsi="Verdana"/>
                 <w:b w:val="0"/>
                 <w:sz w:val="16"/>
               </w:rPr>
@@ -5133,7 +5188,7 @@
             <w:r/>
             <w:r>
               <w:rPr>
-                <w:rFonts w:ascii="Arial" w:hAnsi="Arial"/>
+                <w:rFonts w:ascii="Verdana" w:hAnsi="Verdana"/>
                 <w:b w:val="0"/>
                 <w:sz w:val="16"/>
               </w:rPr>
@@ -5149,7 +5204,7 @@
             <w:r/>
             <w:r>
               <w:rPr>
-                <w:rFonts w:ascii="Arial" w:hAnsi="Arial"/>
+                <w:rFonts w:ascii="Verdana" w:hAnsi="Verdana"/>
                 <w:b w:val="0"/>
                 <w:sz w:val="16"/>
               </w:rPr>
@@ -5165,7 +5220,7 @@
             <w:r/>
             <w:r>
               <w:rPr>
-                <w:rFonts w:ascii="Arial" w:hAnsi="Arial"/>
+                <w:rFonts w:ascii="Verdana" w:hAnsi="Verdana"/>
                 <w:b w:val="0"/>
                 <w:sz w:val="16"/>
               </w:rPr>
@@ -5178,7 +5233,7 @@
     <w:p>
       <w:r>
         <w:rPr>
-          <w:rFonts w:ascii="Arial" w:hAnsi="Arial"/>
+          <w:rFonts w:ascii="Verdana" w:hAnsi="Verdana"/>
           <w:b/>
           <w:sz w:val="18"/>
         </w:rPr>
@@ -5191,6 +5246,20 @@
         <w:tblW w:type="auto" w:w="0"/>
         <w:jc w:val="center"/>
         <w:tblLook w:firstColumn="1" w:firstRow="1" w:lastColumn="0" w:lastRow="0" w:noHBand="0" w:noVBand="1" w:val="04A0"/>
+        <w:tblBorders>
+          <w:top w:val="single" w:sz="4" w:space="0" w:color="595959"/>
+          <w:left w:val="single" w:sz="4" w:space="0" w:color="595959"/>
+          <w:bottom w:val="single" w:sz="4" w:space="0" w:color="595959"/>
+          <w:right w:val="single" w:sz="4" w:space="0" w:color="595959"/>
+          <w:insideH w:val="single" w:sz="4" w:space="0" w:color="595959"/>
+          <w:insideV w:val="single" w:sz="4" w:space="0" w:color="595959"/>
+        </w:tblBorders>
+        <w:tblCellMar>
+          <w:top w:w="85" w:type="dxa"/>
+          <w:left w:w="85" w:type="dxa"/>
+          <w:bottom w:w="85" w:type="dxa"/>
+          <w:right w:w="85" w:type="dxa"/>
+        </w:tblCellMar>
       </w:tblPr>
       <w:tblGrid>
         <w:gridCol w:w="5046"/>
@@ -5200,61 +5269,52 @@
       <w:tr>
         <w:tc>
           <w:tcPr>
-            <w:tcW w:type="dxa" w:w="5046"/>
-            <w:shd w:val="clear" w:color="auto" w:fill="D9E2F3"/>
-          </w:tcPr>
-          <w:p>
-            <w:pPr>
-              <w:jc w:val="center"/>
-            </w:pPr>
-            <w:r/>
-            <w:r>
-              <w:rPr>
-                <w:rFonts w:ascii="Arial" w:hAnsi="Arial"/>
-                <w:b/>
-                <w:sz w:val="16"/>
-              </w:rPr>
-              <w:t>Code Figure</w:t>
-            </w:r>
-          </w:p>
-        </w:tc>
-        <w:tc>
-          <w:tcPr>
-            <w:tcW w:type="dxa" w:w="5046"/>
-            <w:shd w:val="clear" w:color="auto" w:fill="D9E2F3"/>
-          </w:tcPr>
-          <w:p>
-            <w:pPr>
-              <w:jc w:val="center"/>
-            </w:pPr>
-            <w:r/>
-            <w:r>
-              <w:rPr>
-                <w:rFonts w:ascii="Arial" w:hAnsi="Arial"/>
-                <w:b/>
-                <w:sz w:val="16"/>
-              </w:rPr>
-              <w:t>Entry Name</w:t>
-            </w:r>
-          </w:p>
-        </w:tc>
-        <w:tc>
-          <w:tcPr>
-            <w:tcW w:type="dxa" w:w="5046"/>
-            <w:shd w:val="clear" w:color="auto" w:fill="D9E2F3"/>
-          </w:tcPr>
-          <w:p>
-            <w:pPr>
-              <w:jc w:val="center"/>
-            </w:pPr>
-            <w:r/>
-            <w:r>
-              <w:rPr>
-                <w:rFonts w:ascii="Arial" w:hAnsi="Arial"/>
-                <w:b/>
-                <w:sz w:val="16"/>
-              </w:rPr>
-              <w:t>Note</w:t>
+            <w:tcW w:type="dxa" w:w="1134"/>
+            <w:shd w:val="clear" w:color="auto" w:fill="D9D9D9"/>
+          </w:tcPr>
+          <w:p>
+            <w:r/>
+            <w:r>
+              <w:rPr>
+                <w:rFonts w:ascii="Verdana" w:hAnsi="Verdana"/>
+                <w:b w:val="0"/>
+                <w:sz w:val="16"/>
+              </w:rPr>
+              <w:t>КОДОВАЯ ЦИФРА</w:t>
+            </w:r>
+          </w:p>
+        </w:tc>
+        <w:tc>
+          <w:tcPr>
+            <w:tcW w:type="dxa" w:w="5046"/>
+            <w:shd w:val="clear" w:color="auto" w:fill="D9D9D9"/>
+          </w:tcPr>
+          <w:p>
+            <w:r/>
+            <w:r>
+              <w:rPr>
+                <w:rFonts w:ascii="Verdana" w:hAnsi="Verdana"/>
+                <w:b w:val="0"/>
+                <w:sz w:val="16"/>
+              </w:rPr>
+              <w:t>ЗНАЧЕНИЕ</w:t>
+            </w:r>
+          </w:p>
+        </w:tc>
+        <w:tc>
+          <w:tcPr>
+            <w:tcW w:type="dxa" w:w="5046"/>
+            <w:shd w:val="clear" w:color="auto" w:fill="D9D9D9"/>
+          </w:tcPr>
+          <w:p>
+            <w:r/>
+            <w:r>
+              <w:rPr>
+                <w:rFonts w:ascii="Verdana" w:hAnsi="Verdana"/>
+                <w:b w:val="0"/>
+                <w:sz w:val="16"/>
+              </w:rPr>
+              <w:t>ПРИМЕЧАНИЕ</w:t>
             </w:r>
           </w:p>
         </w:tc>
@@ -5268,7 +5328,7 @@
             <w:r/>
             <w:r>
               <w:rPr>
-                <w:rFonts w:ascii="Arial" w:hAnsi="Arial"/>
+                <w:rFonts w:ascii="Verdana" w:hAnsi="Verdana"/>
                 <w:b w:val="0"/>
                 <w:sz w:val="16"/>
               </w:rPr>
@@ -5284,7 +5344,7 @@
             <w:r/>
             <w:r>
               <w:rPr>
-                <w:rFonts w:ascii="Arial" w:hAnsi="Arial"/>
+                <w:rFonts w:ascii="Verdana" w:hAnsi="Verdana"/>
                 <w:b w:val="0"/>
                 <w:sz w:val="16"/>
               </w:rPr>
@@ -5300,7 +5360,7 @@
             <w:r/>
             <w:r>
               <w:rPr>
-                <w:rFonts w:ascii="Arial" w:hAnsi="Arial"/>
+                <w:rFonts w:ascii="Verdana" w:hAnsi="Verdana"/>
                 <w:b w:val="0"/>
                 <w:sz w:val="16"/>
               </w:rPr>
@@ -5317,7 +5377,7 @@
             <w:r/>
             <w:r>
               <w:rPr>
-                <w:rFonts w:ascii="Arial" w:hAnsi="Arial"/>
+                <w:rFonts w:ascii="Verdana" w:hAnsi="Verdana"/>
                 <w:b w:val="0"/>
                 <w:sz w:val="16"/>
               </w:rPr>
@@ -5333,7 +5393,7 @@
             <w:r/>
             <w:r>
               <w:rPr>
-                <w:rFonts w:ascii="Arial" w:hAnsi="Arial"/>
+                <w:rFonts w:ascii="Verdana" w:hAnsi="Verdana"/>
                 <w:b w:val="0"/>
                 <w:sz w:val="16"/>
               </w:rPr>
@@ -5349,7 +5409,7 @@
             <w:r/>
             <w:r>
               <w:rPr>
-                <w:rFonts w:ascii="Arial" w:hAnsi="Arial"/>
+                <w:rFonts w:ascii="Verdana" w:hAnsi="Verdana"/>
                 <w:b w:val="0"/>
                 <w:sz w:val="16"/>
               </w:rPr>
@@ -5366,7 +5426,7 @@
             <w:r/>
             <w:r>
               <w:rPr>
-                <w:rFonts w:ascii="Arial" w:hAnsi="Arial"/>
+                <w:rFonts w:ascii="Verdana" w:hAnsi="Verdana"/>
                 <w:b w:val="0"/>
                 <w:sz w:val="16"/>
               </w:rPr>
@@ -5382,7 +5442,7 @@
             <w:r/>
             <w:r>
               <w:rPr>
-                <w:rFonts w:ascii="Arial" w:hAnsi="Arial"/>
+                <w:rFonts w:ascii="Verdana" w:hAnsi="Verdana"/>
                 <w:b w:val="0"/>
                 <w:sz w:val="16"/>
               </w:rPr>
@@ -5398,7 +5458,7 @@
             <w:r/>
             <w:r>
               <w:rPr>
-                <w:rFonts w:ascii="Arial" w:hAnsi="Arial"/>
+                <w:rFonts w:ascii="Verdana" w:hAnsi="Verdana"/>
                 <w:b w:val="0"/>
                 <w:sz w:val="16"/>
               </w:rPr>
@@ -5415,7 +5475,7 @@
             <w:r/>
             <w:r>
               <w:rPr>
-                <w:rFonts w:ascii="Arial" w:hAnsi="Arial"/>
+                <w:rFonts w:ascii="Verdana" w:hAnsi="Verdana"/>
                 <w:b w:val="0"/>
                 <w:sz w:val="16"/>
               </w:rPr>
@@ -5431,7 +5491,7 @@
             <w:r/>
             <w:r>
               <w:rPr>
-                <w:rFonts w:ascii="Arial" w:hAnsi="Arial"/>
+                <w:rFonts w:ascii="Verdana" w:hAnsi="Verdana"/>
                 <w:b w:val="0"/>
                 <w:sz w:val="16"/>
               </w:rPr>
@@ -5447,7 +5507,7 @@
             <w:r/>
             <w:r>
               <w:rPr>
-                <w:rFonts w:ascii="Arial" w:hAnsi="Arial"/>
+                <w:rFonts w:ascii="Verdana" w:hAnsi="Verdana"/>
                 <w:b w:val="0"/>
                 <w:sz w:val="16"/>
               </w:rPr>
@@ -5464,7 +5524,7 @@
             <w:r/>
             <w:r>
               <w:rPr>
-                <w:rFonts w:ascii="Arial" w:hAnsi="Arial"/>
+                <w:rFonts w:ascii="Verdana" w:hAnsi="Verdana"/>
                 <w:b w:val="0"/>
                 <w:sz w:val="16"/>
               </w:rPr>
@@ -5480,7 +5540,7 @@
             <w:r/>
             <w:r>
               <w:rPr>
-                <w:rFonts w:ascii="Arial" w:hAnsi="Arial"/>
+                <w:rFonts w:ascii="Verdana" w:hAnsi="Verdana"/>
                 <w:b w:val="0"/>
                 <w:sz w:val="16"/>
               </w:rPr>
@@ -5496,7 +5556,7 @@
             <w:r/>
             <w:r>
               <w:rPr>
-                <w:rFonts w:ascii="Arial" w:hAnsi="Arial"/>
+                <w:rFonts w:ascii="Verdana" w:hAnsi="Verdana"/>
                 <w:b w:val="0"/>
                 <w:sz w:val="16"/>
               </w:rPr>
@@ -5509,7 +5569,7 @@
     <w:p>
       <w:r>
         <w:rPr>
-          <w:rFonts w:ascii="Arial" w:hAnsi="Arial"/>
+          <w:rFonts w:ascii="Verdana" w:hAnsi="Verdana"/>
           <w:b/>
           <w:sz w:val="18"/>
         </w:rPr>
@@ -5522,6 +5582,20 @@
         <w:tblW w:type="auto" w:w="0"/>
         <w:jc w:val="center"/>
         <w:tblLook w:firstColumn="1" w:firstRow="1" w:lastColumn="0" w:lastRow="0" w:noHBand="0" w:noVBand="1" w:val="04A0"/>
+        <w:tblBorders>
+          <w:top w:val="single" w:sz="4" w:space="0" w:color="595959"/>
+          <w:left w:val="single" w:sz="4" w:space="0" w:color="595959"/>
+          <w:bottom w:val="single" w:sz="4" w:space="0" w:color="595959"/>
+          <w:right w:val="single" w:sz="4" w:space="0" w:color="595959"/>
+          <w:insideH w:val="single" w:sz="4" w:space="0" w:color="595959"/>
+          <w:insideV w:val="single" w:sz="4" w:space="0" w:color="595959"/>
+        </w:tblBorders>
+        <w:tblCellMar>
+          <w:top w:w="85" w:type="dxa"/>
+          <w:left w:w="85" w:type="dxa"/>
+          <w:bottom w:w="85" w:type="dxa"/>
+          <w:right w:w="85" w:type="dxa"/>
+        </w:tblCellMar>
       </w:tblPr>
       <w:tblGrid>
         <w:gridCol w:w="5046"/>
@@ -5531,61 +5605,52 @@
       <w:tr>
         <w:tc>
           <w:tcPr>
-            <w:tcW w:type="dxa" w:w="5046"/>
-            <w:shd w:val="clear" w:color="auto" w:fill="D9E2F3"/>
-          </w:tcPr>
-          <w:p>
-            <w:pPr>
-              <w:jc w:val="center"/>
-            </w:pPr>
-            <w:r/>
-            <w:r>
-              <w:rPr>
-                <w:rFonts w:ascii="Arial" w:hAnsi="Arial"/>
-                <w:b/>
-                <w:sz w:val="16"/>
-              </w:rPr>
-              <w:t>Code Figure</w:t>
-            </w:r>
-          </w:p>
-        </w:tc>
-        <w:tc>
-          <w:tcPr>
-            <w:tcW w:type="dxa" w:w="5046"/>
-            <w:shd w:val="clear" w:color="auto" w:fill="D9E2F3"/>
-          </w:tcPr>
-          <w:p>
-            <w:pPr>
-              <w:jc w:val="center"/>
-            </w:pPr>
-            <w:r/>
-            <w:r>
-              <w:rPr>
-                <w:rFonts w:ascii="Arial" w:hAnsi="Arial"/>
-                <w:b/>
-                <w:sz w:val="16"/>
-              </w:rPr>
-              <w:t>Entry Name</w:t>
-            </w:r>
-          </w:p>
-        </w:tc>
-        <w:tc>
-          <w:tcPr>
-            <w:tcW w:type="dxa" w:w="5046"/>
-            <w:shd w:val="clear" w:color="auto" w:fill="D9E2F3"/>
-          </w:tcPr>
-          <w:p>
-            <w:pPr>
-              <w:jc w:val="center"/>
-            </w:pPr>
-            <w:r/>
-            <w:r>
-              <w:rPr>
-                <w:rFonts w:ascii="Arial" w:hAnsi="Arial"/>
-                <w:b/>
-                <w:sz w:val="16"/>
-              </w:rPr>
-              <w:t>Note</w:t>
+            <w:tcW w:type="dxa" w:w="1134"/>
+            <w:shd w:val="clear" w:color="auto" w:fill="D9D9D9"/>
+          </w:tcPr>
+          <w:p>
+            <w:r/>
+            <w:r>
+              <w:rPr>
+                <w:rFonts w:ascii="Verdana" w:hAnsi="Verdana"/>
+                <w:b w:val="0"/>
+                <w:sz w:val="16"/>
+              </w:rPr>
+              <w:t>КОДОВАЯ ЦИФРА</w:t>
+            </w:r>
+          </w:p>
+        </w:tc>
+        <w:tc>
+          <w:tcPr>
+            <w:tcW w:type="dxa" w:w="5046"/>
+            <w:shd w:val="clear" w:color="auto" w:fill="D9D9D9"/>
+          </w:tcPr>
+          <w:p>
+            <w:r/>
+            <w:r>
+              <w:rPr>
+                <w:rFonts w:ascii="Verdana" w:hAnsi="Verdana"/>
+                <w:b w:val="0"/>
+                <w:sz w:val="16"/>
+              </w:rPr>
+              <w:t>ЗНАЧЕНИЕ</w:t>
+            </w:r>
+          </w:p>
+        </w:tc>
+        <w:tc>
+          <w:tcPr>
+            <w:tcW w:type="dxa" w:w="5046"/>
+            <w:shd w:val="clear" w:color="auto" w:fill="D9D9D9"/>
+          </w:tcPr>
+          <w:p>
+            <w:r/>
+            <w:r>
+              <w:rPr>
+                <w:rFonts w:ascii="Verdana" w:hAnsi="Verdana"/>
+                <w:b w:val="0"/>
+                <w:sz w:val="16"/>
+              </w:rPr>
+              <w:t>ПРИМЕЧАНИЕ</w:t>
             </w:r>
           </w:p>
         </w:tc>
@@ -5599,7 +5664,7 @@
             <w:r/>
             <w:r>
               <w:rPr>
-                <w:rFonts w:ascii="Arial" w:hAnsi="Arial"/>
+                <w:rFonts w:ascii="Verdana" w:hAnsi="Verdana"/>
                 <w:b w:val="0"/>
                 <w:sz w:val="16"/>
               </w:rPr>
@@ -5615,7 +5680,7 @@
             <w:r/>
             <w:r>
               <w:rPr>
-                <w:rFonts w:ascii="Arial" w:hAnsi="Arial"/>
+                <w:rFonts w:ascii="Verdana" w:hAnsi="Verdana"/>
                 <w:b w:val="0"/>
                 <w:sz w:val="16"/>
               </w:rPr>
@@ -5631,7 +5696,7 @@
             <w:r/>
             <w:r>
               <w:rPr>
-                <w:rFonts w:ascii="Arial" w:hAnsi="Arial"/>
+                <w:rFonts w:ascii="Verdana" w:hAnsi="Verdana"/>
                 <w:b w:val="0"/>
                 <w:sz w:val="16"/>
               </w:rPr>
@@ -5648,7 +5713,7 @@
             <w:r/>
             <w:r>
               <w:rPr>
-                <w:rFonts w:ascii="Arial" w:hAnsi="Arial"/>
+                <w:rFonts w:ascii="Verdana" w:hAnsi="Verdana"/>
                 <w:b w:val="0"/>
                 <w:sz w:val="16"/>
               </w:rPr>
@@ -5664,7 +5729,7 @@
             <w:r/>
             <w:r>
               <w:rPr>
-                <w:rFonts w:ascii="Arial" w:hAnsi="Arial"/>
+                <w:rFonts w:ascii="Verdana" w:hAnsi="Verdana"/>
                 <w:b w:val="0"/>
                 <w:sz w:val="16"/>
               </w:rPr>
@@ -5680,7 +5745,7 @@
             <w:r/>
             <w:r>
               <w:rPr>
-                <w:rFonts w:ascii="Arial" w:hAnsi="Arial"/>
+                <w:rFonts w:ascii="Verdana" w:hAnsi="Verdana"/>
                 <w:b w:val="0"/>
                 <w:sz w:val="16"/>
               </w:rPr>
@@ -5697,7 +5762,7 @@
             <w:r/>
             <w:r>
               <w:rPr>
-                <w:rFonts w:ascii="Arial" w:hAnsi="Arial"/>
+                <w:rFonts w:ascii="Verdana" w:hAnsi="Verdana"/>
                 <w:b w:val="0"/>
                 <w:sz w:val="16"/>
               </w:rPr>
@@ -5713,7 +5778,7 @@
             <w:r/>
             <w:r>
               <w:rPr>
-                <w:rFonts w:ascii="Arial" w:hAnsi="Arial"/>
+                <w:rFonts w:ascii="Verdana" w:hAnsi="Verdana"/>
                 <w:b w:val="0"/>
                 <w:sz w:val="16"/>
               </w:rPr>
@@ -5729,7 +5794,7 @@
             <w:r/>
             <w:r>
               <w:rPr>
-                <w:rFonts w:ascii="Arial" w:hAnsi="Arial"/>
+                <w:rFonts w:ascii="Verdana" w:hAnsi="Verdana"/>
                 <w:b w:val="0"/>
                 <w:sz w:val="16"/>
               </w:rPr>
@@ -5746,7 +5811,7 @@
             <w:r/>
             <w:r>
               <w:rPr>
-                <w:rFonts w:ascii="Arial" w:hAnsi="Arial"/>
+                <w:rFonts w:ascii="Verdana" w:hAnsi="Verdana"/>
                 <w:b w:val="0"/>
                 <w:sz w:val="16"/>
               </w:rPr>
@@ -5762,7 +5827,7 @@
             <w:r/>
             <w:r>
               <w:rPr>
-                <w:rFonts w:ascii="Arial" w:hAnsi="Arial"/>
+                <w:rFonts w:ascii="Verdana" w:hAnsi="Verdana"/>
                 <w:b w:val="0"/>
                 <w:sz w:val="16"/>
               </w:rPr>
@@ -5778,7 +5843,7 @@
             <w:r/>
             <w:r>
               <w:rPr>
-                <w:rFonts w:ascii="Arial" w:hAnsi="Arial"/>
+                <w:rFonts w:ascii="Verdana" w:hAnsi="Verdana"/>
                 <w:b w:val="0"/>
                 <w:sz w:val="16"/>
               </w:rPr>
@@ -5795,7 +5860,7 @@
             <w:r/>
             <w:r>
               <w:rPr>
-                <w:rFonts w:ascii="Arial" w:hAnsi="Arial"/>
+                <w:rFonts w:ascii="Verdana" w:hAnsi="Verdana"/>
                 <w:b w:val="0"/>
                 <w:sz w:val="16"/>
               </w:rPr>
@@ -5811,7 +5876,7 @@
             <w:r/>
             <w:r>
               <w:rPr>
-                <w:rFonts w:ascii="Arial" w:hAnsi="Arial"/>
+                <w:rFonts w:ascii="Verdana" w:hAnsi="Verdana"/>
                 <w:b w:val="0"/>
                 <w:sz w:val="16"/>
               </w:rPr>
@@ -5827,7 +5892,7 @@
             <w:r/>
             <w:r>
               <w:rPr>
-                <w:rFonts w:ascii="Arial" w:hAnsi="Arial"/>
+                <w:rFonts w:ascii="Verdana" w:hAnsi="Verdana"/>
                 <w:b w:val="0"/>
                 <w:sz w:val="16"/>
               </w:rPr>
@@ -5840,7 +5905,7 @@
     <w:p>
       <w:r>
         <w:rPr>
-          <w:rFonts w:ascii="Arial" w:hAnsi="Arial"/>
+          <w:rFonts w:ascii="Verdana" w:hAnsi="Verdana"/>
           <w:b/>
           <w:sz w:val="18"/>
         </w:rPr>
@@ -5853,6 +5918,20 @@
         <w:tblW w:type="auto" w:w="0"/>
         <w:jc w:val="center"/>
         <w:tblLook w:firstColumn="1" w:firstRow="1" w:lastColumn="0" w:lastRow="0" w:noHBand="0" w:noVBand="1" w:val="04A0"/>
+        <w:tblBorders>
+          <w:top w:val="single" w:sz="4" w:space="0" w:color="595959"/>
+          <w:left w:val="single" w:sz="4" w:space="0" w:color="595959"/>
+          <w:bottom w:val="single" w:sz="4" w:space="0" w:color="595959"/>
+          <w:right w:val="single" w:sz="4" w:space="0" w:color="595959"/>
+          <w:insideH w:val="single" w:sz="4" w:space="0" w:color="595959"/>
+          <w:insideV w:val="single" w:sz="4" w:space="0" w:color="595959"/>
+        </w:tblBorders>
+        <w:tblCellMar>
+          <w:top w:w="85" w:type="dxa"/>
+          <w:left w:w="85" w:type="dxa"/>
+          <w:bottom w:w="85" w:type="dxa"/>
+          <w:right w:w="85" w:type="dxa"/>
+        </w:tblCellMar>
       </w:tblPr>
       <w:tblGrid>
         <w:gridCol w:w="5046"/>
@@ -5862,61 +5941,52 @@
       <w:tr>
         <w:tc>
           <w:tcPr>
-            <w:tcW w:type="dxa" w:w="5046"/>
-            <w:shd w:val="clear" w:color="auto" w:fill="D9E2F3"/>
-          </w:tcPr>
-          <w:p>
-            <w:pPr>
-              <w:jc w:val="center"/>
-            </w:pPr>
-            <w:r/>
-            <w:r>
-              <w:rPr>
-                <w:rFonts w:ascii="Arial" w:hAnsi="Arial"/>
-                <w:b/>
-                <w:sz w:val="16"/>
-              </w:rPr>
-              <w:t>Code Figure</w:t>
-            </w:r>
-          </w:p>
-        </w:tc>
-        <w:tc>
-          <w:tcPr>
-            <w:tcW w:type="dxa" w:w="5046"/>
-            <w:shd w:val="clear" w:color="auto" w:fill="D9E2F3"/>
-          </w:tcPr>
-          <w:p>
-            <w:pPr>
-              <w:jc w:val="center"/>
-            </w:pPr>
-            <w:r/>
-            <w:r>
-              <w:rPr>
-                <w:rFonts w:ascii="Arial" w:hAnsi="Arial"/>
-                <w:b/>
-                <w:sz w:val="16"/>
-              </w:rPr>
-              <w:t>Entry Name</w:t>
-            </w:r>
-          </w:p>
-        </w:tc>
-        <w:tc>
-          <w:tcPr>
-            <w:tcW w:type="dxa" w:w="5046"/>
-            <w:shd w:val="clear" w:color="auto" w:fill="D9E2F3"/>
-          </w:tcPr>
-          <w:p>
-            <w:pPr>
-              <w:jc w:val="center"/>
-            </w:pPr>
-            <w:r/>
-            <w:r>
-              <w:rPr>
-                <w:rFonts w:ascii="Arial" w:hAnsi="Arial"/>
-                <w:b/>
-                <w:sz w:val="16"/>
-              </w:rPr>
-              <w:t>Note</w:t>
+            <w:tcW w:type="dxa" w:w="1134"/>
+            <w:shd w:val="clear" w:color="auto" w:fill="D9D9D9"/>
+          </w:tcPr>
+          <w:p>
+            <w:r/>
+            <w:r>
+              <w:rPr>
+                <w:rFonts w:ascii="Verdana" w:hAnsi="Verdana"/>
+                <w:b w:val="0"/>
+                <w:sz w:val="16"/>
+              </w:rPr>
+              <w:t>КОДОВАЯ ЦИФРА</w:t>
+            </w:r>
+          </w:p>
+        </w:tc>
+        <w:tc>
+          <w:tcPr>
+            <w:tcW w:type="dxa" w:w="5046"/>
+            <w:shd w:val="clear" w:color="auto" w:fill="D9D9D9"/>
+          </w:tcPr>
+          <w:p>
+            <w:r/>
+            <w:r>
+              <w:rPr>
+                <w:rFonts w:ascii="Verdana" w:hAnsi="Verdana"/>
+                <w:b w:val="0"/>
+                <w:sz w:val="16"/>
+              </w:rPr>
+              <w:t>ЗНАЧЕНИЕ</w:t>
+            </w:r>
+          </w:p>
+        </w:tc>
+        <w:tc>
+          <w:tcPr>
+            <w:tcW w:type="dxa" w:w="5046"/>
+            <w:shd w:val="clear" w:color="auto" w:fill="D9D9D9"/>
+          </w:tcPr>
+          <w:p>
+            <w:r/>
+            <w:r>
+              <w:rPr>
+                <w:rFonts w:ascii="Verdana" w:hAnsi="Verdana"/>
+                <w:b w:val="0"/>
+                <w:sz w:val="16"/>
+              </w:rPr>
+              <w:t>ПРИМЕЧАНИЕ</w:t>
             </w:r>
           </w:p>
         </w:tc>
@@ -5930,7 +6000,7 @@
             <w:r/>
             <w:r>
               <w:rPr>
-                <w:rFonts w:ascii="Arial" w:hAnsi="Arial"/>
+                <w:rFonts w:ascii="Verdana" w:hAnsi="Verdana"/>
                 <w:b w:val="0"/>
                 <w:sz w:val="16"/>
               </w:rPr>
@@ -5946,7 +6016,7 @@
             <w:r/>
             <w:r>
               <w:rPr>
-                <w:rFonts w:ascii="Arial" w:hAnsi="Arial"/>
+                <w:rFonts w:ascii="Verdana" w:hAnsi="Verdana"/>
                 <w:b w:val="0"/>
                 <w:sz w:val="16"/>
               </w:rPr>
@@ -5962,7 +6032,7 @@
             <w:r/>
             <w:r>
               <w:rPr>
-                <w:rFonts w:ascii="Arial" w:hAnsi="Arial"/>
+                <w:rFonts w:ascii="Verdana" w:hAnsi="Verdana"/>
                 <w:b w:val="0"/>
                 <w:sz w:val="16"/>
               </w:rPr>
@@ -5979,7 +6049,7 @@
             <w:r/>
             <w:r>
               <w:rPr>
-                <w:rFonts w:ascii="Arial" w:hAnsi="Arial"/>
+                <w:rFonts w:ascii="Verdana" w:hAnsi="Verdana"/>
                 <w:b w:val="0"/>
                 <w:sz w:val="16"/>
               </w:rPr>
@@ -5995,7 +6065,7 @@
             <w:r/>
             <w:r>
               <w:rPr>
-                <w:rFonts w:ascii="Arial" w:hAnsi="Arial"/>
+                <w:rFonts w:ascii="Verdana" w:hAnsi="Verdana"/>
                 <w:b w:val="0"/>
                 <w:sz w:val="16"/>
               </w:rPr>
@@ -6011,7 +6081,7 @@
             <w:r/>
             <w:r>
               <w:rPr>
-                <w:rFonts w:ascii="Arial" w:hAnsi="Arial"/>
+                <w:rFonts w:ascii="Verdana" w:hAnsi="Verdana"/>
                 <w:b w:val="0"/>
                 <w:sz w:val="16"/>
               </w:rPr>
@@ -6028,7 +6098,7 @@
             <w:r/>
             <w:r>
               <w:rPr>
-                <w:rFonts w:ascii="Arial" w:hAnsi="Arial"/>
+                <w:rFonts w:ascii="Verdana" w:hAnsi="Verdana"/>
                 <w:b w:val="0"/>
                 <w:sz w:val="16"/>
               </w:rPr>
@@ -6044,7 +6114,7 @@
             <w:r/>
             <w:r>
               <w:rPr>
-                <w:rFonts w:ascii="Arial" w:hAnsi="Arial"/>
+                <w:rFonts w:ascii="Verdana" w:hAnsi="Verdana"/>
                 <w:b w:val="0"/>
                 <w:sz w:val="16"/>
               </w:rPr>
@@ -6060,7 +6130,7 @@
             <w:r/>
             <w:r>
               <w:rPr>
-                <w:rFonts w:ascii="Arial" w:hAnsi="Arial"/>
+                <w:rFonts w:ascii="Verdana" w:hAnsi="Verdana"/>
                 <w:b w:val="0"/>
                 <w:sz w:val="16"/>
               </w:rPr>
@@ -6077,7 +6147,7 @@
             <w:r/>
             <w:r>
               <w:rPr>
-                <w:rFonts w:ascii="Arial" w:hAnsi="Arial"/>
+                <w:rFonts w:ascii="Verdana" w:hAnsi="Verdana"/>
                 <w:b w:val="0"/>
                 <w:sz w:val="16"/>
               </w:rPr>
@@ -6093,7 +6163,7 @@
             <w:r/>
             <w:r>
               <w:rPr>
-                <w:rFonts w:ascii="Arial" w:hAnsi="Arial"/>
+                <w:rFonts w:ascii="Verdana" w:hAnsi="Verdana"/>
                 <w:b w:val="0"/>
                 <w:sz w:val="16"/>
               </w:rPr>
@@ -6109,7 +6179,7 @@
             <w:r/>
             <w:r>
               <w:rPr>
-                <w:rFonts w:ascii="Arial" w:hAnsi="Arial"/>
+                <w:rFonts w:ascii="Verdana" w:hAnsi="Verdana"/>
                 <w:b w:val="0"/>
                 <w:sz w:val="16"/>
               </w:rPr>
@@ -6126,7 +6196,7 @@
             <w:r/>
             <w:r>
               <w:rPr>
-                <w:rFonts w:ascii="Arial" w:hAnsi="Arial"/>
+                <w:rFonts w:ascii="Verdana" w:hAnsi="Verdana"/>
                 <w:b w:val="0"/>
                 <w:sz w:val="16"/>
               </w:rPr>
@@ -6142,7 +6212,7 @@
             <w:r/>
             <w:r>
               <w:rPr>
-                <w:rFonts w:ascii="Arial" w:hAnsi="Arial"/>
+                <w:rFonts w:ascii="Verdana" w:hAnsi="Verdana"/>
                 <w:b w:val="0"/>
                 <w:sz w:val="16"/>
               </w:rPr>
@@ -6158,7 +6228,7 @@
             <w:r/>
             <w:r>
               <w:rPr>
-                <w:rFonts w:ascii="Arial" w:hAnsi="Arial"/>
+                <w:rFonts w:ascii="Verdana" w:hAnsi="Verdana"/>
                 <w:b w:val="0"/>
                 <w:sz w:val="16"/>
               </w:rPr>
@@ -6175,7 +6245,7 @@
             <w:r/>
             <w:r>
               <w:rPr>
-                <w:rFonts w:ascii="Arial" w:hAnsi="Arial"/>
+                <w:rFonts w:ascii="Verdana" w:hAnsi="Verdana"/>
                 <w:b w:val="0"/>
                 <w:sz w:val="16"/>
               </w:rPr>
@@ -6191,7 +6261,7 @@
             <w:r/>
             <w:r>
               <w:rPr>
-                <w:rFonts w:ascii="Arial" w:hAnsi="Arial"/>
+                <w:rFonts w:ascii="Verdana" w:hAnsi="Verdana"/>
                 <w:b w:val="0"/>
                 <w:sz w:val="16"/>
               </w:rPr>
@@ -6207,7 +6277,7 @@
             <w:r/>
             <w:r>
               <w:rPr>
-                <w:rFonts w:ascii="Arial" w:hAnsi="Arial"/>
+                <w:rFonts w:ascii="Verdana" w:hAnsi="Verdana"/>
                 <w:b w:val="0"/>
                 <w:sz w:val="16"/>
               </w:rPr>
@@ -6220,7 +6290,7 @@
     <w:p>
       <w:r>
         <w:rPr>
-          <w:rFonts w:ascii="Arial" w:hAnsi="Arial"/>
+          <w:rFonts w:ascii="Verdana" w:hAnsi="Verdana"/>
           <w:b/>
           <w:sz w:val="18"/>
         </w:rPr>
@@ -6233,6 +6303,20 @@
         <w:tblW w:type="auto" w:w="0"/>
         <w:jc w:val="center"/>
         <w:tblLook w:firstColumn="1" w:firstRow="1" w:lastColumn="0" w:lastRow="0" w:noHBand="0" w:noVBand="1" w:val="04A0"/>
+        <w:tblBorders>
+          <w:top w:val="single" w:sz="4" w:space="0" w:color="595959"/>
+          <w:left w:val="single" w:sz="4" w:space="0" w:color="595959"/>
+          <w:bottom w:val="single" w:sz="4" w:space="0" w:color="595959"/>
+          <w:right w:val="single" w:sz="4" w:space="0" w:color="595959"/>
+          <w:insideH w:val="single" w:sz="4" w:space="0" w:color="595959"/>
+          <w:insideV w:val="single" w:sz="4" w:space="0" w:color="595959"/>
+        </w:tblBorders>
+        <w:tblCellMar>
+          <w:top w:w="85" w:type="dxa"/>
+          <w:left w:w="85" w:type="dxa"/>
+          <w:bottom w:w="85" w:type="dxa"/>
+          <w:right w:w="85" w:type="dxa"/>
+        </w:tblCellMar>
       </w:tblPr>
       <w:tblGrid>
         <w:gridCol w:w="5046"/>
@@ -6242,61 +6326,52 @@
       <w:tr>
         <w:tc>
           <w:tcPr>
-            <w:tcW w:type="dxa" w:w="5046"/>
-            <w:shd w:val="clear" w:color="auto" w:fill="D9E2F3"/>
-          </w:tcPr>
-          <w:p>
-            <w:pPr>
-              <w:jc w:val="center"/>
-            </w:pPr>
-            <w:r/>
-            <w:r>
-              <w:rPr>
-                <w:rFonts w:ascii="Arial" w:hAnsi="Arial"/>
-                <w:b/>
-                <w:sz w:val="16"/>
-              </w:rPr>
-              <w:t>Code Figure</w:t>
-            </w:r>
-          </w:p>
-        </w:tc>
-        <w:tc>
-          <w:tcPr>
-            <w:tcW w:type="dxa" w:w="5046"/>
-            <w:shd w:val="clear" w:color="auto" w:fill="D9E2F3"/>
-          </w:tcPr>
-          <w:p>
-            <w:pPr>
-              <w:jc w:val="center"/>
-            </w:pPr>
-            <w:r/>
-            <w:r>
-              <w:rPr>
-                <w:rFonts w:ascii="Arial" w:hAnsi="Arial"/>
-                <w:b/>
-                <w:sz w:val="16"/>
-              </w:rPr>
-              <w:t>Entry Name</w:t>
-            </w:r>
-          </w:p>
-        </w:tc>
-        <w:tc>
-          <w:tcPr>
-            <w:tcW w:type="dxa" w:w="5046"/>
-            <w:shd w:val="clear" w:color="auto" w:fill="D9E2F3"/>
-          </w:tcPr>
-          <w:p>
-            <w:pPr>
-              <w:jc w:val="center"/>
-            </w:pPr>
-            <w:r/>
-            <w:r>
-              <w:rPr>
-                <w:rFonts w:ascii="Arial" w:hAnsi="Arial"/>
-                <w:b/>
-                <w:sz w:val="16"/>
-              </w:rPr>
-              <w:t>Note</w:t>
+            <w:tcW w:type="dxa" w:w="1134"/>
+            <w:shd w:val="clear" w:color="auto" w:fill="D9D9D9"/>
+          </w:tcPr>
+          <w:p>
+            <w:r/>
+            <w:r>
+              <w:rPr>
+                <w:rFonts w:ascii="Verdana" w:hAnsi="Verdana"/>
+                <w:b w:val="0"/>
+                <w:sz w:val="16"/>
+              </w:rPr>
+              <w:t>КОДОВАЯ ЦИФРА</w:t>
+            </w:r>
+          </w:p>
+        </w:tc>
+        <w:tc>
+          <w:tcPr>
+            <w:tcW w:type="dxa" w:w="5046"/>
+            <w:shd w:val="clear" w:color="auto" w:fill="D9D9D9"/>
+          </w:tcPr>
+          <w:p>
+            <w:r/>
+            <w:r>
+              <w:rPr>
+                <w:rFonts w:ascii="Verdana" w:hAnsi="Verdana"/>
+                <w:b w:val="0"/>
+                <w:sz w:val="16"/>
+              </w:rPr>
+              <w:t>ЗНАЧЕНИЕ</w:t>
+            </w:r>
+          </w:p>
+        </w:tc>
+        <w:tc>
+          <w:tcPr>
+            <w:tcW w:type="dxa" w:w="5046"/>
+            <w:shd w:val="clear" w:color="auto" w:fill="D9D9D9"/>
+          </w:tcPr>
+          <w:p>
+            <w:r/>
+            <w:r>
+              <w:rPr>
+                <w:rFonts w:ascii="Verdana" w:hAnsi="Verdana"/>
+                <w:b w:val="0"/>
+                <w:sz w:val="16"/>
+              </w:rPr>
+              <w:t>ПРИМЕЧАНИЕ</w:t>
             </w:r>
           </w:p>
         </w:tc>
@@ -6310,7 +6385,7 @@
             <w:r/>
             <w:r>
               <w:rPr>
-                <w:rFonts w:ascii="Arial" w:hAnsi="Arial"/>
+                <w:rFonts w:ascii="Verdana" w:hAnsi="Verdana"/>
                 <w:b w:val="0"/>
                 <w:sz w:val="16"/>
               </w:rPr>
@@ -6326,7 +6401,7 @@
             <w:r/>
             <w:r>
               <w:rPr>
-                <w:rFonts w:ascii="Arial" w:hAnsi="Arial"/>
+                <w:rFonts w:ascii="Verdana" w:hAnsi="Verdana"/>
                 <w:b w:val="0"/>
                 <w:sz w:val="16"/>
               </w:rPr>
@@ -6342,7 +6417,7 @@
             <w:r/>
             <w:r>
               <w:rPr>
-                <w:rFonts w:ascii="Arial" w:hAnsi="Arial"/>
+                <w:rFonts w:ascii="Verdana" w:hAnsi="Verdana"/>
                 <w:b w:val="0"/>
                 <w:sz w:val="16"/>
               </w:rPr>
@@ -6359,7 +6434,7 @@
             <w:r/>
             <w:r>
               <w:rPr>
-                <w:rFonts w:ascii="Arial" w:hAnsi="Arial"/>
+                <w:rFonts w:ascii="Verdana" w:hAnsi="Verdana"/>
                 <w:b w:val="0"/>
                 <w:sz w:val="16"/>
               </w:rPr>
@@ -6375,7 +6450,7 @@
             <w:r/>
             <w:r>
               <w:rPr>
-                <w:rFonts w:ascii="Arial" w:hAnsi="Arial"/>
+                <w:rFonts w:ascii="Verdana" w:hAnsi="Verdana"/>
                 <w:b w:val="0"/>
                 <w:sz w:val="16"/>
               </w:rPr>
@@ -6391,7 +6466,7 @@
             <w:r/>
             <w:r>
               <w:rPr>
-                <w:rFonts w:ascii="Arial" w:hAnsi="Arial"/>
+                <w:rFonts w:ascii="Verdana" w:hAnsi="Verdana"/>
                 <w:b w:val="0"/>
                 <w:sz w:val="16"/>
               </w:rPr>
@@ -6408,7 +6483,7 @@
             <w:r/>
             <w:r>
               <w:rPr>
-                <w:rFonts w:ascii="Arial" w:hAnsi="Arial"/>
+                <w:rFonts w:ascii="Verdana" w:hAnsi="Verdana"/>
                 <w:b w:val="0"/>
                 <w:sz w:val="16"/>
               </w:rPr>
@@ -6424,7 +6499,7 @@
             <w:r/>
             <w:r>
               <w:rPr>
-                <w:rFonts w:ascii="Arial" w:hAnsi="Arial"/>
+                <w:rFonts w:ascii="Verdana" w:hAnsi="Verdana"/>
                 <w:b w:val="0"/>
                 <w:sz w:val="16"/>
               </w:rPr>
@@ -6440,7 +6515,7 @@
             <w:r/>
             <w:r>
               <w:rPr>
-                <w:rFonts w:ascii="Arial" w:hAnsi="Arial"/>
+                <w:rFonts w:ascii="Verdana" w:hAnsi="Verdana"/>
                 <w:b w:val="0"/>
                 <w:sz w:val="16"/>
               </w:rPr>
@@ -6457,7 +6532,7 @@
             <w:r/>
             <w:r>
               <w:rPr>
-                <w:rFonts w:ascii="Arial" w:hAnsi="Arial"/>
+                <w:rFonts w:ascii="Verdana" w:hAnsi="Verdana"/>
                 <w:b w:val="0"/>
                 <w:sz w:val="16"/>
               </w:rPr>
@@ -6473,7 +6548,7 @@
             <w:r/>
             <w:r>
               <w:rPr>
-                <w:rFonts w:ascii="Arial" w:hAnsi="Arial"/>
+                <w:rFonts w:ascii="Verdana" w:hAnsi="Verdana"/>
                 <w:b w:val="0"/>
                 <w:sz w:val="16"/>
               </w:rPr>
@@ -6489,7 +6564,7 @@
             <w:r/>
             <w:r>
               <w:rPr>
-                <w:rFonts w:ascii="Arial" w:hAnsi="Arial"/>
+                <w:rFonts w:ascii="Verdana" w:hAnsi="Verdana"/>
                 <w:b w:val="0"/>
                 <w:sz w:val="16"/>
               </w:rPr>
@@ -6506,7 +6581,7 @@
             <w:r/>
             <w:r>
               <w:rPr>
-                <w:rFonts w:ascii="Arial" w:hAnsi="Arial"/>
+                <w:rFonts w:ascii="Verdana" w:hAnsi="Verdana"/>
                 <w:b w:val="0"/>
                 <w:sz w:val="16"/>
               </w:rPr>
@@ -6522,7 +6597,7 @@
             <w:r/>
             <w:r>
               <w:rPr>
-                <w:rFonts w:ascii="Arial" w:hAnsi="Arial"/>
+                <w:rFonts w:ascii="Verdana" w:hAnsi="Verdana"/>
                 <w:b w:val="0"/>
                 <w:sz w:val="16"/>
               </w:rPr>
@@ -6538,7 +6613,7 @@
             <w:r/>
             <w:r>
               <w:rPr>
-                <w:rFonts w:ascii="Arial" w:hAnsi="Arial"/>
+                <w:rFonts w:ascii="Verdana" w:hAnsi="Verdana"/>
                 <w:b w:val="0"/>
                 <w:sz w:val="16"/>
               </w:rPr>
@@ -6551,7 +6626,7 @@
     <w:p>
       <w:r>
         <w:rPr>
-          <w:rFonts w:ascii="Arial" w:hAnsi="Arial"/>
+          <w:rFonts w:ascii="Verdana" w:hAnsi="Verdana"/>
           <w:b/>
           <w:sz w:val="18"/>
         </w:rPr>
@@ -6564,6 +6639,20 @@
         <w:tblW w:type="auto" w:w="0"/>
         <w:jc w:val="center"/>
         <w:tblLook w:firstColumn="1" w:firstRow="1" w:lastColumn="0" w:lastRow="0" w:noHBand="0" w:noVBand="1" w:val="04A0"/>
+        <w:tblBorders>
+          <w:top w:val="single" w:sz="4" w:space="0" w:color="595959"/>
+          <w:left w:val="single" w:sz="4" w:space="0" w:color="595959"/>
+          <w:bottom w:val="single" w:sz="4" w:space="0" w:color="595959"/>
+          <w:right w:val="single" w:sz="4" w:space="0" w:color="595959"/>
+          <w:insideH w:val="single" w:sz="4" w:space="0" w:color="595959"/>
+          <w:insideV w:val="single" w:sz="4" w:space="0" w:color="595959"/>
+        </w:tblBorders>
+        <w:tblCellMar>
+          <w:top w:w="85" w:type="dxa"/>
+          <w:left w:w="85" w:type="dxa"/>
+          <w:bottom w:w="85" w:type="dxa"/>
+          <w:right w:w="85" w:type="dxa"/>
+        </w:tblCellMar>
       </w:tblPr>
       <w:tblGrid>
         <w:gridCol w:w="5046"/>
@@ -6573,61 +6662,52 @@
       <w:tr>
         <w:tc>
           <w:tcPr>
-            <w:tcW w:type="dxa" w:w="5046"/>
-            <w:shd w:val="clear" w:color="auto" w:fill="D9E2F3"/>
-          </w:tcPr>
-          <w:p>
-            <w:pPr>
-              <w:jc w:val="center"/>
-            </w:pPr>
-            <w:r/>
-            <w:r>
-              <w:rPr>
-                <w:rFonts w:ascii="Arial" w:hAnsi="Arial"/>
-                <w:b/>
-                <w:sz w:val="16"/>
-              </w:rPr>
-              <w:t>Code Figure</w:t>
-            </w:r>
-          </w:p>
-        </w:tc>
-        <w:tc>
-          <w:tcPr>
-            <w:tcW w:type="dxa" w:w="5046"/>
-            <w:shd w:val="clear" w:color="auto" w:fill="D9E2F3"/>
-          </w:tcPr>
-          <w:p>
-            <w:pPr>
-              <w:jc w:val="center"/>
-            </w:pPr>
-            <w:r/>
-            <w:r>
-              <w:rPr>
-                <w:rFonts w:ascii="Arial" w:hAnsi="Arial"/>
-                <w:b/>
-                <w:sz w:val="16"/>
-              </w:rPr>
-              <w:t>Entry Name</w:t>
-            </w:r>
-          </w:p>
-        </w:tc>
-        <w:tc>
-          <w:tcPr>
-            <w:tcW w:type="dxa" w:w="5046"/>
-            <w:shd w:val="clear" w:color="auto" w:fill="D9E2F3"/>
-          </w:tcPr>
-          <w:p>
-            <w:pPr>
-              <w:jc w:val="center"/>
-            </w:pPr>
-            <w:r/>
-            <w:r>
-              <w:rPr>
-                <w:rFonts w:ascii="Arial" w:hAnsi="Arial"/>
-                <w:b/>
-                <w:sz w:val="16"/>
-              </w:rPr>
-              <w:t>Note</w:t>
+            <w:tcW w:type="dxa" w:w="1134"/>
+            <w:shd w:val="clear" w:color="auto" w:fill="D9D9D9"/>
+          </w:tcPr>
+          <w:p>
+            <w:r/>
+            <w:r>
+              <w:rPr>
+                <w:rFonts w:ascii="Verdana" w:hAnsi="Verdana"/>
+                <w:b w:val="0"/>
+                <w:sz w:val="16"/>
+              </w:rPr>
+              <w:t>КОДОВАЯ ЦИФРА</w:t>
+            </w:r>
+          </w:p>
+        </w:tc>
+        <w:tc>
+          <w:tcPr>
+            <w:tcW w:type="dxa" w:w="5046"/>
+            <w:shd w:val="clear" w:color="auto" w:fill="D9D9D9"/>
+          </w:tcPr>
+          <w:p>
+            <w:r/>
+            <w:r>
+              <w:rPr>
+                <w:rFonts w:ascii="Verdana" w:hAnsi="Verdana"/>
+                <w:b w:val="0"/>
+                <w:sz w:val="16"/>
+              </w:rPr>
+              <w:t>ЗНАЧЕНИЕ</w:t>
+            </w:r>
+          </w:p>
+        </w:tc>
+        <w:tc>
+          <w:tcPr>
+            <w:tcW w:type="dxa" w:w="5046"/>
+            <w:shd w:val="clear" w:color="auto" w:fill="D9D9D9"/>
+          </w:tcPr>
+          <w:p>
+            <w:r/>
+            <w:r>
+              <w:rPr>
+                <w:rFonts w:ascii="Verdana" w:hAnsi="Verdana"/>
+                <w:b w:val="0"/>
+                <w:sz w:val="16"/>
+              </w:rPr>
+              <w:t>ПРИМЕЧАНИЕ</w:t>
             </w:r>
           </w:p>
         </w:tc>
@@ -6641,7 +6721,7 @@
             <w:r/>
             <w:r>
               <w:rPr>
-                <w:rFonts w:ascii="Arial" w:hAnsi="Arial"/>
+                <w:rFonts w:ascii="Verdana" w:hAnsi="Verdana"/>
                 <w:b w:val="0"/>
                 <w:sz w:val="16"/>
               </w:rPr>
@@ -6657,7 +6737,7 @@
             <w:r/>
             <w:r>
               <w:rPr>
-                <w:rFonts w:ascii="Arial" w:hAnsi="Arial"/>
+                <w:rFonts w:ascii="Verdana" w:hAnsi="Verdana"/>
                 <w:b w:val="0"/>
                 <w:sz w:val="16"/>
               </w:rPr>
@@ -6673,7 +6753,7 @@
             <w:r/>
             <w:r>
               <w:rPr>
-                <w:rFonts w:ascii="Arial" w:hAnsi="Arial"/>
+                <w:rFonts w:ascii="Verdana" w:hAnsi="Verdana"/>
                 <w:b w:val="0"/>
                 <w:sz w:val="16"/>
               </w:rPr>
@@ -6690,7 +6770,7 @@
             <w:r/>
             <w:r>
               <w:rPr>
-                <w:rFonts w:ascii="Arial" w:hAnsi="Arial"/>
+                <w:rFonts w:ascii="Verdana" w:hAnsi="Verdana"/>
                 <w:b w:val="0"/>
                 <w:sz w:val="16"/>
               </w:rPr>
@@ -6706,7 +6786,7 @@
             <w:r/>
             <w:r>
               <w:rPr>
-                <w:rFonts w:ascii="Arial" w:hAnsi="Arial"/>
+                <w:rFonts w:ascii="Verdana" w:hAnsi="Verdana"/>
                 <w:b w:val="0"/>
                 <w:sz w:val="16"/>
               </w:rPr>
@@ -6722,7 +6802,7 @@
             <w:r/>
             <w:r>
               <w:rPr>
-                <w:rFonts w:ascii="Arial" w:hAnsi="Arial"/>
+                <w:rFonts w:ascii="Verdana" w:hAnsi="Verdana"/>
                 <w:b w:val="0"/>
                 <w:sz w:val="16"/>
               </w:rPr>
@@ -6739,7 +6819,7 @@
             <w:r/>
             <w:r>
               <w:rPr>
-                <w:rFonts w:ascii="Arial" w:hAnsi="Arial"/>
+                <w:rFonts w:ascii="Verdana" w:hAnsi="Verdana"/>
                 <w:b w:val="0"/>
                 <w:sz w:val="16"/>
               </w:rPr>
@@ -6755,7 +6835,7 @@
             <w:r/>
             <w:r>
               <w:rPr>
-                <w:rFonts w:ascii="Arial" w:hAnsi="Arial"/>
+                <w:rFonts w:ascii="Verdana" w:hAnsi="Verdana"/>
                 <w:b w:val="0"/>
                 <w:sz w:val="16"/>
               </w:rPr>
@@ -6771,7 +6851,7 @@
             <w:r/>
             <w:r>
               <w:rPr>
-                <w:rFonts w:ascii="Arial" w:hAnsi="Arial"/>
+                <w:rFonts w:ascii="Verdana" w:hAnsi="Verdana"/>
                 <w:b w:val="0"/>
                 <w:sz w:val="16"/>
               </w:rPr>
@@ -6788,7 +6868,7 @@
             <w:r/>
             <w:r>
               <w:rPr>
-                <w:rFonts w:ascii="Arial" w:hAnsi="Arial"/>
+                <w:rFonts w:ascii="Verdana" w:hAnsi="Verdana"/>
                 <w:b w:val="0"/>
                 <w:sz w:val="16"/>
               </w:rPr>
@@ -6804,7 +6884,7 @@
             <w:r/>
             <w:r>
               <w:rPr>
-                <w:rFonts w:ascii="Arial" w:hAnsi="Arial"/>
+                <w:rFonts w:ascii="Verdana" w:hAnsi="Verdana"/>
                 <w:b w:val="0"/>
                 <w:sz w:val="16"/>
               </w:rPr>
@@ -6820,7 +6900,7 @@
             <w:r/>
             <w:r>
               <w:rPr>
-                <w:rFonts w:ascii="Arial" w:hAnsi="Arial"/>
+                <w:rFonts w:ascii="Verdana" w:hAnsi="Verdana"/>
                 <w:b w:val="0"/>
                 <w:sz w:val="16"/>
               </w:rPr>
@@ -6837,7 +6917,7 @@
             <w:r/>
             <w:r>
               <w:rPr>
-                <w:rFonts w:ascii="Arial" w:hAnsi="Arial"/>
+                <w:rFonts w:ascii="Verdana" w:hAnsi="Verdana"/>
                 <w:b w:val="0"/>
                 <w:sz w:val="16"/>
               </w:rPr>
@@ -6853,7 +6933,7 @@
             <w:r/>
             <w:r>
               <w:rPr>
-                <w:rFonts w:ascii="Arial" w:hAnsi="Arial"/>
+                <w:rFonts w:ascii="Verdana" w:hAnsi="Verdana"/>
                 <w:b w:val="0"/>
                 <w:sz w:val="16"/>
               </w:rPr>
@@ -6869,7 +6949,7 @@
             <w:r/>
             <w:r>
               <w:rPr>
-                <w:rFonts w:ascii="Arial" w:hAnsi="Arial"/>
+                <w:rFonts w:ascii="Verdana" w:hAnsi="Verdana"/>
                 <w:b w:val="0"/>
                 <w:sz w:val="16"/>
               </w:rPr>
@@ -6882,7 +6962,7 @@
     <w:p>
       <w:r>
         <w:rPr>
-          <w:rFonts w:ascii="Arial" w:hAnsi="Arial"/>
+          <w:rFonts w:ascii="Verdana" w:hAnsi="Verdana"/>
           <w:b/>
           <w:sz w:val="18"/>
         </w:rPr>
@@ -6895,6 +6975,20 @@
         <w:tblW w:type="auto" w:w="0"/>
         <w:jc w:val="center"/>
         <w:tblLook w:firstColumn="1" w:firstRow="1" w:lastColumn="0" w:lastRow="0" w:noHBand="0" w:noVBand="1" w:val="04A0"/>
+        <w:tblBorders>
+          <w:top w:val="single" w:sz="4" w:space="0" w:color="595959"/>
+          <w:left w:val="single" w:sz="4" w:space="0" w:color="595959"/>
+          <w:bottom w:val="single" w:sz="4" w:space="0" w:color="595959"/>
+          <w:right w:val="single" w:sz="4" w:space="0" w:color="595959"/>
+          <w:insideH w:val="single" w:sz="4" w:space="0" w:color="595959"/>
+          <w:insideV w:val="single" w:sz="4" w:space="0" w:color="595959"/>
+        </w:tblBorders>
+        <w:tblCellMar>
+          <w:top w:w="85" w:type="dxa"/>
+          <w:left w:w="85" w:type="dxa"/>
+          <w:bottom w:w="85" w:type="dxa"/>
+          <w:right w:w="85" w:type="dxa"/>
+        </w:tblCellMar>
       </w:tblPr>
       <w:tblGrid>
         <w:gridCol w:w="5046"/>
@@ -6904,61 +6998,52 @@
       <w:tr>
         <w:tc>
           <w:tcPr>
-            <w:tcW w:type="dxa" w:w="5046"/>
-            <w:shd w:val="clear" w:color="auto" w:fill="D9E2F3"/>
-          </w:tcPr>
-          <w:p>
-            <w:pPr>
-              <w:jc w:val="center"/>
-            </w:pPr>
-            <w:r/>
-            <w:r>
-              <w:rPr>
-                <w:rFonts w:ascii="Arial" w:hAnsi="Arial"/>
-                <w:b/>
-                <w:sz w:val="16"/>
-              </w:rPr>
-              <w:t>Code Figure</w:t>
-            </w:r>
-          </w:p>
-        </w:tc>
-        <w:tc>
-          <w:tcPr>
-            <w:tcW w:type="dxa" w:w="5046"/>
-            <w:shd w:val="clear" w:color="auto" w:fill="D9E2F3"/>
-          </w:tcPr>
-          <w:p>
-            <w:pPr>
-              <w:jc w:val="center"/>
-            </w:pPr>
-            <w:r/>
-            <w:r>
-              <w:rPr>
-                <w:rFonts w:ascii="Arial" w:hAnsi="Arial"/>
-                <w:b/>
-                <w:sz w:val="16"/>
-              </w:rPr>
-              <w:t>Entry Name</w:t>
-            </w:r>
-          </w:p>
-        </w:tc>
-        <w:tc>
-          <w:tcPr>
-            <w:tcW w:type="dxa" w:w="5046"/>
-            <w:shd w:val="clear" w:color="auto" w:fill="D9E2F3"/>
-          </w:tcPr>
-          <w:p>
-            <w:pPr>
-              <w:jc w:val="center"/>
-            </w:pPr>
-            <w:r/>
-            <w:r>
-              <w:rPr>
-                <w:rFonts w:ascii="Arial" w:hAnsi="Arial"/>
-                <w:b/>
-                <w:sz w:val="16"/>
-              </w:rPr>
-              <w:t>Note</w:t>
+            <w:tcW w:type="dxa" w:w="1134"/>
+            <w:shd w:val="clear" w:color="auto" w:fill="D9D9D9"/>
+          </w:tcPr>
+          <w:p>
+            <w:r/>
+            <w:r>
+              <w:rPr>
+                <w:rFonts w:ascii="Verdana" w:hAnsi="Verdana"/>
+                <w:b w:val="0"/>
+                <w:sz w:val="16"/>
+              </w:rPr>
+              <w:t>КОДОВАЯ ЦИФРА</w:t>
+            </w:r>
+          </w:p>
+        </w:tc>
+        <w:tc>
+          <w:tcPr>
+            <w:tcW w:type="dxa" w:w="5046"/>
+            <w:shd w:val="clear" w:color="auto" w:fill="D9D9D9"/>
+          </w:tcPr>
+          <w:p>
+            <w:r/>
+            <w:r>
+              <w:rPr>
+                <w:rFonts w:ascii="Verdana" w:hAnsi="Verdana"/>
+                <w:b w:val="0"/>
+                <w:sz w:val="16"/>
+              </w:rPr>
+              <w:t>ЗНАЧЕНИЕ</w:t>
+            </w:r>
+          </w:p>
+        </w:tc>
+        <w:tc>
+          <w:tcPr>
+            <w:tcW w:type="dxa" w:w="5046"/>
+            <w:shd w:val="clear" w:color="auto" w:fill="D9D9D9"/>
+          </w:tcPr>
+          <w:p>
+            <w:r/>
+            <w:r>
+              <w:rPr>
+                <w:rFonts w:ascii="Verdana" w:hAnsi="Verdana"/>
+                <w:b w:val="0"/>
+                <w:sz w:val="16"/>
+              </w:rPr>
+              <w:t>ПРИМЕЧАНИЕ</w:t>
             </w:r>
           </w:p>
         </w:tc>
@@ -6972,7 +7057,7 @@
             <w:r/>
             <w:r>
               <w:rPr>
-                <w:rFonts w:ascii="Arial" w:hAnsi="Arial"/>
+                <w:rFonts w:ascii="Verdana" w:hAnsi="Verdana"/>
                 <w:b w:val="0"/>
                 <w:sz w:val="16"/>
               </w:rPr>
@@ -6988,7 +7073,7 @@
             <w:r/>
             <w:r>
               <w:rPr>
-                <w:rFonts w:ascii="Arial" w:hAnsi="Arial"/>
+                <w:rFonts w:ascii="Verdana" w:hAnsi="Verdana"/>
                 <w:b w:val="0"/>
                 <w:sz w:val="16"/>
               </w:rPr>
@@ -7004,7 +7089,7 @@
             <w:r/>
             <w:r>
               <w:rPr>
-                <w:rFonts w:ascii="Arial" w:hAnsi="Arial"/>
+                <w:rFonts w:ascii="Verdana" w:hAnsi="Verdana"/>
                 <w:b w:val="0"/>
                 <w:sz w:val="16"/>
               </w:rPr>
@@ -7021,7 +7106,7 @@
             <w:r/>
             <w:r>
               <w:rPr>
-                <w:rFonts w:ascii="Arial" w:hAnsi="Arial"/>
+                <w:rFonts w:ascii="Verdana" w:hAnsi="Verdana"/>
                 <w:b w:val="0"/>
                 <w:sz w:val="16"/>
               </w:rPr>
@@ -7037,7 +7122,7 @@
             <w:r/>
             <w:r>
               <w:rPr>
-                <w:rFonts w:ascii="Arial" w:hAnsi="Arial"/>
+                <w:rFonts w:ascii="Verdana" w:hAnsi="Verdana"/>
                 <w:b w:val="0"/>
                 <w:sz w:val="16"/>
               </w:rPr>
@@ -7053,7 +7138,7 @@
             <w:r/>
             <w:r>
               <w:rPr>
-                <w:rFonts w:ascii="Arial" w:hAnsi="Arial"/>
+                <w:rFonts w:ascii="Verdana" w:hAnsi="Verdana"/>
                 <w:b w:val="0"/>
                 <w:sz w:val="16"/>
               </w:rPr>
@@ -7070,7 +7155,7 @@
             <w:r/>
             <w:r>
               <w:rPr>
-                <w:rFonts w:ascii="Arial" w:hAnsi="Arial"/>
+                <w:rFonts w:ascii="Verdana" w:hAnsi="Verdana"/>
                 <w:b w:val="0"/>
                 <w:sz w:val="16"/>
               </w:rPr>
@@ -7086,7 +7171,7 @@
             <w:r/>
             <w:r>
               <w:rPr>
-                <w:rFonts w:ascii="Arial" w:hAnsi="Arial"/>
+                <w:rFonts w:ascii="Verdana" w:hAnsi="Verdana"/>
                 <w:b w:val="0"/>
                 <w:sz w:val="16"/>
               </w:rPr>
@@ -7102,7 +7187,7 @@
             <w:r/>
             <w:r>
               <w:rPr>
-                <w:rFonts w:ascii="Arial" w:hAnsi="Arial"/>
+                <w:rFonts w:ascii="Verdana" w:hAnsi="Verdana"/>
                 <w:b w:val="0"/>
                 <w:sz w:val="16"/>
               </w:rPr>
@@ -7119,7 +7204,7 @@
             <w:r/>
             <w:r>
               <w:rPr>
-                <w:rFonts w:ascii="Arial" w:hAnsi="Arial"/>
+                <w:rFonts w:ascii="Verdana" w:hAnsi="Verdana"/>
                 <w:b w:val="0"/>
                 <w:sz w:val="16"/>
               </w:rPr>
@@ -7135,7 +7220,7 @@
             <w:r/>
             <w:r>
               <w:rPr>
-                <w:rFonts w:ascii="Arial" w:hAnsi="Arial"/>
+                <w:rFonts w:ascii="Verdana" w:hAnsi="Verdana"/>
                 <w:b w:val="0"/>
                 <w:sz w:val="16"/>
               </w:rPr>
@@ -7151,7 +7236,7 @@
             <w:r/>
             <w:r>
               <w:rPr>
-                <w:rFonts w:ascii="Arial" w:hAnsi="Arial"/>
+                <w:rFonts w:ascii="Verdana" w:hAnsi="Verdana"/>
                 <w:b w:val="0"/>
                 <w:sz w:val="16"/>
               </w:rPr>
@@ -7168,7 +7253,7 @@
             <w:r/>
             <w:r>
               <w:rPr>
-                <w:rFonts w:ascii="Arial" w:hAnsi="Arial"/>
+                <w:rFonts w:ascii="Verdana" w:hAnsi="Verdana"/>
                 <w:b w:val="0"/>
                 <w:sz w:val="16"/>
               </w:rPr>
@@ -7184,7 +7269,7 @@
             <w:r/>
             <w:r>
               <w:rPr>
-                <w:rFonts w:ascii="Arial" w:hAnsi="Arial"/>
+                <w:rFonts w:ascii="Verdana" w:hAnsi="Verdana"/>
                 <w:b w:val="0"/>
                 <w:sz w:val="16"/>
               </w:rPr>
@@ -7200,7 +7285,7 @@
             <w:r/>
             <w:r>
               <w:rPr>
-                <w:rFonts w:ascii="Arial" w:hAnsi="Arial"/>
+                <w:rFonts w:ascii="Verdana" w:hAnsi="Verdana"/>
                 <w:b w:val="0"/>
                 <w:sz w:val="16"/>
               </w:rPr>
@@ -7217,7 +7302,7 @@
             <w:r/>
             <w:r>
               <w:rPr>
-                <w:rFonts w:ascii="Arial" w:hAnsi="Arial"/>
+                <w:rFonts w:ascii="Verdana" w:hAnsi="Verdana"/>
                 <w:b w:val="0"/>
                 <w:sz w:val="16"/>
               </w:rPr>
@@ -7233,7 +7318,7 @@
             <w:r/>
             <w:r>
               <w:rPr>
-                <w:rFonts w:ascii="Arial" w:hAnsi="Arial"/>
+                <w:rFonts w:ascii="Verdana" w:hAnsi="Verdana"/>
                 <w:b w:val="0"/>
                 <w:sz w:val="16"/>
               </w:rPr>
@@ -7249,7 +7334,7 @@
             <w:r/>
             <w:r>
               <w:rPr>
-                <w:rFonts w:ascii="Arial" w:hAnsi="Arial"/>
+                <w:rFonts w:ascii="Verdana" w:hAnsi="Verdana"/>
                 <w:b w:val="0"/>
                 <w:sz w:val="16"/>
               </w:rPr>
@@ -7266,7 +7351,7 @@
             <w:r/>
             <w:r>
               <w:rPr>
-                <w:rFonts w:ascii="Arial" w:hAnsi="Arial"/>
+                <w:rFonts w:ascii="Verdana" w:hAnsi="Verdana"/>
                 <w:b w:val="0"/>
                 <w:sz w:val="16"/>
               </w:rPr>
@@ -7282,7 +7367,7 @@
             <w:r/>
             <w:r>
               <w:rPr>
-                <w:rFonts w:ascii="Arial" w:hAnsi="Arial"/>
+                <w:rFonts w:ascii="Verdana" w:hAnsi="Verdana"/>
                 <w:b w:val="0"/>
                 <w:sz w:val="16"/>
               </w:rPr>
@@ -7298,7 +7383,7 @@
             <w:r/>
             <w:r>
               <w:rPr>
-                <w:rFonts w:ascii="Arial" w:hAnsi="Arial"/>
+                <w:rFonts w:ascii="Verdana" w:hAnsi="Verdana"/>
                 <w:b w:val="0"/>
                 <w:sz w:val="16"/>
               </w:rPr>
@@ -7315,7 +7400,7 @@
             <w:r/>
             <w:r>
               <w:rPr>
-                <w:rFonts w:ascii="Arial" w:hAnsi="Arial"/>
+                <w:rFonts w:ascii="Verdana" w:hAnsi="Verdana"/>
                 <w:b w:val="0"/>
                 <w:sz w:val="16"/>
               </w:rPr>
@@ -7331,7 +7416,7 @@
             <w:r/>
             <w:r>
               <w:rPr>
-                <w:rFonts w:ascii="Arial" w:hAnsi="Arial"/>
+                <w:rFonts w:ascii="Verdana" w:hAnsi="Verdana"/>
                 <w:b w:val="0"/>
                 <w:sz w:val="16"/>
               </w:rPr>
@@ -7347,7 +7432,7 @@
             <w:r/>
             <w:r>
               <w:rPr>
-                <w:rFonts w:ascii="Arial" w:hAnsi="Arial"/>
+                <w:rFonts w:ascii="Verdana" w:hAnsi="Verdana"/>
                 <w:b w:val="0"/>
                 <w:sz w:val="16"/>
               </w:rPr>
@@ -7364,7 +7449,7 @@
             <w:r/>
             <w:r>
               <w:rPr>
-                <w:rFonts w:ascii="Arial" w:hAnsi="Arial"/>
+                <w:rFonts w:ascii="Verdana" w:hAnsi="Verdana"/>
                 <w:b w:val="0"/>
                 <w:sz w:val="16"/>
               </w:rPr>
@@ -7380,7 +7465,7 @@
             <w:r/>
             <w:r>
               <w:rPr>
-                <w:rFonts w:ascii="Arial" w:hAnsi="Arial"/>
+                <w:rFonts w:ascii="Verdana" w:hAnsi="Verdana"/>
                 <w:b w:val="0"/>
                 <w:sz w:val="16"/>
               </w:rPr>
@@ -7396,7 +7481,7 @@
             <w:r/>
             <w:r>
               <w:rPr>
-                <w:rFonts w:ascii="Arial" w:hAnsi="Arial"/>
+                <w:rFonts w:ascii="Verdana" w:hAnsi="Verdana"/>
                 <w:b w:val="0"/>
                 <w:sz w:val="16"/>
               </w:rPr>
@@ -7413,7 +7498,7 @@
             <w:r/>
             <w:r>
               <w:rPr>
-                <w:rFonts w:ascii="Arial" w:hAnsi="Arial"/>
+                <w:rFonts w:ascii="Verdana" w:hAnsi="Verdana"/>
                 <w:b w:val="0"/>
                 <w:sz w:val="16"/>
               </w:rPr>
@@ -7429,7 +7514,7 @@
             <w:r/>
             <w:r>
               <w:rPr>
-                <w:rFonts w:ascii="Arial" w:hAnsi="Arial"/>
+                <w:rFonts w:ascii="Verdana" w:hAnsi="Verdana"/>
                 <w:b w:val="0"/>
                 <w:sz w:val="16"/>
               </w:rPr>
@@ -7445,7 +7530,7 @@
             <w:r/>
             <w:r>
               <w:rPr>
-                <w:rFonts w:ascii="Arial" w:hAnsi="Arial"/>
+                <w:rFonts w:ascii="Verdana" w:hAnsi="Verdana"/>
                 <w:b w:val="0"/>
                 <w:sz w:val="16"/>
               </w:rPr>
@@ -7462,7 +7547,7 @@
             <w:r/>
             <w:r>
               <w:rPr>
-                <w:rFonts w:ascii="Arial" w:hAnsi="Arial"/>
+                <w:rFonts w:ascii="Verdana" w:hAnsi="Verdana"/>
                 <w:b w:val="0"/>
                 <w:sz w:val="16"/>
               </w:rPr>
@@ -7478,7 +7563,7 @@
             <w:r/>
             <w:r>
               <w:rPr>
-                <w:rFonts w:ascii="Arial" w:hAnsi="Arial"/>
+                <w:rFonts w:ascii="Verdana" w:hAnsi="Verdana"/>
                 <w:b w:val="0"/>
                 <w:sz w:val="16"/>
               </w:rPr>
@@ -7494,7 +7579,7 @@
             <w:r/>
             <w:r>
               <w:rPr>
-                <w:rFonts w:ascii="Arial" w:hAnsi="Arial"/>
+                <w:rFonts w:ascii="Verdana" w:hAnsi="Verdana"/>
                 <w:b w:val="0"/>
                 <w:sz w:val="16"/>
               </w:rPr>
@@ -7511,7 +7596,7 @@
             <w:r/>
             <w:r>
               <w:rPr>
-                <w:rFonts w:ascii="Arial" w:hAnsi="Arial"/>
+                <w:rFonts w:ascii="Verdana" w:hAnsi="Verdana"/>
                 <w:b w:val="0"/>
                 <w:sz w:val="16"/>
               </w:rPr>
@@ -7527,7 +7612,7 @@
             <w:r/>
             <w:r>
               <w:rPr>
-                <w:rFonts w:ascii="Arial" w:hAnsi="Arial"/>
+                <w:rFonts w:ascii="Verdana" w:hAnsi="Verdana"/>
                 <w:b w:val="0"/>
                 <w:sz w:val="16"/>
               </w:rPr>
@@ -7543,7 +7628,7 @@
             <w:r/>
             <w:r>
               <w:rPr>
-                <w:rFonts w:ascii="Arial" w:hAnsi="Arial"/>
+                <w:rFonts w:ascii="Verdana" w:hAnsi="Verdana"/>
                 <w:b w:val="0"/>
                 <w:sz w:val="16"/>
               </w:rPr>
@@ -7560,7 +7645,7 @@
             <w:r/>
             <w:r>
               <w:rPr>
-                <w:rFonts w:ascii="Arial" w:hAnsi="Arial"/>
+                <w:rFonts w:ascii="Verdana" w:hAnsi="Verdana"/>
                 <w:b w:val="0"/>
                 <w:sz w:val="16"/>
               </w:rPr>
@@ -7576,7 +7661,7 @@
             <w:r/>
             <w:r>
               <w:rPr>
-                <w:rFonts w:ascii="Arial" w:hAnsi="Arial"/>
+                <w:rFonts w:ascii="Verdana" w:hAnsi="Verdana"/>
                 <w:b w:val="0"/>
                 <w:sz w:val="16"/>
               </w:rPr>
@@ -7592,7 +7677,7 @@
             <w:r/>
             <w:r>
               <w:rPr>
-                <w:rFonts w:ascii="Arial" w:hAnsi="Arial"/>
+                <w:rFonts w:ascii="Verdana" w:hAnsi="Verdana"/>
                 <w:b w:val="0"/>
                 <w:sz w:val="16"/>
               </w:rPr>
@@ -7609,7 +7694,7 @@
             <w:r/>
             <w:r>
               <w:rPr>
-                <w:rFonts w:ascii="Arial" w:hAnsi="Arial"/>
+                <w:rFonts w:ascii="Verdana" w:hAnsi="Verdana"/>
                 <w:b w:val="0"/>
                 <w:sz w:val="16"/>
               </w:rPr>
@@ -7625,7 +7710,7 @@
             <w:r/>
             <w:r>
               <w:rPr>
-                <w:rFonts w:ascii="Arial" w:hAnsi="Arial"/>
+                <w:rFonts w:ascii="Verdana" w:hAnsi="Verdana"/>
                 <w:b w:val="0"/>
                 <w:sz w:val="16"/>
               </w:rPr>
@@ -7641,7 +7726,7 @@
             <w:r/>
             <w:r>
               <w:rPr>
-                <w:rFonts w:ascii="Arial" w:hAnsi="Arial"/>
+                <w:rFonts w:ascii="Verdana" w:hAnsi="Verdana"/>
                 <w:b w:val="0"/>
                 <w:sz w:val="16"/>
               </w:rPr>
@@ -7654,7 +7739,7 @@
     <w:p>
       <w:r>
         <w:rPr>
-          <w:rFonts w:ascii="Arial" w:hAnsi="Arial"/>
+          <w:rFonts w:ascii="Verdana" w:hAnsi="Verdana"/>
           <w:b/>
           <w:sz w:val="18"/>
         </w:rPr>
@@ -7667,6 +7752,20 @@
         <w:tblW w:type="auto" w:w="0"/>
         <w:jc w:val="center"/>
         <w:tblLook w:firstColumn="1" w:firstRow="1" w:lastColumn="0" w:lastRow="0" w:noHBand="0" w:noVBand="1" w:val="04A0"/>
+        <w:tblBorders>
+          <w:top w:val="single" w:sz="4" w:space="0" w:color="595959"/>
+          <w:left w:val="single" w:sz="4" w:space="0" w:color="595959"/>
+          <w:bottom w:val="single" w:sz="4" w:space="0" w:color="595959"/>
+          <w:right w:val="single" w:sz="4" w:space="0" w:color="595959"/>
+          <w:insideH w:val="single" w:sz="4" w:space="0" w:color="595959"/>
+          <w:insideV w:val="single" w:sz="4" w:space="0" w:color="595959"/>
+        </w:tblBorders>
+        <w:tblCellMar>
+          <w:top w:w="85" w:type="dxa"/>
+          <w:left w:w="85" w:type="dxa"/>
+          <w:bottom w:w="85" w:type="dxa"/>
+          <w:right w:w="85" w:type="dxa"/>
+        </w:tblCellMar>
       </w:tblPr>
       <w:tblGrid>
         <w:gridCol w:w="5046"/>
@@ -7676,61 +7775,52 @@
       <w:tr>
         <w:tc>
           <w:tcPr>
-            <w:tcW w:type="dxa" w:w="5046"/>
-            <w:shd w:val="clear" w:color="auto" w:fill="D9E2F3"/>
-          </w:tcPr>
-          <w:p>
-            <w:pPr>
-              <w:jc w:val="center"/>
-            </w:pPr>
-            <w:r/>
-            <w:r>
-              <w:rPr>
-                <w:rFonts w:ascii="Arial" w:hAnsi="Arial"/>
-                <w:b/>
-                <w:sz w:val="16"/>
-              </w:rPr>
-              <w:t>Code Figure</w:t>
-            </w:r>
-          </w:p>
-        </w:tc>
-        <w:tc>
-          <w:tcPr>
-            <w:tcW w:type="dxa" w:w="5046"/>
-            <w:shd w:val="clear" w:color="auto" w:fill="D9E2F3"/>
-          </w:tcPr>
-          <w:p>
-            <w:pPr>
-              <w:jc w:val="center"/>
-            </w:pPr>
-            <w:r/>
-            <w:r>
-              <w:rPr>
-                <w:rFonts w:ascii="Arial" w:hAnsi="Arial"/>
-                <w:b/>
-                <w:sz w:val="16"/>
-              </w:rPr>
-              <w:t>Entry Name</w:t>
-            </w:r>
-          </w:p>
-        </w:tc>
-        <w:tc>
-          <w:tcPr>
-            <w:tcW w:type="dxa" w:w="5046"/>
-            <w:shd w:val="clear" w:color="auto" w:fill="D9E2F3"/>
-          </w:tcPr>
-          <w:p>
-            <w:pPr>
-              <w:jc w:val="center"/>
-            </w:pPr>
-            <w:r/>
-            <w:r>
-              <w:rPr>
-                <w:rFonts w:ascii="Arial" w:hAnsi="Arial"/>
-                <w:b/>
-                <w:sz w:val="16"/>
-              </w:rPr>
-              <w:t>Note</w:t>
+            <w:tcW w:type="dxa" w:w="1134"/>
+            <w:shd w:val="clear" w:color="auto" w:fill="D9D9D9"/>
+          </w:tcPr>
+          <w:p>
+            <w:r/>
+            <w:r>
+              <w:rPr>
+                <w:rFonts w:ascii="Verdana" w:hAnsi="Verdana"/>
+                <w:b w:val="0"/>
+                <w:sz w:val="16"/>
+              </w:rPr>
+              <w:t>КОДОВАЯ ЦИФРА</w:t>
+            </w:r>
+          </w:p>
+        </w:tc>
+        <w:tc>
+          <w:tcPr>
+            <w:tcW w:type="dxa" w:w="5046"/>
+            <w:shd w:val="clear" w:color="auto" w:fill="D9D9D9"/>
+          </w:tcPr>
+          <w:p>
+            <w:r/>
+            <w:r>
+              <w:rPr>
+                <w:rFonts w:ascii="Verdana" w:hAnsi="Verdana"/>
+                <w:b w:val="0"/>
+                <w:sz w:val="16"/>
+              </w:rPr>
+              <w:t>ЗНАЧЕНИЕ</w:t>
+            </w:r>
+          </w:p>
+        </w:tc>
+        <w:tc>
+          <w:tcPr>
+            <w:tcW w:type="dxa" w:w="5046"/>
+            <w:shd w:val="clear" w:color="auto" w:fill="D9D9D9"/>
+          </w:tcPr>
+          <w:p>
+            <w:r/>
+            <w:r>
+              <w:rPr>
+                <w:rFonts w:ascii="Verdana" w:hAnsi="Verdana"/>
+                <w:b w:val="0"/>
+                <w:sz w:val="16"/>
+              </w:rPr>
+              <w:t>ПРИМЕЧАНИЕ</w:t>
             </w:r>
           </w:p>
         </w:tc>
@@ -7744,7 +7834,7 @@
             <w:r/>
             <w:r>
               <w:rPr>
-                <w:rFonts w:ascii="Arial" w:hAnsi="Arial"/>
+                <w:rFonts w:ascii="Verdana" w:hAnsi="Verdana"/>
                 <w:b w:val="0"/>
                 <w:sz w:val="16"/>
               </w:rPr>
@@ -7760,7 +7850,7 @@
             <w:r/>
             <w:r>
               <w:rPr>
-                <w:rFonts w:ascii="Arial" w:hAnsi="Arial"/>
+                <w:rFonts w:ascii="Verdana" w:hAnsi="Verdana"/>
                 <w:b w:val="0"/>
                 <w:sz w:val="16"/>
               </w:rPr>
@@ -7776,7 +7866,7 @@
             <w:r/>
             <w:r>
               <w:rPr>
-                <w:rFonts w:ascii="Arial" w:hAnsi="Arial"/>
+                <w:rFonts w:ascii="Verdana" w:hAnsi="Verdana"/>
                 <w:b w:val="0"/>
                 <w:sz w:val="16"/>
               </w:rPr>
@@ -7793,7 +7883,7 @@
             <w:r/>
             <w:r>
               <w:rPr>
-                <w:rFonts w:ascii="Arial" w:hAnsi="Arial"/>
+                <w:rFonts w:ascii="Verdana" w:hAnsi="Verdana"/>
                 <w:b w:val="0"/>
                 <w:sz w:val="16"/>
               </w:rPr>
@@ -7809,7 +7899,7 @@
             <w:r/>
             <w:r>
               <w:rPr>
-                <w:rFonts w:ascii="Arial" w:hAnsi="Arial"/>
+                <w:rFonts w:ascii="Verdana" w:hAnsi="Verdana"/>
                 <w:b w:val="0"/>
                 <w:sz w:val="16"/>
               </w:rPr>
@@ -7825,7 +7915,7 @@
             <w:r/>
             <w:r>
               <w:rPr>
-                <w:rFonts w:ascii="Arial" w:hAnsi="Arial"/>
+                <w:rFonts w:ascii="Verdana" w:hAnsi="Verdana"/>
                 <w:b w:val="0"/>
                 <w:sz w:val="16"/>
               </w:rPr>
@@ -7842,7 +7932,7 @@
             <w:r/>
             <w:r>
               <w:rPr>
-                <w:rFonts w:ascii="Arial" w:hAnsi="Arial"/>
+                <w:rFonts w:ascii="Verdana" w:hAnsi="Verdana"/>
                 <w:b w:val="0"/>
                 <w:sz w:val="16"/>
               </w:rPr>
@@ -7858,7 +7948,7 @@
             <w:r/>
             <w:r>
               <w:rPr>
-                <w:rFonts w:ascii="Arial" w:hAnsi="Arial"/>
+                <w:rFonts w:ascii="Verdana" w:hAnsi="Verdana"/>
                 <w:b w:val="0"/>
                 <w:sz w:val="16"/>
               </w:rPr>
@@ -7874,7 +7964,7 @@
             <w:r/>
             <w:r>
               <w:rPr>
-                <w:rFonts w:ascii="Arial" w:hAnsi="Arial"/>
+                <w:rFonts w:ascii="Verdana" w:hAnsi="Verdana"/>
                 <w:b w:val="0"/>
                 <w:sz w:val="16"/>
               </w:rPr>
@@ -7891,7 +7981,7 @@
             <w:r/>
             <w:r>
               <w:rPr>
-                <w:rFonts w:ascii="Arial" w:hAnsi="Arial"/>
+                <w:rFonts w:ascii="Verdana" w:hAnsi="Verdana"/>
                 <w:b w:val="0"/>
                 <w:sz w:val="16"/>
               </w:rPr>
@@ -7907,7 +7997,7 @@
             <w:r/>
             <w:r>
               <w:rPr>
-                <w:rFonts w:ascii="Arial" w:hAnsi="Arial"/>
+                <w:rFonts w:ascii="Verdana" w:hAnsi="Verdana"/>
                 <w:b w:val="0"/>
                 <w:sz w:val="16"/>
               </w:rPr>
@@ -7923,7 +8013,7 @@
             <w:r/>
             <w:r>
               <w:rPr>
-                <w:rFonts w:ascii="Arial" w:hAnsi="Arial"/>
+                <w:rFonts w:ascii="Verdana" w:hAnsi="Verdana"/>
                 <w:b w:val="0"/>
                 <w:sz w:val="16"/>
               </w:rPr>
@@ -7940,7 +8030,7 @@
             <w:r/>
             <w:r>
               <w:rPr>
-                <w:rFonts w:ascii="Arial" w:hAnsi="Arial"/>
+                <w:rFonts w:ascii="Verdana" w:hAnsi="Verdana"/>
                 <w:b w:val="0"/>
                 <w:sz w:val="16"/>
               </w:rPr>
@@ -7956,7 +8046,7 @@
             <w:r/>
             <w:r>
               <w:rPr>
-                <w:rFonts w:ascii="Arial" w:hAnsi="Arial"/>
+                <w:rFonts w:ascii="Verdana" w:hAnsi="Verdana"/>
                 <w:b w:val="0"/>
                 <w:sz w:val="16"/>
               </w:rPr>
@@ -7972,7 +8062,7 @@
             <w:r/>
             <w:r>
               <w:rPr>
-                <w:rFonts w:ascii="Arial" w:hAnsi="Arial"/>
+                <w:rFonts w:ascii="Verdana" w:hAnsi="Verdana"/>
                 <w:b w:val="0"/>
                 <w:sz w:val="16"/>
               </w:rPr>
@@ -7985,7 +8075,7 @@
     <w:p>
       <w:r>
         <w:rPr>
-          <w:rFonts w:ascii="Arial" w:hAnsi="Arial"/>
+          <w:rFonts w:ascii="Verdana" w:hAnsi="Verdana"/>
           <w:b/>
           <w:sz w:val="18"/>
         </w:rPr>
@@ -7998,6 +8088,20 @@
         <w:tblW w:type="auto" w:w="0"/>
         <w:jc w:val="center"/>
         <w:tblLook w:firstColumn="1" w:firstRow="1" w:lastColumn="0" w:lastRow="0" w:noHBand="0" w:noVBand="1" w:val="04A0"/>
+        <w:tblBorders>
+          <w:top w:val="single" w:sz="4" w:space="0" w:color="595959"/>
+          <w:left w:val="single" w:sz="4" w:space="0" w:color="595959"/>
+          <w:bottom w:val="single" w:sz="4" w:space="0" w:color="595959"/>
+          <w:right w:val="single" w:sz="4" w:space="0" w:color="595959"/>
+          <w:insideH w:val="single" w:sz="4" w:space="0" w:color="595959"/>
+          <w:insideV w:val="single" w:sz="4" w:space="0" w:color="595959"/>
+        </w:tblBorders>
+        <w:tblCellMar>
+          <w:top w:w="85" w:type="dxa"/>
+          <w:left w:w="85" w:type="dxa"/>
+          <w:bottom w:w="85" w:type="dxa"/>
+          <w:right w:w="85" w:type="dxa"/>
+        </w:tblCellMar>
       </w:tblPr>
       <w:tblGrid>
         <w:gridCol w:w="5046"/>
@@ -8007,61 +8111,52 @@
       <w:tr>
         <w:tc>
           <w:tcPr>
-            <w:tcW w:type="dxa" w:w="5046"/>
-            <w:shd w:val="clear" w:color="auto" w:fill="D9E2F3"/>
-          </w:tcPr>
-          <w:p>
-            <w:pPr>
-              <w:jc w:val="center"/>
-            </w:pPr>
-            <w:r/>
-            <w:r>
-              <w:rPr>
-                <w:rFonts w:ascii="Arial" w:hAnsi="Arial"/>
-                <w:b/>
-                <w:sz w:val="16"/>
-              </w:rPr>
-              <w:t>Code Figure</w:t>
-            </w:r>
-          </w:p>
-        </w:tc>
-        <w:tc>
-          <w:tcPr>
-            <w:tcW w:type="dxa" w:w="5046"/>
-            <w:shd w:val="clear" w:color="auto" w:fill="D9E2F3"/>
-          </w:tcPr>
-          <w:p>
-            <w:pPr>
-              <w:jc w:val="center"/>
-            </w:pPr>
-            <w:r/>
-            <w:r>
-              <w:rPr>
-                <w:rFonts w:ascii="Arial" w:hAnsi="Arial"/>
-                <w:b/>
-                <w:sz w:val="16"/>
-              </w:rPr>
-              <w:t>Entry Name</w:t>
-            </w:r>
-          </w:p>
-        </w:tc>
-        <w:tc>
-          <w:tcPr>
-            <w:tcW w:type="dxa" w:w="5046"/>
-            <w:shd w:val="clear" w:color="auto" w:fill="D9E2F3"/>
-          </w:tcPr>
-          <w:p>
-            <w:pPr>
-              <w:jc w:val="center"/>
-            </w:pPr>
-            <w:r/>
-            <w:r>
-              <w:rPr>
-                <w:rFonts w:ascii="Arial" w:hAnsi="Arial"/>
-                <w:b/>
-                <w:sz w:val="16"/>
-              </w:rPr>
-              <w:t>Note</w:t>
+            <w:tcW w:type="dxa" w:w="1134"/>
+            <w:shd w:val="clear" w:color="auto" w:fill="D9D9D9"/>
+          </w:tcPr>
+          <w:p>
+            <w:r/>
+            <w:r>
+              <w:rPr>
+                <w:rFonts w:ascii="Verdana" w:hAnsi="Verdana"/>
+                <w:b w:val="0"/>
+                <w:sz w:val="16"/>
+              </w:rPr>
+              <w:t>КОДОВАЯ ЦИФРА</w:t>
+            </w:r>
+          </w:p>
+        </w:tc>
+        <w:tc>
+          <w:tcPr>
+            <w:tcW w:type="dxa" w:w="5046"/>
+            <w:shd w:val="clear" w:color="auto" w:fill="D9D9D9"/>
+          </w:tcPr>
+          <w:p>
+            <w:r/>
+            <w:r>
+              <w:rPr>
+                <w:rFonts w:ascii="Verdana" w:hAnsi="Verdana"/>
+                <w:b w:val="0"/>
+                <w:sz w:val="16"/>
+              </w:rPr>
+              <w:t>ЗНАЧЕНИЕ</w:t>
+            </w:r>
+          </w:p>
+        </w:tc>
+        <w:tc>
+          <w:tcPr>
+            <w:tcW w:type="dxa" w:w="5046"/>
+            <w:shd w:val="clear" w:color="auto" w:fill="D9D9D9"/>
+          </w:tcPr>
+          <w:p>
+            <w:r/>
+            <w:r>
+              <w:rPr>
+                <w:rFonts w:ascii="Verdana" w:hAnsi="Verdana"/>
+                <w:b w:val="0"/>
+                <w:sz w:val="16"/>
+              </w:rPr>
+              <w:t>ПРИМЕЧАНИЕ</w:t>
             </w:r>
           </w:p>
         </w:tc>
@@ -8075,7 +8170,7 @@
             <w:r/>
             <w:r>
               <w:rPr>
-                <w:rFonts w:ascii="Arial" w:hAnsi="Arial"/>
+                <w:rFonts w:ascii="Verdana" w:hAnsi="Verdana"/>
                 <w:b w:val="0"/>
                 <w:sz w:val="16"/>
               </w:rPr>
@@ -8091,7 +8186,7 @@
             <w:r/>
             <w:r>
               <w:rPr>
-                <w:rFonts w:ascii="Arial" w:hAnsi="Arial"/>
+                <w:rFonts w:ascii="Verdana" w:hAnsi="Verdana"/>
                 <w:b w:val="0"/>
                 <w:sz w:val="16"/>
               </w:rPr>
@@ -8107,7 +8202,7 @@
             <w:r/>
             <w:r>
               <w:rPr>
-                <w:rFonts w:ascii="Arial" w:hAnsi="Arial"/>
+                <w:rFonts w:ascii="Verdana" w:hAnsi="Verdana"/>
                 <w:b w:val="0"/>
                 <w:sz w:val="16"/>
               </w:rPr>
@@ -8124,7 +8219,7 @@
             <w:r/>
             <w:r>
               <w:rPr>
-                <w:rFonts w:ascii="Arial" w:hAnsi="Arial"/>
+                <w:rFonts w:ascii="Verdana" w:hAnsi="Verdana"/>
                 <w:b w:val="0"/>
                 <w:sz w:val="16"/>
               </w:rPr>
@@ -8140,7 +8235,7 @@
             <w:r/>
             <w:r>
               <w:rPr>
-                <w:rFonts w:ascii="Arial" w:hAnsi="Arial"/>
+                <w:rFonts w:ascii="Verdana" w:hAnsi="Verdana"/>
                 <w:b w:val="0"/>
                 <w:sz w:val="16"/>
               </w:rPr>
@@ -8156,7 +8251,7 @@
             <w:r/>
             <w:r>
               <w:rPr>
-                <w:rFonts w:ascii="Arial" w:hAnsi="Arial"/>
+                <w:rFonts w:ascii="Verdana" w:hAnsi="Verdana"/>
                 <w:b w:val="0"/>
                 <w:sz w:val="16"/>
               </w:rPr>
@@ -8173,7 +8268,7 @@
             <w:r/>
             <w:r>
               <w:rPr>
-                <w:rFonts w:ascii="Arial" w:hAnsi="Arial"/>
+                <w:rFonts w:ascii="Verdana" w:hAnsi="Verdana"/>
                 <w:b w:val="0"/>
                 <w:sz w:val="16"/>
               </w:rPr>
@@ -8189,7 +8284,7 @@
             <w:r/>
             <w:r>
               <w:rPr>
-                <w:rFonts w:ascii="Arial" w:hAnsi="Arial"/>
+                <w:rFonts w:ascii="Verdana" w:hAnsi="Verdana"/>
                 <w:b w:val="0"/>
                 <w:sz w:val="16"/>
               </w:rPr>
@@ -8205,7 +8300,7 @@
             <w:r/>
             <w:r>
               <w:rPr>
-                <w:rFonts w:ascii="Arial" w:hAnsi="Arial"/>
+                <w:rFonts w:ascii="Verdana" w:hAnsi="Verdana"/>
                 <w:b w:val="0"/>
                 <w:sz w:val="16"/>
               </w:rPr>
@@ -8222,7 +8317,7 @@
             <w:r/>
             <w:r>
               <w:rPr>
-                <w:rFonts w:ascii="Arial" w:hAnsi="Arial"/>
+                <w:rFonts w:ascii="Verdana" w:hAnsi="Verdana"/>
                 <w:b w:val="0"/>
                 <w:sz w:val="16"/>
               </w:rPr>
@@ -8238,7 +8333,7 @@
             <w:r/>
             <w:r>
               <w:rPr>
-                <w:rFonts w:ascii="Arial" w:hAnsi="Arial"/>
+                <w:rFonts w:ascii="Verdana" w:hAnsi="Verdana"/>
                 <w:b w:val="0"/>
                 <w:sz w:val="16"/>
               </w:rPr>
@@ -8254,7 +8349,7 @@
             <w:r/>
             <w:r>
               <w:rPr>
-                <w:rFonts w:ascii="Arial" w:hAnsi="Arial"/>
+                <w:rFonts w:ascii="Verdana" w:hAnsi="Verdana"/>
                 <w:b w:val="0"/>
                 <w:sz w:val="16"/>
               </w:rPr>
@@ -8271,7 +8366,7 @@
             <w:r/>
             <w:r>
               <w:rPr>
-                <w:rFonts w:ascii="Arial" w:hAnsi="Arial"/>
+                <w:rFonts w:ascii="Verdana" w:hAnsi="Verdana"/>
                 <w:b w:val="0"/>
                 <w:sz w:val="16"/>
               </w:rPr>
@@ -8287,7 +8382,7 @@
             <w:r/>
             <w:r>
               <w:rPr>
-                <w:rFonts w:ascii="Arial" w:hAnsi="Arial"/>
+                <w:rFonts w:ascii="Verdana" w:hAnsi="Verdana"/>
                 <w:b w:val="0"/>
                 <w:sz w:val="16"/>
               </w:rPr>
@@ -8303,7 +8398,7 @@
             <w:r/>
             <w:r>
               <w:rPr>
-                <w:rFonts w:ascii="Arial" w:hAnsi="Arial"/>
+                <w:rFonts w:ascii="Verdana" w:hAnsi="Verdana"/>
                 <w:b w:val="0"/>
                 <w:sz w:val="16"/>
               </w:rPr>
@@ -8320,7 +8415,7 @@
             <w:r/>
             <w:r>
               <w:rPr>
-                <w:rFonts w:ascii="Arial" w:hAnsi="Arial"/>
+                <w:rFonts w:ascii="Verdana" w:hAnsi="Verdana"/>
                 <w:b w:val="0"/>
                 <w:sz w:val="16"/>
               </w:rPr>
@@ -8336,7 +8431,7 @@
             <w:r/>
             <w:r>
               <w:rPr>
-                <w:rFonts w:ascii="Arial" w:hAnsi="Arial"/>
+                <w:rFonts w:ascii="Verdana" w:hAnsi="Verdana"/>
                 <w:b w:val="0"/>
                 <w:sz w:val="16"/>
               </w:rPr>
@@ -8352,7 +8447,7 @@
             <w:r/>
             <w:r>
               <w:rPr>
-                <w:rFonts w:ascii="Arial" w:hAnsi="Arial"/>
+                <w:rFonts w:ascii="Verdana" w:hAnsi="Verdana"/>
                 <w:b w:val="0"/>
                 <w:sz w:val="16"/>
               </w:rPr>
@@ -8369,7 +8464,7 @@
             <w:r/>
             <w:r>
               <w:rPr>
-                <w:rFonts w:ascii="Arial" w:hAnsi="Arial"/>
+                <w:rFonts w:ascii="Verdana" w:hAnsi="Verdana"/>
                 <w:b w:val="0"/>
                 <w:sz w:val="16"/>
               </w:rPr>
@@ -8385,7 +8480,7 @@
             <w:r/>
             <w:r>
               <w:rPr>
-                <w:rFonts w:ascii="Arial" w:hAnsi="Arial"/>
+                <w:rFonts w:ascii="Verdana" w:hAnsi="Verdana"/>
                 <w:b w:val="0"/>
                 <w:sz w:val="16"/>
               </w:rPr>
@@ -8401,7 +8496,7 @@
             <w:r/>
             <w:r>
               <w:rPr>
-                <w:rFonts w:ascii="Arial" w:hAnsi="Arial"/>
+                <w:rFonts w:ascii="Verdana" w:hAnsi="Verdana"/>
                 <w:b w:val="0"/>
                 <w:sz w:val="16"/>
               </w:rPr>
@@ -8418,7 +8513,7 @@
             <w:r/>
             <w:r>
               <w:rPr>
-                <w:rFonts w:ascii="Arial" w:hAnsi="Arial"/>
+                <w:rFonts w:ascii="Verdana" w:hAnsi="Verdana"/>
                 <w:b w:val="0"/>
                 <w:sz w:val="16"/>
               </w:rPr>
@@ -8434,7 +8529,7 @@
             <w:r/>
             <w:r>
               <w:rPr>
-                <w:rFonts w:ascii="Arial" w:hAnsi="Arial"/>
+                <w:rFonts w:ascii="Verdana" w:hAnsi="Verdana"/>
                 <w:b w:val="0"/>
                 <w:sz w:val="16"/>
               </w:rPr>
@@ -8450,7 +8545,7 @@
             <w:r/>
             <w:r>
               <w:rPr>
-                <w:rFonts w:ascii="Arial" w:hAnsi="Arial"/>
+                <w:rFonts w:ascii="Verdana" w:hAnsi="Verdana"/>
                 <w:b w:val="0"/>
                 <w:sz w:val="16"/>
               </w:rPr>
@@ -8463,7 +8558,7 @@
     <w:p>
       <w:r>
         <w:rPr>
-          <w:rFonts w:ascii="Arial" w:hAnsi="Arial"/>
+          <w:rFonts w:ascii="Verdana" w:hAnsi="Verdana"/>
           <w:b/>
           <w:sz w:val="18"/>
         </w:rPr>
@@ -8476,6 +8571,20 @@
         <w:tblW w:type="auto" w:w="0"/>
         <w:jc w:val="center"/>
         <w:tblLook w:firstColumn="1" w:firstRow="1" w:lastColumn="0" w:lastRow="0" w:noHBand="0" w:noVBand="1" w:val="04A0"/>
+        <w:tblBorders>
+          <w:top w:val="single" w:sz="4" w:space="0" w:color="595959"/>
+          <w:left w:val="single" w:sz="4" w:space="0" w:color="595959"/>
+          <w:bottom w:val="single" w:sz="4" w:space="0" w:color="595959"/>
+          <w:right w:val="single" w:sz="4" w:space="0" w:color="595959"/>
+          <w:insideH w:val="single" w:sz="4" w:space="0" w:color="595959"/>
+          <w:insideV w:val="single" w:sz="4" w:space="0" w:color="595959"/>
+        </w:tblBorders>
+        <w:tblCellMar>
+          <w:top w:w="85" w:type="dxa"/>
+          <w:left w:w="85" w:type="dxa"/>
+          <w:bottom w:w="85" w:type="dxa"/>
+          <w:right w:w="85" w:type="dxa"/>
+        </w:tblCellMar>
       </w:tblPr>
       <w:tblGrid>
         <w:gridCol w:w="5046"/>
@@ -8485,61 +8594,52 @@
       <w:tr>
         <w:tc>
           <w:tcPr>
-            <w:tcW w:type="dxa" w:w="5046"/>
-            <w:shd w:val="clear" w:color="auto" w:fill="D9E2F3"/>
-          </w:tcPr>
-          <w:p>
-            <w:pPr>
-              <w:jc w:val="center"/>
-            </w:pPr>
-            <w:r/>
-            <w:r>
-              <w:rPr>
-                <w:rFonts w:ascii="Arial" w:hAnsi="Arial"/>
-                <w:b/>
-                <w:sz w:val="16"/>
-              </w:rPr>
-              <w:t>Code Figure</w:t>
-            </w:r>
-          </w:p>
-        </w:tc>
-        <w:tc>
-          <w:tcPr>
-            <w:tcW w:type="dxa" w:w="5046"/>
-            <w:shd w:val="clear" w:color="auto" w:fill="D9E2F3"/>
-          </w:tcPr>
-          <w:p>
-            <w:pPr>
-              <w:jc w:val="center"/>
-            </w:pPr>
-            <w:r/>
-            <w:r>
-              <w:rPr>
-                <w:rFonts w:ascii="Arial" w:hAnsi="Arial"/>
-                <w:b/>
-                <w:sz w:val="16"/>
-              </w:rPr>
-              <w:t>Entry Name</w:t>
-            </w:r>
-          </w:p>
-        </w:tc>
-        <w:tc>
-          <w:tcPr>
-            <w:tcW w:type="dxa" w:w="5046"/>
-            <w:shd w:val="clear" w:color="auto" w:fill="D9E2F3"/>
-          </w:tcPr>
-          <w:p>
-            <w:pPr>
-              <w:jc w:val="center"/>
-            </w:pPr>
-            <w:r/>
-            <w:r>
-              <w:rPr>
-                <w:rFonts w:ascii="Arial" w:hAnsi="Arial"/>
-                <w:b/>
-                <w:sz w:val="16"/>
-              </w:rPr>
-              <w:t>Note</w:t>
+            <w:tcW w:type="dxa" w:w="1134"/>
+            <w:shd w:val="clear" w:color="auto" w:fill="D9D9D9"/>
+          </w:tcPr>
+          <w:p>
+            <w:r/>
+            <w:r>
+              <w:rPr>
+                <w:rFonts w:ascii="Verdana" w:hAnsi="Verdana"/>
+                <w:b w:val="0"/>
+                <w:sz w:val="16"/>
+              </w:rPr>
+              <w:t>КОДОВАЯ ЦИФРА</w:t>
+            </w:r>
+          </w:p>
+        </w:tc>
+        <w:tc>
+          <w:tcPr>
+            <w:tcW w:type="dxa" w:w="5046"/>
+            <w:shd w:val="clear" w:color="auto" w:fill="D9D9D9"/>
+          </w:tcPr>
+          <w:p>
+            <w:r/>
+            <w:r>
+              <w:rPr>
+                <w:rFonts w:ascii="Verdana" w:hAnsi="Verdana"/>
+                <w:b w:val="0"/>
+                <w:sz w:val="16"/>
+              </w:rPr>
+              <w:t>ЗНАЧЕНИЕ</w:t>
+            </w:r>
+          </w:p>
+        </w:tc>
+        <w:tc>
+          <w:tcPr>
+            <w:tcW w:type="dxa" w:w="5046"/>
+            <w:shd w:val="clear" w:color="auto" w:fill="D9D9D9"/>
+          </w:tcPr>
+          <w:p>
+            <w:r/>
+            <w:r>
+              <w:rPr>
+                <w:rFonts w:ascii="Verdana" w:hAnsi="Verdana"/>
+                <w:b w:val="0"/>
+                <w:sz w:val="16"/>
+              </w:rPr>
+              <w:t>ПРИМЕЧАНИЕ</w:t>
             </w:r>
           </w:p>
         </w:tc>
@@ -8553,7 +8653,7 @@
             <w:r/>
             <w:r>
               <w:rPr>
-                <w:rFonts w:ascii="Arial" w:hAnsi="Arial"/>
+                <w:rFonts w:ascii="Verdana" w:hAnsi="Verdana"/>
                 <w:b w:val="0"/>
                 <w:sz w:val="16"/>
               </w:rPr>
@@ -8569,7 +8669,7 @@
             <w:r/>
             <w:r>
               <w:rPr>
-                <w:rFonts w:ascii="Arial" w:hAnsi="Arial"/>
+                <w:rFonts w:ascii="Verdana" w:hAnsi="Verdana"/>
                 <w:b w:val="0"/>
                 <w:sz w:val="16"/>
               </w:rPr>
@@ -8585,7 +8685,7 @@
             <w:r/>
             <w:r>
               <w:rPr>
-                <w:rFonts w:ascii="Arial" w:hAnsi="Arial"/>
+                <w:rFonts w:ascii="Verdana" w:hAnsi="Verdana"/>
                 <w:b w:val="0"/>
                 <w:sz w:val="16"/>
               </w:rPr>
@@ -8602,7 +8702,7 @@
             <w:r/>
             <w:r>
               <w:rPr>
-                <w:rFonts w:ascii="Arial" w:hAnsi="Arial"/>
+                <w:rFonts w:ascii="Verdana" w:hAnsi="Verdana"/>
                 <w:b w:val="0"/>
                 <w:sz w:val="16"/>
               </w:rPr>
@@ -8618,7 +8718,7 @@
             <w:r/>
             <w:r>
               <w:rPr>
-                <w:rFonts w:ascii="Arial" w:hAnsi="Arial"/>
+                <w:rFonts w:ascii="Verdana" w:hAnsi="Verdana"/>
                 <w:b w:val="0"/>
                 <w:sz w:val="16"/>
               </w:rPr>
@@ -8634,7 +8734,7 @@
             <w:r/>
             <w:r>
               <w:rPr>
-                <w:rFonts w:ascii="Arial" w:hAnsi="Arial"/>
+                <w:rFonts w:ascii="Verdana" w:hAnsi="Verdana"/>
                 <w:b w:val="0"/>
                 <w:sz w:val="16"/>
               </w:rPr>
@@ -8651,7 +8751,7 @@
             <w:r/>
             <w:r>
               <w:rPr>
-                <w:rFonts w:ascii="Arial" w:hAnsi="Arial"/>
+                <w:rFonts w:ascii="Verdana" w:hAnsi="Verdana"/>
                 <w:b w:val="0"/>
                 <w:sz w:val="16"/>
               </w:rPr>
@@ -8667,7 +8767,7 @@
             <w:r/>
             <w:r>
               <w:rPr>
-                <w:rFonts w:ascii="Arial" w:hAnsi="Arial"/>
+                <w:rFonts w:ascii="Verdana" w:hAnsi="Verdana"/>
                 <w:b w:val="0"/>
                 <w:sz w:val="16"/>
               </w:rPr>
@@ -8683,7 +8783,7 @@
             <w:r/>
             <w:r>
               <w:rPr>
-                <w:rFonts w:ascii="Arial" w:hAnsi="Arial"/>
+                <w:rFonts w:ascii="Verdana" w:hAnsi="Verdana"/>
                 <w:b w:val="0"/>
                 <w:sz w:val="16"/>
               </w:rPr>
@@ -8700,7 +8800,7 @@
             <w:r/>
             <w:r>
               <w:rPr>
-                <w:rFonts w:ascii="Arial" w:hAnsi="Arial"/>
+                <w:rFonts w:ascii="Verdana" w:hAnsi="Verdana"/>
                 <w:b w:val="0"/>
                 <w:sz w:val="16"/>
               </w:rPr>
@@ -8716,7 +8816,7 @@
             <w:r/>
             <w:r>
               <w:rPr>
-                <w:rFonts w:ascii="Arial" w:hAnsi="Arial"/>
+                <w:rFonts w:ascii="Verdana" w:hAnsi="Verdana"/>
                 <w:b w:val="0"/>
                 <w:sz w:val="16"/>
               </w:rPr>
@@ -8732,7 +8832,7 @@
             <w:r/>
             <w:r>
               <w:rPr>
-                <w:rFonts w:ascii="Arial" w:hAnsi="Arial"/>
+                <w:rFonts w:ascii="Verdana" w:hAnsi="Verdana"/>
                 <w:b w:val="0"/>
                 <w:sz w:val="16"/>
               </w:rPr>
@@ -8749,7 +8849,7 @@
             <w:r/>
             <w:r>
               <w:rPr>
-                <w:rFonts w:ascii="Arial" w:hAnsi="Arial"/>
+                <w:rFonts w:ascii="Verdana" w:hAnsi="Verdana"/>
                 <w:b w:val="0"/>
                 <w:sz w:val="16"/>
               </w:rPr>
@@ -8765,7 +8865,7 @@
             <w:r/>
             <w:r>
               <w:rPr>
-                <w:rFonts w:ascii="Arial" w:hAnsi="Arial"/>
+                <w:rFonts w:ascii="Verdana" w:hAnsi="Verdana"/>
                 <w:b w:val="0"/>
                 <w:sz w:val="16"/>
               </w:rPr>
@@ -8781,7 +8881,7 @@
             <w:r/>
             <w:r>
               <w:rPr>
-                <w:rFonts w:ascii="Arial" w:hAnsi="Arial"/>
+                <w:rFonts w:ascii="Verdana" w:hAnsi="Verdana"/>
                 <w:b w:val="0"/>
                 <w:sz w:val="16"/>
               </w:rPr>
@@ -8798,7 +8898,7 @@
             <w:r/>
             <w:r>
               <w:rPr>
-                <w:rFonts w:ascii="Arial" w:hAnsi="Arial"/>
+                <w:rFonts w:ascii="Verdana" w:hAnsi="Verdana"/>
                 <w:b w:val="0"/>
                 <w:sz w:val="16"/>
               </w:rPr>
@@ -8814,7 +8914,7 @@
             <w:r/>
             <w:r>
               <w:rPr>
-                <w:rFonts w:ascii="Arial" w:hAnsi="Arial"/>
+                <w:rFonts w:ascii="Verdana" w:hAnsi="Verdana"/>
                 <w:b w:val="0"/>
                 <w:sz w:val="16"/>
               </w:rPr>
@@ -8830,7 +8930,7 @@
             <w:r/>
             <w:r>
               <w:rPr>
-                <w:rFonts w:ascii="Arial" w:hAnsi="Arial"/>
+                <w:rFonts w:ascii="Verdana" w:hAnsi="Verdana"/>
                 <w:b w:val="0"/>
                 <w:sz w:val="16"/>
               </w:rPr>
@@ -8843,7 +8943,7 @@
     <w:p>
       <w:r>
         <w:rPr>
-          <w:rFonts w:ascii="Arial" w:hAnsi="Arial"/>
+          <w:rFonts w:ascii="Verdana" w:hAnsi="Verdana"/>
           <w:b/>
           <w:sz w:val="18"/>
         </w:rPr>
@@ -8856,6 +8956,20 @@
         <w:tblW w:type="auto" w:w="0"/>
         <w:jc w:val="center"/>
         <w:tblLook w:firstColumn="1" w:firstRow="1" w:lastColumn="0" w:lastRow="0" w:noHBand="0" w:noVBand="1" w:val="04A0"/>
+        <w:tblBorders>
+          <w:top w:val="single" w:sz="4" w:space="0" w:color="595959"/>
+          <w:left w:val="single" w:sz="4" w:space="0" w:color="595959"/>
+          <w:bottom w:val="single" w:sz="4" w:space="0" w:color="595959"/>
+          <w:right w:val="single" w:sz="4" w:space="0" w:color="595959"/>
+          <w:insideH w:val="single" w:sz="4" w:space="0" w:color="595959"/>
+          <w:insideV w:val="single" w:sz="4" w:space="0" w:color="595959"/>
+        </w:tblBorders>
+        <w:tblCellMar>
+          <w:top w:w="85" w:type="dxa"/>
+          <w:left w:w="85" w:type="dxa"/>
+          <w:bottom w:w="85" w:type="dxa"/>
+          <w:right w:w="85" w:type="dxa"/>
+        </w:tblCellMar>
       </w:tblPr>
       <w:tblGrid>
         <w:gridCol w:w="5046"/>
@@ -8865,61 +8979,52 @@
       <w:tr>
         <w:tc>
           <w:tcPr>
-            <w:tcW w:type="dxa" w:w="5046"/>
-            <w:shd w:val="clear" w:color="auto" w:fill="D9E2F3"/>
-          </w:tcPr>
-          <w:p>
-            <w:pPr>
-              <w:jc w:val="center"/>
-            </w:pPr>
-            <w:r/>
-            <w:r>
-              <w:rPr>
-                <w:rFonts w:ascii="Arial" w:hAnsi="Arial"/>
-                <w:b/>
-                <w:sz w:val="16"/>
-              </w:rPr>
-              <w:t>Code Figure</w:t>
-            </w:r>
-          </w:p>
-        </w:tc>
-        <w:tc>
-          <w:tcPr>
-            <w:tcW w:type="dxa" w:w="5046"/>
-            <w:shd w:val="clear" w:color="auto" w:fill="D9E2F3"/>
-          </w:tcPr>
-          <w:p>
-            <w:pPr>
-              <w:jc w:val="center"/>
-            </w:pPr>
-            <w:r/>
-            <w:r>
-              <w:rPr>
-                <w:rFonts w:ascii="Arial" w:hAnsi="Arial"/>
-                <w:b/>
-                <w:sz w:val="16"/>
-              </w:rPr>
-              <w:t>Entry Name</w:t>
-            </w:r>
-          </w:p>
-        </w:tc>
-        <w:tc>
-          <w:tcPr>
-            <w:tcW w:type="dxa" w:w="5046"/>
-            <w:shd w:val="clear" w:color="auto" w:fill="D9E2F3"/>
-          </w:tcPr>
-          <w:p>
-            <w:pPr>
-              <w:jc w:val="center"/>
-            </w:pPr>
-            <w:r/>
-            <w:r>
-              <w:rPr>
-                <w:rFonts w:ascii="Arial" w:hAnsi="Arial"/>
-                <w:b/>
-                <w:sz w:val="16"/>
-              </w:rPr>
-              <w:t>Note</w:t>
+            <w:tcW w:type="dxa" w:w="1134"/>
+            <w:shd w:val="clear" w:color="auto" w:fill="D9D9D9"/>
+          </w:tcPr>
+          <w:p>
+            <w:r/>
+            <w:r>
+              <w:rPr>
+                <w:rFonts w:ascii="Verdana" w:hAnsi="Verdana"/>
+                <w:b w:val="0"/>
+                <w:sz w:val="16"/>
+              </w:rPr>
+              <w:t>КОДОВАЯ ЦИФРА</w:t>
+            </w:r>
+          </w:p>
+        </w:tc>
+        <w:tc>
+          <w:tcPr>
+            <w:tcW w:type="dxa" w:w="5046"/>
+            <w:shd w:val="clear" w:color="auto" w:fill="D9D9D9"/>
+          </w:tcPr>
+          <w:p>
+            <w:r/>
+            <w:r>
+              <w:rPr>
+                <w:rFonts w:ascii="Verdana" w:hAnsi="Verdana"/>
+                <w:b w:val="0"/>
+                <w:sz w:val="16"/>
+              </w:rPr>
+              <w:t>ЗНАЧЕНИЕ</w:t>
+            </w:r>
+          </w:p>
+        </w:tc>
+        <w:tc>
+          <w:tcPr>
+            <w:tcW w:type="dxa" w:w="5046"/>
+            <w:shd w:val="clear" w:color="auto" w:fill="D9D9D9"/>
+          </w:tcPr>
+          <w:p>
+            <w:r/>
+            <w:r>
+              <w:rPr>
+                <w:rFonts w:ascii="Verdana" w:hAnsi="Verdana"/>
+                <w:b w:val="0"/>
+                <w:sz w:val="16"/>
+              </w:rPr>
+              <w:t>ПРИМЕЧАНИЕ</w:t>
             </w:r>
           </w:p>
         </w:tc>
@@ -8933,7 +9038,7 @@
             <w:r/>
             <w:r>
               <w:rPr>
-                <w:rFonts w:ascii="Arial" w:hAnsi="Arial"/>
+                <w:rFonts w:ascii="Verdana" w:hAnsi="Verdana"/>
                 <w:b w:val="0"/>
                 <w:sz w:val="16"/>
               </w:rPr>
@@ -8949,7 +9054,7 @@
             <w:r/>
             <w:r>
               <w:rPr>
-                <w:rFonts w:ascii="Arial" w:hAnsi="Arial"/>
+                <w:rFonts w:ascii="Verdana" w:hAnsi="Verdana"/>
                 <w:b w:val="0"/>
                 <w:sz w:val="16"/>
               </w:rPr>
@@ -8965,7 +9070,7 @@
             <w:r/>
             <w:r>
               <w:rPr>
-                <w:rFonts w:ascii="Arial" w:hAnsi="Arial"/>
+                <w:rFonts w:ascii="Verdana" w:hAnsi="Verdana"/>
                 <w:b w:val="0"/>
                 <w:sz w:val="16"/>
               </w:rPr>
@@ -8982,7 +9087,7 @@
             <w:r/>
             <w:r>
               <w:rPr>
-                <w:rFonts w:ascii="Arial" w:hAnsi="Arial"/>
+                <w:rFonts w:ascii="Verdana" w:hAnsi="Verdana"/>
                 <w:b w:val="0"/>
                 <w:sz w:val="16"/>
               </w:rPr>
@@ -8998,7 +9103,7 @@
             <w:r/>
             <w:r>
               <w:rPr>
-                <w:rFonts w:ascii="Arial" w:hAnsi="Arial"/>
+                <w:rFonts w:ascii="Verdana" w:hAnsi="Verdana"/>
                 <w:b w:val="0"/>
                 <w:sz w:val="16"/>
               </w:rPr>
@@ -9014,7 +9119,7 @@
             <w:r/>
             <w:r>
               <w:rPr>
-                <w:rFonts w:ascii="Arial" w:hAnsi="Arial"/>
+                <w:rFonts w:ascii="Verdana" w:hAnsi="Verdana"/>
                 <w:b w:val="0"/>
                 <w:sz w:val="16"/>
               </w:rPr>
@@ -9031,7 +9136,7 @@
             <w:r/>
             <w:r>
               <w:rPr>
-                <w:rFonts w:ascii="Arial" w:hAnsi="Arial"/>
+                <w:rFonts w:ascii="Verdana" w:hAnsi="Verdana"/>
                 <w:b w:val="0"/>
                 <w:sz w:val="16"/>
               </w:rPr>
@@ -9047,7 +9152,7 @@
             <w:r/>
             <w:r>
               <w:rPr>
-                <w:rFonts w:ascii="Arial" w:hAnsi="Arial"/>
+                <w:rFonts w:ascii="Verdana" w:hAnsi="Verdana"/>
                 <w:b w:val="0"/>
                 <w:sz w:val="16"/>
               </w:rPr>
@@ -9063,7 +9168,7 @@
             <w:r/>
             <w:r>
               <w:rPr>
-                <w:rFonts w:ascii="Arial" w:hAnsi="Arial"/>
+                <w:rFonts w:ascii="Verdana" w:hAnsi="Verdana"/>
                 <w:b w:val="0"/>
                 <w:sz w:val="16"/>
               </w:rPr>
@@ -9080,7 +9185,7 @@
             <w:r/>
             <w:r>
               <w:rPr>
-                <w:rFonts w:ascii="Arial" w:hAnsi="Arial"/>
+                <w:rFonts w:ascii="Verdana" w:hAnsi="Verdana"/>
                 <w:b w:val="0"/>
                 <w:sz w:val="16"/>
               </w:rPr>
@@ -9096,7 +9201,7 @@
             <w:r/>
             <w:r>
               <w:rPr>
-                <w:rFonts w:ascii="Arial" w:hAnsi="Arial"/>
+                <w:rFonts w:ascii="Verdana" w:hAnsi="Verdana"/>
                 <w:b w:val="0"/>
                 <w:sz w:val="16"/>
               </w:rPr>
@@ -9112,7 +9217,7 @@
             <w:r/>
             <w:r>
               <w:rPr>
-                <w:rFonts w:ascii="Arial" w:hAnsi="Arial"/>
+                <w:rFonts w:ascii="Verdana" w:hAnsi="Verdana"/>
                 <w:b w:val="0"/>
                 <w:sz w:val="16"/>
               </w:rPr>
@@ -9129,7 +9234,7 @@
             <w:r/>
             <w:r>
               <w:rPr>
-                <w:rFonts w:ascii="Arial" w:hAnsi="Arial"/>
+                <w:rFonts w:ascii="Verdana" w:hAnsi="Verdana"/>
                 <w:b w:val="0"/>
                 <w:sz w:val="16"/>
               </w:rPr>
@@ -9145,7 +9250,7 @@
             <w:r/>
             <w:r>
               <w:rPr>
-                <w:rFonts w:ascii="Arial" w:hAnsi="Arial"/>
+                <w:rFonts w:ascii="Verdana" w:hAnsi="Verdana"/>
                 <w:b w:val="0"/>
                 <w:sz w:val="16"/>
               </w:rPr>
@@ -9161,7 +9266,7 @@
             <w:r/>
             <w:r>
               <w:rPr>
-                <w:rFonts w:ascii="Arial" w:hAnsi="Arial"/>
+                <w:rFonts w:ascii="Verdana" w:hAnsi="Verdana"/>
                 <w:b w:val="0"/>
                 <w:sz w:val="16"/>
               </w:rPr>
@@ -9178,7 +9283,7 @@
             <w:r/>
             <w:r>
               <w:rPr>
-                <w:rFonts w:ascii="Arial" w:hAnsi="Arial"/>
+                <w:rFonts w:ascii="Verdana" w:hAnsi="Verdana"/>
                 <w:b w:val="0"/>
                 <w:sz w:val="16"/>
               </w:rPr>
@@ -9194,7 +9299,7 @@
             <w:r/>
             <w:r>
               <w:rPr>
-                <w:rFonts w:ascii="Arial" w:hAnsi="Arial"/>
+                <w:rFonts w:ascii="Verdana" w:hAnsi="Verdana"/>
                 <w:b w:val="0"/>
                 <w:sz w:val="16"/>
               </w:rPr>
@@ -9210,7 +9315,7 @@
             <w:r/>
             <w:r>
               <w:rPr>
-                <w:rFonts w:ascii="Arial" w:hAnsi="Arial"/>
+                <w:rFonts w:ascii="Verdana" w:hAnsi="Verdana"/>
                 <w:b w:val="0"/>
                 <w:sz w:val="16"/>
               </w:rPr>
@@ -9227,7 +9332,7 @@
             <w:r/>
             <w:r>
               <w:rPr>
-                <w:rFonts w:ascii="Arial" w:hAnsi="Arial"/>
+                <w:rFonts w:ascii="Verdana" w:hAnsi="Verdana"/>
                 <w:b w:val="0"/>
                 <w:sz w:val="16"/>
               </w:rPr>
@@ -9243,7 +9348,7 @@
             <w:r/>
             <w:r>
               <w:rPr>
-                <w:rFonts w:ascii="Arial" w:hAnsi="Arial"/>
+                <w:rFonts w:ascii="Verdana" w:hAnsi="Verdana"/>
                 <w:b w:val="0"/>
                 <w:sz w:val="16"/>
               </w:rPr>
@@ -9259,7 +9364,7 @@
             <w:r/>
             <w:r>
               <w:rPr>
-                <w:rFonts w:ascii="Arial" w:hAnsi="Arial"/>
+                <w:rFonts w:ascii="Verdana" w:hAnsi="Verdana"/>
                 <w:b w:val="0"/>
                 <w:sz w:val="16"/>
               </w:rPr>
@@ -9276,7 +9381,7 @@
             <w:r/>
             <w:r>
               <w:rPr>
-                <w:rFonts w:ascii="Arial" w:hAnsi="Arial"/>
+                <w:rFonts w:ascii="Verdana" w:hAnsi="Verdana"/>
                 <w:b w:val="0"/>
                 <w:sz w:val="16"/>
               </w:rPr>
@@ -9292,7 +9397,7 @@
             <w:r/>
             <w:r>
               <w:rPr>
-                <w:rFonts w:ascii="Arial" w:hAnsi="Arial"/>
+                <w:rFonts w:ascii="Verdana" w:hAnsi="Verdana"/>
                 <w:b w:val="0"/>
                 <w:sz w:val="16"/>
               </w:rPr>
@@ -9308,7 +9413,7 @@
             <w:r/>
             <w:r>
               <w:rPr>
-                <w:rFonts w:ascii="Arial" w:hAnsi="Arial"/>
+                <w:rFonts w:ascii="Verdana" w:hAnsi="Verdana"/>
                 <w:b w:val="0"/>
                 <w:sz w:val="16"/>
               </w:rPr>
@@ -9325,7 +9430,7 @@
             <w:r/>
             <w:r>
               <w:rPr>
-                <w:rFonts w:ascii="Arial" w:hAnsi="Arial"/>
+                <w:rFonts w:ascii="Verdana" w:hAnsi="Verdana"/>
                 <w:b w:val="0"/>
                 <w:sz w:val="16"/>
               </w:rPr>
@@ -9341,7 +9446,7 @@
             <w:r/>
             <w:r>
               <w:rPr>
-                <w:rFonts w:ascii="Arial" w:hAnsi="Arial"/>
+                <w:rFonts w:ascii="Verdana" w:hAnsi="Verdana"/>
                 <w:b w:val="0"/>
                 <w:sz w:val="16"/>
               </w:rPr>
@@ -9357,7 +9462,7 @@
             <w:r/>
             <w:r>
               <w:rPr>
-                <w:rFonts w:ascii="Arial" w:hAnsi="Arial"/>
+                <w:rFonts w:ascii="Verdana" w:hAnsi="Verdana"/>
                 <w:b w:val="0"/>
                 <w:sz w:val="16"/>
               </w:rPr>
@@ -9374,7 +9479,7 @@
             <w:r/>
             <w:r>
               <w:rPr>
-                <w:rFonts w:ascii="Arial" w:hAnsi="Arial"/>
+                <w:rFonts w:ascii="Verdana" w:hAnsi="Verdana"/>
                 <w:b w:val="0"/>
                 <w:sz w:val="16"/>
               </w:rPr>
@@ -9390,7 +9495,7 @@
             <w:r/>
             <w:r>
               <w:rPr>
-                <w:rFonts w:ascii="Arial" w:hAnsi="Arial"/>
+                <w:rFonts w:ascii="Verdana" w:hAnsi="Verdana"/>
                 <w:b w:val="0"/>
                 <w:sz w:val="16"/>
               </w:rPr>
@@ -9406,7 +9511,7 @@
             <w:r/>
             <w:r>
               <w:rPr>
-                <w:rFonts w:ascii="Arial" w:hAnsi="Arial"/>
+                <w:rFonts w:ascii="Verdana" w:hAnsi="Verdana"/>
                 <w:b w:val="0"/>
                 <w:sz w:val="16"/>
               </w:rPr>
@@ -9423,7 +9528,7 @@
             <w:r/>
             <w:r>
               <w:rPr>
-                <w:rFonts w:ascii="Arial" w:hAnsi="Arial"/>
+                <w:rFonts w:ascii="Verdana" w:hAnsi="Verdana"/>
                 <w:b w:val="0"/>
                 <w:sz w:val="16"/>
               </w:rPr>
@@ -9439,7 +9544,7 @@
             <w:r/>
             <w:r>
               <w:rPr>
-                <w:rFonts w:ascii="Arial" w:hAnsi="Arial"/>
+                <w:rFonts w:ascii="Verdana" w:hAnsi="Verdana"/>
                 <w:b w:val="0"/>
                 <w:sz w:val="16"/>
               </w:rPr>
@@ -9455,7 +9560,7 @@
             <w:r/>
             <w:r>
               <w:rPr>
-                <w:rFonts w:ascii="Arial" w:hAnsi="Arial"/>
+                <w:rFonts w:ascii="Verdana" w:hAnsi="Verdana"/>
                 <w:b w:val="0"/>
                 <w:sz w:val="16"/>
               </w:rPr>
@@ -9472,7 +9577,7 @@
             <w:r/>
             <w:r>
               <w:rPr>
-                <w:rFonts w:ascii="Arial" w:hAnsi="Arial"/>
+                <w:rFonts w:ascii="Verdana" w:hAnsi="Verdana"/>
                 <w:b w:val="0"/>
                 <w:sz w:val="16"/>
               </w:rPr>
@@ -9488,7 +9593,7 @@
             <w:r/>
             <w:r>
               <w:rPr>
-                <w:rFonts w:ascii="Arial" w:hAnsi="Arial"/>
+                <w:rFonts w:ascii="Verdana" w:hAnsi="Verdana"/>
                 <w:b w:val="0"/>
                 <w:sz w:val="16"/>
               </w:rPr>
@@ -9504,7 +9609,7 @@
             <w:r/>
             <w:r>
               <w:rPr>
-                <w:rFonts w:ascii="Arial" w:hAnsi="Arial"/>
+                <w:rFonts w:ascii="Verdana" w:hAnsi="Verdana"/>
                 <w:b w:val="0"/>
                 <w:sz w:val="16"/>
               </w:rPr>
@@ -9521,7 +9626,7 @@
             <w:r/>
             <w:r>
               <w:rPr>
-                <w:rFonts w:ascii="Arial" w:hAnsi="Arial"/>
+                <w:rFonts w:ascii="Verdana" w:hAnsi="Verdana"/>
                 <w:b w:val="0"/>
                 <w:sz w:val="16"/>
               </w:rPr>
@@ -9537,7 +9642,7 @@
             <w:r/>
             <w:r>
               <w:rPr>
-                <w:rFonts w:ascii="Arial" w:hAnsi="Arial"/>
+                <w:rFonts w:ascii="Verdana" w:hAnsi="Verdana"/>
                 <w:b w:val="0"/>
                 <w:sz w:val="16"/>
               </w:rPr>
@@ -9553,7 +9658,7 @@
             <w:r/>
             <w:r>
               <w:rPr>
-                <w:rFonts w:ascii="Arial" w:hAnsi="Arial"/>
+                <w:rFonts w:ascii="Verdana" w:hAnsi="Verdana"/>
                 <w:b w:val="0"/>
                 <w:sz w:val="16"/>
               </w:rPr>
@@ -9566,7 +9671,7 @@
     <w:p>
       <w:r>
         <w:rPr>
-          <w:rFonts w:ascii="Arial" w:hAnsi="Arial"/>
+          <w:rFonts w:ascii="Verdana" w:hAnsi="Verdana"/>
           <w:b/>
           <w:sz w:val="18"/>
         </w:rPr>
@@ -9579,6 +9684,20 @@
         <w:tblW w:type="auto" w:w="0"/>
         <w:jc w:val="center"/>
         <w:tblLook w:firstColumn="1" w:firstRow="1" w:lastColumn="0" w:lastRow="0" w:noHBand="0" w:noVBand="1" w:val="04A0"/>
+        <w:tblBorders>
+          <w:top w:val="single" w:sz="4" w:space="0" w:color="595959"/>
+          <w:left w:val="single" w:sz="4" w:space="0" w:color="595959"/>
+          <w:bottom w:val="single" w:sz="4" w:space="0" w:color="595959"/>
+          <w:right w:val="single" w:sz="4" w:space="0" w:color="595959"/>
+          <w:insideH w:val="single" w:sz="4" w:space="0" w:color="595959"/>
+          <w:insideV w:val="single" w:sz="4" w:space="0" w:color="595959"/>
+        </w:tblBorders>
+        <w:tblCellMar>
+          <w:top w:w="85" w:type="dxa"/>
+          <w:left w:w="85" w:type="dxa"/>
+          <w:bottom w:w="85" w:type="dxa"/>
+          <w:right w:w="85" w:type="dxa"/>
+        </w:tblCellMar>
       </w:tblPr>
       <w:tblGrid>
         <w:gridCol w:w="5046"/>
@@ -9588,61 +9707,52 @@
       <w:tr>
         <w:tc>
           <w:tcPr>
-            <w:tcW w:type="dxa" w:w="5046"/>
-            <w:shd w:val="clear" w:color="auto" w:fill="D9E2F3"/>
-          </w:tcPr>
-          <w:p>
-            <w:pPr>
-              <w:jc w:val="center"/>
-            </w:pPr>
-            <w:r/>
-            <w:r>
-              <w:rPr>
-                <w:rFonts w:ascii="Arial" w:hAnsi="Arial"/>
-                <w:b/>
-                <w:sz w:val="16"/>
-              </w:rPr>
-              <w:t>Code Figure</w:t>
-            </w:r>
-          </w:p>
-        </w:tc>
-        <w:tc>
-          <w:tcPr>
-            <w:tcW w:type="dxa" w:w="5046"/>
-            <w:shd w:val="clear" w:color="auto" w:fill="D9E2F3"/>
-          </w:tcPr>
-          <w:p>
-            <w:pPr>
-              <w:jc w:val="center"/>
-            </w:pPr>
-            <w:r/>
-            <w:r>
-              <w:rPr>
-                <w:rFonts w:ascii="Arial" w:hAnsi="Arial"/>
-                <w:b/>
-                <w:sz w:val="16"/>
-              </w:rPr>
-              <w:t>Entry Name</w:t>
-            </w:r>
-          </w:p>
-        </w:tc>
-        <w:tc>
-          <w:tcPr>
-            <w:tcW w:type="dxa" w:w="5046"/>
-            <w:shd w:val="clear" w:color="auto" w:fill="D9E2F3"/>
-          </w:tcPr>
-          <w:p>
-            <w:pPr>
-              <w:jc w:val="center"/>
-            </w:pPr>
-            <w:r/>
-            <w:r>
-              <w:rPr>
-                <w:rFonts w:ascii="Arial" w:hAnsi="Arial"/>
-                <w:b/>
-                <w:sz w:val="16"/>
-              </w:rPr>
-              <w:t>Note</w:t>
+            <w:tcW w:type="dxa" w:w="1134"/>
+            <w:shd w:val="clear" w:color="auto" w:fill="D9D9D9"/>
+          </w:tcPr>
+          <w:p>
+            <w:r/>
+            <w:r>
+              <w:rPr>
+                <w:rFonts w:ascii="Verdana" w:hAnsi="Verdana"/>
+                <w:b w:val="0"/>
+                <w:sz w:val="16"/>
+              </w:rPr>
+              <w:t>КОДОВАЯ ЦИФРА</w:t>
+            </w:r>
+          </w:p>
+        </w:tc>
+        <w:tc>
+          <w:tcPr>
+            <w:tcW w:type="dxa" w:w="5046"/>
+            <w:shd w:val="clear" w:color="auto" w:fill="D9D9D9"/>
+          </w:tcPr>
+          <w:p>
+            <w:r/>
+            <w:r>
+              <w:rPr>
+                <w:rFonts w:ascii="Verdana" w:hAnsi="Verdana"/>
+                <w:b w:val="0"/>
+                <w:sz w:val="16"/>
+              </w:rPr>
+              <w:t>ЗНАЧЕНИЕ</w:t>
+            </w:r>
+          </w:p>
+        </w:tc>
+        <w:tc>
+          <w:tcPr>
+            <w:tcW w:type="dxa" w:w="5046"/>
+            <w:shd w:val="clear" w:color="auto" w:fill="D9D9D9"/>
+          </w:tcPr>
+          <w:p>
+            <w:r/>
+            <w:r>
+              <w:rPr>
+                <w:rFonts w:ascii="Verdana" w:hAnsi="Verdana"/>
+                <w:b w:val="0"/>
+                <w:sz w:val="16"/>
+              </w:rPr>
+              <w:t>ПРИМЕЧАНИЕ</w:t>
             </w:r>
           </w:p>
         </w:tc>
@@ -9656,7 +9766,7 @@
             <w:r/>
             <w:r>
               <w:rPr>
-                <w:rFonts w:ascii="Arial" w:hAnsi="Arial"/>
+                <w:rFonts w:ascii="Verdana" w:hAnsi="Verdana"/>
                 <w:b w:val="0"/>
                 <w:sz w:val="16"/>
               </w:rPr>
@@ -9672,7 +9782,7 @@
             <w:r/>
             <w:r>
               <w:rPr>
-                <w:rFonts w:ascii="Arial" w:hAnsi="Arial"/>
+                <w:rFonts w:ascii="Verdana" w:hAnsi="Verdana"/>
                 <w:b w:val="0"/>
                 <w:sz w:val="16"/>
               </w:rPr>
@@ -9688,7 +9798,7 @@
             <w:r/>
             <w:r>
               <w:rPr>
-                <w:rFonts w:ascii="Arial" w:hAnsi="Arial"/>
+                <w:rFonts w:ascii="Verdana" w:hAnsi="Verdana"/>
                 <w:b w:val="0"/>
                 <w:sz w:val="16"/>
               </w:rPr>
@@ -9705,7 +9815,7 @@
             <w:r/>
             <w:r>
               <w:rPr>
-                <w:rFonts w:ascii="Arial" w:hAnsi="Arial"/>
+                <w:rFonts w:ascii="Verdana" w:hAnsi="Verdana"/>
                 <w:b w:val="0"/>
                 <w:sz w:val="16"/>
               </w:rPr>
@@ -9721,7 +9831,7 @@
             <w:r/>
             <w:r>
               <w:rPr>
-                <w:rFonts w:ascii="Arial" w:hAnsi="Arial"/>
+                <w:rFonts w:ascii="Verdana" w:hAnsi="Verdana"/>
                 <w:b w:val="0"/>
                 <w:sz w:val="16"/>
               </w:rPr>
@@ -9737,7 +9847,7 @@
             <w:r/>
             <w:r>
               <w:rPr>
-                <w:rFonts w:ascii="Arial" w:hAnsi="Arial"/>
+                <w:rFonts w:ascii="Verdana" w:hAnsi="Verdana"/>
                 <w:b w:val="0"/>
                 <w:sz w:val="16"/>
               </w:rPr>
@@ -9754,7 +9864,7 @@
             <w:r/>
             <w:r>
               <w:rPr>
-                <w:rFonts w:ascii="Arial" w:hAnsi="Arial"/>
+                <w:rFonts w:ascii="Verdana" w:hAnsi="Verdana"/>
                 <w:b w:val="0"/>
                 <w:sz w:val="16"/>
               </w:rPr>
@@ -9770,7 +9880,7 @@
             <w:r/>
             <w:r>
               <w:rPr>
-                <w:rFonts w:ascii="Arial" w:hAnsi="Arial"/>
+                <w:rFonts w:ascii="Verdana" w:hAnsi="Verdana"/>
                 <w:b w:val="0"/>
                 <w:sz w:val="16"/>
               </w:rPr>
@@ -9786,7 +9896,7 @@
             <w:r/>
             <w:r>
               <w:rPr>
-                <w:rFonts w:ascii="Arial" w:hAnsi="Arial"/>
+                <w:rFonts w:ascii="Verdana" w:hAnsi="Verdana"/>
                 <w:b w:val="0"/>
                 <w:sz w:val="16"/>
               </w:rPr>
@@ -9803,7 +9913,7 @@
             <w:r/>
             <w:r>
               <w:rPr>
-                <w:rFonts w:ascii="Arial" w:hAnsi="Arial"/>
+                <w:rFonts w:ascii="Verdana" w:hAnsi="Verdana"/>
                 <w:b w:val="0"/>
                 <w:sz w:val="16"/>
               </w:rPr>
@@ -9819,7 +9929,7 @@
             <w:r/>
             <w:r>
               <w:rPr>
-                <w:rFonts w:ascii="Arial" w:hAnsi="Arial"/>
+                <w:rFonts w:ascii="Verdana" w:hAnsi="Verdana"/>
                 <w:b w:val="0"/>
                 <w:sz w:val="16"/>
               </w:rPr>
@@ -9835,7 +9945,7 @@
             <w:r/>
             <w:r>
               <w:rPr>
-                <w:rFonts w:ascii="Arial" w:hAnsi="Arial"/>
+                <w:rFonts w:ascii="Verdana" w:hAnsi="Verdana"/>
                 <w:b w:val="0"/>
                 <w:sz w:val="16"/>
               </w:rPr>
@@ -9852,7 +9962,7 @@
             <w:r/>
             <w:r>
               <w:rPr>
-                <w:rFonts w:ascii="Arial" w:hAnsi="Arial"/>
+                <w:rFonts w:ascii="Verdana" w:hAnsi="Verdana"/>
                 <w:b w:val="0"/>
                 <w:sz w:val="16"/>
               </w:rPr>
@@ -9868,7 +9978,7 @@
             <w:r/>
             <w:r>
               <w:rPr>
-                <w:rFonts w:ascii="Arial" w:hAnsi="Arial"/>
+                <w:rFonts w:ascii="Verdana" w:hAnsi="Verdana"/>
                 <w:b w:val="0"/>
                 <w:sz w:val="16"/>
               </w:rPr>
@@ -9884,7 +9994,7 @@
             <w:r/>
             <w:r>
               <w:rPr>
-                <w:rFonts w:ascii="Arial" w:hAnsi="Arial"/>
+                <w:rFonts w:ascii="Verdana" w:hAnsi="Verdana"/>
                 <w:b w:val="0"/>
                 <w:sz w:val="16"/>
               </w:rPr>
@@ -9901,7 +10011,7 @@
             <w:r/>
             <w:r>
               <w:rPr>
-                <w:rFonts w:ascii="Arial" w:hAnsi="Arial"/>
+                <w:rFonts w:ascii="Verdana" w:hAnsi="Verdana"/>
                 <w:b w:val="0"/>
                 <w:sz w:val="16"/>
               </w:rPr>
@@ -9917,7 +10027,7 @@
             <w:r/>
             <w:r>
               <w:rPr>
-                <w:rFonts w:ascii="Arial" w:hAnsi="Arial"/>
+                <w:rFonts w:ascii="Verdana" w:hAnsi="Verdana"/>
                 <w:b w:val="0"/>
                 <w:sz w:val="16"/>
               </w:rPr>
@@ -9933,7 +10043,7 @@
             <w:r/>
             <w:r>
               <w:rPr>
-                <w:rFonts w:ascii="Arial" w:hAnsi="Arial"/>
+                <w:rFonts w:ascii="Verdana" w:hAnsi="Verdana"/>
                 <w:b w:val="0"/>
                 <w:sz w:val="16"/>
               </w:rPr>
@@ -9950,7 +10060,7 @@
             <w:r/>
             <w:r>
               <w:rPr>
-                <w:rFonts w:ascii="Arial" w:hAnsi="Arial"/>
+                <w:rFonts w:ascii="Verdana" w:hAnsi="Verdana"/>
                 <w:b w:val="0"/>
                 <w:sz w:val="16"/>
               </w:rPr>
@@ -9966,7 +10076,7 @@
             <w:r/>
             <w:r>
               <w:rPr>
-                <w:rFonts w:ascii="Arial" w:hAnsi="Arial"/>
+                <w:rFonts w:ascii="Verdana" w:hAnsi="Verdana"/>
                 <w:b w:val="0"/>
                 <w:sz w:val="16"/>
               </w:rPr>
@@ -9982,7 +10092,7 @@
             <w:r/>
             <w:r>
               <w:rPr>
-                <w:rFonts w:ascii="Arial" w:hAnsi="Arial"/>
+                <w:rFonts w:ascii="Verdana" w:hAnsi="Verdana"/>
                 <w:b w:val="0"/>
                 <w:sz w:val="16"/>
               </w:rPr>
@@ -9999,7 +10109,7 @@
             <w:r/>
             <w:r>
               <w:rPr>
-                <w:rFonts w:ascii="Arial" w:hAnsi="Arial"/>
+                <w:rFonts w:ascii="Verdana" w:hAnsi="Verdana"/>
                 <w:b w:val="0"/>
                 <w:sz w:val="16"/>
               </w:rPr>
@@ -10015,7 +10125,7 @@
             <w:r/>
             <w:r>
               <w:rPr>
-                <w:rFonts w:ascii="Arial" w:hAnsi="Arial"/>
+                <w:rFonts w:ascii="Verdana" w:hAnsi="Verdana"/>
                 <w:b w:val="0"/>
                 <w:sz w:val="16"/>
               </w:rPr>
@@ -10031,7 +10141,7 @@
             <w:r/>
             <w:r>
               <w:rPr>
-                <w:rFonts w:ascii="Arial" w:hAnsi="Arial"/>
+                <w:rFonts w:ascii="Verdana" w:hAnsi="Verdana"/>
                 <w:b w:val="0"/>
                 <w:sz w:val="16"/>
               </w:rPr>
@@ -10048,7 +10158,7 @@
             <w:r/>
             <w:r>
               <w:rPr>
-                <w:rFonts w:ascii="Arial" w:hAnsi="Arial"/>
+                <w:rFonts w:ascii="Verdana" w:hAnsi="Verdana"/>
                 <w:b w:val="0"/>
                 <w:sz w:val="16"/>
               </w:rPr>
@@ -10064,7 +10174,7 @@
             <w:r/>
             <w:r>
               <w:rPr>
-                <w:rFonts w:ascii="Arial" w:hAnsi="Arial"/>
+                <w:rFonts w:ascii="Verdana" w:hAnsi="Verdana"/>
                 <w:b w:val="0"/>
                 <w:sz w:val="16"/>
               </w:rPr>
@@ -10080,7 +10190,7 @@
             <w:r/>
             <w:r>
               <w:rPr>
-                <w:rFonts w:ascii="Arial" w:hAnsi="Arial"/>
+                <w:rFonts w:ascii="Verdana" w:hAnsi="Verdana"/>
                 <w:b w:val="0"/>
                 <w:sz w:val="16"/>
               </w:rPr>
@@ -10097,7 +10207,7 @@
             <w:r/>
             <w:r>
               <w:rPr>
-                <w:rFonts w:ascii="Arial" w:hAnsi="Arial"/>
+                <w:rFonts w:ascii="Verdana" w:hAnsi="Verdana"/>
                 <w:b w:val="0"/>
                 <w:sz w:val="16"/>
               </w:rPr>
@@ -10113,7 +10223,7 @@
             <w:r/>
             <w:r>
               <w:rPr>
-                <w:rFonts w:ascii="Arial" w:hAnsi="Arial"/>
+                <w:rFonts w:ascii="Verdana" w:hAnsi="Verdana"/>
                 <w:b w:val="0"/>
                 <w:sz w:val="16"/>
               </w:rPr>
@@ -10129,7 +10239,7 @@
             <w:r/>
             <w:r>
               <w:rPr>
-                <w:rFonts w:ascii="Arial" w:hAnsi="Arial"/>
+                <w:rFonts w:ascii="Verdana" w:hAnsi="Verdana"/>
                 <w:b w:val="0"/>
                 <w:sz w:val="16"/>
               </w:rPr>
@@ -10146,7 +10256,7 @@
             <w:r/>
             <w:r>
               <w:rPr>
-                <w:rFonts w:ascii="Arial" w:hAnsi="Arial"/>
+                <w:rFonts w:ascii="Verdana" w:hAnsi="Verdana"/>
                 <w:b w:val="0"/>
                 <w:sz w:val="16"/>
               </w:rPr>
@@ -10162,7 +10272,7 @@
             <w:r/>
             <w:r>
               <w:rPr>
-                <w:rFonts w:ascii="Arial" w:hAnsi="Arial"/>
+                <w:rFonts w:ascii="Verdana" w:hAnsi="Verdana"/>
                 <w:b w:val="0"/>
                 <w:sz w:val="16"/>
               </w:rPr>
@@ -10178,7 +10288,7 @@
             <w:r/>
             <w:r>
               <w:rPr>
-                <w:rFonts w:ascii="Arial" w:hAnsi="Arial"/>
+                <w:rFonts w:ascii="Verdana" w:hAnsi="Verdana"/>
                 <w:b w:val="0"/>
                 <w:sz w:val="16"/>
               </w:rPr>
@@ -10195,7 +10305,7 @@
             <w:r/>
             <w:r>
               <w:rPr>
-                <w:rFonts w:ascii="Arial" w:hAnsi="Arial"/>
+                <w:rFonts w:ascii="Verdana" w:hAnsi="Verdana"/>
                 <w:b w:val="0"/>
                 <w:sz w:val="16"/>
               </w:rPr>
@@ -10211,7 +10321,7 @@
             <w:r/>
             <w:r>
               <w:rPr>
-                <w:rFonts w:ascii="Arial" w:hAnsi="Arial"/>
+                <w:rFonts w:ascii="Verdana" w:hAnsi="Verdana"/>
                 <w:b w:val="0"/>
                 <w:sz w:val="16"/>
               </w:rPr>
@@ -10227,7 +10337,7 @@
             <w:r/>
             <w:r>
               <w:rPr>
-                <w:rFonts w:ascii="Arial" w:hAnsi="Arial"/>
+                <w:rFonts w:ascii="Verdana" w:hAnsi="Verdana"/>
                 <w:b w:val="0"/>
                 <w:sz w:val="16"/>
               </w:rPr>
@@ -10244,7 +10354,7 @@
             <w:r/>
             <w:r>
               <w:rPr>
-                <w:rFonts w:ascii="Arial" w:hAnsi="Arial"/>
+                <w:rFonts w:ascii="Verdana" w:hAnsi="Verdana"/>
                 <w:b w:val="0"/>
                 <w:sz w:val="16"/>
               </w:rPr>
@@ -10260,7 +10370,7 @@
             <w:r/>
             <w:r>
               <w:rPr>
-                <w:rFonts w:ascii="Arial" w:hAnsi="Arial"/>
+                <w:rFonts w:ascii="Verdana" w:hAnsi="Verdana"/>
                 <w:b w:val="0"/>
                 <w:sz w:val="16"/>
               </w:rPr>
@@ -10276,7 +10386,7 @@
             <w:r/>
             <w:r>
               <w:rPr>
-                <w:rFonts w:ascii="Arial" w:hAnsi="Arial"/>
+                <w:rFonts w:ascii="Verdana" w:hAnsi="Verdana"/>
                 <w:b w:val="0"/>
                 <w:sz w:val="16"/>
               </w:rPr>
@@ -10293,7 +10403,7 @@
             <w:r/>
             <w:r>
               <w:rPr>
-                <w:rFonts w:ascii="Arial" w:hAnsi="Arial"/>
+                <w:rFonts w:ascii="Verdana" w:hAnsi="Verdana"/>
                 <w:b w:val="0"/>
                 <w:sz w:val="16"/>
               </w:rPr>
@@ -10309,7 +10419,7 @@
             <w:r/>
             <w:r>
               <w:rPr>
-                <w:rFonts w:ascii="Arial" w:hAnsi="Arial"/>
+                <w:rFonts w:ascii="Verdana" w:hAnsi="Verdana"/>
                 <w:b w:val="0"/>
                 <w:sz w:val="16"/>
               </w:rPr>
@@ -10325,7 +10435,7 @@
             <w:r/>
             <w:r>
               <w:rPr>
-                <w:rFonts w:ascii="Arial" w:hAnsi="Arial"/>
+                <w:rFonts w:ascii="Verdana" w:hAnsi="Verdana"/>
                 <w:b w:val="0"/>
                 <w:sz w:val="16"/>
               </w:rPr>
@@ -10342,7 +10452,7 @@
             <w:r/>
             <w:r>
               <w:rPr>
-                <w:rFonts w:ascii="Arial" w:hAnsi="Arial"/>
+                <w:rFonts w:ascii="Verdana" w:hAnsi="Verdana"/>
                 <w:b w:val="0"/>
                 <w:sz w:val="16"/>
               </w:rPr>
@@ -10358,7 +10468,7 @@
             <w:r/>
             <w:r>
               <w:rPr>
-                <w:rFonts w:ascii="Arial" w:hAnsi="Arial"/>
+                <w:rFonts w:ascii="Verdana" w:hAnsi="Verdana"/>
                 <w:b w:val="0"/>
                 <w:sz w:val="16"/>
               </w:rPr>
@@ -10374,7 +10484,7 @@
             <w:r/>
             <w:r>
               <w:rPr>
-                <w:rFonts w:ascii="Arial" w:hAnsi="Arial"/>
+                <w:rFonts w:ascii="Verdana" w:hAnsi="Verdana"/>
                 <w:b w:val="0"/>
                 <w:sz w:val="16"/>
               </w:rPr>
@@ -10391,7 +10501,7 @@
             <w:r/>
             <w:r>
               <w:rPr>
-                <w:rFonts w:ascii="Arial" w:hAnsi="Arial"/>
+                <w:rFonts w:ascii="Verdana" w:hAnsi="Verdana"/>
                 <w:b w:val="0"/>
                 <w:sz w:val="16"/>
               </w:rPr>
@@ -10407,7 +10517,7 @@
             <w:r/>
             <w:r>
               <w:rPr>
-                <w:rFonts w:ascii="Arial" w:hAnsi="Arial"/>
+                <w:rFonts w:ascii="Verdana" w:hAnsi="Verdana"/>
                 <w:b w:val="0"/>
                 <w:sz w:val="16"/>
               </w:rPr>
@@ -10423,7 +10533,7 @@
             <w:r/>
             <w:r>
               <w:rPr>
-                <w:rFonts w:ascii="Arial" w:hAnsi="Arial"/>
+                <w:rFonts w:ascii="Verdana" w:hAnsi="Verdana"/>
                 <w:b w:val="0"/>
                 <w:sz w:val="16"/>
               </w:rPr>
@@ -10440,7 +10550,7 @@
             <w:r/>
             <w:r>
               <w:rPr>
-                <w:rFonts w:ascii="Arial" w:hAnsi="Arial"/>
+                <w:rFonts w:ascii="Verdana" w:hAnsi="Verdana"/>
                 <w:b w:val="0"/>
                 <w:sz w:val="16"/>
               </w:rPr>
@@ -10456,7 +10566,7 @@
             <w:r/>
             <w:r>
               <w:rPr>
-                <w:rFonts w:ascii="Arial" w:hAnsi="Arial"/>
+                <w:rFonts w:ascii="Verdana" w:hAnsi="Verdana"/>
                 <w:b w:val="0"/>
                 <w:sz w:val="16"/>
               </w:rPr>
@@ -10472,7 +10582,7 @@
             <w:r/>
             <w:r>
               <w:rPr>
-                <w:rFonts w:ascii="Arial" w:hAnsi="Arial"/>
+                <w:rFonts w:ascii="Verdana" w:hAnsi="Verdana"/>
                 <w:b w:val="0"/>
                 <w:sz w:val="16"/>
               </w:rPr>
@@ -10489,7 +10599,7 @@
             <w:r/>
             <w:r>
               <w:rPr>
-                <w:rFonts w:ascii="Arial" w:hAnsi="Arial"/>
+                <w:rFonts w:ascii="Verdana" w:hAnsi="Verdana"/>
                 <w:b w:val="0"/>
                 <w:sz w:val="16"/>
               </w:rPr>
@@ -10505,7 +10615,7 @@
             <w:r/>
             <w:r>
               <w:rPr>
-                <w:rFonts w:ascii="Arial" w:hAnsi="Arial"/>
+                <w:rFonts w:ascii="Verdana" w:hAnsi="Verdana"/>
                 <w:b w:val="0"/>
                 <w:sz w:val="16"/>
               </w:rPr>
@@ -10521,7 +10631,7 @@
             <w:r/>
             <w:r>
               <w:rPr>
-                <w:rFonts w:ascii="Arial" w:hAnsi="Arial"/>
+                <w:rFonts w:ascii="Verdana" w:hAnsi="Verdana"/>
                 <w:b w:val="0"/>
                 <w:sz w:val="16"/>
               </w:rPr>
@@ -10538,7 +10648,7 @@
             <w:r/>
             <w:r>
               <w:rPr>
-                <w:rFonts w:ascii="Arial" w:hAnsi="Arial"/>
+                <w:rFonts w:ascii="Verdana" w:hAnsi="Verdana"/>
                 <w:b w:val="0"/>
                 <w:sz w:val="16"/>
               </w:rPr>
@@ -10554,7 +10664,7 @@
             <w:r/>
             <w:r>
               <w:rPr>
-                <w:rFonts w:ascii="Arial" w:hAnsi="Arial"/>
+                <w:rFonts w:ascii="Verdana" w:hAnsi="Verdana"/>
                 <w:b w:val="0"/>
                 <w:sz w:val="16"/>
               </w:rPr>
@@ -10570,7 +10680,7 @@
             <w:r/>
             <w:r>
               <w:rPr>
-                <w:rFonts w:ascii="Arial" w:hAnsi="Arial"/>
+                <w:rFonts w:ascii="Verdana" w:hAnsi="Verdana"/>
                 <w:b w:val="0"/>
                 <w:sz w:val="16"/>
               </w:rPr>
@@ -10587,7 +10697,7 @@
             <w:r/>
             <w:r>
               <w:rPr>
-                <w:rFonts w:ascii="Arial" w:hAnsi="Arial"/>
+                <w:rFonts w:ascii="Verdana" w:hAnsi="Verdana"/>
                 <w:b w:val="0"/>
                 <w:sz w:val="16"/>
               </w:rPr>
@@ -10603,7 +10713,7 @@
             <w:r/>
             <w:r>
               <w:rPr>
-                <w:rFonts w:ascii="Arial" w:hAnsi="Arial"/>
+                <w:rFonts w:ascii="Verdana" w:hAnsi="Verdana"/>
                 <w:b w:val="0"/>
                 <w:sz w:val="16"/>
               </w:rPr>
@@ -10619,7 +10729,7 @@
             <w:r/>
             <w:r>
               <w:rPr>
-                <w:rFonts w:ascii="Arial" w:hAnsi="Arial"/>
+                <w:rFonts w:ascii="Verdana" w:hAnsi="Verdana"/>
                 <w:b w:val="0"/>
                 <w:sz w:val="16"/>
               </w:rPr>
@@ -10636,7 +10746,7 @@
             <w:r/>
             <w:r>
               <w:rPr>
-                <w:rFonts w:ascii="Arial" w:hAnsi="Arial"/>
+                <w:rFonts w:ascii="Verdana" w:hAnsi="Verdana"/>
                 <w:b w:val="0"/>
                 <w:sz w:val="16"/>
               </w:rPr>
@@ -10652,7 +10762,7 @@
             <w:r/>
             <w:r>
               <w:rPr>
-                <w:rFonts w:ascii="Arial" w:hAnsi="Arial"/>
+                <w:rFonts w:ascii="Verdana" w:hAnsi="Verdana"/>
                 <w:b w:val="0"/>
                 <w:sz w:val="16"/>
               </w:rPr>
@@ -10668,7 +10778,7 @@
             <w:r/>
             <w:r>
               <w:rPr>
-                <w:rFonts w:ascii="Arial" w:hAnsi="Arial"/>
+                <w:rFonts w:ascii="Verdana" w:hAnsi="Verdana"/>
                 <w:b w:val="0"/>
                 <w:sz w:val="16"/>
               </w:rPr>
@@ -10681,7 +10791,7 @@
     <w:p>
       <w:r>
         <w:rPr>
-          <w:rFonts w:ascii="Arial" w:hAnsi="Arial"/>
+          <w:rFonts w:ascii="Verdana" w:hAnsi="Verdana"/>
           <w:b/>
           <w:sz w:val="18"/>
         </w:rPr>
@@ -10694,6 +10804,20 @@
         <w:tblW w:type="auto" w:w="0"/>
         <w:jc w:val="center"/>
         <w:tblLook w:firstColumn="1" w:firstRow="1" w:lastColumn="0" w:lastRow="0" w:noHBand="0" w:noVBand="1" w:val="04A0"/>
+        <w:tblBorders>
+          <w:top w:val="single" w:sz="4" w:space="0" w:color="595959"/>
+          <w:left w:val="single" w:sz="4" w:space="0" w:color="595959"/>
+          <w:bottom w:val="single" w:sz="4" w:space="0" w:color="595959"/>
+          <w:right w:val="single" w:sz="4" w:space="0" w:color="595959"/>
+          <w:insideH w:val="single" w:sz="4" w:space="0" w:color="595959"/>
+          <w:insideV w:val="single" w:sz="4" w:space="0" w:color="595959"/>
+        </w:tblBorders>
+        <w:tblCellMar>
+          <w:top w:w="85" w:type="dxa"/>
+          <w:left w:w="85" w:type="dxa"/>
+          <w:bottom w:w="85" w:type="dxa"/>
+          <w:right w:w="85" w:type="dxa"/>
+        </w:tblCellMar>
       </w:tblPr>
       <w:tblGrid>
         <w:gridCol w:w="5046"/>
@@ -10703,61 +10827,52 @@
       <w:tr>
         <w:tc>
           <w:tcPr>
-            <w:tcW w:type="dxa" w:w="5046"/>
-            <w:shd w:val="clear" w:color="auto" w:fill="D9E2F3"/>
-          </w:tcPr>
-          <w:p>
-            <w:pPr>
-              <w:jc w:val="center"/>
-            </w:pPr>
-            <w:r/>
-            <w:r>
-              <w:rPr>
-                <w:rFonts w:ascii="Arial" w:hAnsi="Arial"/>
-                <w:b/>
-                <w:sz w:val="16"/>
-              </w:rPr>
-              <w:t>Code Figure</w:t>
-            </w:r>
-          </w:p>
-        </w:tc>
-        <w:tc>
-          <w:tcPr>
-            <w:tcW w:type="dxa" w:w="5046"/>
-            <w:shd w:val="clear" w:color="auto" w:fill="D9E2F3"/>
-          </w:tcPr>
-          <w:p>
-            <w:pPr>
-              <w:jc w:val="center"/>
-            </w:pPr>
-            <w:r/>
-            <w:r>
-              <w:rPr>
-                <w:rFonts w:ascii="Arial" w:hAnsi="Arial"/>
-                <w:b/>
-                <w:sz w:val="16"/>
-              </w:rPr>
-              <w:t>Entry Name</w:t>
-            </w:r>
-          </w:p>
-        </w:tc>
-        <w:tc>
-          <w:tcPr>
-            <w:tcW w:type="dxa" w:w="5046"/>
-            <w:shd w:val="clear" w:color="auto" w:fill="D9E2F3"/>
-          </w:tcPr>
-          <w:p>
-            <w:pPr>
-              <w:jc w:val="center"/>
-            </w:pPr>
-            <w:r/>
-            <w:r>
-              <w:rPr>
-                <w:rFonts w:ascii="Arial" w:hAnsi="Arial"/>
-                <w:b/>
-                <w:sz w:val="16"/>
-              </w:rPr>
-              <w:t>Note</w:t>
+            <w:tcW w:type="dxa" w:w="1134"/>
+            <w:shd w:val="clear" w:color="auto" w:fill="D9D9D9"/>
+          </w:tcPr>
+          <w:p>
+            <w:r/>
+            <w:r>
+              <w:rPr>
+                <w:rFonts w:ascii="Verdana" w:hAnsi="Verdana"/>
+                <w:b w:val="0"/>
+                <w:sz w:val="16"/>
+              </w:rPr>
+              <w:t>КОДОВАЯ ЦИФРА</w:t>
+            </w:r>
+          </w:p>
+        </w:tc>
+        <w:tc>
+          <w:tcPr>
+            <w:tcW w:type="dxa" w:w="5046"/>
+            <w:shd w:val="clear" w:color="auto" w:fill="D9D9D9"/>
+          </w:tcPr>
+          <w:p>
+            <w:r/>
+            <w:r>
+              <w:rPr>
+                <w:rFonts w:ascii="Verdana" w:hAnsi="Verdana"/>
+                <w:b w:val="0"/>
+                <w:sz w:val="16"/>
+              </w:rPr>
+              <w:t>ЗНАЧЕНИЕ</w:t>
+            </w:r>
+          </w:p>
+        </w:tc>
+        <w:tc>
+          <w:tcPr>
+            <w:tcW w:type="dxa" w:w="5046"/>
+            <w:shd w:val="clear" w:color="auto" w:fill="D9D9D9"/>
+          </w:tcPr>
+          <w:p>
+            <w:r/>
+            <w:r>
+              <w:rPr>
+                <w:rFonts w:ascii="Verdana" w:hAnsi="Verdana"/>
+                <w:b w:val="0"/>
+                <w:sz w:val="16"/>
+              </w:rPr>
+              <w:t>ПРИМЕЧАНИЕ</w:t>
             </w:r>
           </w:p>
         </w:tc>
@@ -10771,7 +10886,7 @@
             <w:r/>
             <w:r>
               <w:rPr>
-                <w:rFonts w:ascii="Arial" w:hAnsi="Arial"/>
+                <w:rFonts w:ascii="Verdana" w:hAnsi="Verdana"/>
                 <w:b w:val="0"/>
                 <w:sz w:val="16"/>
               </w:rPr>
@@ -10787,7 +10902,7 @@
             <w:r/>
             <w:r>
               <w:rPr>
-                <w:rFonts w:ascii="Arial" w:hAnsi="Arial"/>
+                <w:rFonts w:ascii="Verdana" w:hAnsi="Verdana"/>
                 <w:b w:val="0"/>
                 <w:sz w:val="16"/>
               </w:rPr>
@@ -10803,7 +10918,7 @@
             <w:r/>
             <w:r>
               <w:rPr>
-                <w:rFonts w:ascii="Arial" w:hAnsi="Arial"/>
+                <w:rFonts w:ascii="Verdana" w:hAnsi="Verdana"/>
                 <w:b w:val="0"/>
                 <w:sz w:val="16"/>
               </w:rPr>
@@ -10820,7 +10935,7 @@
             <w:r/>
             <w:r>
               <w:rPr>
-                <w:rFonts w:ascii="Arial" w:hAnsi="Arial"/>
+                <w:rFonts w:ascii="Verdana" w:hAnsi="Verdana"/>
                 <w:b w:val="0"/>
                 <w:sz w:val="16"/>
               </w:rPr>
@@ -10836,7 +10951,7 @@
             <w:r/>
             <w:r>
               <w:rPr>
-                <w:rFonts w:ascii="Arial" w:hAnsi="Arial"/>
+                <w:rFonts w:ascii="Verdana" w:hAnsi="Verdana"/>
                 <w:b w:val="0"/>
                 <w:sz w:val="16"/>
               </w:rPr>
@@ -10852,7 +10967,7 @@
             <w:r/>
             <w:r>
               <w:rPr>
-                <w:rFonts w:ascii="Arial" w:hAnsi="Arial"/>
+                <w:rFonts w:ascii="Verdana" w:hAnsi="Verdana"/>
                 <w:b w:val="0"/>
                 <w:sz w:val="16"/>
               </w:rPr>
@@ -10869,7 +10984,7 @@
             <w:r/>
             <w:r>
               <w:rPr>
-                <w:rFonts w:ascii="Arial" w:hAnsi="Arial"/>
+                <w:rFonts w:ascii="Verdana" w:hAnsi="Verdana"/>
                 <w:b w:val="0"/>
                 <w:sz w:val="16"/>
               </w:rPr>
@@ -10885,7 +11000,7 @@
             <w:r/>
             <w:r>
               <w:rPr>
-                <w:rFonts w:ascii="Arial" w:hAnsi="Arial"/>
+                <w:rFonts w:ascii="Verdana" w:hAnsi="Verdana"/>
                 <w:b w:val="0"/>
                 <w:sz w:val="16"/>
               </w:rPr>
@@ -10901,7 +11016,7 @@
             <w:r/>
             <w:r>
               <w:rPr>
-                <w:rFonts w:ascii="Arial" w:hAnsi="Arial"/>
+                <w:rFonts w:ascii="Verdana" w:hAnsi="Verdana"/>
                 <w:b w:val="0"/>
                 <w:sz w:val="16"/>
               </w:rPr>
@@ -10918,7 +11033,7 @@
             <w:r/>
             <w:r>
               <w:rPr>
-                <w:rFonts w:ascii="Arial" w:hAnsi="Arial"/>
+                <w:rFonts w:ascii="Verdana" w:hAnsi="Verdana"/>
                 <w:b w:val="0"/>
                 <w:sz w:val="16"/>
               </w:rPr>
@@ -10934,7 +11049,7 @@
             <w:r/>
             <w:r>
               <w:rPr>
-                <w:rFonts w:ascii="Arial" w:hAnsi="Arial"/>
+                <w:rFonts w:ascii="Verdana" w:hAnsi="Verdana"/>
                 <w:b w:val="0"/>
                 <w:sz w:val="16"/>
               </w:rPr>
@@ -10950,7 +11065,7 @@
             <w:r/>
             <w:r>
               <w:rPr>
-                <w:rFonts w:ascii="Arial" w:hAnsi="Arial"/>
+                <w:rFonts w:ascii="Verdana" w:hAnsi="Verdana"/>
                 <w:b w:val="0"/>
                 <w:sz w:val="16"/>
               </w:rPr>
@@ -10967,7 +11082,7 @@
             <w:r/>
             <w:r>
               <w:rPr>
-                <w:rFonts w:ascii="Arial" w:hAnsi="Arial"/>
+                <w:rFonts w:ascii="Verdana" w:hAnsi="Verdana"/>
                 <w:b w:val="0"/>
                 <w:sz w:val="16"/>
               </w:rPr>
@@ -10983,7 +11098,7 @@
             <w:r/>
             <w:r>
               <w:rPr>
-                <w:rFonts w:ascii="Arial" w:hAnsi="Arial"/>
+                <w:rFonts w:ascii="Verdana" w:hAnsi="Verdana"/>
                 <w:b w:val="0"/>
                 <w:sz w:val="16"/>
               </w:rPr>
@@ -10999,7 +11114,7 @@
             <w:r/>
             <w:r>
               <w:rPr>
-                <w:rFonts w:ascii="Arial" w:hAnsi="Arial"/>
+                <w:rFonts w:ascii="Verdana" w:hAnsi="Verdana"/>
                 <w:b w:val="0"/>
                 <w:sz w:val="16"/>
               </w:rPr>
@@ -11012,7 +11127,7 @@
     <w:p>
       <w:r>
         <w:rPr>
-          <w:rFonts w:ascii="Arial" w:hAnsi="Arial"/>
+          <w:rFonts w:ascii="Verdana" w:hAnsi="Verdana"/>
           <w:b/>
           <w:sz w:val="18"/>
         </w:rPr>
@@ -11025,6 +11140,20 @@
         <w:tblW w:type="auto" w:w="0"/>
         <w:jc w:val="center"/>
         <w:tblLook w:firstColumn="1" w:firstRow="1" w:lastColumn="0" w:lastRow="0" w:noHBand="0" w:noVBand="1" w:val="04A0"/>
+        <w:tblBorders>
+          <w:top w:val="single" w:sz="4" w:space="0" w:color="595959"/>
+          <w:left w:val="single" w:sz="4" w:space="0" w:color="595959"/>
+          <w:bottom w:val="single" w:sz="4" w:space="0" w:color="595959"/>
+          <w:right w:val="single" w:sz="4" w:space="0" w:color="595959"/>
+          <w:insideH w:val="single" w:sz="4" w:space="0" w:color="595959"/>
+          <w:insideV w:val="single" w:sz="4" w:space="0" w:color="595959"/>
+        </w:tblBorders>
+        <w:tblCellMar>
+          <w:top w:w="85" w:type="dxa"/>
+          <w:left w:w="85" w:type="dxa"/>
+          <w:bottom w:w="85" w:type="dxa"/>
+          <w:right w:w="85" w:type="dxa"/>
+        </w:tblCellMar>
       </w:tblPr>
       <w:tblGrid>
         <w:gridCol w:w="5046"/>
@@ -11034,61 +11163,52 @@
       <w:tr>
         <w:tc>
           <w:tcPr>
-            <w:tcW w:type="dxa" w:w="5046"/>
-            <w:shd w:val="clear" w:color="auto" w:fill="D9E2F3"/>
-          </w:tcPr>
-          <w:p>
-            <w:pPr>
-              <w:jc w:val="center"/>
-            </w:pPr>
-            <w:r/>
-            <w:r>
-              <w:rPr>
-                <w:rFonts w:ascii="Arial" w:hAnsi="Arial"/>
-                <w:b/>
-                <w:sz w:val="16"/>
-              </w:rPr>
-              <w:t>Code Figure</w:t>
-            </w:r>
-          </w:p>
-        </w:tc>
-        <w:tc>
-          <w:tcPr>
-            <w:tcW w:type="dxa" w:w="5046"/>
-            <w:shd w:val="clear" w:color="auto" w:fill="D9E2F3"/>
-          </w:tcPr>
-          <w:p>
-            <w:pPr>
-              <w:jc w:val="center"/>
-            </w:pPr>
-            <w:r/>
-            <w:r>
-              <w:rPr>
-                <w:rFonts w:ascii="Arial" w:hAnsi="Arial"/>
-                <w:b/>
-                <w:sz w:val="16"/>
-              </w:rPr>
-              <w:t>Entry Name</w:t>
-            </w:r>
-          </w:p>
-        </w:tc>
-        <w:tc>
-          <w:tcPr>
-            <w:tcW w:type="dxa" w:w="5046"/>
-            <w:shd w:val="clear" w:color="auto" w:fill="D9E2F3"/>
-          </w:tcPr>
-          <w:p>
-            <w:pPr>
-              <w:jc w:val="center"/>
-            </w:pPr>
-            <w:r/>
-            <w:r>
-              <w:rPr>
-                <w:rFonts w:ascii="Arial" w:hAnsi="Arial"/>
-                <w:b/>
-                <w:sz w:val="16"/>
-              </w:rPr>
-              <w:t>Note</w:t>
+            <w:tcW w:type="dxa" w:w="1134"/>
+            <w:shd w:val="clear" w:color="auto" w:fill="D9D9D9"/>
+          </w:tcPr>
+          <w:p>
+            <w:r/>
+            <w:r>
+              <w:rPr>
+                <w:rFonts w:ascii="Verdana" w:hAnsi="Verdana"/>
+                <w:b w:val="0"/>
+                <w:sz w:val="16"/>
+              </w:rPr>
+              <w:t>КОДОВАЯ ЦИФРА</w:t>
+            </w:r>
+          </w:p>
+        </w:tc>
+        <w:tc>
+          <w:tcPr>
+            <w:tcW w:type="dxa" w:w="5046"/>
+            <w:shd w:val="clear" w:color="auto" w:fill="D9D9D9"/>
+          </w:tcPr>
+          <w:p>
+            <w:r/>
+            <w:r>
+              <w:rPr>
+                <w:rFonts w:ascii="Verdana" w:hAnsi="Verdana"/>
+                <w:b w:val="0"/>
+                <w:sz w:val="16"/>
+              </w:rPr>
+              <w:t>ЗНАЧЕНИЕ</w:t>
+            </w:r>
+          </w:p>
+        </w:tc>
+        <w:tc>
+          <w:tcPr>
+            <w:tcW w:type="dxa" w:w="5046"/>
+            <w:shd w:val="clear" w:color="auto" w:fill="D9D9D9"/>
+          </w:tcPr>
+          <w:p>
+            <w:r/>
+            <w:r>
+              <w:rPr>
+                <w:rFonts w:ascii="Verdana" w:hAnsi="Verdana"/>
+                <w:b w:val="0"/>
+                <w:sz w:val="16"/>
+              </w:rPr>
+              <w:t>ПРИМЕЧАНИЕ</w:t>
             </w:r>
           </w:p>
         </w:tc>
@@ -11102,7 +11222,7 @@
             <w:r/>
             <w:r>
               <w:rPr>
-                <w:rFonts w:ascii="Arial" w:hAnsi="Arial"/>
+                <w:rFonts w:ascii="Verdana" w:hAnsi="Verdana"/>
                 <w:b w:val="0"/>
                 <w:sz w:val="16"/>
               </w:rPr>
@@ -11118,7 +11238,7 @@
             <w:r/>
             <w:r>
               <w:rPr>
-                <w:rFonts w:ascii="Arial" w:hAnsi="Arial"/>
+                <w:rFonts w:ascii="Verdana" w:hAnsi="Verdana"/>
                 <w:b w:val="0"/>
                 <w:sz w:val="16"/>
               </w:rPr>
@@ -11134,7 +11254,7 @@
             <w:r/>
             <w:r>
               <w:rPr>
-                <w:rFonts w:ascii="Arial" w:hAnsi="Arial"/>
+                <w:rFonts w:ascii="Verdana" w:hAnsi="Verdana"/>
                 <w:b w:val="0"/>
                 <w:sz w:val="16"/>
               </w:rPr>
@@ -11151,7 +11271,7 @@
             <w:r/>
             <w:r>
               <w:rPr>
-                <w:rFonts w:ascii="Arial" w:hAnsi="Arial"/>
+                <w:rFonts w:ascii="Verdana" w:hAnsi="Verdana"/>
                 <w:b w:val="0"/>
                 <w:sz w:val="16"/>
               </w:rPr>
@@ -11167,7 +11287,7 @@
             <w:r/>
             <w:r>
               <w:rPr>
-                <w:rFonts w:ascii="Arial" w:hAnsi="Arial"/>
+                <w:rFonts w:ascii="Verdana" w:hAnsi="Verdana"/>
                 <w:b w:val="0"/>
                 <w:sz w:val="16"/>
               </w:rPr>
@@ -11183,7 +11303,7 @@
             <w:r/>
             <w:r>
               <w:rPr>
-                <w:rFonts w:ascii="Arial" w:hAnsi="Arial"/>
+                <w:rFonts w:ascii="Verdana" w:hAnsi="Verdana"/>
                 <w:b w:val="0"/>
                 <w:sz w:val="16"/>
               </w:rPr>
@@ -11200,7 +11320,7 @@
             <w:r/>
             <w:r>
               <w:rPr>
-                <w:rFonts w:ascii="Arial" w:hAnsi="Arial"/>
+                <w:rFonts w:ascii="Verdana" w:hAnsi="Verdana"/>
                 <w:b w:val="0"/>
                 <w:sz w:val="16"/>
               </w:rPr>
@@ -11216,7 +11336,7 @@
             <w:r/>
             <w:r>
               <w:rPr>
-                <w:rFonts w:ascii="Arial" w:hAnsi="Arial"/>
+                <w:rFonts w:ascii="Verdana" w:hAnsi="Verdana"/>
                 <w:b w:val="0"/>
                 <w:sz w:val="16"/>
               </w:rPr>
@@ -11232,7 +11352,7 @@
             <w:r/>
             <w:r>
               <w:rPr>
-                <w:rFonts w:ascii="Arial" w:hAnsi="Arial"/>
+                <w:rFonts w:ascii="Verdana" w:hAnsi="Verdana"/>
                 <w:b w:val="0"/>
                 <w:sz w:val="16"/>
               </w:rPr>
@@ -11249,7 +11369,7 @@
             <w:r/>
             <w:r>
               <w:rPr>
-                <w:rFonts w:ascii="Arial" w:hAnsi="Arial"/>
+                <w:rFonts w:ascii="Verdana" w:hAnsi="Verdana"/>
                 <w:b w:val="0"/>
                 <w:sz w:val="16"/>
               </w:rPr>
@@ -11265,7 +11385,7 @@
             <w:r/>
             <w:r>
               <w:rPr>
-                <w:rFonts w:ascii="Arial" w:hAnsi="Arial"/>
+                <w:rFonts w:ascii="Verdana" w:hAnsi="Verdana"/>
                 <w:b w:val="0"/>
                 <w:sz w:val="16"/>
               </w:rPr>
@@ -11281,7 +11401,7 @@
             <w:r/>
             <w:r>
               <w:rPr>
-                <w:rFonts w:ascii="Arial" w:hAnsi="Arial"/>
+                <w:rFonts w:ascii="Verdana" w:hAnsi="Verdana"/>
                 <w:b w:val="0"/>
                 <w:sz w:val="16"/>
               </w:rPr>
@@ -11298,7 +11418,7 @@
             <w:r/>
             <w:r>
               <w:rPr>
-                <w:rFonts w:ascii="Arial" w:hAnsi="Arial"/>
+                <w:rFonts w:ascii="Verdana" w:hAnsi="Verdana"/>
                 <w:b w:val="0"/>
                 <w:sz w:val="16"/>
               </w:rPr>
@@ -11314,7 +11434,7 @@
             <w:r/>
             <w:r>
               <w:rPr>
-                <w:rFonts w:ascii="Arial" w:hAnsi="Arial"/>
+                <w:rFonts w:ascii="Verdana" w:hAnsi="Verdana"/>
                 <w:b w:val="0"/>
                 <w:sz w:val="16"/>
               </w:rPr>
@@ -11330,7 +11450,7 @@
             <w:r/>
             <w:r>
               <w:rPr>
-                <w:rFonts w:ascii="Arial" w:hAnsi="Arial"/>
+                <w:rFonts w:ascii="Verdana" w:hAnsi="Verdana"/>
                 <w:b w:val="0"/>
                 <w:sz w:val="16"/>
               </w:rPr>
@@ -11347,7 +11467,7 @@
             <w:r/>
             <w:r>
               <w:rPr>
-                <w:rFonts w:ascii="Arial" w:hAnsi="Arial"/>
+                <w:rFonts w:ascii="Verdana" w:hAnsi="Verdana"/>
                 <w:b w:val="0"/>
                 <w:sz w:val="16"/>
               </w:rPr>
@@ -11363,7 +11483,7 @@
             <w:r/>
             <w:r>
               <w:rPr>
-                <w:rFonts w:ascii="Arial" w:hAnsi="Arial"/>
+                <w:rFonts w:ascii="Verdana" w:hAnsi="Verdana"/>
                 <w:b w:val="0"/>
                 <w:sz w:val="16"/>
               </w:rPr>
@@ -11379,7 +11499,7 @@
             <w:r/>
             <w:r>
               <w:rPr>
-                <w:rFonts w:ascii="Arial" w:hAnsi="Arial"/>
+                <w:rFonts w:ascii="Verdana" w:hAnsi="Verdana"/>
                 <w:b w:val="0"/>
                 <w:sz w:val="16"/>
               </w:rPr>
@@ -11396,7 +11516,7 @@
             <w:r/>
             <w:r>
               <w:rPr>
-                <w:rFonts w:ascii="Arial" w:hAnsi="Arial"/>
+                <w:rFonts w:ascii="Verdana" w:hAnsi="Verdana"/>
                 <w:b w:val="0"/>
                 <w:sz w:val="16"/>
               </w:rPr>
@@ -11412,7 +11532,7 @@
             <w:r/>
             <w:r>
               <w:rPr>
-                <w:rFonts w:ascii="Arial" w:hAnsi="Arial"/>
+                <w:rFonts w:ascii="Verdana" w:hAnsi="Verdana"/>
                 <w:b w:val="0"/>
                 <w:sz w:val="16"/>
               </w:rPr>
@@ -11428,7 +11548,7 @@
             <w:r/>
             <w:r>
               <w:rPr>
-                <w:rFonts w:ascii="Arial" w:hAnsi="Arial"/>
+                <w:rFonts w:ascii="Verdana" w:hAnsi="Verdana"/>
                 <w:b w:val="0"/>
                 <w:sz w:val="16"/>
               </w:rPr>
@@ -11445,7 +11565,7 @@
             <w:r/>
             <w:r>
               <w:rPr>
-                <w:rFonts w:ascii="Arial" w:hAnsi="Arial"/>
+                <w:rFonts w:ascii="Verdana" w:hAnsi="Verdana"/>
                 <w:b w:val="0"/>
                 <w:sz w:val="16"/>
               </w:rPr>
@@ -11461,7 +11581,7 @@
             <w:r/>
             <w:r>
               <w:rPr>
-                <w:rFonts w:ascii="Arial" w:hAnsi="Arial"/>
+                <w:rFonts w:ascii="Verdana" w:hAnsi="Verdana"/>
                 <w:b w:val="0"/>
                 <w:sz w:val="16"/>
               </w:rPr>
@@ -11477,7 +11597,7 @@
             <w:r/>
             <w:r>
               <w:rPr>
-                <w:rFonts w:ascii="Arial" w:hAnsi="Arial"/>
+                <w:rFonts w:ascii="Verdana" w:hAnsi="Verdana"/>
                 <w:b w:val="0"/>
                 <w:sz w:val="16"/>
               </w:rPr>
@@ -11494,7 +11614,7 @@
             <w:r/>
             <w:r>
               <w:rPr>
-                <w:rFonts w:ascii="Arial" w:hAnsi="Arial"/>
+                <w:rFonts w:ascii="Verdana" w:hAnsi="Verdana"/>
                 <w:b w:val="0"/>
                 <w:sz w:val="16"/>
               </w:rPr>
@@ -11510,7 +11630,7 @@
             <w:r/>
             <w:r>
               <w:rPr>
-                <w:rFonts w:ascii="Arial" w:hAnsi="Arial"/>
+                <w:rFonts w:ascii="Verdana" w:hAnsi="Verdana"/>
                 <w:b w:val="0"/>
                 <w:sz w:val="16"/>
               </w:rPr>
@@ -11526,7 +11646,7 @@
             <w:r/>
             <w:r>
               <w:rPr>
-                <w:rFonts w:ascii="Arial" w:hAnsi="Arial"/>
+                <w:rFonts w:ascii="Verdana" w:hAnsi="Verdana"/>
                 <w:b w:val="0"/>
                 <w:sz w:val="16"/>
               </w:rPr>
@@ -11543,7 +11663,7 @@
             <w:r/>
             <w:r>
               <w:rPr>
-                <w:rFonts w:ascii="Arial" w:hAnsi="Arial"/>
+                <w:rFonts w:ascii="Verdana" w:hAnsi="Verdana"/>
                 <w:b w:val="0"/>
                 <w:sz w:val="16"/>
               </w:rPr>
@@ -11559,7 +11679,7 @@
             <w:r/>
             <w:r>
               <w:rPr>
-                <w:rFonts w:ascii="Arial" w:hAnsi="Arial"/>
+                <w:rFonts w:ascii="Verdana" w:hAnsi="Verdana"/>
                 <w:b w:val="0"/>
                 <w:sz w:val="16"/>
               </w:rPr>
@@ -11575,7 +11695,7 @@
             <w:r/>
             <w:r>
               <w:rPr>
-                <w:rFonts w:ascii="Arial" w:hAnsi="Arial"/>
+                <w:rFonts w:ascii="Verdana" w:hAnsi="Verdana"/>
                 <w:b w:val="0"/>
                 <w:sz w:val="16"/>
               </w:rPr>
@@ -11592,7 +11712,7 @@
             <w:r/>
             <w:r>
               <w:rPr>
-                <w:rFonts w:ascii="Arial" w:hAnsi="Arial"/>
+                <w:rFonts w:ascii="Verdana" w:hAnsi="Verdana"/>
                 <w:b w:val="0"/>
                 <w:sz w:val="16"/>
               </w:rPr>
@@ -11608,7 +11728,7 @@
             <w:r/>
             <w:r>
               <w:rPr>
-                <w:rFonts w:ascii="Arial" w:hAnsi="Arial"/>
+                <w:rFonts w:ascii="Verdana" w:hAnsi="Verdana"/>
                 <w:b w:val="0"/>
                 <w:sz w:val="16"/>
               </w:rPr>
@@ -11624,7 +11744,7 @@
             <w:r/>
             <w:r>
               <w:rPr>
-                <w:rFonts w:ascii="Arial" w:hAnsi="Arial"/>
+                <w:rFonts w:ascii="Verdana" w:hAnsi="Verdana"/>
                 <w:b w:val="0"/>
                 <w:sz w:val="16"/>
               </w:rPr>
@@ -11641,7 +11761,7 @@
             <w:r/>
             <w:r>
               <w:rPr>
-                <w:rFonts w:ascii="Arial" w:hAnsi="Arial"/>
+                <w:rFonts w:ascii="Verdana" w:hAnsi="Verdana"/>
                 <w:b w:val="0"/>
                 <w:sz w:val="16"/>
               </w:rPr>
@@ -11657,7 +11777,7 @@
             <w:r/>
             <w:r>
               <w:rPr>
-                <w:rFonts w:ascii="Arial" w:hAnsi="Arial"/>
+                <w:rFonts w:ascii="Verdana" w:hAnsi="Verdana"/>
                 <w:b w:val="0"/>
                 <w:sz w:val="16"/>
               </w:rPr>
@@ -11673,7 +11793,7 @@
             <w:r/>
             <w:r>
               <w:rPr>
-                <w:rFonts w:ascii="Arial" w:hAnsi="Arial"/>
+                <w:rFonts w:ascii="Verdana" w:hAnsi="Verdana"/>
                 <w:b w:val="0"/>
                 <w:sz w:val="16"/>
               </w:rPr>
@@ -11690,7 +11810,7 @@
             <w:r/>
             <w:r>
               <w:rPr>
-                <w:rFonts w:ascii="Arial" w:hAnsi="Arial"/>
+                <w:rFonts w:ascii="Verdana" w:hAnsi="Verdana"/>
                 <w:b w:val="0"/>
                 <w:sz w:val="16"/>
               </w:rPr>
@@ -11706,7 +11826,7 @@
             <w:r/>
             <w:r>
               <w:rPr>
-                <w:rFonts w:ascii="Arial" w:hAnsi="Arial"/>
+                <w:rFonts w:ascii="Verdana" w:hAnsi="Verdana"/>
                 <w:b w:val="0"/>
                 <w:sz w:val="16"/>
               </w:rPr>
@@ -11722,7 +11842,7 @@
             <w:r/>
             <w:r>
               <w:rPr>
-                <w:rFonts w:ascii="Arial" w:hAnsi="Arial"/>
+                <w:rFonts w:ascii="Verdana" w:hAnsi="Verdana"/>
                 <w:b w:val="0"/>
                 <w:sz w:val="16"/>
               </w:rPr>
@@ -11739,7 +11859,7 @@
             <w:r/>
             <w:r>
               <w:rPr>
-                <w:rFonts w:ascii="Arial" w:hAnsi="Arial"/>
+                <w:rFonts w:ascii="Verdana" w:hAnsi="Verdana"/>
                 <w:b w:val="0"/>
                 <w:sz w:val="16"/>
               </w:rPr>
@@ -11755,7 +11875,7 @@
             <w:r/>
             <w:r>
               <w:rPr>
-                <w:rFonts w:ascii="Arial" w:hAnsi="Arial"/>
+                <w:rFonts w:ascii="Verdana" w:hAnsi="Verdana"/>
                 <w:b w:val="0"/>
                 <w:sz w:val="16"/>
               </w:rPr>
@@ -11771,7 +11891,7 @@
             <w:r/>
             <w:r>
               <w:rPr>
-                <w:rFonts w:ascii="Arial" w:hAnsi="Arial"/>
+                <w:rFonts w:ascii="Verdana" w:hAnsi="Verdana"/>
                 <w:b w:val="0"/>
                 <w:sz w:val="16"/>
               </w:rPr>
@@ -11788,7 +11908,7 @@
             <w:r/>
             <w:r>
               <w:rPr>
-                <w:rFonts w:ascii="Arial" w:hAnsi="Arial"/>
+                <w:rFonts w:ascii="Verdana" w:hAnsi="Verdana"/>
                 <w:b w:val="0"/>
                 <w:sz w:val="16"/>
               </w:rPr>
@@ -11804,7 +11924,7 @@
             <w:r/>
             <w:r>
               <w:rPr>
-                <w:rFonts w:ascii="Arial" w:hAnsi="Arial"/>
+                <w:rFonts w:ascii="Verdana" w:hAnsi="Verdana"/>
                 <w:b w:val="0"/>
                 <w:sz w:val="16"/>
               </w:rPr>
@@ -11820,7 +11940,7 @@
             <w:r/>
             <w:r>
               <w:rPr>
-                <w:rFonts w:ascii="Arial" w:hAnsi="Arial"/>
+                <w:rFonts w:ascii="Verdana" w:hAnsi="Verdana"/>
                 <w:b w:val="0"/>
                 <w:sz w:val="16"/>
               </w:rPr>
@@ -11837,7 +11957,7 @@
             <w:r/>
             <w:r>
               <w:rPr>
-                <w:rFonts w:ascii="Arial" w:hAnsi="Arial"/>
+                <w:rFonts w:ascii="Verdana" w:hAnsi="Verdana"/>
                 <w:b w:val="0"/>
                 <w:sz w:val="16"/>
               </w:rPr>
@@ -11853,7 +11973,7 @@
             <w:r/>
             <w:r>
               <w:rPr>
-                <w:rFonts w:ascii="Arial" w:hAnsi="Arial"/>
+                <w:rFonts w:ascii="Verdana" w:hAnsi="Verdana"/>
                 <w:b w:val="0"/>
                 <w:sz w:val="16"/>
               </w:rPr>
@@ -11869,7 +11989,7 @@
             <w:r/>
             <w:r>
               <w:rPr>
-                <w:rFonts w:ascii="Arial" w:hAnsi="Arial"/>
+                <w:rFonts w:ascii="Verdana" w:hAnsi="Verdana"/>
                 <w:b w:val="0"/>
                 <w:sz w:val="16"/>
               </w:rPr>
@@ -11886,7 +12006,7 @@
             <w:r/>
             <w:r>
               <w:rPr>
-                <w:rFonts w:ascii="Arial" w:hAnsi="Arial"/>
+                <w:rFonts w:ascii="Verdana" w:hAnsi="Verdana"/>
                 <w:b w:val="0"/>
                 <w:sz w:val="16"/>
               </w:rPr>
@@ -11902,7 +12022,7 @@
             <w:r/>
             <w:r>
               <w:rPr>
-                <w:rFonts w:ascii="Arial" w:hAnsi="Arial"/>
+                <w:rFonts w:ascii="Verdana" w:hAnsi="Verdana"/>
                 <w:b w:val="0"/>
                 <w:sz w:val="16"/>
               </w:rPr>
@@ -11918,7 +12038,7 @@
             <w:r/>
             <w:r>
               <w:rPr>
-                <w:rFonts w:ascii="Arial" w:hAnsi="Arial"/>
+                <w:rFonts w:ascii="Verdana" w:hAnsi="Verdana"/>
                 <w:b w:val="0"/>
                 <w:sz w:val="16"/>
               </w:rPr>
@@ -11935,7 +12055,7 @@
             <w:r/>
             <w:r>
               <w:rPr>
-                <w:rFonts w:ascii="Arial" w:hAnsi="Arial"/>
+                <w:rFonts w:ascii="Verdana" w:hAnsi="Verdana"/>
                 <w:b w:val="0"/>
                 <w:sz w:val="16"/>
               </w:rPr>
@@ -11951,7 +12071,7 @@
             <w:r/>
             <w:r>
               <w:rPr>
-                <w:rFonts w:ascii="Arial" w:hAnsi="Arial"/>
+                <w:rFonts w:ascii="Verdana" w:hAnsi="Verdana"/>
                 <w:b w:val="0"/>
                 <w:sz w:val="16"/>
               </w:rPr>
@@ -11967,7 +12087,7 @@
             <w:r/>
             <w:r>
               <w:rPr>
-                <w:rFonts w:ascii="Arial" w:hAnsi="Arial"/>
+                <w:rFonts w:ascii="Verdana" w:hAnsi="Verdana"/>
                 <w:b w:val="0"/>
                 <w:sz w:val="16"/>
               </w:rPr>
@@ -11984,7 +12104,7 @@
             <w:r/>
             <w:r>
               <w:rPr>
-                <w:rFonts w:ascii="Arial" w:hAnsi="Arial"/>
+                <w:rFonts w:ascii="Verdana" w:hAnsi="Verdana"/>
                 <w:b w:val="0"/>
                 <w:sz w:val="16"/>
               </w:rPr>
@@ -12000,7 +12120,7 @@
             <w:r/>
             <w:r>
               <w:rPr>
-                <w:rFonts w:ascii="Arial" w:hAnsi="Arial"/>
+                <w:rFonts w:ascii="Verdana" w:hAnsi="Verdana"/>
                 <w:b w:val="0"/>
                 <w:sz w:val="16"/>
               </w:rPr>
@@ -12016,7 +12136,7 @@
             <w:r/>
             <w:r>
               <w:rPr>
-                <w:rFonts w:ascii="Arial" w:hAnsi="Arial"/>
+                <w:rFonts w:ascii="Verdana" w:hAnsi="Verdana"/>
                 <w:b w:val="0"/>
                 <w:sz w:val="16"/>
               </w:rPr>
@@ -12033,7 +12153,7 @@
             <w:r/>
             <w:r>
               <w:rPr>
-                <w:rFonts w:ascii="Arial" w:hAnsi="Arial"/>
+                <w:rFonts w:ascii="Verdana" w:hAnsi="Verdana"/>
                 <w:b w:val="0"/>
                 <w:sz w:val="16"/>
               </w:rPr>
@@ -12049,7 +12169,7 @@
             <w:r/>
             <w:r>
               <w:rPr>
-                <w:rFonts w:ascii="Arial" w:hAnsi="Arial"/>
+                <w:rFonts w:ascii="Verdana" w:hAnsi="Verdana"/>
                 <w:b w:val="0"/>
                 <w:sz w:val="16"/>
               </w:rPr>
@@ -12065,7 +12185,7 @@
             <w:r/>
             <w:r>
               <w:rPr>
-                <w:rFonts w:ascii="Arial" w:hAnsi="Arial"/>
+                <w:rFonts w:ascii="Verdana" w:hAnsi="Verdana"/>
                 <w:b w:val="0"/>
                 <w:sz w:val="16"/>
               </w:rPr>
@@ -12082,7 +12202,7 @@
             <w:r/>
             <w:r>
               <w:rPr>
-                <w:rFonts w:ascii="Arial" w:hAnsi="Arial"/>
+                <w:rFonts w:ascii="Verdana" w:hAnsi="Verdana"/>
                 <w:b w:val="0"/>
                 <w:sz w:val="16"/>
               </w:rPr>
@@ -12098,7 +12218,7 @@
             <w:r/>
             <w:r>
               <w:rPr>
-                <w:rFonts w:ascii="Arial" w:hAnsi="Arial"/>
+                <w:rFonts w:ascii="Verdana" w:hAnsi="Verdana"/>
                 <w:b w:val="0"/>
                 <w:sz w:val="16"/>
               </w:rPr>
@@ -12114,7 +12234,7 @@
             <w:r/>
             <w:r>
               <w:rPr>
-                <w:rFonts w:ascii="Arial" w:hAnsi="Arial"/>
+                <w:rFonts w:ascii="Verdana" w:hAnsi="Verdana"/>
                 <w:b w:val="0"/>
                 <w:sz w:val="16"/>
               </w:rPr>
@@ -12131,7 +12251,7 @@
             <w:r/>
             <w:r>
               <w:rPr>
-                <w:rFonts w:ascii="Arial" w:hAnsi="Arial"/>
+                <w:rFonts w:ascii="Verdana" w:hAnsi="Verdana"/>
                 <w:b w:val="0"/>
                 <w:sz w:val="16"/>
               </w:rPr>
@@ -12147,7 +12267,7 @@
             <w:r/>
             <w:r>
               <w:rPr>
-                <w:rFonts w:ascii="Arial" w:hAnsi="Arial"/>
+                <w:rFonts w:ascii="Verdana" w:hAnsi="Verdana"/>
                 <w:b w:val="0"/>
                 <w:sz w:val="16"/>
               </w:rPr>
@@ -12163,7 +12283,7 @@
             <w:r/>
             <w:r>
               <w:rPr>
-                <w:rFonts w:ascii="Arial" w:hAnsi="Arial"/>
+                <w:rFonts w:ascii="Verdana" w:hAnsi="Verdana"/>
                 <w:b w:val="0"/>
                 <w:sz w:val="16"/>
               </w:rPr>
@@ -12180,7 +12300,7 @@
             <w:r/>
             <w:r>
               <w:rPr>
-                <w:rFonts w:ascii="Arial" w:hAnsi="Arial"/>
+                <w:rFonts w:ascii="Verdana" w:hAnsi="Verdana"/>
                 <w:b w:val="0"/>
                 <w:sz w:val="16"/>
               </w:rPr>
@@ -12196,7 +12316,7 @@
             <w:r/>
             <w:r>
               <w:rPr>
-                <w:rFonts w:ascii="Arial" w:hAnsi="Arial"/>
+                <w:rFonts w:ascii="Verdana" w:hAnsi="Verdana"/>
                 <w:b w:val="0"/>
                 <w:sz w:val="16"/>
               </w:rPr>
@@ -12212,7 +12332,7 @@
             <w:r/>
             <w:r>
               <w:rPr>
-                <w:rFonts w:ascii="Arial" w:hAnsi="Arial"/>
+                <w:rFonts w:ascii="Verdana" w:hAnsi="Verdana"/>
                 <w:b w:val="0"/>
                 <w:sz w:val="16"/>
               </w:rPr>
@@ -12229,7 +12349,7 @@
             <w:r/>
             <w:r>
               <w:rPr>
-                <w:rFonts w:ascii="Arial" w:hAnsi="Arial"/>
+                <w:rFonts w:ascii="Verdana" w:hAnsi="Verdana"/>
                 <w:b w:val="0"/>
                 <w:sz w:val="16"/>
               </w:rPr>
@@ -12245,7 +12365,7 @@
             <w:r/>
             <w:r>
               <w:rPr>
-                <w:rFonts w:ascii="Arial" w:hAnsi="Arial"/>
+                <w:rFonts w:ascii="Verdana" w:hAnsi="Verdana"/>
                 <w:b w:val="0"/>
                 <w:sz w:val="16"/>
               </w:rPr>
@@ -12261,7 +12381,7 @@
             <w:r/>
             <w:r>
               <w:rPr>
-                <w:rFonts w:ascii="Arial" w:hAnsi="Arial"/>
+                <w:rFonts w:ascii="Verdana" w:hAnsi="Verdana"/>
                 <w:b w:val="0"/>
                 <w:sz w:val="16"/>
               </w:rPr>
@@ -12278,7 +12398,7 @@
             <w:r/>
             <w:r>
               <w:rPr>
-                <w:rFonts w:ascii="Arial" w:hAnsi="Arial"/>
+                <w:rFonts w:ascii="Verdana" w:hAnsi="Verdana"/>
                 <w:b w:val="0"/>
                 <w:sz w:val="16"/>
               </w:rPr>
@@ -12294,7 +12414,7 @@
             <w:r/>
             <w:r>
               <w:rPr>
-                <w:rFonts w:ascii="Arial" w:hAnsi="Arial"/>
+                <w:rFonts w:ascii="Verdana" w:hAnsi="Verdana"/>
                 <w:b w:val="0"/>
                 <w:sz w:val="16"/>
               </w:rPr>
@@ -12310,7 +12430,7 @@
             <w:r/>
             <w:r>
               <w:rPr>
-                <w:rFonts w:ascii="Arial" w:hAnsi="Arial"/>
+                <w:rFonts w:ascii="Verdana" w:hAnsi="Verdana"/>
                 <w:b w:val="0"/>
                 <w:sz w:val="16"/>
               </w:rPr>
@@ -12327,7 +12447,7 @@
             <w:r/>
             <w:r>
               <w:rPr>
-                <w:rFonts w:ascii="Arial" w:hAnsi="Arial"/>
+                <w:rFonts w:ascii="Verdana" w:hAnsi="Verdana"/>
                 <w:b w:val="0"/>
                 <w:sz w:val="16"/>
               </w:rPr>
@@ -12343,7 +12463,7 @@
             <w:r/>
             <w:r>
               <w:rPr>
-                <w:rFonts w:ascii="Arial" w:hAnsi="Arial"/>
+                <w:rFonts w:ascii="Verdana" w:hAnsi="Verdana"/>
                 <w:b w:val="0"/>
                 <w:sz w:val="16"/>
               </w:rPr>
@@ -12359,7 +12479,7 @@
             <w:r/>
             <w:r>
               <w:rPr>
-                <w:rFonts w:ascii="Arial" w:hAnsi="Arial"/>
+                <w:rFonts w:ascii="Verdana" w:hAnsi="Verdana"/>
                 <w:b w:val="0"/>
                 <w:sz w:val="16"/>
               </w:rPr>
@@ -12376,7 +12496,7 @@
             <w:r/>
             <w:r>
               <w:rPr>
-                <w:rFonts w:ascii="Arial" w:hAnsi="Arial"/>
+                <w:rFonts w:ascii="Verdana" w:hAnsi="Verdana"/>
                 <w:b w:val="0"/>
                 <w:sz w:val="16"/>
               </w:rPr>
@@ -12392,7 +12512,7 @@
             <w:r/>
             <w:r>
               <w:rPr>
-                <w:rFonts w:ascii="Arial" w:hAnsi="Arial"/>
+                <w:rFonts w:ascii="Verdana" w:hAnsi="Verdana"/>
                 <w:b w:val="0"/>
                 <w:sz w:val="16"/>
               </w:rPr>
@@ -12408,7 +12528,7 @@
             <w:r/>
             <w:r>
               <w:rPr>
-                <w:rFonts w:ascii="Arial" w:hAnsi="Arial"/>
+                <w:rFonts w:ascii="Verdana" w:hAnsi="Verdana"/>
                 <w:b w:val="0"/>
                 <w:sz w:val="16"/>
               </w:rPr>
@@ -12425,7 +12545,7 @@
             <w:r/>
             <w:r>
               <w:rPr>
-                <w:rFonts w:ascii="Arial" w:hAnsi="Arial"/>
+                <w:rFonts w:ascii="Verdana" w:hAnsi="Verdana"/>
                 <w:b w:val="0"/>
                 <w:sz w:val="16"/>
               </w:rPr>
@@ -12441,7 +12561,7 @@
             <w:r/>
             <w:r>
               <w:rPr>
-                <w:rFonts w:ascii="Arial" w:hAnsi="Arial"/>
+                <w:rFonts w:ascii="Verdana" w:hAnsi="Verdana"/>
                 <w:b w:val="0"/>
                 <w:sz w:val="16"/>
               </w:rPr>
@@ -12457,7 +12577,7 @@
             <w:r/>
             <w:r>
               <w:rPr>
-                <w:rFonts w:ascii="Arial" w:hAnsi="Arial"/>
+                <w:rFonts w:ascii="Verdana" w:hAnsi="Verdana"/>
                 <w:b w:val="0"/>
                 <w:sz w:val="16"/>
               </w:rPr>
@@ -12474,7 +12594,7 @@
             <w:r/>
             <w:r>
               <w:rPr>
-                <w:rFonts w:ascii="Arial" w:hAnsi="Arial"/>
+                <w:rFonts w:ascii="Verdana" w:hAnsi="Verdana"/>
                 <w:b w:val="0"/>
                 <w:sz w:val="16"/>
               </w:rPr>
@@ -12490,7 +12610,7 @@
             <w:r/>
             <w:r>
               <w:rPr>
-                <w:rFonts w:ascii="Arial" w:hAnsi="Arial"/>
+                <w:rFonts w:ascii="Verdana" w:hAnsi="Verdana"/>
                 <w:b w:val="0"/>
                 <w:sz w:val="16"/>
               </w:rPr>
@@ -12506,7 +12626,7 @@
             <w:r/>
             <w:r>
               <w:rPr>
-                <w:rFonts w:ascii="Arial" w:hAnsi="Arial"/>
+                <w:rFonts w:ascii="Verdana" w:hAnsi="Verdana"/>
                 <w:b w:val="0"/>
                 <w:sz w:val="16"/>
               </w:rPr>
@@ -12523,7 +12643,7 @@
             <w:r/>
             <w:r>
               <w:rPr>
-                <w:rFonts w:ascii="Arial" w:hAnsi="Arial"/>
+                <w:rFonts w:ascii="Verdana" w:hAnsi="Verdana"/>
                 <w:b w:val="0"/>
                 <w:sz w:val="16"/>
               </w:rPr>
@@ -12539,7 +12659,7 @@
             <w:r/>
             <w:r>
               <w:rPr>
-                <w:rFonts w:ascii="Arial" w:hAnsi="Arial"/>
+                <w:rFonts w:ascii="Verdana" w:hAnsi="Verdana"/>
                 <w:b w:val="0"/>
                 <w:sz w:val="16"/>
               </w:rPr>
@@ -12555,7 +12675,7 @@
             <w:r/>
             <w:r>
               <w:rPr>
-                <w:rFonts w:ascii="Arial" w:hAnsi="Arial"/>
+                <w:rFonts w:ascii="Verdana" w:hAnsi="Verdana"/>
                 <w:b w:val="0"/>
                 <w:sz w:val="16"/>
               </w:rPr>
@@ -12572,7 +12692,7 @@
             <w:r/>
             <w:r>
               <w:rPr>
-                <w:rFonts w:ascii="Arial" w:hAnsi="Arial"/>
+                <w:rFonts w:ascii="Verdana" w:hAnsi="Verdana"/>
                 <w:b w:val="0"/>
                 <w:sz w:val="16"/>
               </w:rPr>
@@ -12588,7 +12708,7 @@
             <w:r/>
             <w:r>
               <w:rPr>
-                <w:rFonts w:ascii="Arial" w:hAnsi="Arial"/>
+                <w:rFonts w:ascii="Verdana" w:hAnsi="Verdana"/>
                 <w:b w:val="0"/>
                 <w:sz w:val="16"/>
               </w:rPr>
@@ -12604,7 +12724,7 @@
             <w:r/>
             <w:r>
               <w:rPr>
-                <w:rFonts w:ascii="Arial" w:hAnsi="Arial"/>
+                <w:rFonts w:ascii="Verdana" w:hAnsi="Verdana"/>
                 <w:b w:val="0"/>
                 <w:sz w:val="16"/>
               </w:rPr>
@@ -12617,7 +12737,7 @@
     <w:p>
       <w:r>
         <w:rPr>
-          <w:rFonts w:ascii="Arial" w:hAnsi="Arial"/>
+          <w:rFonts w:ascii="Verdana" w:hAnsi="Verdana"/>
           <w:b/>
           <w:sz w:val="18"/>
         </w:rPr>
@@ -12630,6 +12750,20 @@
         <w:tblW w:type="auto" w:w="0"/>
         <w:jc w:val="center"/>
         <w:tblLook w:firstColumn="1" w:firstRow="1" w:lastColumn="0" w:lastRow="0" w:noHBand="0" w:noVBand="1" w:val="04A0"/>
+        <w:tblBorders>
+          <w:top w:val="single" w:sz="4" w:space="0" w:color="595959"/>
+          <w:left w:val="single" w:sz="4" w:space="0" w:color="595959"/>
+          <w:bottom w:val="single" w:sz="4" w:space="0" w:color="595959"/>
+          <w:right w:val="single" w:sz="4" w:space="0" w:color="595959"/>
+          <w:insideH w:val="single" w:sz="4" w:space="0" w:color="595959"/>
+          <w:insideV w:val="single" w:sz="4" w:space="0" w:color="595959"/>
+        </w:tblBorders>
+        <w:tblCellMar>
+          <w:top w:w="85" w:type="dxa"/>
+          <w:left w:w="85" w:type="dxa"/>
+          <w:bottom w:w="85" w:type="dxa"/>
+          <w:right w:w="85" w:type="dxa"/>
+        </w:tblCellMar>
       </w:tblPr>
       <w:tblGrid>
         <w:gridCol w:w="5046"/>
@@ -12639,61 +12773,52 @@
       <w:tr>
         <w:tc>
           <w:tcPr>
-            <w:tcW w:type="dxa" w:w="5046"/>
-            <w:shd w:val="clear" w:color="auto" w:fill="D9E2F3"/>
-          </w:tcPr>
-          <w:p>
-            <w:pPr>
-              <w:jc w:val="center"/>
-            </w:pPr>
-            <w:r/>
-            <w:r>
-              <w:rPr>
-                <w:rFonts w:ascii="Arial" w:hAnsi="Arial"/>
-                <w:b/>
-                <w:sz w:val="16"/>
-              </w:rPr>
-              <w:t>Code Figure</w:t>
-            </w:r>
-          </w:p>
-        </w:tc>
-        <w:tc>
-          <w:tcPr>
-            <w:tcW w:type="dxa" w:w="5046"/>
-            <w:shd w:val="clear" w:color="auto" w:fill="D9E2F3"/>
-          </w:tcPr>
-          <w:p>
-            <w:pPr>
-              <w:jc w:val="center"/>
-            </w:pPr>
-            <w:r/>
-            <w:r>
-              <w:rPr>
-                <w:rFonts w:ascii="Arial" w:hAnsi="Arial"/>
-                <w:b/>
-                <w:sz w:val="16"/>
-              </w:rPr>
-              <w:t>Entry Name</w:t>
-            </w:r>
-          </w:p>
-        </w:tc>
-        <w:tc>
-          <w:tcPr>
-            <w:tcW w:type="dxa" w:w="5046"/>
-            <w:shd w:val="clear" w:color="auto" w:fill="D9E2F3"/>
-          </w:tcPr>
-          <w:p>
-            <w:pPr>
-              <w:jc w:val="center"/>
-            </w:pPr>
-            <w:r/>
-            <w:r>
-              <w:rPr>
-                <w:rFonts w:ascii="Arial" w:hAnsi="Arial"/>
-                <w:b/>
-                <w:sz w:val="16"/>
-              </w:rPr>
-              <w:t>Note</w:t>
+            <w:tcW w:type="dxa" w:w="1134"/>
+            <w:shd w:val="clear" w:color="auto" w:fill="D9D9D9"/>
+          </w:tcPr>
+          <w:p>
+            <w:r/>
+            <w:r>
+              <w:rPr>
+                <w:rFonts w:ascii="Verdana" w:hAnsi="Verdana"/>
+                <w:b w:val="0"/>
+                <w:sz w:val="16"/>
+              </w:rPr>
+              <w:t>КОДОВАЯ ЦИФРА</w:t>
+            </w:r>
+          </w:p>
+        </w:tc>
+        <w:tc>
+          <w:tcPr>
+            <w:tcW w:type="dxa" w:w="5046"/>
+            <w:shd w:val="clear" w:color="auto" w:fill="D9D9D9"/>
+          </w:tcPr>
+          <w:p>
+            <w:r/>
+            <w:r>
+              <w:rPr>
+                <w:rFonts w:ascii="Verdana" w:hAnsi="Verdana"/>
+                <w:b w:val="0"/>
+                <w:sz w:val="16"/>
+              </w:rPr>
+              <w:t>ЗНАЧЕНИЕ</w:t>
+            </w:r>
+          </w:p>
+        </w:tc>
+        <w:tc>
+          <w:tcPr>
+            <w:tcW w:type="dxa" w:w="5046"/>
+            <w:shd w:val="clear" w:color="auto" w:fill="D9D9D9"/>
+          </w:tcPr>
+          <w:p>
+            <w:r/>
+            <w:r>
+              <w:rPr>
+                <w:rFonts w:ascii="Verdana" w:hAnsi="Verdana"/>
+                <w:b w:val="0"/>
+                <w:sz w:val="16"/>
+              </w:rPr>
+              <w:t>ПРИМЕЧАНИЕ</w:t>
             </w:r>
           </w:p>
         </w:tc>
@@ -12707,7 +12832,7 @@
             <w:r/>
             <w:r>
               <w:rPr>
-                <w:rFonts w:ascii="Arial" w:hAnsi="Arial"/>
+                <w:rFonts w:ascii="Verdana" w:hAnsi="Verdana"/>
                 <w:b w:val="0"/>
                 <w:sz w:val="16"/>
               </w:rPr>
@@ -12723,7 +12848,7 @@
             <w:r/>
             <w:r>
               <w:rPr>
-                <w:rFonts w:ascii="Arial" w:hAnsi="Arial"/>
+                <w:rFonts w:ascii="Verdana" w:hAnsi="Verdana"/>
                 <w:b w:val="0"/>
                 <w:sz w:val="16"/>
               </w:rPr>
@@ -12739,7 +12864,7 @@
             <w:r/>
             <w:r>
               <w:rPr>
-                <w:rFonts w:ascii="Arial" w:hAnsi="Arial"/>
+                <w:rFonts w:ascii="Verdana" w:hAnsi="Verdana"/>
                 <w:b w:val="0"/>
                 <w:sz w:val="16"/>
               </w:rPr>
@@ -12756,7 +12881,7 @@
             <w:r/>
             <w:r>
               <w:rPr>
-                <w:rFonts w:ascii="Arial" w:hAnsi="Arial"/>
+                <w:rFonts w:ascii="Verdana" w:hAnsi="Verdana"/>
                 <w:b w:val="0"/>
                 <w:sz w:val="16"/>
               </w:rPr>
@@ -12772,7 +12897,7 @@
             <w:r/>
             <w:r>
               <w:rPr>
-                <w:rFonts w:ascii="Arial" w:hAnsi="Arial"/>
+                <w:rFonts w:ascii="Verdana" w:hAnsi="Verdana"/>
                 <w:b w:val="0"/>
                 <w:sz w:val="16"/>
               </w:rPr>
@@ -12788,7 +12913,7 @@
             <w:r/>
             <w:r>
               <w:rPr>
-                <w:rFonts w:ascii="Arial" w:hAnsi="Arial"/>
+                <w:rFonts w:ascii="Verdana" w:hAnsi="Verdana"/>
                 <w:b w:val="0"/>
                 <w:sz w:val="16"/>
               </w:rPr>
@@ -12805,7 +12930,7 @@
             <w:r/>
             <w:r>
               <w:rPr>
-                <w:rFonts w:ascii="Arial" w:hAnsi="Arial"/>
+                <w:rFonts w:ascii="Verdana" w:hAnsi="Verdana"/>
                 <w:b w:val="0"/>
                 <w:sz w:val="16"/>
               </w:rPr>
@@ -12821,7 +12946,7 @@
             <w:r/>
             <w:r>
               <w:rPr>
-                <w:rFonts w:ascii="Arial" w:hAnsi="Arial"/>
+                <w:rFonts w:ascii="Verdana" w:hAnsi="Verdana"/>
                 <w:b w:val="0"/>
                 <w:sz w:val="16"/>
               </w:rPr>
@@ -12837,7 +12962,7 @@
             <w:r/>
             <w:r>
               <w:rPr>
-                <w:rFonts w:ascii="Arial" w:hAnsi="Arial"/>
+                <w:rFonts w:ascii="Verdana" w:hAnsi="Verdana"/>
                 <w:b w:val="0"/>
                 <w:sz w:val="16"/>
               </w:rPr>
@@ -12854,7 +12979,7 @@
             <w:r/>
             <w:r>
               <w:rPr>
-                <w:rFonts w:ascii="Arial" w:hAnsi="Arial"/>
+                <w:rFonts w:ascii="Verdana" w:hAnsi="Verdana"/>
                 <w:b w:val="0"/>
                 <w:sz w:val="16"/>
               </w:rPr>
@@ -12870,7 +12995,7 @@
             <w:r/>
             <w:r>
               <w:rPr>
-                <w:rFonts w:ascii="Arial" w:hAnsi="Arial"/>
+                <w:rFonts w:ascii="Verdana" w:hAnsi="Verdana"/>
                 <w:b w:val="0"/>
                 <w:sz w:val="16"/>
               </w:rPr>
@@ -12886,7 +13011,7 @@
             <w:r/>
             <w:r>
               <w:rPr>
-                <w:rFonts w:ascii="Arial" w:hAnsi="Arial"/>
+                <w:rFonts w:ascii="Verdana" w:hAnsi="Verdana"/>
                 <w:b w:val="0"/>
                 <w:sz w:val="16"/>
               </w:rPr>
@@ -12903,7 +13028,7 @@
             <w:r/>
             <w:r>
               <w:rPr>
-                <w:rFonts w:ascii="Arial" w:hAnsi="Arial"/>
+                <w:rFonts w:ascii="Verdana" w:hAnsi="Verdana"/>
                 <w:b w:val="0"/>
                 <w:sz w:val="16"/>
               </w:rPr>
@@ -12919,7 +13044,7 @@
             <w:r/>
             <w:r>
               <w:rPr>
-                <w:rFonts w:ascii="Arial" w:hAnsi="Arial"/>
+                <w:rFonts w:ascii="Verdana" w:hAnsi="Verdana"/>
                 <w:b w:val="0"/>
                 <w:sz w:val="16"/>
               </w:rPr>
@@ -12935,7 +13060,7 @@
             <w:r/>
             <w:r>
               <w:rPr>
-                <w:rFonts w:ascii="Arial" w:hAnsi="Arial"/>
+                <w:rFonts w:ascii="Verdana" w:hAnsi="Verdana"/>
                 <w:b w:val="0"/>
                 <w:sz w:val="16"/>
               </w:rPr>

--- a/docx/ru/BUFRCREX_CodeFlag_ru_40.docx
+++ b/docx/ru/BUFRCREX_CodeFlag_ru_40.docx
@@ -22,7 +22,7 @@
           <w:b/>
           <w:sz w:val="18"/>
         </w:rPr>
-        <w:t>040005  Флаг коррекции влажности почвы</w:t>
+        <w:t>0 40 005  Флаг коррекции влажности почвы</w:t>
       </w:r>
     </w:p>
     <w:tbl>
@@ -456,7 +456,7 @@
           <w:b/>
           <w:sz w:val="18"/>
         </w:rPr>
-        <w:t>040006  Флаг обработки влажности почвы</w:t>
+        <w:t>0 40 006  Флаг обработки влажности почвы</w:t>
       </w:r>
     </w:p>
     <w:tbl>
@@ -1037,7 +1037,7 @@
           <w:b/>
           <w:sz w:val="18"/>
         </w:rPr>
-        <w:t>040011  Флаг интерполяции</w:t>
+        <w:t>0 40 011  Флаг интерполяции</w:t>
       </w:r>
     </w:p>
     <w:tbl>
@@ -1422,7 +1422,7 @@
           <w:b/>
           <w:sz w:val="18"/>
         </w:rPr>
-        <w:t>040012  Флаг качества данных радиометра (0 — хорошее, 1 — плохое)</w:t>
+        <w:t>0 40 012  Флаг качества данных радиометра (0 — хорошее, 1 — плохое)</w:t>
       </w:r>
     </w:p>
     <w:tbl>
@@ -1758,7 +1758,7 @@
           <w:b/>
           <w:sz w:val="18"/>
         </w:rPr>
-        <w:t>040013  Флаг интерпретации яркостной температуры, измеренной с помощью радиометра</w:t>
+        <w:t>0 40 013  Флаг интерпретации яркостной температуры, измеренной с помощью радиометра</w:t>
       </w:r>
     </w:p>
     <w:tbl>
@@ -2143,7 +2143,7 @@
           <w:b/>
           <w:sz w:val="18"/>
         </w:rPr>
-        <w:t>040020  GqisFlagQualDetailed — Флаг качества для системы</w:t>
+        <w:t>0 40 020  GqisFlagQualDetailed — Флаг качества для системы</w:t>
       </w:r>
     </w:p>
     <w:tbl>
@@ -3067,7 +3067,7 @@
           <w:b/>
           <w:sz w:val="18"/>
         </w:rPr>
-        <w:t>040023  Вспомогательные флаги состояния альтиметра</w:t>
+        <w:t>0 40 023  Вспомогательные флаги состояния альтиметра</w:t>
       </w:r>
     </w:p>
     <w:tbl>
@@ -3403,7 +3403,7 @@
           <w:b/>
           <w:sz w:val="18"/>
         </w:rPr>
-        <w:t>040024  Наличие метеорологической карты</w:t>
+        <w:t>0 40 024  Наличие метеорологической карты</w:t>
       </w:r>
     </w:p>
     <w:tbl>
@@ -3788,7 +3788,7 @@
           <w:b/>
           <w:sz w:val="18"/>
         </w:rPr>
-        <w:t>040025  Флаг интерполяции для среднего значения величины суточного прилива</w:t>
+        <w:t>0 40 025  Флаг интерполяции для среднего значения величины суточного прилива</w:t>
       </w:r>
     </w:p>
     <w:tbl>
@@ -4075,7 +4075,7 @@
           <w:b/>
           <w:sz w:val="18"/>
         </w:rPr>
-        <w:t>040028  Флаг качества GMI</w:t>
+        <w:t>0 40 028  Флаг качества GMI</w:t>
       </w:r>
     </w:p>
     <w:tbl>
@@ -4950,7 +4950,7 @@
           <w:b/>
           <w:sz w:val="18"/>
         </w:rPr>
-        <w:t>040036  Классификационный тип данных лидара L2b</w:t>
+        <w:t>0 40 036  Классификационный тип данных лидара L2b</w:t>
       </w:r>
     </w:p>
     <w:tbl>
@@ -5237,7 +5237,7 @@
           <w:b/>
           <w:sz w:val="18"/>
         </w:rPr>
-        <w:t>040043  Индикатор маневра спутника</w:t>
+        <w:t>0 40 043  Индикатор маневра спутника</w:t>
       </w:r>
     </w:p>
     <w:tbl>
@@ -5573,7 +5573,7 @@
           <w:b/>
           <w:sz w:val="18"/>
         </w:rPr>
-        <w:t>040045  Образование облаков и определение высоты</w:t>
+        <w:t>0 40 045  Образование облаков и определение высоты</w:t>
       </w:r>
     </w:p>
     <w:tbl>
@@ -5909,7 +5909,7 @@
           <w:b/>
           <w:sz w:val="18"/>
         </w:rPr>
-        <w:t>040046  Сводка облачности</w:t>
+        <w:t>0 40 046  Сводка облачности</w:t>
       </w:r>
     </w:p>
     <w:tbl>
@@ -6294,7 +6294,7 @@
           <w:b/>
           <w:sz w:val="18"/>
         </w:rPr>
-        <w:t>040047  Флаг валидации для продукции уровня 1 IASI или IASI-NG</w:t>
+        <w:t>0 40 047  Флаг валидации для продукции уровня 1 IASI или IASI-NG</w:t>
       </w:r>
     </w:p>
     <w:tbl>
@@ -6630,7 +6630,7 @@
           <w:b/>
           <w:sz w:val="18"/>
         </w:rPr>
-        <w:t>040048  Флаг валидации потока данных уровня 1 AMSU-A</w:t>
+        <w:t>0 40 048  Флаг валидации потока данных уровня 1 AMSU-A</w:t>
       </w:r>
     </w:p>
     <w:tbl>
@@ -6966,7 +6966,7 @@
           <w:b/>
           <w:sz w:val="18"/>
         </w:rPr>
-        <w:t>040049  Выполненные тесты облаков и результаты</w:t>
+        <w:t>0 40 049  Выполненные тесты облаков и результаты</w:t>
       </w:r>
     </w:p>
     <w:tbl>
@@ -7743,7 +7743,7 @@
           <w:b/>
           <w:sz w:val="18"/>
         </w:rPr>
-        <w:t>040050  Инициализация извлечения</w:t>
+        <w:t>0 40 050  Инициализация извлечения</w:t>
       </w:r>
     </w:p>
     <w:tbl>
@@ -8079,7 +8079,7 @@
           <w:b/>
           <w:sz w:val="18"/>
         </w:rPr>
-        <w:t>040051  Конвергенция итерационного извлечения</w:t>
+        <w:t>0 40 051  Конвергенция итерационного извлечения</w:t>
       </w:r>
     </w:p>
     <w:tbl>
@@ -8562,7 +8562,7 @@
           <w:b/>
           <w:sz w:val="18"/>
         </w:rPr>
-        <w:t>040052  Указание сверхадиабатики и перенасыщенности в итоговом извлечении</w:t>
+        <w:t>0 40 052  Указание сверхадиабатики и перенасыщенности в итоговом извлечении</w:t>
       </w:r>
     </w:p>
     <w:tbl>
@@ -8947,7 +8947,7 @@
           <w:b/>
           <w:sz w:val="18"/>
         </w:rPr>
-        <w:t>040054  Возможные ошибки обработки и ввода</w:t>
+        <w:t>0 40 054  Возможные ошибки обработки и ввода</w:t>
       </w:r>
     </w:p>
     <w:tbl>
@@ -9675,7 +9675,7 @@
           <w:b/>
           <w:sz w:val="18"/>
         </w:rPr>
-        <w:t>040055  Диагностика извлечения</w:t>
+        <w:t>0 40 055  Диагностика извлечения</w:t>
       </w:r>
     </w:p>
     <w:tbl>
@@ -10795,7 +10795,7 @@
           <w:b/>
           <w:sz w:val="18"/>
         </w:rPr>
-        <w:t>040056  Общее качество извлечения</w:t>
+        <w:t>0 40 056  Общее качество извлечения</w:t>
       </w:r>
     </w:p>
     <w:tbl>
@@ -11131,7 +11131,7 @@
           <w:b/>
           <w:sz w:val="18"/>
         </w:rPr>
-        <w:t>040057  Флаги извлечения уровня 2 IASI</w:t>
+        <w:t>0 40 057  Флаги извлечения уровня 2 IASI</w:t>
       </w:r>
     </w:p>
     <w:tbl>
@@ -12741,7 +12741,7 @@
           <w:b/>
           <w:sz w:val="18"/>
         </w:rPr>
-        <w:t>040068  Флаг общего качества извлечения для SO2</w:t>
+        <w:t>0 40 068  Флаг общего качества извлечения для SO2</w:t>
       </w:r>
     </w:p>
     <w:tbl>

--- a/docx/ru/BUFRCREX_CodeFlag_ru_40.docx
+++ b/docx/ru/BUFRCREX_CodeFlag_ru_40.docx
@@ -541,6 +541,16 @@
         </w:tc>
       </w:tr>
     </w:tbl>
+    <w:p>
+      <w:r>
+        <w:rPr>
+          <w:rFonts w:ascii="Verdana" w:hAnsi="Verdana"/>
+          <w:i/>
+          <w:sz w:val="14"/>
+        </w:rPr>
+        <w:t>Note 81: Номинальный диапазон влажности поверхности почвы — от 0 % до 100 %. В крайних случаях экстраполированное обратное рассеяние при угле наклона в 40 градусов может превышать исходный показатель для влажного обратного рассеяния. В этих случаях значение, полученное в результате процесса измерения влажности поверхности почвы, будет менее 0 % или более 100 %, соответственно.</w:t>
+      </w:r>
+    </w:p>
     <w:p/>
     <w:p>
       <w:r>
@@ -1251,6 +1261,16 @@
         </w:tc>
       </w:tr>
     </w:tbl>
+    <w:p>
+      <w:r>
+        <w:rPr>
+          <w:rFonts w:ascii="Verdana" w:hAnsi="Verdana"/>
+          <w:i/>
+          <w:sz w:val="14"/>
+        </w:rPr>
+        <w:t>Note 81: Номинальный диапазон влажности поверхности почвы — от 0 % до 100 %. В крайних случаях экстраполированное обратное рассеяние при угле наклона в 40 градусов может превышать исходный показатель для влажного обратного рассеяния. В этих случаях значение, полученное в результате процесса измерения влажности поверхности почвы, будет менее 0 % или более 100 %, соответственно.</w:t>
+      </w:r>
+    </w:p>
     <w:p/>
     <w:p>
       <w:r>
@@ -15935,517 +15955,6 @@
       </w:tr>
     </w:tbl>
     <w:p/>
-    <w:p/>
-    <w:p>
-      <w:r>
-        <w:rPr>
-          <w:rFonts w:ascii="Verdana" w:hAnsi="Verdana"/>
-          <w:i/>
-          <w:sz w:val="14"/>
-        </w:rPr>
-        <w:t>Note 2: «Ясно» или «сплошная облачность» кодируются соответственно цифрами 0 и 8.</w:t>
-      </w:r>
-    </w:p>
-    <w:p>
-      <w:r>
-        <w:rPr>
-          <w:rFonts w:ascii="Verdana" w:hAnsi="Verdana"/>
-          <w:i/>
-          <w:sz w:val="14"/>
-        </w:rPr>
-        <w:t>Note 5: (0 = хорошее; 1 = плохое)</w:t>
-      </w:r>
-    </w:p>
-    <w:p>
-      <w:r>
-        <w:rPr>
-          <w:rFonts w:ascii="Verdana" w:hAnsi="Verdana"/>
-          <w:i/>
-          <w:sz w:val="14"/>
-        </w:rPr>
-        <w:t>Note 6: (См. общую кодовую таблицу С-1 в части С/с.)</w:t>
-      </w:r>
-    </w:p>
-    <w:p>
-      <w:r>
-        <w:rPr>
-          <w:rFonts w:ascii="Verdana" w:hAnsi="Verdana"/>
-          <w:i/>
-          <w:sz w:val="14"/>
-        </w:rPr>
-        <w:t>Note 7: (См. общую кодовую таблицу С-2 в части С/с.)</w:t>
-      </w:r>
-    </w:p>
-    <w:p>
-      <w:r>
-        <w:rPr>
-          <w:rFonts w:ascii="Verdana" w:hAnsi="Verdana"/>
-          <w:i/>
-          <w:sz w:val="14"/>
-        </w:rPr>
-        <w:t>Note 8: (См. общую кодовую таблицу С-3)</w:t>
-      </w:r>
-    </w:p>
-    <w:p>
-      <w:r>
-        <w:rPr>
-          <w:rFonts w:ascii="Verdana" w:hAnsi="Verdana"/>
-          <w:i/>
-          <w:sz w:val="14"/>
-        </w:rPr>
-        <w:t>Note 9: (См. общую кодовую таблицу С-4)</w:t>
-      </w:r>
-    </w:p>
-    <w:p>
-      <w:r>
-        <w:rPr>
-          <w:rFonts w:ascii="Verdana" w:hAnsi="Verdana"/>
-          <w:i/>
-          <w:sz w:val="14"/>
-        </w:rPr>
-        <w:t>Note 10: (См. общую кодовую таблицу С-5 в части С/с.)</w:t>
-      </w:r>
-    </w:p>
-    <w:p>
-      <w:r>
-        <w:rPr>
-          <w:rFonts w:ascii="Verdana" w:hAnsi="Verdana"/>
-          <w:i/>
-          <w:sz w:val="14"/>
-        </w:rPr>
-        <w:t>Note 11: (См. общую кодовую таблицу С-7 в части С/с.)</w:t>
-      </w:r>
-    </w:p>
-    <w:p>
-      <w:r>
-        <w:rPr>
-          <w:rFonts w:ascii="Verdana" w:hAnsi="Verdana"/>
-          <w:i/>
-          <w:sz w:val="14"/>
-        </w:rPr>
-        <w:t>Note 12: (См. общую кодовую таблицу С-8 в части С/с.)</w:t>
-      </w:r>
-    </w:p>
-    <w:p>
-      <w:r>
-        <w:rPr>
-          <w:rFonts w:ascii="Verdana" w:hAnsi="Verdana"/>
-          <w:i/>
-          <w:sz w:val="14"/>
-        </w:rPr>
-        <w:t>Note 14: (Будет определено самими центрами — см. общую кодовую таблицу С-12 в части С/с.)</w:t>
-      </w:r>
-    </w:p>
-    <w:p>
-      <w:r>
-        <w:rPr>
-          <w:rFonts w:ascii="Verdana" w:hAnsi="Verdana"/>
-          <w:i/>
-          <w:sz w:val="14"/>
-        </w:rPr>
-        <w:t>Note 15: (Будут разработаны)</w:t>
-      </w:r>
-    </w:p>
-    <w:p>
-      <w:r>
-        <w:rPr>
-          <w:rFonts w:ascii="Verdana" w:hAnsi="Verdana"/>
-          <w:i/>
-          <w:sz w:val="14"/>
-        </w:rPr>
-        <w:t>Note 16: Последовательность двух или более пар координат местоположения, таких как широта и долгота, определяет линию или многоугольник. Точки следует соединять в соответствии с порядком, данным в сообщении. Любая описываемая зона будет расположена слева от проведенной границы в направлении, установленном порядком, данным в сообщении. Это определение применяется к простым непересекающимся многоугольникам, без пробелов.</w:t>
-      </w:r>
-    </w:p>
-    <w:p>
-      <w:r>
-        <w:rPr>
-          <w:rFonts w:ascii="Verdana" w:hAnsi="Verdana"/>
-          <w:i/>
-          <w:sz w:val="14"/>
-        </w:rPr>
-        <w:t>Note 17: Если все биты установлены на 0, это означает, что калибровка правильная.</w:t>
-      </w:r>
-    </w:p>
-    <w:p>
-      <w:r>
-        <w:rPr>
-          <w:rFonts w:ascii="Verdana" w:hAnsi="Verdana"/>
-          <w:i/>
-          <w:sz w:val="14"/>
-        </w:rPr>
-        <w:t>Note 18: Все статистические данные первого порядка выражены в единицах измерения, определенных первоначальными дескрипторами данных.</w:t>
-      </w:r>
-    </w:p>
-    <w:p>
-      <w:r>
-        <w:rPr>
-          <w:rFonts w:ascii="Verdana" w:hAnsi="Verdana"/>
-          <w:i/>
-          <w:sz w:val="14"/>
-        </w:rPr>
-        <w:t>Note 19: Значимость ассоциированного поля должна использоваться на первоначальном этапе совместно с качеством данных наблюдений.</w:t>
-      </w:r>
-    </w:p>
-    <w:p>
-      <w:r>
-        <w:rPr>
-          <w:rFonts w:ascii="Verdana" w:hAnsi="Verdana"/>
-          <w:i/>
-          <w:sz w:val="14"/>
-        </w:rPr>
-        <w:t>Note 21: Начиная с позиции первого бита (бит старшего разряда), при приведении бита к цифре 1 канал используется. Если бит приводится к нулю, канал не используется.</w:t>
-      </w:r>
-    </w:p>
-    <w:p>
-      <w:r>
-        <w:rPr>
-          <w:rFonts w:ascii="Verdana" w:hAnsi="Verdana"/>
-          <w:i/>
-          <w:sz w:val="14"/>
-        </w:rPr>
-        <w:t>Note 23: Битовые флаги показывают прибор и/или каналы, используемые при получении различных физических параметров. Если в какой-либо группе параметров все биты = 0, то для этого параметра или группы параметров не производилась обработка.</w:t>
-      </w:r>
-    </w:p>
-    <w:p>
-      <w:r>
-        <w:rPr>
-          <w:rFonts w:ascii="Verdana" w:hAnsi="Verdana"/>
-          <w:i/>
-          <w:sz w:val="14"/>
-        </w:rPr>
-        <w:t>Note 24: Биты 1-4 представляют код погрешности времени. В том случае, когда все биты установлены на 0, это означает, что время сканирования соответствует предсказанному времени.</w:t>
-      </w:r>
-    </w:p>
-    <w:p>
-      <w:r>
-        <w:rPr>
-          <w:rFonts w:ascii="Verdana" w:hAnsi="Verdana"/>
-          <w:i/>
-          <w:sz w:val="14"/>
-        </w:rPr>
-        <w:t>Note 25: Биты 11-17 представляют код погрешности географического местоположения. В том случае, когда все биты установлены на 0, это означает, что географическое местоположение является нормальным.</w:t>
-      </w:r>
-    </w:p>
-    <w:p>
-      <w:r>
-        <w:rPr>
-          <w:rFonts w:ascii="Verdana" w:hAnsi="Verdana"/>
-          <w:i/>
-          <w:sz w:val="14"/>
-        </w:rPr>
-        <w:t>Note 27: Биты 5-10 представляют код погрешности калибровки. В том случае, когда все биты установлены на 0, это означает, что калибровка нормальная. В том случае, когда тот или иной из битов 5, 7 и 10 установлен на 1, это означает, что были использованы вторичные коэффициенты калибровки.</w:t>
-      </w:r>
-    </w:p>
-    <w:p>
-      <w:r>
-        <w:rPr>
-          <w:rFonts w:ascii="Verdana" w:hAnsi="Verdana"/>
-          <w:i/>
-          <w:sz w:val="14"/>
-        </w:rPr>
-        <w:t>Note 32: Кодовые цифры 1-9: Продолжительность и время измерения течения (векторный или доплеровский метод получения профиля течения).</w:t>
-      </w:r>
-    </w:p>
-    <w:p>
-      <w:r>
-        <w:rPr>
-          <w:rFonts w:ascii="Verdana" w:hAnsi="Verdana"/>
-          <w:i/>
-          <w:sz w:val="14"/>
-        </w:rPr>
-        <w:t>Note 33: Кодовые цифры 11-19: Период измерения течения (дрейфовый метод).</w:t>
-      </w:r>
-    </w:p>
-    <w:p>
-      <w:r>
-        <w:rPr>
-          <w:rFonts w:ascii="Verdana" w:hAnsi="Verdana"/>
-          <w:i/>
-          <w:sz w:val="14"/>
-        </w:rPr>
-        <w:t>Note 34: Средняя часть данной кодовой таблицы (кодовые цифры 100-199) включает термины на нескольких уровнях, которые могут быть использованы для простых и более сложных автоматических станций.</w:t>
-      </w:r>
-    </w:p>
-    <w:p>
-      <w:r>
-        <w:rPr>
-          <w:rFonts w:ascii="Verdana" w:hAnsi="Verdana"/>
-          <w:i/>
-          <w:sz w:val="14"/>
-        </w:rPr>
-        <w:t>Note 35: Дескриптор 0 25 009 исключен. Вместо него следует использовать дескриптор 0 25 029.</w:t>
-      </w:r>
-    </w:p>
-    <w:p>
-      <w:r>
-        <w:rPr>
-          <w:rFonts w:ascii="Verdana" w:hAnsi="Verdana"/>
-          <w:i/>
-          <w:sz w:val="14"/>
-        </w:rPr>
-        <w:t>Note 36: Данные о разностях — это значения разности, размеры которых аналогичны размерам соответствующих сообщаемых значений в отношении единиц измерения, но пределы которых установлены на нуль (например: разность между сообщенными и анализированными значениями, разность между сообщенными и прогнозированными значениями и т. д.).</w:t>
-      </w:r>
-    </w:p>
-    <w:p>
-      <w:r>
-        <w:rPr>
-          <w:rFonts w:ascii="Verdana" w:hAnsi="Verdana"/>
-          <w:i/>
-          <w:sz w:val="14"/>
-        </w:rPr>
-        <w:t>Note 39: EPSG представляет собой набор данных по системам координат и ее преобразованиям, который изначально был создан и поддерживался Европейской группой нефтепоисковых исследований. В настоящее время он поддерживается подкомитетом по геодезии Комитета по геоматике Международной ассоциации производителей нефти и газа.</w:t>
-      </w:r>
-    </w:p>
-    <w:p>
-      <w:r>
-        <w:rPr>
-          <w:rFonts w:ascii="Verdana" w:hAnsi="Verdana"/>
-          <w:i/>
-          <w:sz w:val="14"/>
-        </w:rPr>
-        <w:t>Note 42: Могут быть разработаны дополнительные применения.</w:t>
-      </w:r>
-    </w:p>
-    <w:p>
-      <w:r>
-        <w:rPr>
-          <w:rFonts w:ascii="Verdana" w:hAnsi="Verdana"/>
-          <w:i/>
-          <w:sz w:val="14"/>
-        </w:rPr>
-        <w:t>Note 43: Общие термины обозначения погоды (например: туман, морось) предназначены для использования на автоматических станциях, которые могут определить тип погоды, но не дают никакой другой информации. Общие термины обозначаются в кодовой таблице большими буквами.</w:t>
-      </w:r>
-    </w:p>
-    <w:p>
-      <w:r>
-        <w:rPr>
-          <w:rFonts w:ascii="Verdana" w:hAnsi="Verdana"/>
-          <w:i/>
-          <w:sz w:val="14"/>
-        </w:rPr>
-        <w:t>Note 45: H = Время наблюдения.</w:t>
-      </w:r>
-    </w:p>
-    <w:p>
-      <w:r>
-        <w:rPr>
-          <w:rFonts w:ascii="Verdana" w:hAnsi="Verdana"/>
-          <w:i/>
-          <w:sz w:val="14"/>
-        </w:rPr>
-        <w:t>Note 49: Если бит установлен на 1, указание действительно.</w:t>
-      </w:r>
-    </w:p>
-    <w:p>
-      <w:r>
-        <w:rPr>
-          <w:rFonts w:ascii="Verdana" w:hAnsi="Verdana"/>
-          <w:i/>
-          <w:sz w:val="14"/>
-        </w:rPr>
-        <w:t>Note 50: Определения в кодовых цифрах 0-2 и 4 применяются для обнаженной репрезентативной поверхности почвы, а цифры 3, 5-9 и 10-19 — к открытому репрезентативному району.</w:t>
-      </w:r>
-    </w:p>
-    <w:p>
-      <w:r>
-        <w:rPr>
-          <w:rFonts w:ascii="Verdana" w:hAnsi="Verdana"/>
-          <w:i/>
-          <w:sz w:val="14"/>
-        </w:rPr>
-        <w:t>Note 52: В сводках с автоматических станций следует использовать кодовую цифру 2, когда тенденция является положительной; 7 — отрицательной и 4, когда давление является таким же, как и 3 часа назад.</w:t>
-      </w:r>
-    </w:p>
-    <w:p>
-      <w:r>
-        <w:rPr>
-          <w:rFonts w:ascii="Verdana" w:hAnsi="Verdana"/>
-          <w:i/>
-          <w:sz w:val="14"/>
-        </w:rPr>
-        <w:t>Note 53: В сводках от тропических станций, сообщающих суточные изменения, следует использовать кодовую цифру 2 при положительной тенденции; 7 — при отрицательной тенденции и 4 — в случае, если давление остается таким же, как и за предшествующие 24 часа.</w:t>
-      </w:r>
-    </w:p>
-    <w:p>
-      <w:r>
-        <w:rPr>
-          <w:rFonts w:ascii="Verdana" w:hAnsi="Verdana"/>
-          <w:i/>
-          <w:sz w:val="14"/>
-        </w:rPr>
-        <w:t>Note 54: В данной кодовой таблице всякий раз, когда упоминается лед, это также включает в себя другие твердые осадки, отличные от снега.</w:t>
-      </w:r>
-    </w:p>
-    <w:p>
-      <w:r>
-        <w:rPr>
-          <w:rFonts w:ascii="Verdana" w:hAnsi="Verdana"/>
-          <w:i/>
-          <w:sz w:val="14"/>
-        </w:rPr>
-        <w:t>Note 57: Смешанные осадки обозначаются путем установки на единицу битов всех наблюдаемых самостоятельных типов осадков.</w:t>
-      </w:r>
-    </w:p>
-    <w:p>
-      <w:r>
-        <w:rPr>
-          <w:rFonts w:ascii="Verdana" w:hAnsi="Verdana"/>
-          <w:i/>
-          <w:sz w:val="14"/>
-        </w:rPr>
-        <w:t>Note 59: Новые локальные названия шторма различной интенсивности следует добавлять в соответствии с необходимостью.</w:t>
-      </w:r>
-    </w:p>
-    <w:p>
-      <w:r>
-        <w:rPr>
-          <w:rFonts w:ascii="Verdana" w:hAnsi="Verdana"/>
-          <w:i/>
-          <w:sz w:val="14"/>
-        </w:rPr>
-        <w:t>Note 60: Ни одна из кодовых цифр не исключает добавления интерполированных уровней по усмотрению центра-поставщика</w:t>
-      </w:r>
-    </w:p>
-    <w:p>
-      <w:r>
-        <w:rPr>
-          <w:rFonts w:ascii="Verdana" w:hAnsi="Verdana"/>
-          <w:i/>
-          <w:sz w:val="14"/>
-        </w:rPr>
-        <w:t>Note 63: Явление, указанное в данной таблице флагов, означает любое явление, включая осадки и явления, ухудшающие видимость.</w:t>
-      </w:r>
-    </w:p>
-    <w:p>
-      <w:r>
-        <w:rPr>
-          <w:rFonts w:ascii="Verdana" w:hAnsi="Verdana"/>
-          <w:i/>
-          <w:sz w:val="14"/>
-        </w:rPr>
-        <w:t>Note 75: Определения в кодовых цифрах 0-2 и 4 применяются для обнаженной репрезентативной поверхности почвы, а цифры 3, 5-9 и 10-19 — к открытому репрезентативному району.</w:t>
-      </w:r>
-    </w:p>
-    <w:p>
-      <w:r>
-        <w:rPr>
-          <w:rFonts w:ascii="Verdana" w:hAnsi="Verdana"/>
-          <w:i/>
-          <w:sz w:val="14"/>
-        </w:rPr>
-        <w:t>Note 76: Эти величины относятся к хорошо сформированному ветровому волнению в открытом море. В то время как предпочтение следует отдавать описательным терминам, значения этих высот могут использоваться наблюдателем как руководство при передаче состояния поверхности моря, которое возникает в результате различных факторов, таких, как ветер, зыбь, течения, угол между направлением ветра и зыби и т. д.</w:t>
-      </w:r>
-    </w:p>
-    <w:p>
-      <w:r>
-        <w:rPr>
-          <w:rFonts w:ascii="Verdana" w:hAnsi="Verdana"/>
-          <w:i/>
-          <w:sz w:val="14"/>
-        </w:rPr>
-        <w:t>Note 78: Первые три цифры представляют собой код страны ИСО.</w:t>
-      </w:r>
-    </w:p>
-    <w:p>
-      <w:r>
-        <w:rPr>
-          <w:rFonts w:ascii="Verdana" w:hAnsi="Verdana"/>
-          <w:i/>
-          <w:sz w:val="14"/>
-        </w:rPr>
-        <w:t>Note 79: Последняя колонка в таблице содержит соответствующий номер регистрации Химической реферативной службы (CAS) Американского химического общества.</w:t>
-      </w:r>
-    </w:p>
-    <w:p>
-      <w:r>
-        <w:rPr>
-          <w:rFonts w:ascii="Verdana" w:hAnsi="Verdana"/>
-          <w:i/>
-          <w:sz w:val="14"/>
-        </w:rPr>
-        <w:t>Note 80: Средняя часть данной кодовой таблицы (кодовые цифры 100-199) включает термины на нескольких уровнях, которые могут быть использованы для простых и более сложных автоматических станций.</w:t>
-      </w:r>
-    </w:p>
-    <w:p>
-      <w:r>
-        <w:rPr>
-          <w:rFonts w:ascii="Verdana" w:hAnsi="Verdana"/>
-          <w:i/>
-          <w:sz w:val="14"/>
-        </w:rPr>
-        <w:t>Note 81: Номинальный диапазон влажности поверхности почвы — от 0 % до 100 %. В крайних случаях экстраполированное обратное рассеяние при угле наклона в 40 градусов может превышать исходный показатель для влажного обратного рассеяния. В этих случаях значение, полученное в результате процесса измерения влажности поверхности почвы, будет менее 0 % или более 100 %, соответственно.</w:t>
-      </w:r>
-    </w:p>
-    <w:p>
-      <w:r>
-        <w:rPr>
-          <w:rFonts w:ascii="Verdana" w:hAnsi="Verdana"/>
-          <w:i/>
-          <w:sz w:val="14"/>
-        </w:rPr>
-        <w:t>Note 84: Эти величины относятся к хорошо сформированному ветровому волнению в открытом море. В то время как предпочтение следует отдавать описательным терминам, значения этих высот могут использоваться наблюдателем как руководство при передаче состояния поверхности моря, которое возникает в результате различных факторов, таких, как ветер, зыбь, течения, угол между направлением ветра и зыби и т. д.</w:t>
-      </w:r>
-    </w:p>
-    <w:p>
-      <w:r>
-        <w:rPr>
-          <w:rFonts w:ascii="Verdana" w:hAnsi="Verdana"/>
-          <w:i/>
-          <w:sz w:val="14"/>
-        </w:rPr>
-        <w:t>Note 85: Данный дескриптор будет связан с данными по видимости или высоте облаков для указания того, что значение является граничным. Если передаваемое значение является истинным, то кодовая цифра равна нулю. Однако измерение может попасть в предел измерительной способности прибора. Если передаваемое значение больше, чем истинное значение, то кодовая цифра будет равна 1, если передаваемое значение меньше истинного значения, то кодовая цифра будет равна 2.</w:t>
-      </w:r>
-    </w:p>
-    <w:p>
-      <w:r>
-        <w:rPr>
-          <w:rFonts w:ascii="Verdana" w:hAnsi="Verdana"/>
-          <w:i/>
-          <w:sz w:val="14"/>
-        </w:rPr>
-        <w:t>Note 88: Значимость времени должна быть квалифицирована соответствующими периодами времени, которые следует указывать.</w:t>
-      </w:r>
-    </w:p>
-    <w:p>
-      <w:r>
-        <w:rPr>
-          <w:rFonts w:ascii="Verdana" w:hAnsi="Verdana"/>
-          <w:i/>
-          <w:sz w:val="14"/>
-        </w:rPr>
-        <w:t>Note 90: Тип прибора и единицы начальных измерений для измерения ветра (в м с-1 за исключением отдельных указаний).</w:t>
-      </w:r>
-    </w:p>
-    <w:p>
-      <w:r>
-        <w:rPr>
-          <w:rFonts w:ascii="Verdana" w:hAnsi="Verdana"/>
-          <w:i/>
-          <w:sz w:val="14"/>
-        </w:rPr>
-        <w:t>Note 94: Там, где первоначальный метод передачи указывается кодовой цифрой 1, в целях получения достоверных значений данных, соответствующих дескриптору 0 01 012, рекомендуется следующее преобразование: Передаваемое значение Значение данных 0 0 1 45 2 90 3 135 4 180 5 225 6 270 7 315 8 360 9 511</w:t>
-      </w:r>
-    </w:p>
-    <w:p>
-      <w:r>
-        <w:rPr>
-          <w:rFonts w:ascii="Verdana" w:hAnsi="Verdana"/>
-          <w:i/>
-          <w:sz w:val="14"/>
-        </w:rPr>
-        <w:t>Note 95: Там, где первоначальный метод передачи указывается кодовой цифрой 1, в целях получения точных значений данных, соответствующих дескриптору 0 01 013, рекомендуется следующее преобразование: Передаваемое значение Значение данных 0 0 1 1 2 4 3 7 4 9 5 12 6 14 7 17 8 19 9 21 / 1023</w:t>
-      </w:r>
-    </w:p>
-    <w:p>
-      <w:r>
-        <w:rPr>
-          <w:rFonts w:ascii="Verdana" w:hAnsi="Verdana"/>
-          <w:i/>
-          <w:sz w:val="14"/>
-        </w:rPr>
-        <w:t>Note 22: Битовые флаги показывают элементы, включенные при обработке данных зондирования.</w:t>
-      </w:r>
-    </w:p>
     <w:sectPr>
       <w:pgSz w:w="16838" w:h="11906" w:orient="landscape"/>
       <w:pgMar w:top="850" w:right="850" w:bottom="850" w:left="850" w:header="720" w:footer="720" w:gutter="0"/>
